--- a/data/outputs/v2/Maths/SS4.2_Probability_I/Mathematics_Probability_I_CBE_LessonSequence.docx
+++ b/data/outputs/v2/Maths/SS4.2_Probability_I/Mathematics_Probability_I_CBE_LessonSequence.docx
@@ -3314,32 +3314,32 @@
         <w:tc>
           <w:tcPr>
             <w:tcW w:type="dxa" w:w="1520"/>
-            <w:shd w:fill="F2F2F2" w:color="auto" w:val="clear"/>
-            <w:tcMar>
-              <w:top w:type="dxa" w:w="60"/>
-              <w:left w:type="dxa" w:w="120"/>
-              <w:bottom w:type="dxa" w:w="60"/>
-              <w:right w:type="dxa" w:w="120"/>
-            </w:tcMar>
-            <w:vAlign w:val="top"/>
-          </w:tcPr>
-          <w:p>
-            <w:pPr>
-              <w:spacing w:after="40" w:before="0"/>
-              <w:jc w:val="left"/>
-            </w:pPr>
-            <w:r>
-              <w:rPr>
-                <w:rFonts w:ascii="Arial" w:cs="Arial" w:eastAsia="Arial" w:hAnsi="Arial"/>
-                <w:b/>
-                <w:bCs/>
-                <w:i w:val="false"/>
-                <w:iCs w:val="false"/>
-                <w:color w:val="000000"/>
-                <w:sz w:val="18"/>
-                <w:szCs w:val="18"/>
-              </w:rPr>
-              <w:t xml:space="preserve">Phase 1 — Predict</w:t>
+            <w:shd w:fill="EAD1F5" w:color="auto" w:val="clear"/>
+            <w:tcMar>
+              <w:top w:type="dxa" w:w="60"/>
+              <w:left w:type="dxa" w:w="120"/>
+              <w:bottom w:type="dxa" w:w="60"/>
+              <w:right w:type="dxa" w:w="120"/>
+            </w:tcMar>
+            <w:vAlign w:val="top"/>
+          </w:tcPr>
+          <w:p>
+            <w:pPr>
+              <w:spacing w:after="40" w:before="0"/>
+              <w:jc w:val="left"/>
+            </w:pPr>
+            <w:r>
+              <w:rPr>
+                <w:rFonts w:ascii="Arial" w:cs="Arial" w:eastAsia="Arial" w:hAnsi="Arial"/>
+                <w:b/>
+                <w:bCs/>
+                <w:i w:val="false"/>
+                <w:iCs w:val="false"/>
+                <w:color w:val="000000"/>
+                <w:sz w:val="18"/>
+                <w:szCs w:val="18"/>
+              </w:rPr>
+              <w:t xml:space="preserve">Predict Phase</w:t>
             </w:r>
           </w:p>
           <w:p>
@@ -3362,7 +3362,7 @@
             <w:pPr>
               <w:spacing w:after="20" w:before="0"/>
             </w:pPr>
-            <w:hyperlink w:history="1" r:id="rId2fldv60dvhyhojypubhbk">
+            <w:hyperlink w:history="1" r:id="rId300n8sqoy5chfy0lwnk0y">
               <w:r>
                 <w:rPr>
                   <w:rFonts w:ascii="Arial" w:cs="Arial" w:eastAsia="Arial" w:hAnsi="Arial"/>
@@ -3395,7 +3395,7 @@
               <w:spacing w:after="10" w:before="0"/>
               <w:ind w:left="120"/>
             </w:pPr>
-            <w:hyperlink w:history="1" r:id="rIdbd-wc0q57czjukghqvsd6">
+            <w:hyperlink w:history="1" r:id="rIdhhcpb2c4c8ji2_hwdo7en">
               <w:r>
                 <w:rPr>
                   <w:rFonts w:ascii="Arial" w:cs="Arial" w:eastAsia="Arial" w:hAnsi="Arial"/>
@@ -3440,7 +3440,7 @@
             <w:pPr>
               <w:spacing w:after="20" w:before="0"/>
             </w:pPr>
-            <w:hyperlink w:history="1" r:id="rIdrwhf2oobwjv4arvagbutb">
+            <w:hyperlink w:history="1" r:id="rIdphkdib4xbjjtvl6db2iw0">
               <w:r>
                 <w:rPr>
                   <w:rFonts w:ascii="Arial" w:cs="Arial" w:eastAsia="Arial" w:hAnsi="Arial"/>
@@ -3473,7 +3473,7 @@
               <w:spacing w:after="10" w:before="0"/>
               <w:ind w:left="120"/>
             </w:pPr>
-            <w:hyperlink w:history="1" r:id="rId6y-2dzgdev4zzjsgdix_2">
+            <w:hyperlink w:history="1" r:id="rIdfmk6qhlg9fges3ecza5hy">
               <w:r>
                 <w:rPr>
                   <w:rFonts w:ascii="Arial" w:cs="Arial" w:eastAsia="Arial" w:hAnsi="Arial"/>
@@ -3715,32 +3715,32 @@
         <w:tc>
           <w:tcPr>
             <w:tcW w:type="dxa" w:w="1520"/>
-            <w:shd w:fill="F2F2F2" w:color="auto" w:val="clear"/>
-            <w:tcMar>
-              <w:top w:type="dxa" w:w="60"/>
-              <w:left w:type="dxa" w:w="120"/>
-              <w:bottom w:type="dxa" w:w="60"/>
-              <w:right w:type="dxa" w:w="120"/>
-            </w:tcMar>
-            <w:vAlign w:val="top"/>
-          </w:tcPr>
-          <w:p>
-            <w:pPr>
-              <w:spacing w:after="40" w:before="0"/>
-              <w:jc w:val="left"/>
-            </w:pPr>
-            <w:r>
-              <w:rPr>
-                <w:rFonts w:ascii="Arial" w:cs="Arial" w:eastAsia="Arial" w:hAnsi="Arial"/>
-                <w:b/>
-                <w:bCs/>
-                <w:i w:val="false"/>
-                <w:iCs w:val="false"/>
-                <w:color w:val="000000"/>
-                <w:sz w:val="18"/>
-                <w:szCs w:val="18"/>
-              </w:rPr>
-              <w:t xml:space="preserve">Phase 2 — Observe</w:t>
+            <w:shd w:fill="D9EEF1" w:color="auto" w:val="clear"/>
+            <w:tcMar>
+              <w:top w:type="dxa" w:w="60"/>
+              <w:left w:type="dxa" w:w="120"/>
+              <w:bottom w:type="dxa" w:w="60"/>
+              <w:right w:type="dxa" w:w="120"/>
+            </w:tcMar>
+            <w:vAlign w:val="top"/>
+          </w:tcPr>
+          <w:p>
+            <w:pPr>
+              <w:spacing w:after="40" w:before="0"/>
+              <w:jc w:val="left"/>
+            </w:pPr>
+            <w:r>
+              <w:rPr>
+                <w:rFonts w:ascii="Arial" w:cs="Arial" w:eastAsia="Arial" w:hAnsi="Arial"/>
+                <w:b/>
+                <w:bCs/>
+                <w:i w:val="false"/>
+                <w:iCs w:val="false"/>
+                <w:color w:val="000000"/>
+                <w:sz w:val="18"/>
+                <w:szCs w:val="18"/>
+              </w:rPr>
+              <w:t xml:space="preserve">Observe Phase</w:t>
             </w:r>
           </w:p>
           <w:p>
@@ -3763,7 +3763,7 @@
             <w:pPr>
               <w:spacing w:after="20" w:before="0"/>
             </w:pPr>
-            <w:hyperlink w:history="1" r:id="rIdb45xhxb-lxblkb6rgffj_">
+            <w:hyperlink w:history="1" r:id="rIdljhhbkhv-oyaol5naanev">
               <w:r>
                 <w:rPr>
                   <w:rFonts w:ascii="Arial" w:cs="Arial" w:eastAsia="Arial" w:hAnsi="Arial"/>
@@ -3796,7 +3796,7 @@
               <w:spacing w:after="10" w:before="0"/>
               <w:ind w:left="120"/>
             </w:pPr>
-            <w:hyperlink w:history="1" r:id="rId9uiyy2zfxs2t7wb0kebov">
+            <w:hyperlink w:history="1" r:id="rIdb3blphzmf7jzyyzzmzorm">
               <w:r>
                 <w:rPr>
                   <w:rFonts w:ascii="Arial" w:cs="Arial" w:eastAsia="Arial" w:hAnsi="Arial"/>
@@ -3841,7 +3841,7 @@
             <w:pPr>
               <w:spacing w:after="20" w:before="0"/>
             </w:pPr>
-            <w:hyperlink w:history="1" r:id="rId23-xklb_3awlkns5y8ic7">
+            <w:hyperlink w:history="1" r:id="rIddwvkrrecpuqxq3rmmcop6">
               <w:r>
                 <w:rPr>
                   <w:rFonts w:ascii="Arial" w:cs="Arial" w:eastAsia="Arial" w:hAnsi="Arial"/>
@@ -3874,7 +3874,7 @@
               <w:spacing w:after="10" w:before="0"/>
               <w:ind w:left="120"/>
             </w:pPr>
-            <w:hyperlink w:history="1" r:id="rIdrasxkuhh9hip3ylg6cozg">
+            <w:hyperlink w:history="1" r:id="rIddzy7y1i1v8epwnphubguv">
               <w:r>
                 <w:rPr>
                   <w:rFonts w:ascii="Arial" w:cs="Arial" w:eastAsia="Arial" w:hAnsi="Arial"/>
@@ -4135,32 +4135,32 @@
         <w:tc>
           <w:tcPr>
             <w:tcW w:type="dxa" w:w="1520"/>
-            <w:shd w:fill="F2F2F2" w:color="auto" w:val="clear"/>
-            <w:tcMar>
-              <w:top w:type="dxa" w:w="60"/>
-              <w:left w:type="dxa" w:w="120"/>
-              <w:bottom w:type="dxa" w:w="60"/>
-              <w:right w:type="dxa" w:w="120"/>
-            </w:tcMar>
-            <w:vAlign w:val="top"/>
-          </w:tcPr>
-          <w:p>
-            <w:pPr>
-              <w:spacing w:after="40" w:before="0"/>
-              <w:jc w:val="left"/>
-            </w:pPr>
-            <w:r>
-              <w:rPr>
-                <w:rFonts w:ascii="Arial" w:cs="Arial" w:eastAsia="Arial" w:hAnsi="Arial"/>
-                <w:b/>
-                <w:bCs/>
-                <w:i w:val="false"/>
-                <w:iCs w:val="false"/>
-                <w:color w:val="000000"/>
-                <w:sz w:val="18"/>
-                <w:szCs w:val="18"/>
-              </w:rPr>
-              <w:t xml:space="preserve">Phase 3 — Explain</w:t>
+            <w:shd w:fill="E2EFDA" w:color="auto" w:val="clear"/>
+            <w:tcMar>
+              <w:top w:type="dxa" w:w="60"/>
+              <w:left w:type="dxa" w:w="120"/>
+              <w:bottom w:type="dxa" w:w="60"/>
+              <w:right w:type="dxa" w:w="120"/>
+            </w:tcMar>
+            <w:vAlign w:val="top"/>
+          </w:tcPr>
+          <w:p>
+            <w:pPr>
+              <w:spacing w:after="40" w:before="0"/>
+              <w:jc w:val="left"/>
+            </w:pPr>
+            <w:r>
+              <w:rPr>
+                <w:rFonts w:ascii="Arial" w:cs="Arial" w:eastAsia="Arial" w:hAnsi="Arial"/>
+                <w:b/>
+                <w:bCs/>
+                <w:i w:val="false"/>
+                <w:iCs w:val="false"/>
+                <w:color w:val="000000"/>
+                <w:sz w:val="18"/>
+                <w:szCs w:val="18"/>
+              </w:rPr>
+              <w:t xml:space="preserve">Explain Phase</w:t>
             </w:r>
           </w:p>
           <w:p>
@@ -4183,7 +4183,7 @@
             <w:pPr>
               <w:spacing w:after="20" w:before="0"/>
             </w:pPr>
-            <w:hyperlink w:history="1" r:id="rIdi2gd0dimstlqgozt84qrv">
+            <w:hyperlink w:history="1" r:id="rIdb1ridtdn9yjmr-wmcdkm-">
               <w:r>
                 <w:rPr>
                   <w:rFonts w:ascii="Arial" w:cs="Arial" w:eastAsia="Arial" w:hAnsi="Arial"/>
@@ -4216,7 +4216,7 @@
               <w:spacing w:after="10" w:before="0"/>
               <w:ind w:left="120"/>
             </w:pPr>
-            <w:hyperlink w:history="1" r:id="rIdcvesgp12ddpex0fy96sva">
+            <w:hyperlink w:history="1" r:id="rIdhnxfrkbccq6ycwdwcdkoq">
               <w:r>
                 <w:rPr>
                   <w:rFonts w:ascii="Arial" w:cs="Arial" w:eastAsia="Arial" w:hAnsi="Arial"/>
@@ -4261,7 +4261,7 @@
             <w:pPr>
               <w:spacing w:after="20" w:before="0"/>
             </w:pPr>
-            <w:hyperlink w:history="1" r:id="rIdgz_mrcuwy7xqot4cjyxxz">
+            <w:hyperlink w:history="1" r:id="rId_badwhlkjhbxo26yatvdd">
               <w:r>
                 <w:rPr>
                   <w:rFonts w:ascii="Arial" w:cs="Arial" w:eastAsia="Arial" w:hAnsi="Arial"/>
@@ -4294,7 +4294,7 @@
               <w:spacing w:after="10" w:before="0"/>
               <w:ind w:left="120"/>
             </w:pPr>
-            <w:hyperlink w:history="1" r:id="rIdr0rltjqkffckkpczg7re9">
+            <w:hyperlink w:history="1" r:id="rId6y4m9nqp6kxlsan9dlh1_">
               <w:r>
                 <w:rPr>
                   <w:rFonts w:ascii="Arial" w:cs="Arial" w:eastAsia="Arial" w:hAnsi="Arial"/>
@@ -4517,32 +4517,32 @@
         <w:tc>
           <w:tcPr>
             <w:tcW w:type="dxa" w:w="1520"/>
-            <w:shd w:fill="F2F2F2" w:color="auto" w:val="clear"/>
-            <w:tcMar>
-              <w:top w:type="dxa" w:w="60"/>
-              <w:left w:type="dxa" w:w="120"/>
-              <w:bottom w:type="dxa" w:w="60"/>
-              <w:right w:type="dxa" w:w="120"/>
-            </w:tcMar>
-            <w:vAlign w:val="top"/>
-          </w:tcPr>
-          <w:p>
-            <w:pPr>
-              <w:spacing w:after="40" w:before="0"/>
-              <w:jc w:val="left"/>
-            </w:pPr>
-            <w:r>
-              <w:rPr>
-                <w:rFonts w:ascii="Arial" w:cs="Arial" w:eastAsia="Arial" w:hAnsi="Arial"/>
-                <w:b/>
-                <w:bCs/>
-                <w:i w:val="false"/>
-                <w:iCs w:val="false"/>
-                <w:color w:val="000000"/>
-                <w:sz w:val="18"/>
-                <w:szCs w:val="18"/>
-              </w:rPr>
-              <w:t xml:space="preserve">Phase 4 — Driving Question Board (DQB) Creation</w:t>
+            <w:shd w:fill="FCE4D6" w:color="auto" w:val="clear"/>
+            <w:tcMar>
+              <w:top w:type="dxa" w:w="60"/>
+              <w:left w:type="dxa" w:w="120"/>
+              <w:bottom w:type="dxa" w:w="60"/>
+              <w:right w:type="dxa" w:w="120"/>
+            </w:tcMar>
+            <w:vAlign w:val="top"/>
+          </w:tcPr>
+          <w:p>
+            <w:pPr>
+              <w:spacing w:after="40" w:before="0"/>
+              <w:jc w:val="left"/>
+            </w:pPr>
+            <w:r>
+              <w:rPr>
+                <w:rFonts w:ascii="Arial" w:cs="Arial" w:eastAsia="Arial" w:hAnsi="Arial"/>
+                <w:b/>
+                <w:bCs/>
+                <w:i w:val="false"/>
+                <w:iCs w:val="false"/>
+                <w:color w:val="000000"/>
+                <w:sz w:val="18"/>
+                <w:szCs w:val="18"/>
+              </w:rPr>
+              <w:t xml:space="preserve">Driving Question Board (DQB) Creation</w:t>
             </w:r>
           </w:p>
           <w:p>
@@ -4565,7 +4565,7 @@
             <w:pPr>
               <w:spacing w:after="20" w:before="0"/>
             </w:pPr>
-            <w:hyperlink w:history="1" r:id="rIdwsexmtt3sb0iiqoz0cavw">
+            <w:hyperlink w:history="1" r:id="rIdd8spvuvyprjdklqfhl3lw">
               <w:r>
                 <w:rPr>
                   <w:rFonts w:ascii="Arial" w:cs="Arial" w:eastAsia="Arial" w:hAnsi="Arial"/>
@@ -4598,7 +4598,7 @@
               <w:spacing w:after="10" w:before="0"/>
               <w:ind w:left="120"/>
             </w:pPr>
-            <w:hyperlink w:history="1" r:id="rIdimi32jknrdcmumdrawben">
+            <w:hyperlink w:history="1" r:id="rId8d4eg1xp8xghqflzgmtdk">
               <w:r>
                 <w:rPr>
                   <w:rFonts w:ascii="Arial" w:cs="Arial" w:eastAsia="Arial" w:hAnsi="Arial"/>
@@ -4643,7 +4643,7 @@
             <w:pPr>
               <w:spacing w:after="20" w:before="0"/>
             </w:pPr>
-            <w:hyperlink w:history="1" r:id="rIdhauzegtdnv6zfagl93ysa">
+            <w:hyperlink w:history="1" r:id="rIdaodacknvgtunnqmtjtkml">
               <w:r>
                 <w:rPr>
                   <w:rFonts w:ascii="Arial" w:cs="Arial" w:eastAsia="Arial" w:hAnsi="Arial"/>
@@ -4676,7 +4676,7 @@
               <w:spacing w:after="10" w:before="0"/>
               <w:ind w:left="120"/>
             </w:pPr>
-            <w:hyperlink w:history="1" r:id="rIdlgnggnvp8smlv6vy0gj0m">
+            <w:hyperlink w:history="1" r:id="rIdswtgx4r22itmdhy1kofoa">
               <w:r>
                 <w:rPr>
                   <w:rFonts w:ascii="Arial" w:cs="Arial" w:eastAsia="Arial" w:hAnsi="Arial"/>
@@ -4899,32 +4899,32 @@
         <w:tc>
           <w:tcPr>
             <w:tcW w:type="dxa" w:w="1520"/>
-            <w:shd w:fill="F2F2F2" w:color="auto" w:val="clear"/>
-            <w:tcMar>
-              <w:top w:type="dxa" w:w="60"/>
-              <w:left w:type="dxa" w:w="120"/>
-              <w:bottom w:type="dxa" w:w="60"/>
-              <w:right w:type="dxa" w:w="120"/>
-            </w:tcMar>
-            <w:vAlign w:val="top"/>
-          </w:tcPr>
-          <w:p>
-            <w:pPr>
-              <w:spacing w:after="40" w:before="0"/>
-              <w:jc w:val="left"/>
-            </w:pPr>
-            <w:r>
-              <w:rPr>
-                <w:rFonts w:ascii="Arial" w:cs="Arial" w:eastAsia="Arial" w:hAnsi="Arial"/>
-                <w:b/>
-                <w:bCs/>
-                <w:i w:val="false"/>
-                <w:iCs w:val="false"/>
-                <w:color w:val="000000"/>
-                <w:sz w:val="18"/>
-                <w:szCs w:val="18"/>
-              </w:rPr>
-              <w:t xml:space="preserve">Phase 5 — Model Building</w:t>
+            <w:shd w:fill="D5E8F0" w:color="auto" w:val="clear"/>
+            <w:tcMar>
+              <w:top w:type="dxa" w:w="60"/>
+              <w:left w:type="dxa" w:w="120"/>
+              <w:bottom w:type="dxa" w:w="60"/>
+              <w:right w:type="dxa" w:w="120"/>
+            </w:tcMar>
+            <w:vAlign w:val="top"/>
+          </w:tcPr>
+          <w:p>
+            <w:pPr>
+              <w:spacing w:after="40" w:before="0"/>
+              <w:jc w:val="left"/>
+            </w:pPr>
+            <w:r>
+              <w:rPr>
+                <w:rFonts w:ascii="Arial" w:cs="Arial" w:eastAsia="Arial" w:hAnsi="Arial"/>
+                <w:b/>
+                <w:bCs/>
+                <w:i w:val="false"/>
+                <w:iCs w:val="false"/>
+                <w:color w:val="000000"/>
+                <w:sz w:val="18"/>
+                <w:szCs w:val="18"/>
+              </w:rPr>
+              <w:t xml:space="preserve">Model Building Phase</w:t>
             </w:r>
           </w:p>
           <w:p>
@@ -4947,7 +4947,7 @@
             <w:pPr>
               <w:spacing w:after="20" w:before="0"/>
             </w:pPr>
-            <w:hyperlink w:history="1" r:id="rIdlnesgdtgykxtbywykuzrq">
+            <w:hyperlink w:history="1" r:id="rIdnh9i9zfiinhfpqmt_0ovg">
               <w:r>
                 <w:rPr>
                   <w:rFonts w:ascii="Arial" w:cs="Arial" w:eastAsia="Arial" w:hAnsi="Arial"/>
@@ -4980,7 +4980,7 @@
               <w:spacing w:after="10" w:before="0"/>
               <w:ind w:left="120"/>
             </w:pPr>
-            <w:hyperlink w:history="1" r:id="rIde44rvefns6glov03g7vvt">
+            <w:hyperlink w:history="1" r:id="rIdturhznkb662qmayj0xnvn">
               <w:r>
                 <w:rPr>
                   <w:rFonts w:ascii="Arial" w:cs="Arial" w:eastAsia="Arial" w:hAnsi="Arial"/>
@@ -5025,7 +5025,7 @@
             <w:pPr>
               <w:spacing w:after="20" w:before="0"/>
             </w:pPr>
-            <w:hyperlink w:history="1" r:id="rIdmrgzrx2yumh_bdflix3xb">
+            <w:hyperlink w:history="1" r:id="rIdynqpmibml9n67bcjoyszi">
               <w:r>
                 <w:rPr>
                   <w:rFonts w:ascii="Arial" w:cs="Arial" w:eastAsia="Arial" w:hAnsi="Arial"/>
@@ -5058,7 +5058,7 @@
               <w:spacing w:after="10" w:before="0"/>
               <w:ind w:left="120"/>
             </w:pPr>
-            <w:hyperlink w:history="1" r:id="rId1d1xkwurl5krbh9b0ll98">
+            <w:hyperlink w:history="1" r:id="rIda3iavfwc_j-u_hdbaufki">
               <w:r>
                 <w:rPr>
                   <w:rFonts w:ascii="Arial" w:cs="Arial" w:eastAsia="Arial" w:hAnsi="Arial"/>
@@ -6592,32 +6592,32 @@
         <w:tc>
           <w:tcPr>
             <w:tcW w:type="dxa" w:w="1520"/>
-            <w:shd w:fill="F2F2F2" w:color="auto" w:val="clear"/>
-            <w:tcMar>
-              <w:top w:type="dxa" w:w="60"/>
-              <w:left w:type="dxa" w:w="120"/>
-              <w:bottom w:type="dxa" w:w="60"/>
-              <w:right w:type="dxa" w:w="120"/>
-            </w:tcMar>
-            <w:vAlign w:val="top"/>
-          </w:tcPr>
-          <w:p>
-            <w:pPr>
-              <w:spacing w:after="40" w:before="0"/>
-              <w:jc w:val="left"/>
-            </w:pPr>
-            <w:r>
-              <w:rPr>
-                <w:rFonts w:ascii="Arial" w:cs="Arial" w:eastAsia="Arial" w:hAnsi="Arial"/>
-                <w:b/>
-                <w:bCs/>
-                <w:i w:val="false"/>
-                <w:iCs w:val="false"/>
-                <w:color w:val="000000"/>
-                <w:sz w:val="18"/>
-                <w:szCs w:val="18"/>
-              </w:rPr>
-              <w:t xml:space="preserve">Phase 1 — Predict</w:t>
+            <w:shd w:fill="EAD1F5" w:color="auto" w:val="clear"/>
+            <w:tcMar>
+              <w:top w:type="dxa" w:w="60"/>
+              <w:left w:type="dxa" w:w="120"/>
+              <w:bottom w:type="dxa" w:w="60"/>
+              <w:right w:type="dxa" w:w="120"/>
+            </w:tcMar>
+            <w:vAlign w:val="top"/>
+          </w:tcPr>
+          <w:p>
+            <w:pPr>
+              <w:spacing w:after="40" w:before="0"/>
+              <w:jc w:val="left"/>
+            </w:pPr>
+            <w:r>
+              <w:rPr>
+                <w:rFonts w:ascii="Arial" w:cs="Arial" w:eastAsia="Arial" w:hAnsi="Arial"/>
+                <w:b/>
+                <w:bCs/>
+                <w:i w:val="false"/>
+                <w:iCs w:val="false"/>
+                <w:color w:val="000000"/>
+                <w:sz w:val="18"/>
+                <w:szCs w:val="18"/>
+              </w:rPr>
+              <w:t xml:space="preserve">Predict Phase</w:t>
             </w:r>
           </w:p>
           <w:p>
@@ -6640,7 +6640,7 @@
             <w:pPr>
               <w:spacing w:after="20" w:before="0"/>
             </w:pPr>
-            <w:hyperlink w:history="1" r:id="rIdyovlteddwptgealms8q6w">
+            <w:hyperlink w:history="1" r:id="rId0huichqwcmaaryqxm3f3r">
               <w:r>
                 <w:rPr>
                   <w:rFonts w:ascii="Arial" w:cs="Arial" w:eastAsia="Arial" w:hAnsi="Arial"/>
@@ -6673,7 +6673,7 @@
               <w:spacing w:after="10" w:before="0"/>
               <w:ind w:left="120"/>
             </w:pPr>
-            <w:hyperlink w:history="1" r:id="rIdtibcme6ng1cde6gur26lp">
+            <w:hyperlink w:history="1" r:id="rIdp9tg2fphu1wfxtff0bxos">
               <w:r>
                 <w:rPr>
                   <w:rFonts w:ascii="Arial" w:cs="Arial" w:eastAsia="Arial" w:hAnsi="Arial"/>
@@ -6718,7 +6718,7 @@
             <w:pPr>
               <w:spacing w:after="20" w:before="0"/>
             </w:pPr>
-            <w:hyperlink w:history="1" r:id="rId_c4k20211zgy-wiocfut6">
+            <w:hyperlink w:history="1" r:id="rIdqaiudsgxgj0c_4lvp_cwm">
               <w:r>
                 <w:rPr>
                   <w:rFonts w:ascii="Arial" w:cs="Arial" w:eastAsia="Arial" w:hAnsi="Arial"/>
@@ -6751,7 +6751,7 @@
               <w:spacing w:after="10" w:before="0"/>
               <w:ind w:left="120"/>
             </w:pPr>
-            <w:hyperlink w:history="1" r:id="rIdyemjfwxb8slqvz_vowiwy">
+            <w:hyperlink w:history="1" r:id="rIdbszqj5nvudv_rfllp8yax">
               <w:r>
                 <w:rPr>
                   <w:rFonts w:ascii="Arial" w:cs="Arial" w:eastAsia="Arial" w:hAnsi="Arial"/>
@@ -6898,32 +6898,32 @@
         <w:tc>
           <w:tcPr>
             <w:tcW w:type="dxa" w:w="1520"/>
-            <w:shd w:fill="F2F2F2" w:color="auto" w:val="clear"/>
-            <w:tcMar>
-              <w:top w:type="dxa" w:w="60"/>
-              <w:left w:type="dxa" w:w="120"/>
-              <w:bottom w:type="dxa" w:w="60"/>
-              <w:right w:type="dxa" w:w="120"/>
-            </w:tcMar>
-            <w:vAlign w:val="top"/>
-          </w:tcPr>
-          <w:p>
-            <w:pPr>
-              <w:spacing w:after="40" w:before="0"/>
-              <w:jc w:val="left"/>
-            </w:pPr>
-            <w:r>
-              <w:rPr>
-                <w:rFonts w:ascii="Arial" w:cs="Arial" w:eastAsia="Arial" w:hAnsi="Arial"/>
-                <w:b/>
-                <w:bCs/>
-                <w:i w:val="false"/>
-                <w:iCs w:val="false"/>
-                <w:color w:val="000000"/>
-                <w:sz w:val="18"/>
-                <w:szCs w:val="18"/>
-              </w:rPr>
-              <w:t xml:space="preserve">Phase 2 — Observe</w:t>
+            <w:shd w:fill="D9EEF1" w:color="auto" w:val="clear"/>
+            <w:tcMar>
+              <w:top w:type="dxa" w:w="60"/>
+              <w:left w:type="dxa" w:w="120"/>
+              <w:bottom w:type="dxa" w:w="60"/>
+              <w:right w:type="dxa" w:w="120"/>
+            </w:tcMar>
+            <w:vAlign w:val="top"/>
+          </w:tcPr>
+          <w:p>
+            <w:pPr>
+              <w:spacing w:after="40" w:before="0"/>
+              <w:jc w:val="left"/>
+            </w:pPr>
+            <w:r>
+              <w:rPr>
+                <w:rFonts w:ascii="Arial" w:cs="Arial" w:eastAsia="Arial" w:hAnsi="Arial"/>
+                <w:b/>
+                <w:bCs/>
+                <w:i w:val="false"/>
+                <w:iCs w:val="false"/>
+                <w:color w:val="000000"/>
+                <w:sz w:val="18"/>
+                <w:szCs w:val="18"/>
+              </w:rPr>
+              <w:t xml:space="preserve">Observe Phase</w:t>
             </w:r>
           </w:p>
           <w:p>
@@ -6946,7 +6946,7 @@
             <w:pPr>
               <w:spacing w:after="20" w:before="0"/>
             </w:pPr>
-            <w:hyperlink w:history="1" r:id="rIdozgzhmlcuymgm3s89piqo">
+            <w:hyperlink w:history="1" r:id="rId-xsthyerw-eplqcbrq4ae">
               <w:r>
                 <w:rPr>
                   <w:rFonts w:ascii="Arial" w:cs="Arial" w:eastAsia="Arial" w:hAnsi="Arial"/>
@@ -6979,7 +6979,7 @@
               <w:spacing w:after="10" w:before="0"/>
               <w:ind w:left="120"/>
             </w:pPr>
-            <w:hyperlink w:history="1" r:id="rIdyb-qcm8yawvcuqdjhyrcg">
+            <w:hyperlink w:history="1" r:id="rIdsn_xqeyss2o3uvesxjo1t">
               <w:r>
                 <w:rPr>
                   <w:rFonts w:ascii="Arial" w:cs="Arial" w:eastAsia="Arial" w:hAnsi="Arial"/>
@@ -7024,7 +7024,7 @@
             <w:pPr>
               <w:spacing w:after="20" w:before="0"/>
             </w:pPr>
-            <w:hyperlink w:history="1" r:id="rIdtvo4y43wgbeqxxyuuiuwt">
+            <w:hyperlink w:history="1" r:id="rIdvmkvym49lqjmjhzn1u5f2">
               <w:r>
                 <w:rPr>
                   <w:rFonts w:ascii="Arial" w:cs="Arial" w:eastAsia="Arial" w:hAnsi="Arial"/>
@@ -7057,7 +7057,7 @@
               <w:spacing w:after="10" w:before="0"/>
               <w:ind w:left="120"/>
             </w:pPr>
-            <w:hyperlink w:history="1" r:id="rIdn3symrx4sirm-aeu2g5fi">
+            <w:hyperlink w:history="1" r:id="rIdjq3qmxupg29srdfhifywg">
               <w:r>
                 <w:rPr>
                   <w:rFonts w:ascii="Arial" w:cs="Arial" w:eastAsia="Arial" w:hAnsi="Arial"/>
@@ -7204,32 +7204,32 @@
         <w:tc>
           <w:tcPr>
             <w:tcW w:type="dxa" w:w="1520"/>
-            <w:shd w:fill="F2F2F2" w:color="auto" w:val="clear"/>
-            <w:tcMar>
-              <w:top w:type="dxa" w:w="60"/>
-              <w:left w:type="dxa" w:w="120"/>
-              <w:bottom w:type="dxa" w:w="60"/>
-              <w:right w:type="dxa" w:w="120"/>
-            </w:tcMar>
-            <w:vAlign w:val="top"/>
-          </w:tcPr>
-          <w:p>
-            <w:pPr>
-              <w:spacing w:after="40" w:before="0"/>
-              <w:jc w:val="left"/>
-            </w:pPr>
-            <w:r>
-              <w:rPr>
-                <w:rFonts w:ascii="Arial" w:cs="Arial" w:eastAsia="Arial" w:hAnsi="Arial"/>
-                <w:b/>
-                <w:bCs/>
-                <w:i w:val="false"/>
-                <w:iCs w:val="false"/>
-                <w:color w:val="000000"/>
-                <w:sz w:val="18"/>
-                <w:szCs w:val="18"/>
-              </w:rPr>
-              <w:t xml:space="preserve">Phase 3 — Explain</w:t>
+            <w:shd w:fill="E2EFDA" w:color="auto" w:val="clear"/>
+            <w:tcMar>
+              <w:top w:type="dxa" w:w="60"/>
+              <w:left w:type="dxa" w:w="120"/>
+              <w:bottom w:type="dxa" w:w="60"/>
+              <w:right w:type="dxa" w:w="120"/>
+            </w:tcMar>
+            <w:vAlign w:val="top"/>
+          </w:tcPr>
+          <w:p>
+            <w:pPr>
+              <w:spacing w:after="40" w:before="0"/>
+              <w:jc w:val="left"/>
+            </w:pPr>
+            <w:r>
+              <w:rPr>
+                <w:rFonts w:ascii="Arial" w:cs="Arial" w:eastAsia="Arial" w:hAnsi="Arial"/>
+                <w:b/>
+                <w:bCs/>
+                <w:i w:val="false"/>
+                <w:iCs w:val="false"/>
+                <w:color w:val="000000"/>
+                <w:sz w:val="18"/>
+                <w:szCs w:val="18"/>
+              </w:rPr>
+              <w:t xml:space="preserve">Explain Phase</w:t>
             </w:r>
           </w:p>
           <w:p>
@@ -7252,7 +7252,7 @@
             <w:pPr>
               <w:spacing w:after="20" w:before="0"/>
             </w:pPr>
-            <w:hyperlink w:history="1" r:id="rIdbqxxigzt0xqacdlfsmyuv">
+            <w:hyperlink w:history="1" r:id="rIdln4gj1fmdsv3t2ymr-b7x">
               <w:r>
                 <w:rPr>
                   <w:rFonts w:ascii="Arial" w:cs="Arial" w:eastAsia="Arial" w:hAnsi="Arial"/>
@@ -7285,7 +7285,7 @@
               <w:spacing w:after="10" w:before="0"/>
               <w:ind w:left="120"/>
             </w:pPr>
-            <w:hyperlink w:history="1" r:id="rId2l-ybjzrdlapm78nay52y">
+            <w:hyperlink w:history="1" r:id="rIdqyfzgqaad8s1j3h0kt5s8">
               <w:r>
                 <w:rPr>
                   <w:rFonts w:ascii="Arial" w:cs="Arial" w:eastAsia="Arial" w:hAnsi="Arial"/>
@@ -7330,7 +7330,7 @@
             <w:pPr>
               <w:spacing w:after="20" w:before="0"/>
             </w:pPr>
-            <w:hyperlink w:history="1" r:id="rIdr_xnyqemmpbzommdzzbmu">
+            <w:hyperlink w:history="1" r:id="rIdsw98s4yku7_tdozklmuwd">
               <w:r>
                 <w:rPr>
                   <w:rFonts w:ascii="Arial" w:cs="Arial" w:eastAsia="Arial" w:hAnsi="Arial"/>
@@ -7363,7 +7363,7 @@
               <w:spacing w:after="10" w:before="0"/>
               <w:ind w:left="120"/>
             </w:pPr>
-            <w:hyperlink w:history="1" r:id="rIddmojppdzksnzpp4rwftw-">
+            <w:hyperlink w:history="1" r:id="rId4r8f4ppbgxr2gca4gzjai">
               <w:r>
                 <w:rPr>
                   <w:rFonts w:ascii="Arial" w:cs="Arial" w:eastAsia="Arial" w:hAnsi="Arial"/>
@@ -7510,32 +7510,32 @@
         <w:tc>
           <w:tcPr>
             <w:tcW w:type="dxa" w:w="1520"/>
-            <w:shd w:fill="F2F2F2" w:color="auto" w:val="clear"/>
-            <w:tcMar>
-              <w:top w:type="dxa" w:w="60"/>
-              <w:left w:type="dxa" w:w="120"/>
-              <w:bottom w:type="dxa" w:w="60"/>
-              <w:right w:type="dxa" w:w="120"/>
-            </w:tcMar>
-            <w:vAlign w:val="top"/>
-          </w:tcPr>
-          <w:p>
-            <w:pPr>
-              <w:spacing w:after="40" w:before="0"/>
-              <w:jc w:val="left"/>
-            </w:pPr>
-            <w:r>
-              <w:rPr>
-                <w:rFonts w:ascii="Arial" w:cs="Arial" w:eastAsia="Arial" w:hAnsi="Arial"/>
-                <w:b/>
-                <w:bCs/>
-                <w:i w:val="false"/>
-                <w:iCs w:val="false"/>
-                <w:color w:val="000000"/>
-                <w:sz w:val="18"/>
-                <w:szCs w:val="18"/>
-              </w:rPr>
-              <w:t xml:space="preserve">Phase 4 — Driving Question Board (DQB) Update</w:t>
+            <w:shd w:fill="FCE4D6" w:color="auto" w:val="clear"/>
+            <w:tcMar>
+              <w:top w:type="dxa" w:w="60"/>
+              <w:left w:type="dxa" w:w="120"/>
+              <w:bottom w:type="dxa" w:w="60"/>
+              <w:right w:type="dxa" w:w="120"/>
+            </w:tcMar>
+            <w:vAlign w:val="top"/>
+          </w:tcPr>
+          <w:p>
+            <w:pPr>
+              <w:spacing w:after="40" w:before="0"/>
+              <w:jc w:val="left"/>
+            </w:pPr>
+            <w:r>
+              <w:rPr>
+                <w:rFonts w:ascii="Arial" w:cs="Arial" w:eastAsia="Arial" w:hAnsi="Arial"/>
+                <w:b/>
+                <w:bCs/>
+                <w:i w:val="false"/>
+                <w:iCs w:val="false"/>
+                <w:color w:val="000000"/>
+                <w:sz w:val="18"/>
+                <w:szCs w:val="18"/>
+              </w:rPr>
+              <w:t xml:space="preserve">Driving Question Board (DQB) Creation</w:t>
             </w:r>
           </w:p>
           <w:p>
@@ -7558,7 +7558,7 @@
             <w:pPr>
               <w:spacing w:after="20" w:before="0"/>
             </w:pPr>
-            <w:hyperlink w:history="1" r:id="rIdgy361dk8zcoardm9gadnc">
+            <w:hyperlink w:history="1" r:id="rIddaa54azoank9u3jrjz3at">
               <w:r>
                 <w:rPr>
                   <w:rFonts w:ascii="Arial" w:cs="Arial" w:eastAsia="Arial" w:hAnsi="Arial"/>
@@ -7591,7 +7591,7 @@
               <w:spacing w:after="10" w:before="0"/>
               <w:ind w:left="120"/>
             </w:pPr>
-            <w:hyperlink w:history="1" r:id="rId5tb3oookyoxtuwst47suf">
+            <w:hyperlink w:history="1" r:id="rIdvq5yr2-_w3gzwto4xejls">
               <w:r>
                 <w:rPr>
                   <w:rFonts w:ascii="Arial" w:cs="Arial" w:eastAsia="Arial" w:hAnsi="Arial"/>
@@ -7636,7 +7636,7 @@
             <w:pPr>
               <w:spacing w:after="20" w:before="0"/>
             </w:pPr>
-            <w:hyperlink w:history="1" r:id="rId7wypl3mx5sr9tyxq8isxp">
+            <w:hyperlink w:history="1" r:id="rIdd7gyk1uolcaxlusacd1k_">
               <w:r>
                 <w:rPr>
                   <w:rFonts w:ascii="Arial" w:cs="Arial" w:eastAsia="Arial" w:hAnsi="Arial"/>
@@ -7669,7 +7669,7 @@
               <w:spacing w:after="10" w:before="0"/>
               <w:ind w:left="120"/>
             </w:pPr>
-            <w:hyperlink w:history="1" r:id="rId2veabthmazau0eweasydc">
+            <w:hyperlink w:history="1" r:id="rId95mrs2ghrsiddm97rzb0r">
               <w:r>
                 <w:rPr>
                   <w:rFonts w:ascii="Arial" w:cs="Arial" w:eastAsia="Arial" w:hAnsi="Arial"/>
@@ -7816,32 +7816,32 @@
         <w:tc>
           <w:tcPr>
             <w:tcW w:type="dxa" w:w="1520"/>
-            <w:shd w:fill="F2F2F2" w:color="auto" w:val="clear"/>
-            <w:tcMar>
-              <w:top w:type="dxa" w:w="60"/>
-              <w:left w:type="dxa" w:w="120"/>
-              <w:bottom w:type="dxa" w:w="60"/>
-              <w:right w:type="dxa" w:w="120"/>
-            </w:tcMar>
-            <w:vAlign w:val="top"/>
-          </w:tcPr>
-          <w:p>
-            <w:pPr>
-              <w:spacing w:after="40" w:before="0"/>
-              <w:jc w:val="left"/>
-            </w:pPr>
-            <w:r>
-              <w:rPr>
-                <w:rFonts w:ascii="Arial" w:cs="Arial" w:eastAsia="Arial" w:hAnsi="Arial"/>
-                <w:b/>
-                <w:bCs/>
-                <w:i w:val="false"/>
-                <w:iCs w:val="false"/>
-                <w:color w:val="000000"/>
-                <w:sz w:val="18"/>
-                <w:szCs w:val="18"/>
-              </w:rPr>
-              <w:t xml:space="preserve">Phase 5 — Model Building</w:t>
+            <w:shd w:fill="D5E8F0" w:color="auto" w:val="clear"/>
+            <w:tcMar>
+              <w:top w:type="dxa" w:w="60"/>
+              <w:left w:type="dxa" w:w="120"/>
+              <w:bottom w:type="dxa" w:w="60"/>
+              <w:right w:type="dxa" w:w="120"/>
+            </w:tcMar>
+            <w:vAlign w:val="top"/>
+          </w:tcPr>
+          <w:p>
+            <w:pPr>
+              <w:spacing w:after="40" w:before="0"/>
+              <w:jc w:val="left"/>
+            </w:pPr>
+            <w:r>
+              <w:rPr>
+                <w:rFonts w:ascii="Arial" w:cs="Arial" w:eastAsia="Arial" w:hAnsi="Arial"/>
+                <w:b/>
+                <w:bCs/>
+                <w:i w:val="false"/>
+                <w:iCs w:val="false"/>
+                <w:color w:val="000000"/>
+                <w:sz w:val="18"/>
+                <w:szCs w:val="18"/>
+              </w:rPr>
+              <w:t xml:space="preserve">Model Building Phase</w:t>
             </w:r>
           </w:p>
           <w:p>
@@ -7864,7 +7864,7 @@
             <w:pPr>
               <w:spacing w:after="20" w:before="0"/>
             </w:pPr>
-            <w:hyperlink w:history="1" r:id="rIdsmjky027fqudxf_h18xdi">
+            <w:hyperlink w:history="1" r:id="rId-swbgc-zjt4cidzc_mr8f">
               <w:r>
                 <w:rPr>
                   <w:rFonts w:ascii="Arial" w:cs="Arial" w:eastAsia="Arial" w:hAnsi="Arial"/>
@@ -7897,7 +7897,7 @@
               <w:spacing w:after="10" w:before="0"/>
               <w:ind w:left="120"/>
             </w:pPr>
-            <w:hyperlink w:history="1" r:id="rId03wlribcha_lrujb4tk4c">
+            <w:hyperlink w:history="1" r:id="rIde1eyugzjeeorrjxuovrau">
               <w:r>
                 <w:rPr>
                   <w:rFonts w:ascii="Arial" w:cs="Arial" w:eastAsia="Arial" w:hAnsi="Arial"/>
@@ -7942,7 +7942,7 @@
             <w:pPr>
               <w:spacing w:after="20" w:before="0"/>
             </w:pPr>
-            <w:hyperlink w:history="1" r:id="rIdelf3ahsrp6w9xkqsrczpz">
+            <w:hyperlink w:history="1" r:id="rIdpmhdisip2_nexgpq5zyip">
               <w:r>
                 <w:rPr>
                   <w:rFonts w:ascii="Arial" w:cs="Arial" w:eastAsia="Arial" w:hAnsi="Arial"/>
@@ -7975,7 +7975,7 @@
               <w:spacing w:after="10" w:before="0"/>
               <w:ind w:left="120"/>
             </w:pPr>
-            <w:hyperlink w:history="1" r:id="rIdnsbmtpdvqxawt7micjgar">
+            <w:hyperlink w:history="1" r:id="rIdpybu2x6hax-r7an91bg5n">
               <w:r>
                 <w:rPr>
                   <w:rFonts w:ascii="Arial" w:cs="Arial" w:eastAsia="Arial" w:hAnsi="Arial"/>
@@ -9070,7 +9070,25 @@
             </w:tcMar>
             <w:vAlign w:val="top"/>
           </w:tcPr>
-          <w:p/>
+          <w:p>
+            <w:pPr>
+              <w:spacing w:after="40" w:before="0"/>
+              <w:jc w:val="left"/>
+            </w:pPr>
+            <w:r>
+              <w:rPr>
+                <w:rFonts w:ascii="Arial" w:cs="Arial" w:eastAsia="Arial" w:hAnsi="Arial"/>
+                <w:b w:val="false"/>
+                <w:bCs w:val="false"/>
+                <w:i w:val="false"/>
+                <w:iCs w:val="false"/>
+                <w:color w:val="000000"/>
+                <w:sz w:val="18"/>
+                <w:szCs w:val="18"/>
+              </w:rPr>
+              <w:t xml:space="preserve">No safety concerns. Physical materials are limited to coins and dice. Remind students not to throw dice across the room; dice should be rolled gently on desks.</w:t>
+            </w:r>
+          </w:p>
         </w:tc>
       </w:tr>
     </w:tbl>
@@ -9444,7 +9462,7 @@
             <w:pPr>
               <w:spacing w:after="20" w:before="0"/>
             </w:pPr>
-            <w:hyperlink w:history="1" r:id="rIdtpq6dzoox3ttlmq4rtqop">
+            <w:hyperlink w:history="1" r:id="rIdclnwq_iz9t9jppiw7evuq">
               <w:r>
                 <w:rPr>
                   <w:rFonts w:ascii="Arial" w:cs="Arial" w:eastAsia="Arial" w:hAnsi="Arial"/>
@@ -9477,7 +9495,7 @@
               <w:spacing w:after="10" w:before="0"/>
               <w:ind w:left="120"/>
             </w:pPr>
-            <w:hyperlink w:history="1" r:id="rIdecfcmrnx2pbhe16fbot8s">
+            <w:hyperlink w:history="1" r:id="rId6loogf-76_l1y-aemaeoa">
               <w:r>
                 <w:rPr>
                   <w:rFonts w:ascii="Arial" w:cs="Arial" w:eastAsia="Arial" w:hAnsi="Arial"/>
@@ -9522,7 +9540,7 @@
             <w:pPr>
               <w:spacing w:after="20" w:before="0"/>
             </w:pPr>
-            <w:hyperlink w:history="1" r:id="rIdgcubqywwikojzlfvegn8o">
+            <w:hyperlink w:history="1" r:id="rIdhqixghjzzjz0wvhbvjywx">
               <w:r>
                 <w:rPr>
                   <w:rFonts w:ascii="Arial" w:cs="Arial" w:eastAsia="Arial" w:hAnsi="Arial"/>
@@ -9555,7 +9573,7 @@
               <w:spacing w:after="10" w:before="0"/>
               <w:ind w:left="120"/>
             </w:pPr>
-            <w:hyperlink w:history="1" r:id="rId34oquttx02gjseleoy51x">
+            <w:hyperlink w:history="1" r:id="rIduij-xh53ibevjzcvzll6k">
               <w:r>
                 <w:rPr>
                   <w:rFonts w:ascii="Arial" w:cs="Arial" w:eastAsia="Arial" w:hAnsi="Arial"/>
@@ -9750,7 +9768,7 @@
             <w:pPr>
               <w:spacing w:after="20" w:before="0"/>
             </w:pPr>
-            <w:hyperlink w:history="1" r:id="rId0jpwss0wpbiiezdkvjmml">
+            <w:hyperlink w:history="1" r:id="rIdw9p35ftqijzmteeth3-vm">
               <w:r>
                 <w:rPr>
                   <w:rFonts w:ascii="Arial" w:cs="Arial" w:eastAsia="Arial" w:hAnsi="Arial"/>
@@ -9783,7 +9801,7 @@
               <w:spacing w:after="10" w:before="0"/>
               <w:ind w:left="120"/>
             </w:pPr>
-            <w:hyperlink w:history="1" r:id="rIdyclekpmr1ne5_kynqy8kh">
+            <w:hyperlink w:history="1" r:id="rIdzv390ljzjiciopt7i6quy">
               <w:r>
                 <w:rPr>
                   <w:rFonts w:ascii="Arial" w:cs="Arial" w:eastAsia="Arial" w:hAnsi="Arial"/>
@@ -9828,7 +9846,7 @@
             <w:pPr>
               <w:spacing w:after="20" w:before="0"/>
             </w:pPr>
-            <w:hyperlink w:history="1" r:id="rIdnyb3f1ned5dw6yxq3g2s8">
+            <w:hyperlink w:history="1" r:id="rIdglcmnonqmh9_zm1dbys8n">
               <w:r>
                 <w:rPr>
                   <w:rFonts w:ascii="Arial" w:cs="Arial" w:eastAsia="Arial" w:hAnsi="Arial"/>
@@ -9861,7 +9879,7 @@
               <w:spacing w:after="10" w:before="0"/>
               <w:ind w:left="120"/>
             </w:pPr>
-            <w:hyperlink w:history="1" r:id="rId-lsdnwperesyfx2ei7mgu">
+            <w:hyperlink w:history="1" r:id="rIdwvggtztjdhvevd8vzds4u">
               <w:r>
                 <w:rPr>
                   <w:rFonts w:ascii="Arial" w:cs="Arial" w:eastAsia="Arial" w:hAnsi="Arial"/>
@@ -10056,7 +10074,7 @@
             <w:pPr>
               <w:spacing w:after="20" w:before="0"/>
             </w:pPr>
-            <w:hyperlink w:history="1" r:id="rId_h18tkfbxyk-dunnttfxw">
+            <w:hyperlink w:history="1" r:id="rId4vrylefr7m2gwvsc6hmyv">
               <w:r>
                 <w:rPr>
                   <w:rFonts w:ascii="Arial" w:cs="Arial" w:eastAsia="Arial" w:hAnsi="Arial"/>
@@ -10089,7 +10107,7 @@
               <w:spacing w:after="10" w:before="0"/>
               <w:ind w:left="120"/>
             </w:pPr>
-            <w:hyperlink w:history="1" r:id="rIdezqsc66mpsjvua6yug-3j">
+            <w:hyperlink w:history="1" r:id="rIdm5tog1kfmu6iqvk9zrrtn">
               <w:r>
                 <w:rPr>
                   <w:rFonts w:ascii="Arial" w:cs="Arial" w:eastAsia="Arial" w:hAnsi="Arial"/>
@@ -10134,7 +10152,7 @@
             <w:pPr>
               <w:spacing w:after="20" w:before="0"/>
             </w:pPr>
-            <w:hyperlink w:history="1" r:id="rId82gfmclbpbl1z4jv962yy">
+            <w:hyperlink w:history="1" r:id="rIdnowpmxiumxhwsy4_u3ny4">
               <w:r>
                 <w:rPr>
                   <w:rFonts w:ascii="Arial" w:cs="Arial" w:eastAsia="Arial" w:hAnsi="Arial"/>
@@ -10167,7 +10185,7 @@
               <w:spacing w:after="10" w:before="0"/>
               <w:ind w:left="120"/>
             </w:pPr>
-            <w:hyperlink w:history="1" r:id="rIdd5pqskl7hf1c3uppfcu2i">
+            <w:hyperlink w:history="1" r:id="rIdmgozam3v1i3wpwxf3zb0f">
               <w:r>
                 <w:rPr>
                   <w:rFonts w:ascii="Arial" w:cs="Arial" w:eastAsia="Arial" w:hAnsi="Arial"/>
@@ -10362,7 +10380,7 @@
             <w:pPr>
               <w:spacing w:after="20" w:before="0"/>
             </w:pPr>
-            <w:hyperlink w:history="1" r:id="rIdarz1wogdj4jih-rarefia">
+            <w:hyperlink w:history="1" r:id="rIdslmyh3myzixc_v3qt6rkr">
               <w:r>
                 <w:rPr>
                   <w:rFonts w:ascii="Arial" w:cs="Arial" w:eastAsia="Arial" w:hAnsi="Arial"/>
@@ -10395,7 +10413,7 @@
               <w:spacing w:after="10" w:before="0"/>
               <w:ind w:left="120"/>
             </w:pPr>
-            <w:hyperlink w:history="1" r:id="rIdxig7y4zxn7c20il1l2elh">
+            <w:hyperlink w:history="1" r:id="rIdp335vcjdnzapra7jeyrj5">
               <w:r>
                 <w:rPr>
                   <w:rFonts w:ascii="Arial" w:cs="Arial" w:eastAsia="Arial" w:hAnsi="Arial"/>
@@ -10440,7 +10458,7 @@
             <w:pPr>
               <w:spacing w:after="20" w:before="0"/>
             </w:pPr>
-            <w:hyperlink w:history="1" r:id="rIdmbsfwrl9ol-qmon0mns0e">
+            <w:hyperlink w:history="1" r:id="rIdrjs2ghfdmvckiqafdefw2">
               <w:r>
                 <w:rPr>
                   <w:rFonts w:ascii="Arial" w:cs="Arial" w:eastAsia="Arial" w:hAnsi="Arial"/>
@@ -10473,7 +10491,7 @@
               <w:spacing w:after="10" w:before="0"/>
               <w:ind w:left="120"/>
             </w:pPr>
-            <w:hyperlink w:history="1" r:id="rIdawd2ekibbox8soczpgb_u">
+            <w:hyperlink w:history="1" r:id="rIdfmgkjllrpbqvnmyiwvff-">
               <w:r>
                 <w:rPr>
                   <w:rFonts w:ascii="Arial" w:cs="Arial" w:eastAsia="Arial" w:hAnsi="Arial"/>
@@ -10668,7 +10686,7 @@
             <w:pPr>
               <w:spacing w:after="20" w:before="0"/>
             </w:pPr>
-            <w:hyperlink w:history="1" r:id="rIdi2wwkgfxvmug9uglolv-o">
+            <w:hyperlink w:history="1" r:id="rIdoebbdiyyt8gss9y9tez47">
               <w:r>
                 <w:rPr>
                   <w:rFonts w:ascii="Arial" w:cs="Arial" w:eastAsia="Arial" w:hAnsi="Arial"/>
@@ -10701,7 +10719,7 @@
               <w:spacing w:after="10" w:before="0"/>
               <w:ind w:left="120"/>
             </w:pPr>
-            <w:hyperlink w:history="1" r:id="rIdpm3fe7otsdmol0pdf8nxl">
+            <w:hyperlink w:history="1" r:id="rIdbpacixwpuzmqntnowror0">
               <w:r>
                 <w:rPr>
                   <w:rFonts w:ascii="Arial" w:cs="Arial" w:eastAsia="Arial" w:hAnsi="Arial"/>
@@ -10746,7 +10764,7 @@
             <w:pPr>
               <w:spacing w:after="20" w:before="0"/>
             </w:pPr>
-            <w:hyperlink w:history="1" r:id="rIdn1miolnvkanxxssle2plp">
+            <w:hyperlink w:history="1" r:id="rIdx0pydzzgit6ypjwvwzh5i">
               <w:r>
                 <w:rPr>
                   <w:rFonts w:ascii="Arial" w:cs="Arial" w:eastAsia="Arial" w:hAnsi="Arial"/>
@@ -10779,7 +10797,7 @@
               <w:spacing w:after="10" w:before="0"/>
               <w:ind w:left="120"/>
             </w:pPr>
-            <w:hyperlink w:history="1" r:id="rId4ilito1bjb0edqjm8rswl">
+            <w:hyperlink w:history="1" r:id="rIdqymbjirxrw8plqqatx_gt">
               <w:r>
                 <w:rPr>
                   <w:rFonts w:ascii="Arial" w:cs="Arial" w:eastAsia="Arial" w:hAnsi="Arial"/>
@@ -12218,32 +12236,32 @@
         <w:tc>
           <w:tcPr>
             <w:tcW w:type="dxa" w:w="1520"/>
-            <w:shd w:fill="F2F2F2" w:color="auto" w:val="clear"/>
-            <w:tcMar>
-              <w:top w:type="dxa" w:w="60"/>
-              <w:left w:type="dxa" w:w="120"/>
-              <w:bottom w:type="dxa" w:w="60"/>
-              <w:right w:type="dxa" w:w="120"/>
-            </w:tcMar>
-            <w:vAlign w:val="top"/>
-          </w:tcPr>
-          <w:p>
-            <w:pPr>
-              <w:spacing w:after="40" w:before="0"/>
-              <w:jc w:val="left"/>
-            </w:pPr>
-            <w:r>
-              <w:rPr>
-                <w:rFonts w:ascii="Arial" w:cs="Arial" w:eastAsia="Arial" w:hAnsi="Arial"/>
-                <w:b/>
-                <w:bCs/>
-                <w:i w:val="false"/>
-                <w:iCs w:val="false"/>
-                <w:color w:val="000000"/>
-                <w:sz w:val="18"/>
-                <w:szCs w:val="18"/>
-              </w:rPr>
-              <w:t xml:space="preserve">Phase 1 — Predict</w:t>
+            <w:shd w:fill="EAD1F5" w:color="auto" w:val="clear"/>
+            <w:tcMar>
+              <w:top w:type="dxa" w:w="60"/>
+              <w:left w:type="dxa" w:w="120"/>
+              <w:bottom w:type="dxa" w:w="60"/>
+              <w:right w:type="dxa" w:w="120"/>
+            </w:tcMar>
+            <w:vAlign w:val="top"/>
+          </w:tcPr>
+          <w:p>
+            <w:pPr>
+              <w:spacing w:after="40" w:before="0"/>
+              <w:jc w:val="left"/>
+            </w:pPr>
+            <w:r>
+              <w:rPr>
+                <w:rFonts w:ascii="Arial" w:cs="Arial" w:eastAsia="Arial" w:hAnsi="Arial"/>
+                <w:b/>
+                <w:bCs/>
+                <w:i w:val="false"/>
+                <w:iCs w:val="false"/>
+                <w:color w:val="000000"/>
+                <w:sz w:val="18"/>
+                <w:szCs w:val="18"/>
+              </w:rPr>
+              <w:t xml:space="preserve">Predict Phase</w:t>
             </w:r>
           </w:p>
           <w:p>
@@ -12266,7 +12284,7 @@
             <w:pPr>
               <w:spacing w:after="20" w:before="0"/>
             </w:pPr>
-            <w:hyperlink w:history="1" r:id="rIdhccnw_uudkuzh629-5m0a">
+            <w:hyperlink w:history="1" r:id="rIdzu02agbhw0mvzasq8m0jx">
               <w:r>
                 <w:rPr>
                   <w:rFonts w:ascii="Arial" w:cs="Arial" w:eastAsia="Arial" w:hAnsi="Arial"/>
@@ -12299,7 +12317,7 @@
               <w:spacing w:after="10" w:before="0"/>
               <w:ind w:left="120"/>
             </w:pPr>
-            <w:hyperlink w:history="1" r:id="rIdeg2slq01bf1xiwkdgsei5">
+            <w:hyperlink w:history="1" r:id="rIdonrgdmtyuvzucpuq1x99u">
               <w:r>
                 <w:rPr>
                   <w:rFonts w:ascii="Arial" w:cs="Arial" w:eastAsia="Arial" w:hAnsi="Arial"/>
@@ -12344,7 +12362,7 @@
             <w:pPr>
               <w:spacing w:after="20" w:before="0"/>
             </w:pPr>
-            <w:hyperlink w:history="1" r:id="rId7x7hgmtevbyzdffyfckm0">
+            <w:hyperlink w:history="1" r:id="rIdj0jnlxkaii2wh4hbo4vba">
               <w:r>
                 <w:rPr>
                   <w:rFonts w:ascii="Arial" w:cs="Arial" w:eastAsia="Arial" w:hAnsi="Arial"/>
@@ -12377,7 +12395,7 @@
               <w:spacing w:after="10" w:before="0"/>
               <w:ind w:left="120"/>
             </w:pPr>
-            <w:hyperlink w:history="1" r:id="rId49o0ih89jcjshhusn9vu8">
+            <w:hyperlink w:history="1" r:id="rIdysmbzao2ug9yuiouk9hqb">
               <w:r>
                 <w:rPr>
                   <w:rFonts w:ascii="Arial" w:cs="Arial" w:eastAsia="Arial" w:hAnsi="Arial"/>
@@ -12524,32 +12542,32 @@
         <w:tc>
           <w:tcPr>
             <w:tcW w:type="dxa" w:w="1520"/>
-            <w:shd w:fill="F2F2F2" w:color="auto" w:val="clear"/>
-            <w:tcMar>
-              <w:top w:type="dxa" w:w="60"/>
-              <w:left w:type="dxa" w:w="120"/>
-              <w:bottom w:type="dxa" w:w="60"/>
-              <w:right w:type="dxa" w:w="120"/>
-            </w:tcMar>
-            <w:vAlign w:val="top"/>
-          </w:tcPr>
-          <w:p>
-            <w:pPr>
-              <w:spacing w:after="40" w:before="0"/>
-              <w:jc w:val="left"/>
-            </w:pPr>
-            <w:r>
-              <w:rPr>
-                <w:rFonts w:ascii="Arial" w:cs="Arial" w:eastAsia="Arial" w:hAnsi="Arial"/>
-                <w:b/>
-                <w:bCs/>
-                <w:i w:val="false"/>
-                <w:iCs w:val="false"/>
-                <w:color w:val="000000"/>
-                <w:sz w:val="18"/>
-                <w:szCs w:val="18"/>
-              </w:rPr>
-              <w:t xml:space="preserve">Phase 2 — Observe</w:t>
+            <w:shd w:fill="D9EEF1" w:color="auto" w:val="clear"/>
+            <w:tcMar>
+              <w:top w:type="dxa" w:w="60"/>
+              <w:left w:type="dxa" w:w="120"/>
+              <w:bottom w:type="dxa" w:w="60"/>
+              <w:right w:type="dxa" w:w="120"/>
+            </w:tcMar>
+            <w:vAlign w:val="top"/>
+          </w:tcPr>
+          <w:p>
+            <w:pPr>
+              <w:spacing w:after="40" w:before="0"/>
+              <w:jc w:val="left"/>
+            </w:pPr>
+            <w:r>
+              <w:rPr>
+                <w:rFonts w:ascii="Arial" w:cs="Arial" w:eastAsia="Arial" w:hAnsi="Arial"/>
+                <w:b/>
+                <w:bCs/>
+                <w:i w:val="false"/>
+                <w:iCs w:val="false"/>
+                <w:color w:val="000000"/>
+                <w:sz w:val="18"/>
+                <w:szCs w:val="18"/>
+              </w:rPr>
+              <w:t xml:space="preserve">Observe Phase</w:t>
             </w:r>
           </w:p>
           <w:p>
@@ -12572,7 +12590,7 @@
             <w:pPr>
               <w:spacing w:after="20" w:before="0"/>
             </w:pPr>
-            <w:hyperlink w:history="1" r:id="rIdljhrwjbmy3nllrysgywlr">
+            <w:hyperlink w:history="1" r:id="rIdx753stczakmo_cwtxpnlh">
               <w:r>
                 <w:rPr>
                   <w:rFonts w:ascii="Arial" w:cs="Arial" w:eastAsia="Arial" w:hAnsi="Arial"/>
@@ -12605,7 +12623,7 @@
               <w:spacing w:after="10" w:before="0"/>
               <w:ind w:left="120"/>
             </w:pPr>
-            <w:hyperlink w:history="1" r:id="rIdjreclkpveb2ilxbcxc1p_">
+            <w:hyperlink w:history="1" r:id="rId5nf37mz5jiulopomuavgm">
               <w:r>
                 <w:rPr>
                   <w:rFonts w:ascii="Arial" w:cs="Arial" w:eastAsia="Arial" w:hAnsi="Arial"/>
@@ -12650,7 +12668,7 @@
             <w:pPr>
               <w:spacing w:after="20" w:before="0"/>
             </w:pPr>
-            <w:hyperlink w:history="1" r:id="rIdu-mrs6mp6hukhjctpmowo">
+            <w:hyperlink w:history="1" r:id="rIddy7qgm5jqukjuo7w66lds">
               <w:r>
                 <w:rPr>
                   <w:rFonts w:ascii="Arial" w:cs="Arial" w:eastAsia="Arial" w:hAnsi="Arial"/>
@@ -12683,7 +12701,7 @@
               <w:spacing w:after="10" w:before="0"/>
               <w:ind w:left="120"/>
             </w:pPr>
-            <w:hyperlink w:history="1" r:id="rIdfd_4mklsefq57hibmioiw">
+            <w:hyperlink w:history="1" r:id="rId3qekgchhoncj53fsatwjp">
               <w:r>
                 <w:rPr>
                   <w:rFonts w:ascii="Arial" w:cs="Arial" w:eastAsia="Arial" w:hAnsi="Arial"/>
@@ -12830,32 +12848,32 @@
         <w:tc>
           <w:tcPr>
             <w:tcW w:type="dxa" w:w="1520"/>
-            <w:shd w:fill="F2F2F2" w:color="auto" w:val="clear"/>
-            <w:tcMar>
-              <w:top w:type="dxa" w:w="60"/>
-              <w:left w:type="dxa" w:w="120"/>
-              <w:bottom w:type="dxa" w:w="60"/>
-              <w:right w:type="dxa" w:w="120"/>
-            </w:tcMar>
-            <w:vAlign w:val="top"/>
-          </w:tcPr>
-          <w:p>
-            <w:pPr>
-              <w:spacing w:after="40" w:before="0"/>
-              <w:jc w:val="left"/>
-            </w:pPr>
-            <w:r>
-              <w:rPr>
-                <w:rFonts w:ascii="Arial" w:cs="Arial" w:eastAsia="Arial" w:hAnsi="Arial"/>
-                <w:b/>
-                <w:bCs/>
-                <w:i w:val="false"/>
-                <w:iCs w:val="false"/>
-                <w:color w:val="000000"/>
-                <w:sz w:val="18"/>
-                <w:szCs w:val="18"/>
-              </w:rPr>
-              <w:t xml:space="preserve">Phase 3 — Explain</w:t>
+            <w:shd w:fill="E2EFDA" w:color="auto" w:val="clear"/>
+            <w:tcMar>
+              <w:top w:type="dxa" w:w="60"/>
+              <w:left w:type="dxa" w:w="120"/>
+              <w:bottom w:type="dxa" w:w="60"/>
+              <w:right w:type="dxa" w:w="120"/>
+            </w:tcMar>
+            <w:vAlign w:val="top"/>
+          </w:tcPr>
+          <w:p>
+            <w:pPr>
+              <w:spacing w:after="40" w:before="0"/>
+              <w:jc w:val="left"/>
+            </w:pPr>
+            <w:r>
+              <w:rPr>
+                <w:rFonts w:ascii="Arial" w:cs="Arial" w:eastAsia="Arial" w:hAnsi="Arial"/>
+                <w:b/>
+                <w:bCs/>
+                <w:i w:val="false"/>
+                <w:iCs w:val="false"/>
+                <w:color w:val="000000"/>
+                <w:sz w:val="18"/>
+                <w:szCs w:val="18"/>
+              </w:rPr>
+              <w:t xml:space="preserve">Explain Phase</w:t>
             </w:r>
           </w:p>
           <w:p>
@@ -12878,7 +12896,7 @@
             <w:pPr>
               <w:spacing w:after="20" w:before="0"/>
             </w:pPr>
-            <w:hyperlink w:history="1" r:id="rIdybocu4hy5dgu87x_zcuoj">
+            <w:hyperlink w:history="1" r:id="rIdw4ul_aaxbxi_um0tdoijx">
               <w:r>
                 <w:rPr>
                   <w:rFonts w:ascii="Arial" w:cs="Arial" w:eastAsia="Arial" w:hAnsi="Arial"/>
@@ -12911,7 +12929,7 @@
               <w:spacing w:after="10" w:before="0"/>
               <w:ind w:left="120"/>
             </w:pPr>
-            <w:hyperlink w:history="1" r:id="rIdfqwyohlklhczckluuuwyx">
+            <w:hyperlink w:history="1" r:id="rIdsfn03b4kfgozpjv-_uthq">
               <w:r>
                 <w:rPr>
                   <w:rFonts w:ascii="Arial" w:cs="Arial" w:eastAsia="Arial" w:hAnsi="Arial"/>
@@ -12956,7 +12974,7 @@
             <w:pPr>
               <w:spacing w:after="20" w:before="0"/>
             </w:pPr>
-            <w:hyperlink w:history="1" r:id="rIdfm6ffasqgppohk_s_rjhx">
+            <w:hyperlink w:history="1" r:id="rIdhe0wndyrdmyqnht3ce0jg">
               <w:r>
                 <w:rPr>
                   <w:rFonts w:ascii="Arial" w:cs="Arial" w:eastAsia="Arial" w:hAnsi="Arial"/>
@@ -12989,7 +13007,7 @@
               <w:spacing w:after="10" w:before="0"/>
               <w:ind w:left="120"/>
             </w:pPr>
-            <w:hyperlink w:history="1" r:id="rId51m87ewpfmnfabq5k9-l-">
+            <w:hyperlink w:history="1" r:id="rId4t_6tpap3yqdu8w2mrhaj">
               <w:r>
                 <w:rPr>
                   <w:rFonts w:ascii="Arial" w:cs="Arial" w:eastAsia="Arial" w:hAnsi="Arial"/>
@@ -13136,32 +13154,32 @@
         <w:tc>
           <w:tcPr>
             <w:tcW w:type="dxa" w:w="1520"/>
-            <w:shd w:fill="F2F2F2" w:color="auto" w:val="clear"/>
-            <w:tcMar>
-              <w:top w:type="dxa" w:w="60"/>
-              <w:left w:type="dxa" w:w="120"/>
-              <w:bottom w:type="dxa" w:w="60"/>
-              <w:right w:type="dxa" w:w="120"/>
-            </w:tcMar>
-            <w:vAlign w:val="top"/>
-          </w:tcPr>
-          <w:p>
-            <w:pPr>
-              <w:spacing w:after="40" w:before="0"/>
-              <w:jc w:val="left"/>
-            </w:pPr>
-            <w:r>
-              <w:rPr>
-                <w:rFonts w:ascii="Arial" w:cs="Arial" w:eastAsia="Arial" w:hAnsi="Arial"/>
-                <w:b/>
-                <w:bCs/>
-                <w:i w:val="false"/>
-                <w:iCs w:val="false"/>
-                <w:color w:val="000000"/>
-                <w:sz w:val="18"/>
-                <w:szCs w:val="18"/>
-              </w:rPr>
-              <w:t xml:space="preserve">Phase 4 — Driving Question Board (DQB) Update</w:t>
+            <w:shd w:fill="FCE4D6" w:color="auto" w:val="clear"/>
+            <w:tcMar>
+              <w:top w:type="dxa" w:w="60"/>
+              <w:left w:type="dxa" w:w="120"/>
+              <w:bottom w:type="dxa" w:w="60"/>
+              <w:right w:type="dxa" w:w="120"/>
+            </w:tcMar>
+            <w:vAlign w:val="top"/>
+          </w:tcPr>
+          <w:p>
+            <w:pPr>
+              <w:spacing w:after="40" w:before="0"/>
+              <w:jc w:val="left"/>
+            </w:pPr>
+            <w:r>
+              <w:rPr>
+                <w:rFonts w:ascii="Arial" w:cs="Arial" w:eastAsia="Arial" w:hAnsi="Arial"/>
+                <w:b/>
+                <w:bCs/>
+                <w:i w:val="false"/>
+                <w:iCs w:val="false"/>
+                <w:color w:val="000000"/>
+                <w:sz w:val="18"/>
+                <w:szCs w:val="18"/>
+              </w:rPr>
+              <w:t xml:space="preserve">Driving Question Board (DQB) Creation</w:t>
             </w:r>
           </w:p>
           <w:p>
@@ -13184,7 +13202,7 @@
             <w:pPr>
               <w:spacing w:after="20" w:before="0"/>
             </w:pPr>
-            <w:hyperlink w:history="1" r:id="rIdbhk20ujgabdyfgelg_yco">
+            <w:hyperlink w:history="1" r:id="rIdf89ltic2qcqposmc8tsez">
               <w:r>
                 <w:rPr>
                   <w:rFonts w:ascii="Arial" w:cs="Arial" w:eastAsia="Arial" w:hAnsi="Arial"/>
@@ -13217,7 +13235,7 @@
               <w:spacing w:after="10" w:before="0"/>
               <w:ind w:left="120"/>
             </w:pPr>
-            <w:hyperlink w:history="1" r:id="rIdjvnvabqjcube__qtjtevk">
+            <w:hyperlink w:history="1" r:id="rId5les8pqmmgwj0osyuzmh8">
               <w:r>
                 <w:rPr>
                   <w:rFonts w:ascii="Arial" w:cs="Arial" w:eastAsia="Arial" w:hAnsi="Arial"/>
@@ -13262,7 +13280,7 @@
             <w:pPr>
               <w:spacing w:after="20" w:before="0"/>
             </w:pPr>
-            <w:hyperlink w:history="1" r:id="rIdfny9zchkyj0rgchdr8cus">
+            <w:hyperlink w:history="1" r:id="rIdm-svxdbfrsham-j46i9qh">
               <w:r>
                 <w:rPr>
                   <w:rFonts w:ascii="Arial" w:cs="Arial" w:eastAsia="Arial" w:hAnsi="Arial"/>
@@ -13295,7 +13313,7 @@
               <w:spacing w:after="10" w:before="0"/>
               <w:ind w:left="120"/>
             </w:pPr>
-            <w:hyperlink w:history="1" r:id="rIdxdxxrqeywwwladofokvvq">
+            <w:hyperlink w:history="1" r:id="rId_i4uad0ou0k4jp1yd9nbm">
               <w:r>
                 <w:rPr>
                   <w:rFonts w:ascii="Arial" w:cs="Arial" w:eastAsia="Arial" w:hAnsi="Arial"/>
@@ -13442,32 +13460,32 @@
         <w:tc>
           <w:tcPr>
             <w:tcW w:type="dxa" w:w="1520"/>
-            <w:shd w:fill="F2F2F2" w:color="auto" w:val="clear"/>
-            <w:tcMar>
-              <w:top w:type="dxa" w:w="60"/>
-              <w:left w:type="dxa" w:w="120"/>
-              <w:bottom w:type="dxa" w:w="60"/>
-              <w:right w:type="dxa" w:w="120"/>
-            </w:tcMar>
-            <w:vAlign w:val="top"/>
-          </w:tcPr>
-          <w:p>
-            <w:pPr>
-              <w:spacing w:after="40" w:before="0"/>
-              <w:jc w:val="left"/>
-            </w:pPr>
-            <w:r>
-              <w:rPr>
-                <w:rFonts w:ascii="Arial" w:cs="Arial" w:eastAsia="Arial" w:hAnsi="Arial"/>
-                <w:b/>
-                <w:bCs/>
-                <w:i w:val="false"/>
-                <w:iCs w:val="false"/>
-                <w:color w:val="000000"/>
-                <w:sz w:val="18"/>
-                <w:szCs w:val="18"/>
-              </w:rPr>
-              <w:t xml:space="preserve">Phase 5 — Model Building</w:t>
+            <w:shd w:fill="D5E8F0" w:color="auto" w:val="clear"/>
+            <w:tcMar>
+              <w:top w:type="dxa" w:w="60"/>
+              <w:left w:type="dxa" w:w="120"/>
+              <w:bottom w:type="dxa" w:w="60"/>
+              <w:right w:type="dxa" w:w="120"/>
+            </w:tcMar>
+            <w:vAlign w:val="top"/>
+          </w:tcPr>
+          <w:p>
+            <w:pPr>
+              <w:spacing w:after="40" w:before="0"/>
+              <w:jc w:val="left"/>
+            </w:pPr>
+            <w:r>
+              <w:rPr>
+                <w:rFonts w:ascii="Arial" w:cs="Arial" w:eastAsia="Arial" w:hAnsi="Arial"/>
+                <w:b/>
+                <w:bCs/>
+                <w:i w:val="false"/>
+                <w:iCs w:val="false"/>
+                <w:color w:val="000000"/>
+                <w:sz w:val="18"/>
+                <w:szCs w:val="18"/>
+              </w:rPr>
+              <w:t xml:space="preserve">Model Building Phase</w:t>
             </w:r>
           </w:p>
           <w:p>
@@ -13490,7 +13508,7 @@
             <w:pPr>
               <w:spacing w:after="20" w:before="0"/>
             </w:pPr>
-            <w:hyperlink w:history="1" r:id="rIddwqfdgshhivoq6u8btrkq">
+            <w:hyperlink w:history="1" r:id="rId5r1cz8lvemcnenqps-dqg">
               <w:r>
                 <w:rPr>
                   <w:rFonts w:ascii="Arial" w:cs="Arial" w:eastAsia="Arial" w:hAnsi="Arial"/>
@@ -13523,7 +13541,7 @@
               <w:spacing w:after="10" w:before="0"/>
               <w:ind w:left="120"/>
             </w:pPr>
-            <w:hyperlink w:history="1" r:id="rIdqrosu_z9894kpwhhy06z9">
+            <w:hyperlink w:history="1" r:id="rId1rbpevtljzl0_wvlc0tqc">
               <w:r>
                 <w:rPr>
                   <w:rFonts w:ascii="Arial" w:cs="Arial" w:eastAsia="Arial" w:hAnsi="Arial"/>
@@ -13568,7 +13586,7 @@
             <w:pPr>
               <w:spacing w:after="20" w:before="0"/>
             </w:pPr>
-            <w:hyperlink w:history="1" r:id="rIdmsooj_6yueolscusqs9ar">
+            <w:hyperlink w:history="1" r:id="rIddsdsjdordha_vkvuslrfh">
               <w:r>
                 <w:rPr>
                   <w:rFonts w:ascii="Arial" w:cs="Arial" w:eastAsia="Arial" w:hAnsi="Arial"/>
@@ -13601,7 +13619,7 @@
               <w:spacing w:after="10" w:before="0"/>
               <w:ind w:left="120"/>
             </w:pPr>
-            <w:hyperlink w:history="1" r:id="rIdcrk_beacfixmid4wk8fk3">
+            <w:hyperlink w:history="1" r:id="rId7xhx6n5b97sh6v1akx5ei">
               <w:r>
                 <w:rPr>
                   <w:rFonts w:ascii="Arial" w:cs="Arial" w:eastAsia="Arial" w:hAnsi="Arial"/>
@@ -15040,32 +15058,32 @@
         <w:tc>
           <w:tcPr>
             <w:tcW w:type="dxa" w:w="1520"/>
-            <w:shd w:fill="F2F2F2" w:color="auto" w:val="clear"/>
-            <w:tcMar>
-              <w:top w:type="dxa" w:w="60"/>
-              <w:left w:type="dxa" w:w="120"/>
-              <w:bottom w:type="dxa" w:w="60"/>
-              <w:right w:type="dxa" w:w="120"/>
-            </w:tcMar>
-            <w:vAlign w:val="top"/>
-          </w:tcPr>
-          <w:p>
-            <w:pPr>
-              <w:spacing w:after="40" w:before="0"/>
-              <w:jc w:val="left"/>
-            </w:pPr>
-            <w:r>
-              <w:rPr>
-                <w:rFonts w:ascii="Arial" w:cs="Arial" w:eastAsia="Arial" w:hAnsi="Arial"/>
-                <w:b/>
-                <w:bCs/>
-                <w:i w:val="false"/>
-                <w:iCs w:val="false"/>
-                <w:color w:val="000000"/>
-                <w:sz w:val="18"/>
-                <w:szCs w:val="18"/>
-              </w:rPr>
-              <w:t xml:space="preserve">Phase 1 — Predict</w:t>
+            <w:shd w:fill="EAD1F5" w:color="auto" w:val="clear"/>
+            <w:tcMar>
+              <w:top w:type="dxa" w:w="60"/>
+              <w:left w:type="dxa" w:w="120"/>
+              <w:bottom w:type="dxa" w:w="60"/>
+              <w:right w:type="dxa" w:w="120"/>
+            </w:tcMar>
+            <w:vAlign w:val="top"/>
+          </w:tcPr>
+          <w:p>
+            <w:pPr>
+              <w:spacing w:after="40" w:before="0"/>
+              <w:jc w:val="left"/>
+            </w:pPr>
+            <w:r>
+              <w:rPr>
+                <w:rFonts w:ascii="Arial" w:cs="Arial" w:eastAsia="Arial" w:hAnsi="Arial"/>
+                <w:b/>
+                <w:bCs/>
+                <w:i w:val="false"/>
+                <w:iCs w:val="false"/>
+                <w:color w:val="000000"/>
+                <w:sz w:val="18"/>
+                <w:szCs w:val="18"/>
+              </w:rPr>
+              <w:t xml:space="preserve">Predict Phase</w:t>
             </w:r>
           </w:p>
           <w:p>
@@ -15088,7 +15106,7 @@
             <w:pPr>
               <w:spacing w:after="20" w:before="0"/>
             </w:pPr>
-            <w:hyperlink w:history="1" r:id="rIdrqsjjrny3miiayzyfyryp">
+            <w:hyperlink w:history="1" r:id="rIdee_h5be1dzodsygsytp9r">
               <w:r>
                 <w:rPr>
                   <w:rFonts w:ascii="Arial" w:cs="Arial" w:eastAsia="Arial" w:hAnsi="Arial"/>
@@ -15121,7 +15139,7 @@
               <w:spacing w:after="10" w:before="0"/>
               <w:ind w:left="120"/>
             </w:pPr>
-            <w:hyperlink w:history="1" r:id="rIdhwgp7gqc_l2rxkqklvghk">
+            <w:hyperlink w:history="1" r:id="rIdfettijtgafzkh4cgolo6l">
               <w:r>
                 <w:rPr>
                   <w:rFonts w:ascii="Arial" w:cs="Arial" w:eastAsia="Arial" w:hAnsi="Arial"/>
@@ -15166,7 +15184,7 @@
             <w:pPr>
               <w:spacing w:after="20" w:before="0"/>
             </w:pPr>
-            <w:hyperlink w:history="1" r:id="rIdtjtaeq7azpkkkivy7troy">
+            <w:hyperlink w:history="1" r:id="rIdf4qvd5fdpbxiortw3ndhd">
               <w:r>
                 <w:rPr>
                   <w:rFonts w:ascii="Arial" w:cs="Arial" w:eastAsia="Arial" w:hAnsi="Arial"/>
@@ -15199,7 +15217,7 @@
               <w:spacing w:after="10" w:before="0"/>
               <w:ind w:left="120"/>
             </w:pPr>
-            <w:hyperlink w:history="1" r:id="rIdyzbiowbluajx5vmcayciz">
+            <w:hyperlink w:history="1" r:id="rId2y_qnq6vtjczwze0hby7n">
               <w:r>
                 <w:rPr>
                   <w:rFonts w:ascii="Arial" w:cs="Arial" w:eastAsia="Arial" w:hAnsi="Arial"/>
@@ -15346,32 +15364,32 @@
         <w:tc>
           <w:tcPr>
             <w:tcW w:type="dxa" w:w="1520"/>
-            <w:shd w:fill="F2F2F2" w:color="auto" w:val="clear"/>
-            <w:tcMar>
-              <w:top w:type="dxa" w:w="60"/>
-              <w:left w:type="dxa" w:w="120"/>
-              <w:bottom w:type="dxa" w:w="60"/>
-              <w:right w:type="dxa" w:w="120"/>
-            </w:tcMar>
-            <w:vAlign w:val="top"/>
-          </w:tcPr>
-          <w:p>
-            <w:pPr>
-              <w:spacing w:after="40" w:before="0"/>
-              <w:jc w:val="left"/>
-            </w:pPr>
-            <w:r>
-              <w:rPr>
-                <w:rFonts w:ascii="Arial" w:cs="Arial" w:eastAsia="Arial" w:hAnsi="Arial"/>
-                <w:b/>
-                <w:bCs/>
-                <w:i w:val="false"/>
-                <w:iCs w:val="false"/>
-                <w:color w:val="000000"/>
-                <w:sz w:val="18"/>
-                <w:szCs w:val="18"/>
-              </w:rPr>
-              <w:t xml:space="preserve">Phase 2 — Observe</w:t>
+            <w:shd w:fill="D9EEF1" w:color="auto" w:val="clear"/>
+            <w:tcMar>
+              <w:top w:type="dxa" w:w="60"/>
+              <w:left w:type="dxa" w:w="120"/>
+              <w:bottom w:type="dxa" w:w="60"/>
+              <w:right w:type="dxa" w:w="120"/>
+            </w:tcMar>
+            <w:vAlign w:val="top"/>
+          </w:tcPr>
+          <w:p>
+            <w:pPr>
+              <w:spacing w:after="40" w:before="0"/>
+              <w:jc w:val="left"/>
+            </w:pPr>
+            <w:r>
+              <w:rPr>
+                <w:rFonts w:ascii="Arial" w:cs="Arial" w:eastAsia="Arial" w:hAnsi="Arial"/>
+                <w:b/>
+                <w:bCs/>
+                <w:i w:val="false"/>
+                <w:iCs w:val="false"/>
+                <w:color w:val="000000"/>
+                <w:sz w:val="18"/>
+                <w:szCs w:val="18"/>
+              </w:rPr>
+              <w:t xml:space="preserve">Observe Phase</w:t>
             </w:r>
           </w:p>
           <w:p>
@@ -15394,7 +15412,7 @@
             <w:pPr>
               <w:spacing w:after="20" w:before="0"/>
             </w:pPr>
-            <w:hyperlink w:history="1" r:id="rIdlqlzdo0pvh01g_b3x0rq-">
+            <w:hyperlink w:history="1" r:id="rIdegt1tzrqmsnvii8suu3wl">
               <w:r>
                 <w:rPr>
                   <w:rFonts w:ascii="Arial" w:cs="Arial" w:eastAsia="Arial" w:hAnsi="Arial"/>
@@ -15427,7 +15445,7 @@
               <w:spacing w:after="10" w:before="0"/>
               <w:ind w:left="120"/>
             </w:pPr>
-            <w:hyperlink w:history="1" r:id="rIdgg1hvx03r9ln9pwfh0znl">
+            <w:hyperlink w:history="1" r:id="rIdefbbgtph-srgom5rvfgff">
               <w:r>
                 <w:rPr>
                   <w:rFonts w:ascii="Arial" w:cs="Arial" w:eastAsia="Arial" w:hAnsi="Arial"/>
@@ -15472,7 +15490,7 @@
             <w:pPr>
               <w:spacing w:after="20" w:before="0"/>
             </w:pPr>
-            <w:hyperlink w:history="1" r:id="rIdnrpg2spgcbb7qg9crxdma">
+            <w:hyperlink w:history="1" r:id="rId0dv14tfq4y_uiqhgvdmbx">
               <w:r>
                 <w:rPr>
                   <w:rFonts w:ascii="Arial" w:cs="Arial" w:eastAsia="Arial" w:hAnsi="Arial"/>
@@ -15505,7 +15523,7 @@
               <w:spacing w:after="10" w:before="0"/>
               <w:ind w:left="120"/>
             </w:pPr>
-            <w:hyperlink w:history="1" r:id="rIdwxlwzbmgehtaflqpuqf1s">
+            <w:hyperlink w:history="1" r:id="rIdoeoysundewylbrd3_bfc0">
               <w:r>
                 <w:rPr>
                   <w:rFonts w:ascii="Arial" w:cs="Arial" w:eastAsia="Arial" w:hAnsi="Arial"/>
@@ -15652,32 +15670,32 @@
         <w:tc>
           <w:tcPr>
             <w:tcW w:type="dxa" w:w="1520"/>
-            <w:shd w:fill="F2F2F2" w:color="auto" w:val="clear"/>
-            <w:tcMar>
-              <w:top w:type="dxa" w:w="60"/>
-              <w:left w:type="dxa" w:w="120"/>
-              <w:bottom w:type="dxa" w:w="60"/>
-              <w:right w:type="dxa" w:w="120"/>
-            </w:tcMar>
-            <w:vAlign w:val="top"/>
-          </w:tcPr>
-          <w:p>
-            <w:pPr>
-              <w:spacing w:after="40" w:before="0"/>
-              <w:jc w:val="left"/>
-            </w:pPr>
-            <w:r>
-              <w:rPr>
-                <w:rFonts w:ascii="Arial" w:cs="Arial" w:eastAsia="Arial" w:hAnsi="Arial"/>
-                <w:b/>
-                <w:bCs/>
-                <w:i w:val="false"/>
-                <w:iCs w:val="false"/>
-                <w:color w:val="000000"/>
-                <w:sz w:val="18"/>
-                <w:szCs w:val="18"/>
-              </w:rPr>
-              <w:t xml:space="preserve">Phase 3 — Explain</w:t>
+            <w:shd w:fill="E2EFDA" w:color="auto" w:val="clear"/>
+            <w:tcMar>
+              <w:top w:type="dxa" w:w="60"/>
+              <w:left w:type="dxa" w:w="120"/>
+              <w:bottom w:type="dxa" w:w="60"/>
+              <w:right w:type="dxa" w:w="120"/>
+            </w:tcMar>
+            <w:vAlign w:val="top"/>
+          </w:tcPr>
+          <w:p>
+            <w:pPr>
+              <w:spacing w:after="40" w:before="0"/>
+              <w:jc w:val="left"/>
+            </w:pPr>
+            <w:r>
+              <w:rPr>
+                <w:rFonts w:ascii="Arial" w:cs="Arial" w:eastAsia="Arial" w:hAnsi="Arial"/>
+                <w:b/>
+                <w:bCs/>
+                <w:i w:val="false"/>
+                <w:iCs w:val="false"/>
+                <w:color w:val="000000"/>
+                <w:sz w:val="18"/>
+                <w:szCs w:val="18"/>
+              </w:rPr>
+              <w:t xml:space="preserve">Explain Phase</w:t>
             </w:r>
           </w:p>
           <w:p>
@@ -15700,7 +15718,7 @@
             <w:pPr>
               <w:spacing w:after="20" w:before="0"/>
             </w:pPr>
-            <w:hyperlink w:history="1" r:id="rIdsucpm4zydhtf1ojpgyl8h">
+            <w:hyperlink w:history="1" r:id="rIdmmanuurtdnvzad7rrngxt">
               <w:r>
                 <w:rPr>
                   <w:rFonts w:ascii="Arial" w:cs="Arial" w:eastAsia="Arial" w:hAnsi="Arial"/>
@@ -15733,7 +15751,7 @@
               <w:spacing w:after="10" w:before="0"/>
               <w:ind w:left="120"/>
             </w:pPr>
-            <w:hyperlink w:history="1" r:id="rIdrbea50mcbxpjynllgzfsy">
+            <w:hyperlink w:history="1" r:id="rIdcvnjdqdl0rqafegcwudxx">
               <w:r>
                 <w:rPr>
                   <w:rFonts w:ascii="Arial" w:cs="Arial" w:eastAsia="Arial" w:hAnsi="Arial"/>
@@ -15778,7 +15796,7 @@
             <w:pPr>
               <w:spacing w:after="20" w:before="0"/>
             </w:pPr>
-            <w:hyperlink w:history="1" r:id="rIdyic6exfztsqgjbyp3zfzz">
+            <w:hyperlink w:history="1" r:id="rIdg2bachsjzqn11t7ebuwjs">
               <w:r>
                 <w:rPr>
                   <w:rFonts w:ascii="Arial" w:cs="Arial" w:eastAsia="Arial" w:hAnsi="Arial"/>
@@ -15811,7 +15829,7 @@
               <w:spacing w:after="10" w:before="0"/>
               <w:ind w:left="120"/>
             </w:pPr>
-            <w:hyperlink w:history="1" r:id="rIdvql9hqpxf-n6d205nqptm">
+            <w:hyperlink w:history="1" r:id="rIddmynkv3nibb-_cb7p0yih">
               <w:r>
                 <w:rPr>
                   <w:rFonts w:ascii="Arial" w:cs="Arial" w:eastAsia="Arial" w:hAnsi="Arial"/>
@@ -15958,32 +15976,32 @@
         <w:tc>
           <w:tcPr>
             <w:tcW w:type="dxa" w:w="1520"/>
-            <w:shd w:fill="F2F2F2" w:color="auto" w:val="clear"/>
-            <w:tcMar>
-              <w:top w:type="dxa" w:w="60"/>
-              <w:left w:type="dxa" w:w="120"/>
-              <w:bottom w:type="dxa" w:w="60"/>
-              <w:right w:type="dxa" w:w="120"/>
-            </w:tcMar>
-            <w:vAlign w:val="top"/>
-          </w:tcPr>
-          <w:p>
-            <w:pPr>
-              <w:spacing w:after="40" w:before="0"/>
-              <w:jc w:val="left"/>
-            </w:pPr>
-            <w:r>
-              <w:rPr>
-                <w:rFonts w:ascii="Arial" w:cs="Arial" w:eastAsia="Arial" w:hAnsi="Arial"/>
-                <w:b/>
-                <w:bCs/>
-                <w:i w:val="false"/>
-                <w:iCs w:val="false"/>
-                <w:color w:val="000000"/>
-                <w:sz w:val="18"/>
-                <w:szCs w:val="18"/>
-              </w:rPr>
-              <w:t xml:space="preserve">Phase 4 — Driving Question Board (DQB) Creation</w:t>
+            <w:shd w:fill="FCE4D6" w:color="auto" w:val="clear"/>
+            <w:tcMar>
+              <w:top w:type="dxa" w:w="60"/>
+              <w:left w:type="dxa" w:w="120"/>
+              <w:bottom w:type="dxa" w:w="60"/>
+              <w:right w:type="dxa" w:w="120"/>
+            </w:tcMar>
+            <w:vAlign w:val="top"/>
+          </w:tcPr>
+          <w:p>
+            <w:pPr>
+              <w:spacing w:after="40" w:before="0"/>
+              <w:jc w:val="left"/>
+            </w:pPr>
+            <w:r>
+              <w:rPr>
+                <w:rFonts w:ascii="Arial" w:cs="Arial" w:eastAsia="Arial" w:hAnsi="Arial"/>
+                <w:b/>
+                <w:bCs/>
+                <w:i w:val="false"/>
+                <w:iCs w:val="false"/>
+                <w:color w:val="000000"/>
+                <w:sz w:val="18"/>
+                <w:szCs w:val="18"/>
+              </w:rPr>
+              <w:t xml:space="preserve">Driving Question Board (DQB) Creation</w:t>
             </w:r>
           </w:p>
           <w:p>
@@ -16006,7 +16024,7 @@
             <w:pPr>
               <w:spacing w:after="20" w:before="0"/>
             </w:pPr>
-            <w:hyperlink w:history="1" r:id="rIdo2uph1rtx0e_vly166_ss">
+            <w:hyperlink w:history="1" r:id="rId-cjozcoj1qpnyo1kym-hf">
               <w:r>
                 <w:rPr>
                   <w:rFonts w:ascii="Arial" w:cs="Arial" w:eastAsia="Arial" w:hAnsi="Arial"/>
@@ -16039,7 +16057,7 @@
               <w:spacing w:after="10" w:before="0"/>
               <w:ind w:left="120"/>
             </w:pPr>
-            <w:hyperlink w:history="1" r:id="rIdyctmnzurjvvgvgscwugic">
+            <w:hyperlink w:history="1" r:id="rIdk7scz9cl4cq2lmppjmvfy">
               <w:r>
                 <w:rPr>
                   <w:rFonts w:ascii="Arial" w:cs="Arial" w:eastAsia="Arial" w:hAnsi="Arial"/>
@@ -16084,7 +16102,7 @@
             <w:pPr>
               <w:spacing w:after="20" w:before="0"/>
             </w:pPr>
-            <w:hyperlink w:history="1" r:id="rIdhkw-felidkmp_hqrp7rl0">
+            <w:hyperlink w:history="1" r:id="rIdmtzuk5zpato60-5ww1we7">
               <w:r>
                 <w:rPr>
                   <w:rFonts w:ascii="Arial" w:cs="Arial" w:eastAsia="Arial" w:hAnsi="Arial"/>
@@ -16117,7 +16135,7 @@
               <w:spacing w:after="10" w:before="0"/>
               <w:ind w:left="120"/>
             </w:pPr>
-            <w:hyperlink w:history="1" r:id="rIdczl_1q8-3_tgj5ltmifau">
+            <w:hyperlink w:history="1" r:id="rIdpjzs2avtehb6omgrzfwgn">
               <w:r>
                 <w:rPr>
                   <w:rFonts w:ascii="Arial" w:cs="Arial" w:eastAsia="Arial" w:hAnsi="Arial"/>
@@ -16264,32 +16282,32 @@
         <w:tc>
           <w:tcPr>
             <w:tcW w:type="dxa" w:w="1520"/>
-            <w:shd w:fill="F2F2F2" w:color="auto" w:val="clear"/>
-            <w:tcMar>
-              <w:top w:type="dxa" w:w="60"/>
-              <w:left w:type="dxa" w:w="120"/>
-              <w:bottom w:type="dxa" w:w="60"/>
-              <w:right w:type="dxa" w:w="120"/>
-            </w:tcMar>
-            <w:vAlign w:val="top"/>
-          </w:tcPr>
-          <w:p>
-            <w:pPr>
-              <w:spacing w:after="40" w:before="0"/>
-              <w:jc w:val="left"/>
-            </w:pPr>
-            <w:r>
-              <w:rPr>
-                <w:rFonts w:ascii="Arial" w:cs="Arial" w:eastAsia="Arial" w:hAnsi="Arial"/>
-                <w:b/>
-                <w:bCs/>
-                <w:i w:val="false"/>
-                <w:iCs w:val="false"/>
-                <w:color w:val="000000"/>
-                <w:sz w:val="18"/>
-                <w:szCs w:val="18"/>
-              </w:rPr>
-              <w:t xml:space="preserve">Phase 5 — Model Building</w:t>
+            <w:shd w:fill="D5E8F0" w:color="auto" w:val="clear"/>
+            <w:tcMar>
+              <w:top w:type="dxa" w:w="60"/>
+              <w:left w:type="dxa" w:w="120"/>
+              <w:bottom w:type="dxa" w:w="60"/>
+              <w:right w:type="dxa" w:w="120"/>
+            </w:tcMar>
+            <w:vAlign w:val="top"/>
+          </w:tcPr>
+          <w:p>
+            <w:pPr>
+              <w:spacing w:after="40" w:before="0"/>
+              <w:jc w:val="left"/>
+            </w:pPr>
+            <w:r>
+              <w:rPr>
+                <w:rFonts w:ascii="Arial" w:cs="Arial" w:eastAsia="Arial" w:hAnsi="Arial"/>
+                <w:b/>
+                <w:bCs/>
+                <w:i w:val="false"/>
+                <w:iCs w:val="false"/>
+                <w:color w:val="000000"/>
+                <w:sz w:val="18"/>
+                <w:szCs w:val="18"/>
+              </w:rPr>
+              <w:t xml:space="preserve">Model Building Phase</w:t>
             </w:r>
           </w:p>
           <w:p>
@@ -16312,7 +16330,7 @@
             <w:pPr>
               <w:spacing w:after="20" w:before="0"/>
             </w:pPr>
-            <w:hyperlink w:history="1" r:id="rId0sp2tahbsqd_svmimq-7v">
+            <w:hyperlink w:history="1" r:id="rIdwaynvuzxqvw4szoc8dl7q">
               <w:r>
                 <w:rPr>
                   <w:rFonts w:ascii="Arial" w:cs="Arial" w:eastAsia="Arial" w:hAnsi="Arial"/>
@@ -16345,7 +16363,7 @@
               <w:spacing w:after="10" w:before="0"/>
               <w:ind w:left="120"/>
             </w:pPr>
-            <w:hyperlink w:history="1" r:id="rIdwgtsoiydu-pfrgpjmg4tn">
+            <w:hyperlink w:history="1" r:id="rIdhi8dvtqdreh1gtgtauhpd">
               <w:r>
                 <w:rPr>
                   <w:rFonts w:ascii="Arial" w:cs="Arial" w:eastAsia="Arial" w:hAnsi="Arial"/>
@@ -16390,7 +16408,7 @@
             <w:pPr>
               <w:spacing w:after="20" w:before="0"/>
             </w:pPr>
-            <w:hyperlink w:history="1" r:id="rIdj7o_xcl8dktgp_kk6xwvi">
+            <w:hyperlink w:history="1" r:id="rId4cza5mebd_extbkoikzig">
               <w:r>
                 <w:rPr>
                   <w:rFonts w:ascii="Arial" w:cs="Arial" w:eastAsia="Arial" w:hAnsi="Arial"/>
@@ -16423,7 +16441,7 @@
               <w:spacing w:after="10" w:before="0"/>
               <w:ind w:left="120"/>
             </w:pPr>
-            <w:hyperlink w:history="1" r:id="rIdm2oicxmsr-5zzqplcetql">
+            <w:hyperlink w:history="1" r:id="rIdzkq4mvhshasxh0o2v_5ic">
               <w:r>
                 <w:rPr>
                   <w:rFonts w:ascii="Arial" w:cs="Arial" w:eastAsia="Arial" w:hAnsi="Arial"/>
@@ -17862,32 +17880,32 @@
         <w:tc>
           <w:tcPr>
             <w:tcW w:type="dxa" w:w="1520"/>
-            <w:shd w:fill="F2F2F2" w:color="auto" w:val="clear"/>
-            <w:tcMar>
-              <w:top w:type="dxa" w:w="60"/>
-              <w:left w:type="dxa" w:w="120"/>
-              <w:bottom w:type="dxa" w:w="60"/>
-              <w:right w:type="dxa" w:w="120"/>
-            </w:tcMar>
-            <w:vAlign w:val="top"/>
-          </w:tcPr>
-          <w:p>
-            <w:pPr>
-              <w:spacing w:after="40" w:before="0"/>
-              <w:jc w:val="left"/>
-            </w:pPr>
-            <w:r>
-              <w:rPr>
-                <w:rFonts w:ascii="Arial" w:cs="Arial" w:eastAsia="Arial" w:hAnsi="Arial"/>
-                <w:b/>
-                <w:bCs/>
-                <w:i w:val="false"/>
-                <w:iCs w:val="false"/>
-                <w:color w:val="000000"/>
-                <w:sz w:val="18"/>
-                <w:szCs w:val="18"/>
-              </w:rPr>
-              <w:t xml:space="preserve">Phase 1 — Predict</w:t>
+            <w:shd w:fill="EAD1F5" w:color="auto" w:val="clear"/>
+            <w:tcMar>
+              <w:top w:type="dxa" w:w="60"/>
+              <w:left w:type="dxa" w:w="120"/>
+              <w:bottom w:type="dxa" w:w="60"/>
+              <w:right w:type="dxa" w:w="120"/>
+            </w:tcMar>
+            <w:vAlign w:val="top"/>
+          </w:tcPr>
+          <w:p>
+            <w:pPr>
+              <w:spacing w:after="40" w:before="0"/>
+              <w:jc w:val="left"/>
+            </w:pPr>
+            <w:r>
+              <w:rPr>
+                <w:rFonts w:ascii="Arial" w:cs="Arial" w:eastAsia="Arial" w:hAnsi="Arial"/>
+                <w:b/>
+                <w:bCs/>
+                <w:i w:val="false"/>
+                <w:iCs w:val="false"/>
+                <w:color w:val="000000"/>
+                <w:sz w:val="18"/>
+                <w:szCs w:val="18"/>
+              </w:rPr>
+              <w:t xml:space="preserve">Predict Phase</w:t>
             </w:r>
           </w:p>
           <w:p>
@@ -17910,7 +17928,7 @@
             <w:pPr>
               <w:spacing w:after="20" w:before="0"/>
             </w:pPr>
-            <w:hyperlink w:history="1" r:id="rIdahej__afxkuais7514tgn">
+            <w:hyperlink w:history="1" r:id="rIdoezf7n4vuixq7s_rmjkyz">
               <w:r>
                 <w:rPr>
                   <w:rFonts w:ascii="Arial" w:cs="Arial" w:eastAsia="Arial" w:hAnsi="Arial"/>
@@ -17943,7 +17961,7 @@
               <w:spacing w:after="10" w:before="0"/>
               <w:ind w:left="120"/>
             </w:pPr>
-            <w:hyperlink w:history="1" r:id="rIdzpbtfhi8mhpva8fvrytqc">
+            <w:hyperlink w:history="1" r:id="rIdvkwynbxu1yz6hl4ty81kh">
               <w:r>
                 <w:rPr>
                   <w:rFonts w:ascii="Arial" w:cs="Arial" w:eastAsia="Arial" w:hAnsi="Arial"/>
@@ -17988,7 +18006,7 @@
             <w:pPr>
               <w:spacing w:after="20" w:before="0"/>
             </w:pPr>
-            <w:hyperlink w:history="1" r:id="rIdw6sr4mowurplfu_ziorjj">
+            <w:hyperlink w:history="1" r:id="rIdadt7n3lm2udtuf7ciucku">
               <w:r>
                 <w:rPr>
                   <w:rFonts w:ascii="Arial" w:cs="Arial" w:eastAsia="Arial" w:hAnsi="Arial"/>
@@ -18021,7 +18039,7 @@
               <w:spacing w:after="10" w:before="0"/>
               <w:ind w:left="120"/>
             </w:pPr>
-            <w:hyperlink w:history="1" r:id="rIdree-ar6iy8x4-bm0ngz1q">
+            <w:hyperlink w:history="1" r:id="rId-gucf348ggzafyv6gggzq">
               <w:r>
                 <w:rPr>
                   <w:rFonts w:ascii="Arial" w:cs="Arial" w:eastAsia="Arial" w:hAnsi="Arial"/>
@@ -18168,32 +18186,32 @@
         <w:tc>
           <w:tcPr>
             <w:tcW w:type="dxa" w:w="1520"/>
-            <w:shd w:fill="F2F2F2" w:color="auto" w:val="clear"/>
-            <w:tcMar>
-              <w:top w:type="dxa" w:w="60"/>
-              <w:left w:type="dxa" w:w="120"/>
-              <w:bottom w:type="dxa" w:w="60"/>
-              <w:right w:type="dxa" w:w="120"/>
-            </w:tcMar>
-            <w:vAlign w:val="top"/>
-          </w:tcPr>
-          <w:p>
-            <w:pPr>
-              <w:spacing w:after="40" w:before="0"/>
-              <w:jc w:val="left"/>
-            </w:pPr>
-            <w:r>
-              <w:rPr>
-                <w:rFonts w:ascii="Arial" w:cs="Arial" w:eastAsia="Arial" w:hAnsi="Arial"/>
-                <w:b/>
-                <w:bCs/>
-                <w:i w:val="false"/>
-                <w:iCs w:val="false"/>
-                <w:color w:val="000000"/>
-                <w:sz w:val="18"/>
-                <w:szCs w:val="18"/>
-              </w:rPr>
-              <w:t xml:space="preserve">Phase 2 — Observe</w:t>
+            <w:shd w:fill="D9EEF1" w:color="auto" w:val="clear"/>
+            <w:tcMar>
+              <w:top w:type="dxa" w:w="60"/>
+              <w:left w:type="dxa" w:w="120"/>
+              <w:bottom w:type="dxa" w:w="60"/>
+              <w:right w:type="dxa" w:w="120"/>
+            </w:tcMar>
+            <w:vAlign w:val="top"/>
+          </w:tcPr>
+          <w:p>
+            <w:pPr>
+              <w:spacing w:after="40" w:before="0"/>
+              <w:jc w:val="left"/>
+            </w:pPr>
+            <w:r>
+              <w:rPr>
+                <w:rFonts w:ascii="Arial" w:cs="Arial" w:eastAsia="Arial" w:hAnsi="Arial"/>
+                <w:b/>
+                <w:bCs/>
+                <w:i w:val="false"/>
+                <w:iCs w:val="false"/>
+                <w:color w:val="000000"/>
+                <w:sz w:val="18"/>
+                <w:szCs w:val="18"/>
+              </w:rPr>
+              <w:t xml:space="preserve">Observe Phase</w:t>
             </w:r>
           </w:p>
           <w:p>
@@ -18216,7 +18234,7 @@
             <w:pPr>
               <w:spacing w:after="20" w:before="0"/>
             </w:pPr>
-            <w:hyperlink w:history="1" r:id="rId9byruoisw75wogbhm2v7x">
+            <w:hyperlink w:history="1" r:id="rId6dmbjaiiq0-m0qeati0xn">
               <w:r>
                 <w:rPr>
                   <w:rFonts w:ascii="Arial" w:cs="Arial" w:eastAsia="Arial" w:hAnsi="Arial"/>
@@ -18249,7 +18267,7 @@
               <w:spacing w:after="10" w:before="0"/>
               <w:ind w:left="120"/>
             </w:pPr>
-            <w:hyperlink w:history="1" r:id="rIdndhe-vlurgwyzutet40q5">
+            <w:hyperlink w:history="1" r:id="rIdlvurydswdsnlvaocwssb-">
               <w:r>
                 <w:rPr>
                   <w:rFonts w:ascii="Arial" w:cs="Arial" w:eastAsia="Arial" w:hAnsi="Arial"/>
@@ -18294,7 +18312,7 @@
             <w:pPr>
               <w:spacing w:after="20" w:before="0"/>
             </w:pPr>
-            <w:hyperlink w:history="1" r:id="rIdloxpzf0rcmv_efv8cn--y">
+            <w:hyperlink w:history="1" r:id="rIdmywbystdx-tn5k8sizihn">
               <w:r>
                 <w:rPr>
                   <w:rFonts w:ascii="Arial" w:cs="Arial" w:eastAsia="Arial" w:hAnsi="Arial"/>
@@ -18327,7 +18345,7 @@
               <w:spacing w:after="10" w:before="0"/>
               <w:ind w:left="120"/>
             </w:pPr>
-            <w:hyperlink w:history="1" r:id="rIdnmymcg77ahhibsirm8lmr">
+            <w:hyperlink w:history="1" r:id="rIdaitx3ds9yevrzdrjyliri">
               <w:r>
                 <w:rPr>
                   <w:rFonts w:ascii="Arial" w:cs="Arial" w:eastAsia="Arial" w:hAnsi="Arial"/>
@@ -18474,32 +18492,32 @@
         <w:tc>
           <w:tcPr>
             <w:tcW w:type="dxa" w:w="1520"/>
-            <w:shd w:fill="F2F2F2" w:color="auto" w:val="clear"/>
-            <w:tcMar>
-              <w:top w:type="dxa" w:w="60"/>
-              <w:left w:type="dxa" w:w="120"/>
-              <w:bottom w:type="dxa" w:w="60"/>
-              <w:right w:type="dxa" w:w="120"/>
-            </w:tcMar>
-            <w:vAlign w:val="top"/>
-          </w:tcPr>
-          <w:p>
-            <w:pPr>
-              <w:spacing w:after="40" w:before="0"/>
-              <w:jc w:val="left"/>
-            </w:pPr>
-            <w:r>
-              <w:rPr>
-                <w:rFonts w:ascii="Arial" w:cs="Arial" w:eastAsia="Arial" w:hAnsi="Arial"/>
-                <w:b/>
-                <w:bCs/>
-                <w:i w:val="false"/>
-                <w:iCs w:val="false"/>
-                <w:color w:val="000000"/>
-                <w:sz w:val="18"/>
-                <w:szCs w:val="18"/>
-              </w:rPr>
-              <w:t xml:space="preserve">Phase 3 — Explain</w:t>
+            <w:shd w:fill="E2EFDA" w:color="auto" w:val="clear"/>
+            <w:tcMar>
+              <w:top w:type="dxa" w:w="60"/>
+              <w:left w:type="dxa" w:w="120"/>
+              <w:bottom w:type="dxa" w:w="60"/>
+              <w:right w:type="dxa" w:w="120"/>
+            </w:tcMar>
+            <w:vAlign w:val="top"/>
+          </w:tcPr>
+          <w:p>
+            <w:pPr>
+              <w:spacing w:after="40" w:before="0"/>
+              <w:jc w:val="left"/>
+            </w:pPr>
+            <w:r>
+              <w:rPr>
+                <w:rFonts w:ascii="Arial" w:cs="Arial" w:eastAsia="Arial" w:hAnsi="Arial"/>
+                <w:b/>
+                <w:bCs/>
+                <w:i w:val="false"/>
+                <w:iCs w:val="false"/>
+                <w:color w:val="000000"/>
+                <w:sz w:val="18"/>
+                <w:szCs w:val="18"/>
+              </w:rPr>
+              <w:t xml:space="preserve">Explain Phase</w:t>
             </w:r>
           </w:p>
           <w:p>
@@ -18522,7 +18540,7 @@
             <w:pPr>
               <w:spacing w:after="20" w:before="0"/>
             </w:pPr>
-            <w:hyperlink w:history="1" r:id="rIdapagd53hpswsyxgyzeybb">
+            <w:hyperlink w:history="1" r:id="rIdbmswxbl5vucs48akt3gww">
               <w:r>
                 <w:rPr>
                   <w:rFonts w:ascii="Arial" w:cs="Arial" w:eastAsia="Arial" w:hAnsi="Arial"/>
@@ -18555,7 +18573,7 @@
               <w:spacing w:after="10" w:before="0"/>
               <w:ind w:left="120"/>
             </w:pPr>
-            <w:hyperlink w:history="1" r:id="rIdsluq409n4zuxj-pdmbb_o">
+            <w:hyperlink w:history="1" r:id="rIdapwa9vhidfz5e4rjzsebd">
               <w:r>
                 <w:rPr>
                   <w:rFonts w:ascii="Arial" w:cs="Arial" w:eastAsia="Arial" w:hAnsi="Arial"/>
@@ -18600,7 +18618,7 @@
             <w:pPr>
               <w:spacing w:after="20" w:before="0"/>
             </w:pPr>
-            <w:hyperlink w:history="1" r:id="rId-1ygzt3zgosdenhg8fczh">
+            <w:hyperlink w:history="1" r:id="rIdwu2bsz3gsfcilrkc4qiq-">
               <w:r>
                 <w:rPr>
                   <w:rFonts w:ascii="Arial" w:cs="Arial" w:eastAsia="Arial" w:hAnsi="Arial"/>
@@ -18633,7 +18651,7 @@
               <w:spacing w:after="10" w:before="0"/>
               <w:ind w:left="120"/>
             </w:pPr>
-            <w:hyperlink w:history="1" r:id="rIdtdjk7rc9mckuyq_la3gfk">
+            <w:hyperlink w:history="1" r:id="rIdunho2u-uszkbjdojicenh">
               <w:r>
                 <w:rPr>
                   <w:rFonts w:ascii="Arial" w:cs="Arial" w:eastAsia="Arial" w:hAnsi="Arial"/>
@@ -18780,32 +18798,32 @@
         <w:tc>
           <w:tcPr>
             <w:tcW w:type="dxa" w:w="1520"/>
-            <w:shd w:fill="F2F2F2" w:color="auto" w:val="clear"/>
-            <w:tcMar>
-              <w:top w:type="dxa" w:w="60"/>
-              <w:left w:type="dxa" w:w="120"/>
-              <w:bottom w:type="dxa" w:w="60"/>
-              <w:right w:type="dxa" w:w="120"/>
-            </w:tcMar>
-            <w:vAlign w:val="top"/>
-          </w:tcPr>
-          <w:p>
-            <w:pPr>
-              <w:spacing w:after="40" w:before="0"/>
-              <w:jc w:val="left"/>
-            </w:pPr>
-            <w:r>
-              <w:rPr>
-                <w:rFonts w:ascii="Arial" w:cs="Arial" w:eastAsia="Arial" w:hAnsi="Arial"/>
-                <w:b/>
-                <w:bCs/>
-                <w:i w:val="false"/>
-                <w:iCs w:val="false"/>
-                <w:color w:val="000000"/>
-                <w:sz w:val="18"/>
-                <w:szCs w:val="18"/>
-              </w:rPr>
-              <w:t xml:space="preserve">Phase 4 — Driving Question Board (DQB) Update</w:t>
+            <w:shd w:fill="FCE4D6" w:color="auto" w:val="clear"/>
+            <w:tcMar>
+              <w:top w:type="dxa" w:w="60"/>
+              <w:left w:type="dxa" w:w="120"/>
+              <w:bottom w:type="dxa" w:w="60"/>
+              <w:right w:type="dxa" w:w="120"/>
+            </w:tcMar>
+            <w:vAlign w:val="top"/>
+          </w:tcPr>
+          <w:p>
+            <w:pPr>
+              <w:spacing w:after="40" w:before="0"/>
+              <w:jc w:val="left"/>
+            </w:pPr>
+            <w:r>
+              <w:rPr>
+                <w:rFonts w:ascii="Arial" w:cs="Arial" w:eastAsia="Arial" w:hAnsi="Arial"/>
+                <w:b/>
+                <w:bCs/>
+                <w:i w:val="false"/>
+                <w:iCs w:val="false"/>
+                <w:color w:val="000000"/>
+                <w:sz w:val="18"/>
+                <w:szCs w:val="18"/>
+              </w:rPr>
+              <w:t xml:space="preserve">Driving Question Board (DQB) Creation</w:t>
             </w:r>
           </w:p>
           <w:p>
@@ -18828,7 +18846,7 @@
             <w:pPr>
               <w:spacing w:after="20" w:before="0"/>
             </w:pPr>
-            <w:hyperlink w:history="1" r:id="rIdf3ihoyaie4xz5gxood08o">
+            <w:hyperlink w:history="1" r:id="rIdw8t3ozldulskuz9izno1q">
               <w:r>
                 <w:rPr>
                   <w:rFonts w:ascii="Arial" w:cs="Arial" w:eastAsia="Arial" w:hAnsi="Arial"/>
@@ -18861,7 +18879,7 @@
               <w:spacing w:after="10" w:before="0"/>
               <w:ind w:left="120"/>
             </w:pPr>
-            <w:hyperlink w:history="1" r:id="rIduebvspuhq-r1cnawkboyh">
+            <w:hyperlink w:history="1" r:id="rIdcbtfvfn10dwhbh3e8lhhw">
               <w:r>
                 <w:rPr>
                   <w:rFonts w:ascii="Arial" w:cs="Arial" w:eastAsia="Arial" w:hAnsi="Arial"/>
@@ -18906,7 +18924,7 @@
             <w:pPr>
               <w:spacing w:after="20" w:before="0"/>
             </w:pPr>
-            <w:hyperlink w:history="1" r:id="rIdpkwg5uugkdf_phkwjk_9b">
+            <w:hyperlink w:history="1" r:id="rId5clhuwbnhr3wv6bmppjoo">
               <w:r>
                 <w:rPr>
                   <w:rFonts w:ascii="Arial" w:cs="Arial" w:eastAsia="Arial" w:hAnsi="Arial"/>
@@ -18939,7 +18957,7 @@
               <w:spacing w:after="10" w:before="0"/>
               <w:ind w:left="120"/>
             </w:pPr>
-            <w:hyperlink w:history="1" r:id="rIdjva1ims-oswjo2lgitzt8">
+            <w:hyperlink w:history="1" r:id="rId9jjz-dfz8i36ywxktizop">
               <w:r>
                 <w:rPr>
                   <w:rFonts w:ascii="Arial" w:cs="Arial" w:eastAsia="Arial" w:hAnsi="Arial"/>
@@ -19086,32 +19104,32 @@
         <w:tc>
           <w:tcPr>
             <w:tcW w:type="dxa" w:w="1520"/>
-            <w:shd w:fill="F2F2F2" w:color="auto" w:val="clear"/>
-            <w:tcMar>
-              <w:top w:type="dxa" w:w="60"/>
-              <w:left w:type="dxa" w:w="120"/>
-              <w:bottom w:type="dxa" w:w="60"/>
-              <w:right w:type="dxa" w:w="120"/>
-            </w:tcMar>
-            <w:vAlign w:val="top"/>
-          </w:tcPr>
-          <w:p>
-            <w:pPr>
-              <w:spacing w:after="40" w:before="0"/>
-              <w:jc w:val="left"/>
-            </w:pPr>
-            <w:r>
-              <w:rPr>
-                <w:rFonts w:ascii="Arial" w:cs="Arial" w:eastAsia="Arial" w:hAnsi="Arial"/>
-                <w:b/>
-                <w:bCs/>
-                <w:i w:val="false"/>
-                <w:iCs w:val="false"/>
-                <w:color w:val="000000"/>
-                <w:sz w:val="18"/>
-                <w:szCs w:val="18"/>
-              </w:rPr>
-              <w:t xml:space="preserve">Phase 5 — Model Building</w:t>
+            <w:shd w:fill="D5E8F0" w:color="auto" w:val="clear"/>
+            <w:tcMar>
+              <w:top w:type="dxa" w:w="60"/>
+              <w:left w:type="dxa" w:w="120"/>
+              <w:bottom w:type="dxa" w:w="60"/>
+              <w:right w:type="dxa" w:w="120"/>
+            </w:tcMar>
+            <w:vAlign w:val="top"/>
+          </w:tcPr>
+          <w:p>
+            <w:pPr>
+              <w:spacing w:after="40" w:before="0"/>
+              <w:jc w:val="left"/>
+            </w:pPr>
+            <w:r>
+              <w:rPr>
+                <w:rFonts w:ascii="Arial" w:cs="Arial" w:eastAsia="Arial" w:hAnsi="Arial"/>
+                <w:b/>
+                <w:bCs/>
+                <w:i w:val="false"/>
+                <w:iCs w:val="false"/>
+                <w:color w:val="000000"/>
+                <w:sz w:val="18"/>
+                <w:szCs w:val="18"/>
+              </w:rPr>
+              <w:t xml:space="preserve">Model Building Phase</w:t>
             </w:r>
           </w:p>
           <w:p>
@@ -19134,7 +19152,7 @@
             <w:pPr>
               <w:spacing w:after="20" w:before="0"/>
             </w:pPr>
-            <w:hyperlink w:history="1" r:id="rIdzuko15dksui9gmw7xx6jq">
+            <w:hyperlink w:history="1" r:id="rIdwnsubzzt_qe9oc-1otbo4">
               <w:r>
                 <w:rPr>
                   <w:rFonts w:ascii="Arial" w:cs="Arial" w:eastAsia="Arial" w:hAnsi="Arial"/>
@@ -19167,7 +19185,7 @@
               <w:spacing w:after="10" w:before="0"/>
               <w:ind w:left="120"/>
             </w:pPr>
-            <w:hyperlink w:history="1" r:id="rId8w2_eydqji6eucousjrw8">
+            <w:hyperlink w:history="1" r:id="rIdauhl2lonuceeur5hkpwws">
               <w:r>
                 <w:rPr>
                   <w:rFonts w:ascii="Arial" w:cs="Arial" w:eastAsia="Arial" w:hAnsi="Arial"/>
@@ -19212,7 +19230,7 @@
             <w:pPr>
               <w:spacing w:after="20" w:before="0"/>
             </w:pPr>
-            <w:hyperlink w:history="1" r:id="rId7snhdf1_mgalihezv5tpb">
+            <w:hyperlink w:history="1" r:id="rId26ipjhe07jqhpxekrxuwi">
               <w:r>
                 <w:rPr>
                   <w:rFonts w:ascii="Arial" w:cs="Arial" w:eastAsia="Arial" w:hAnsi="Arial"/>
@@ -19245,7 +19263,7 @@
               <w:spacing w:after="10" w:before="0"/>
               <w:ind w:left="120"/>
             </w:pPr>
-            <w:hyperlink w:history="1" r:id="rIdgroczdu7gtxd_hiqi0ix8">
+            <w:hyperlink w:history="1" r:id="rId5_58ai6-meocnivujb-hn">
               <w:r>
                 <w:rPr>
                   <w:rFonts w:ascii="Arial" w:cs="Arial" w:eastAsia="Arial" w:hAnsi="Arial"/>
@@ -20684,32 +20702,32 @@
         <w:tc>
           <w:tcPr>
             <w:tcW w:type="dxa" w:w="1520"/>
-            <w:shd w:fill="F2F2F2" w:color="auto" w:val="clear"/>
-            <w:tcMar>
-              <w:top w:type="dxa" w:w="60"/>
-              <w:left w:type="dxa" w:w="120"/>
-              <w:bottom w:type="dxa" w:w="60"/>
-              <w:right w:type="dxa" w:w="120"/>
-            </w:tcMar>
-            <w:vAlign w:val="top"/>
-          </w:tcPr>
-          <w:p>
-            <w:pPr>
-              <w:spacing w:after="40" w:before="0"/>
-              <w:jc w:val="left"/>
-            </w:pPr>
-            <w:r>
-              <w:rPr>
-                <w:rFonts w:ascii="Arial" w:cs="Arial" w:eastAsia="Arial" w:hAnsi="Arial"/>
-                <w:b/>
-                <w:bCs/>
-                <w:i w:val="false"/>
-                <w:iCs w:val="false"/>
-                <w:color w:val="000000"/>
-                <w:sz w:val="18"/>
-                <w:szCs w:val="18"/>
-              </w:rPr>
-              <w:t xml:space="preserve">Phase 1 — Predict</w:t>
+            <w:shd w:fill="EAD1F5" w:color="auto" w:val="clear"/>
+            <w:tcMar>
+              <w:top w:type="dxa" w:w="60"/>
+              <w:left w:type="dxa" w:w="120"/>
+              <w:bottom w:type="dxa" w:w="60"/>
+              <w:right w:type="dxa" w:w="120"/>
+            </w:tcMar>
+            <w:vAlign w:val="top"/>
+          </w:tcPr>
+          <w:p>
+            <w:pPr>
+              <w:spacing w:after="40" w:before="0"/>
+              <w:jc w:val="left"/>
+            </w:pPr>
+            <w:r>
+              <w:rPr>
+                <w:rFonts w:ascii="Arial" w:cs="Arial" w:eastAsia="Arial" w:hAnsi="Arial"/>
+                <w:b/>
+                <w:bCs/>
+                <w:i w:val="false"/>
+                <w:iCs w:val="false"/>
+                <w:color w:val="000000"/>
+                <w:sz w:val="18"/>
+                <w:szCs w:val="18"/>
+              </w:rPr>
+              <w:t xml:space="preserve">Predict Phase</w:t>
             </w:r>
           </w:p>
           <w:p>
@@ -20732,7 +20750,7 @@
             <w:pPr>
               <w:spacing w:after="20" w:before="0"/>
             </w:pPr>
-            <w:hyperlink w:history="1" r:id="rIdaipksarrds6rwgvw0g9qp">
+            <w:hyperlink w:history="1" r:id="rIdbpbw1fyls1iqzygf5jw_5">
               <w:r>
                 <w:rPr>
                   <w:rFonts w:ascii="Arial" w:cs="Arial" w:eastAsia="Arial" w:hAnsi="Arial"/>
@@ -20765,7 +20783,7 @@
               <w:spacing w:after="10" w:before="0"/>
               <w:ind w:left="120"/>
             </w:pPr>
-            <w:hyperlink w:history="1" r:id="rId6lfx-9_a999ksvminvyq1">
+            <w:hyperlink w:history="1" r:id="rIdjlivd0dqjjcnhfpcrpvto">
               <w:r>
                 <w:rPr>
                   <w:rFonts w:ascii="Arial" w:cs="Arial" w:eastAsia="Arial" w:hAnsi="Arial"/>
@@ -20810,7 +20828,7 @@
             <w:pPr>
               <w:spacing w:after="20" w:before="0"/>
             </w:pPr>
-            <w:hyperlink w:history="1" r:id="rIdpydhyxfsyfgjhlmwbdgjr">
+            <w:hyperlink w:history="1" r:id="rIdvofijew02l7dchiepqclv">
               <w:r>
                 <w:rPr>
                   <w:rFonts w:ascii="Arial" w:cs="Arial" w:eastAsia="Arial" w:hAnsi="Arial"/>
@@ -20843,7 +20861,7 @@
               <w:spacing w:after="10" w:before="0"/>
               <w:ind w:left="120"/>
             </w:pPr>
-            <w:hyperlink w:history="1" r:id="rIdqctffg6j2wcg0rowuzeym">
+            <w:hyperlink w:history="1" r:id="rId4vtfxke7uckxtbwrkh4wb">
               <w:r>
                 <w:rPr>
                   <w:rFonts w:ascii="Arial" w:cs="Arial" w:eastAsia="Arial" w:hAnsi="Arial"/>
@@ -20990,32 +21008,32 @@
         <w:tc>
           <w:tcPr>
             <w:tcW w:type="dxa" w:w="1520"/>
-            <w:shd w:fill="F2F2F2" w:color="auto" w:val="clear"/>
-            <w:tcMar>
-              <w:top w:type="dxa" w:w="60"/>
-              <w:left w:type="dxa" w:w="120"/>
-              <w:bottom w:type="dxa" w:w="60"/>
-              <w:right w:type="dxa" w:w="120"/>
-            </w:tcMar>
-            <w:vAlign w:val="top"/>
-          </w:tcPr>
-          <w:p>
-            <w:pPr>
-              <w:spacing w:after="40" w:before="0"/>
-              <w:jc w:val="left"/>
-            </w:pPr>
-            <w:r>
-              <w:rPr>
-                <w:rFonts w:ascii="Arial" w:cs="Arial" w:eastAsia="Arial" w:hAnsi="Arial"/>
-                <w:b/>
-                <w:bCs/>
-                <w:i w:val="false"/>
-                <w:iCs w:val="false"/>
-                <w:color w:val="000000"/>
-                <w:sz w:val="18"/>
-                <w:szCs w:val="18"/>
-              </w:rPr>
-              <w:t xml:space="preserve">Phase 2 — Observe</w:t>
+            <w:shd w:fill="D9EEF1" w:color="auto" w:val="clear"/>
+            <w:tcMar>
+              <w:top w:type="dxa" w:w="60"/>
+              <w:left w:type="dxa" w:w="120"/>
+              <w:bottom w:type="dxa" w:w="60"/>
+              <w:right w:type="dxa" w:w="120"/>
+            </w:tcMar>
+            <w:vAlign w:val="top"/>
+          </w:tcPr>
+          <w:p>
+            <w:pPr>
+              <w:spacing w:after="40" w:before="0"/>
+              <w:jc w:val="left"/>
+            </w:pPr>
+            <w:r>
+              <w:rPr>
+                <w:rFonts w:ascii="Arial" w:cs="Arial" w:eastAsia="Arial" w:hAnsi="Arial"/>
+                <w:b/>
+                <w:bCs/>
+                <w:i w:val="false"/>
+                <w:iCs w:val="false"/>
+                <w:color w:val="000000"/>
+                <w:sz w:val="18"/>
+                <w:szCs w:val="18"/>
+              </w:rPr>
+              <w:t xml:space="preserve">Observe Phase</w:t>
             </w:r>
           </w:p>
           <w:p>
@@ -21038,7 +21056,7 @@
             <w:pPr>
               <w:spacing w:after="20" w:before="0"/>
             </w:pPr>
-            <w:hyperlink w:history="1" r:id="rIdlg0dqxdkouglob5qohrga">
+            <w:hyperlink w:history="1" r:id="rIdathfu4ipk8h1ttidsdu8q">
               <w:r>
                 <w:rPr>
                   <w:rFonts w:ascii="Arial" w:cs="Arial" w:eastAsia="Arial" w:hAnsi="Arial"/>
@@ -21071,7 +21089,7 @@
               <w:spacing w:after="10" w:before="0"/>
               <w:ind w:left="120"/>
             </w:pPr>
-            <w:hyperlink w:history="1" r:id="rIdq1h702og2oh5e8cyeo6st">
+            <w:hyperlink w:history="1" r:id="rIdmdjuag9f0kmcwnsrxii7k">
               <w:r>
                 <w:rPr>
                   <w:rFonts w:ascii="Arial" w:cs="Arial" w:eastAsia="Arial" w:hAnsi="Arial"/>
@@ -21116,7 +21134,7 @@
             <w:pPr>
               <w:spacing w:after="20" w:before="0"/>
             </w:pPr>
-            <w:hyperlink w:history="1" r:id="rId34wck7yi5zk-5pafz7v4n">
+            <w:hyperlink w:history="1" r:id="rIds_nugq70thcs1chvymwen">
               <w:r>
                 <w:rPr>
                   <w:rFonts w:ascii="Arial" w:cs="Arial" w:eastAsia="Arial" w:hAnsi="Arial"/>
@@ -21149,7 +21167,7 @@
               <w:spacing w:after="10" w:before="0"/>
               <w:ind w:left="120"/>
             </w:pPr>
-            <w:hyperlink w:history="1" r:id="rIdxo2pi1pfszdd92krr-gae">
+            <w:hyperlink w:history="1" r:id="rIdnhwmq7z-fnyoqpldnsdst">
               <w:r>
                 <w:rPr>
                   <w:rFonts w:ascii="Arial" w:cs="Arial" w:eastAsia="Arial" w:hAnsi="Arial"/>
@@ -21296,32 +21314,32 @@
         <w:tc>
           <w:tcPr>
             <w:tcW w:type="dxa" w:w="1520"/>
-            <w:shd w:fill="F2F2F2" w:color="auto" w:val="clear"/>
-            <w:tcMar>
-              <w:top w:type="dxa" w:w="60"/>
-              <w:left w:type="dxa" w:w="120"/>
-              <w:bottom w:type="dxa" w:w="60"/>
-              <w:right w:type="dxa" w:w="120"/>
-            </w:tcMar>
-            <w:vAlign w:val="top"/>
-          </w:tcPr>
-          <w:p>
-            <w:pPr>
-              <w:spacing w:after="40" w:before="0"/>
-              <w:jc w:val="left"/>
-            </w:pPr>
-            <w:r>
-              <w:rPr>
-                <w:rFonts w:ascii="Arial" w:cs="Arial" w:eastAsia="Arial" w:hAnsi="Arial"/>
-                <w:b/>
-                <w:bCs/>
-                <w:i w:val="false"/>
-                <w:iCs w:val="false"/>
-                <w:color w:val="000000"/>
-                <w:sz w:val="18"/>
-                <w:szCs w:val="18"/>
-              </w:rPr>
-              <w:t xml:space="preserve">Phase 3 — Explain</w:t>
+            <w:shd w:fill="E2EFDA" w:color="auto" w:val="clear"/>
+            <w:tcMar>
+              <w:top w:type="dxa" w:w="60"/>
+              <w:left w:type="dxa" w:w="120"/>
+              <w:bottom w:type="dxa" w:w="60"/>
+              <w:right w:type="dxa" w:w="120"/>
+            </w:tcMar>
+            <w:vAlign w:val="top"/>
+          </w:tcPr>
+          <w:p>
+            <w:pPr>
+              <w:spacing w:after="40" w:before="0"/>
+              <w:jc w:val="left"/>
+            </w:pPr>
+            <w:r>
+              <w:rPr>
+                <w:rFonts w:ascii="Arial" w:cs="Arial" w:eastAsia="Arial" w:hAnsi="Arial"/>
+                <w:b/>
+                <w:bCs/>
+                <w:i w:val="false"/>
+                <w:iCs w:val="false"/>
+                <w:color w:val="000000"/>
+                <w:sz w:val="18"/>
+                <w:szCs w:val="18"/>
+              </w:rPr>
+              <w:t xml:space="preserve">Explain Phase</w:t>
             </w:r>
           </w:p>
           <w:p>
@@ -21344,7 +21362,7 @@
             <w:pPr>
               <w:spacing w:after="20" w:before="0"/>
             </w:pPr>
-            <w:hyperlink w:history="1" r:id="rIdqx1l4dpqgu6iju3asx5um">
+            <w:hyperlink w:history="1" r:id="rIdbohzdyryboqv6ja5duel_">
               <w:r>
                 <w:rPr>
                   <w:rFonts w:ascii="Arial" w:cs="Arial" w:eastAsia="Arial" w:hAnsi="Arial"/>
@@ -21377,7 +21395,7 @@
               <w:spacing w:after="10" w:before="0"/>
               <w:ind w:left="120"/>
             </w:pPr>
-            <w:hyperlink w:history="1" r:id="rId9ninbf6udivtnmltsrjnm">
+            <w:hyperlink w:history="1" r:id="rIdpcuaiafeoeg2oxbpaesyr">
               <w:r>
                 <w:rPr>
                   <w:rFonts w:ascii="Arial" w:cs="Arial" w:eastAsia="Arial" w:hAnsi="Arial"/>
@@ -21422,7 +21440,7 @@
             <w:pPr>
               <w:spacing w:after="20" w:before="0"/>
             </w:pPr>
-            <w:hyperlink w:history="1" r:id="rIdsstia4rcul4ap1-fxku1g">
+            <w:hyperlink w:history="1" r:id="rIdefdp0xpyzrlubukqqxjds">
               <w:r>
                 <w:rPr>
                   <w:rFonts w:ascii="Arial" w:cs="Arial" w:eastAsia="Arial" w:hAnsi="Arial"/>
@@ -21455,7 +21473,7 @@
               <w:spacing w:after="10" w:before="0"/>
               <w:ind w:left="120"/>
             </w:pPr>
-            <w:hyperlink w:history="1" r:id="rIdnrjutbux6etvoootjhc7l">
+            <w:hyperlink w:history="1" r:id="rId_txfhm5umhw-j0okt7amn">
               <w:r>
                 <w:rPr>
                   <w:rFonts w:ascii="Arial" w:cs="Arial" w:eastAsia="Arial" w:hAnsi="Arial"/>
@@ -21602,32 +21620,32 @@
         <w:tc>
           <w:tcPr>
             <w:tcW w:type="dxa" w:w="1520"/>
-            <w:shd w:fill="F2F2F2" w:color="auto" w:val="clear"/>
-            <w:tcMar>
-              <w:top w:type="dxa" w:w="60"/>
-              <w:left w:type="dxa" w:w="120"/>
-              <w:bottom w:type="dxa" w:w="60"/>
-              <w:right w:type="dxa" w:w="120"/>
-            </w:tcMar>
-            <w:vAlign w:val="top"/>
-          </w:tcPr>
-          <w:p>
-            <w:pPr>
-              <w:spacing w:after="40" w:before="0"/>
-              <w:jc w:val="left"/>
-            </w:pPr>
-            <w:r>
-              <w:rPr>
-                <w:rFonts w:ascii="Arial" w:cs="Arial" w:eastAsia="Arial" w:hAnsi="Arial"/>
-                <w:b/>
-                <w:bCs/>
-                <w:i w:val="false"/>
-                <w:iCs w:val="false"/>
-                <w:color w:val="000000"/>
-                <w:sz w:val="18"/>
-                <w:szCs w:val="18"/>
-              </w:rPr>
-              <w:t xml:space="preserve">Phase 4 — Driving Question Board (DQB) Update</w:t>
+            <w:shd w:fill="FCE4D6" w:color="auto" w:val="clear"/>
+            <w:tcMar>
+              <w:top w:type="dxa" w:w="60"/>
+              <w:left w:type="dxa" w:w="120"/>
+              <w:bottom w:type="dxa" w:w="60"/>
+              <w:right w:type="dxa" w:w="120"/>
+            </w:tcMar>
+            <w:vAlign w:val="top"/>
+          </w:tcPr>
+          <w:p>
+            <w:pPr>
+              <w:spacing w:after="40" w:before="0"/>
+              <w:jc w:val="left"/>
+            </w:pPr>
+            <w:r>
+              <w:rPr>
+                <w:rFonts w:ascii="Arial" w:cs="Arial" w:eastAsia="Arial" w:hAnsi="Arial"/>
+                <w:b/>
+                <w:bCs/>
+                <w:i w:val="false"/>
+                <w:iCs w:val="false"/>
+                <w:color w:val="000000"/>
+                <w:sz w:val="18"/>
+                <w:szCs w:val="18"/>
+              </w:rPr>
+              <w:t xml:space="preserve">Driving Question Board (DQB) Creation</w:t>
             </w:r>
           </w:p>
           <w:p>
@@ -21650,7 +21668,7 @@
             <w:pPr>
               <w:spacing w:after="20" w:before="0"/>
             </w:pPr>
-            <w:hyperlink w:history="1" r:id="rIdio9py78evebwsbrkmxjo6">
+            <w:hyperlink w:history="1" r:id="rIdfmg39yjbsp_w0mae_pcoj">
               <w:r>
                 <w:rPr>
                   <w:rFonts w:ascii="Arial" w:cs="Arial" w:eastAsia="Arial" w:hAnsi="Arial"/>
@@ -21683,7 +21701,7 @@
               <w:spacing w:after="10" w:before="0"/>
               <w:ind w:left="120"/>
             </w:pPr>
-            <w:hyperlink w:history="1" r:id="rIdbkycktltumrd-9yvdorkh">
+            <w:hyperlink w:history="1" r:id="rIdixosqx-i5lgbogaek8wna">
               <w:r>
                 <w:rPr>
                   <w:rFonts w:ascii="Arial" w:cs="Arial" w:eastAsia="Arial" w:hAnsi="Arial"/>
@@ -21728,7 +21746,7 @@
             <w:pPr>
               <w:spacing w:after="20" w:before="0"/>
             </w:pPr>
-            <w:hyperlink w:history="1" r:id="rId4njxl1mckrjw2sn6wj3ki">
+            <w:hyperlink w:history="1" r:id="rId74er0mcbtost4pfqjsauc">
               <w:r>
                 <w:rPr>
                   <w:rFonts w:ascii="Arial" w:cs="Arial" w:eastAsia="Arial" w:hAnsi="Arial"/>
@@ -21761,7 +21779,7 @@
               <w:spacing w:after="10" w:before="0"/>
               <w:ind w:left="120"/>
             </w:pPr>
-            <w:hyperlink w:history="1" r:id="rIdeiemvakh6o4z58ahmyrrx">
+            <w:hyperlink w:history="1" r:id="rIdl31sorpcccafp66permdi">
               <w:r>
                 <w:rPr>
                   <w:rFonts w:ascii="Arial" w:cs="Arial" w:eastAsia="Arial" w:hAnsi="Arial"/>
@@ -21908,32 +21926,32 @@
         <w:tc>
           <w:tcPr>
             <w:tcW w:type="dxa" w:w="1520"/>
-            <w:shd w:fill="F2F2F2" w:color="auto" w:val="clear"/>
-            <w:tcMar>
-              <w:top w:type="dxa" w:w="60"/>
-              <w:left w:type="dxa" w:w="120"/>
-              <w:bottom w:type="dxa" w:w="60"/>
-              <w:right w:type="dxa" w:w="120"/>
-            </w:tcMar>
-            <w:vAlign w:val="top"/>
-          </w:tcPr>
-          <w:p>
-            <w:pPr>
-              <w:spacing w:after="40" w:before="0"/>
-              <w:jc w:val="left"/>
-            </w:pPr>
-            <w:r>
-              <w:rPr>
-                <w:rFonts w:ascii="Arial" w:cs="Arial" w:eastAsia="Arial" w:hAnsi="Arial"/>
-                <w:b/>
-                <w:bCs/>
-                <w:i w:val="false"/>
-                <w:iCs w:val="false"/>
-                <w:color w:val="000000"/>
-                <w:sz w:val="18"/>
-                <w:szCs w:val="18"/>
-              </w:rPr>
-              <w:t xml:space="preserve">Phase 5 — Model Building</w:t>
+            <w:shd w:fill="D5E8F0" w:color="auto" w:val="clear"/>
+            <w:tcMar>
+              <w:top w:type="dxa" w:w="60"/>
+              <w:left w:type="dxa" w:w="120"/>
+              <w:bottom w:type="dxa" w:w="60"/>
+              <w:right w:type="dxa" w:w="120"/>
+            </w:tcMar>
+            <w:vAlign w:val="top"/>
+          </w:tcPr>
+          <w:p>
+            <w:pPr>
+              <w:spacing w:after="40" w:before="0"/>
+              <w:jc w:val="left"/>
+            </w:pPr>
+            <w:r>
+              <w:rPr>
+                <w:rFonts w:ascii="Arial" w:cs="Arial" w:eastAsia="Arial" w:hAnsi="Arial"/>
+                <w:b/>
+                <w:bCs/>
+                <w:i w:val="false"/>
+                <w:iCs w:val="false"/>
+                <w:color w:val="000000"/>
+                <w:sz w:val="18"/>
+                <w:szCs w:val="18"/>
+              </w:rPr>
+              <w:t xml:space="preserve">Model Building Phase</w:t>
             </w:r>
           </w:p>
           <w:p>
@@ -21956,7 +21974,7 @@
             <w:pPr>
               <w:spacing w:after="20" w:before="0"/>
             </w:pPr>
-            <w:hyperlink w:history="1" r:id="rIdcczpjuspuz4k2lqz71lxd">
+            <w:hyperlink w:history="1" r:id="rIdjciit0r1k3xco_egmnnrq">
               <w:r>
                 <w:rPr>
                   <w:rFonts w:ascii="Arial" w:cs="Arial" w:eastAsia="Arial" w:hAnsi="Arial"/>
@@ -21989,7 +22007,7 @@
               <w:spacing w:after="10" w:before="0"/>
               <w:ind w:left="120"/>
             </w:pPr>
-            <w:hyperlink w:history="1" r:id="rIdzpw1yqkv4v55ofzk5qpd7">
+            <w:hyperlink w:history="1" r:id="rId9ycobeqzqruil16nkyd0l">
               <w:r>
                 <w:rPr>
                   <w:rFonts w:ascii="Arial" w:cs="Arial" w:eastAsia="Arial" w:hAnsi="Arial"/>
@@ -22034,7 +22052,7 @@
             <w:pPr>
               <w:spacing w:after="20" w:before="0"/>
             </w:pPr>
-            <w:hyperlink w:history="1" r:id="rId4vtdpudovvxbasx7ussqw">
+            <w:hyperlink w:history="1" r:id="rIdiilq-mqanaze3z18ptq7k">
               <w:r>
                 <w:rPr>
                   <w:rFonts w:ascii="Arial" w:cs="Arial" w:eastAsia="Arial" w:hAnsi="Arial"/>
@@ -22067,7 +22085,7 @@
               <w:spacing w:after="10" w:before="0"/>
               <w:ind w:left="120"/>
             </w:pPr>
-            <w:hyperlink w:history="1" r:id="rId7pvvanwgarajhoehpr5zw">
+            <w:hyperlink w:history="1" r:id="rIdqt106svjyqcemlf1hmrzt">
               <w:r>
                 <w:rPr>
                   <w:rFonts w:ascii="Arial" w:cs="Arial" w:eastAsia="Arial" w:hAnsi="Arial"/>
@@ -23506,32 +23524,32 @@
         <w:tc>
           <w:tcPr>
             <w:tcW w:type="dxa" w:w="1520"/>
-            <w:shd w:fill="F2F2F2" w:color="auto" w:val="clear"/>
-            <w:tcMar>
-              <w:top w:type="dxa" w:w="60"/>
-              <w:left w:type="dxa" w:w="120"/>
-              <w:bottom w:type="dxa" w:w="60"/>
-              <w:right w:type="dxa" w:w="120"/>
-            </w:tcMar>
-            <w:vAlign w:val="top"/>
-          </w:tcPr>
-          <w:p>
-            <w:pPr>
-              <w:spacing w:after="40" w:before="0"/>
-              <w:jc w:val="left"/>
-            </w:pPr>
-            <w:r>
-              <w:rPr>
-                <w:rFonts w:ascii="Arial" w:cs="Arial" w:eastAsia="Arial" w:hAnsi="Arial"/>
-                <w:b/>
-                <w:bCs/>
-                <w:i w:val="false"/>
-                <w:iCs w:val="false"/>
-                <w:color w:val="000000"/>
-                <w:sz w:val="18"/>
-                <w:szCs w:val="18"/>
-              </w:rPr>
-              <w:t xml:space="preserve">Phase 1 — Predict</w:t>
+            <w:shd w:fill="EAD1F5" w:color="auto" w:val="clear"/>
+            <w:tcMar>
+              <w:top w:type="dxa" w:w="60"/>
+              <w:left w:type="dxa" w:w="120"/>
+              <w:bottom w:type="dxa" w:w="60"/>
+              <w:right w:type="dxa" w:w="120"/>
+            </w:tcMar>
+            <w:vAlign w:val="top"/>
+          </w:tcPr>
+          <w:p>
+            <w:pPr>
+              <w:spacing w:after="40" w:before="0"/>
+              <w:jc w:val="left"/>
+            </w:pPr>
+            <w:r>
+              <w:rPr>
+                <w:rFonts w:ascii="Arial" w:cs="Arial" w:eastAsia="Arial" w:hAnsi="Arial"/>
+                <w:b/>
+                <w:bCs/>
+                <w:i w:val="false"/>
+                <w:iCs w:val="false"/>
+                <w:color w:val="000000"/>
+                <w:sz w:val="18"/>
+                <w:szCs w:val="18"/>
+              </w:rPr>
+              <w:t xml:space="preserve">Predict Phase</w:t>
             </w:r>
           </w:p>
           <w:p>
@@ -23554,7 +23572,7 @@
             <w:pPr>
               <w:spacing w:after="20" w:before="0"/>
             </w:pPr>
-            <w:hyperlink w:history="1" r:id="rIdzytxgdorzmatoe0iebrw0">
+            <w:hyperlink w:history="1" r:id="rIdj24urgvfn2xqi3-sfqwag">
               <w:r>
                 <w:rPr>
                   <w:rFonts w:ascii="Arial" w:cs="Arial" w:eastAsia="Arial" w:hAnsi="Arial"/>
@@ -23587,7 +23605,7 @@
               <w:spacing w:after="10" w:before="0"/>
               <w:ind w:left="120"/>
             </w:pPr>
-            <w:hyperlink w:history="1" r:id="rIdj-s2tsgazdfuda89z-02_">
+            <w:hyperlink w:history="1" r:id="rIdoth7y_q-gvf6ydwifo90e">
               <w:r>
                 <w:rPr>
                   <w:rFonts w:ascii="Arial" w:cs="Arial" w:eastAsia="Arial" w:hAnsi="Arial"/>
@@ -23632,7 +23650,7 @@
             <w:pPr>
               <w:spacing w:after="20" w:before="0"/>
             </w:pPr>
-            <w:hyperlink w:history="1" r:id="rIdtfom5vab69tx6ydcgeegc">
+            <w:hyperlink w:history="1" r:id="rIdsseb0c4vtviead9bc7fdp">
               <w:r>
                 <w:rPr>
                   <w:rFonts w:ascii="Arial" w:cs="Arial" w:eastAsia="Arial" w:hAnsi="Arial"/>
@@ -23665,7 +23683,7 @@
               <w:spacing w:after="10" w:before="0"/>
               <w:ind w:left="120"/>
             </w:pPr>
-            <w:hyperlink w:history="1" r:id="rIdgxlnutdcturnzooh8cue0">
+            <w:hyperlink w:history="1" r:id="rIdyxdskiqfqk0kibp78-unm">
               <w:r>
                 <w:rPr>
                   <w:rFonts w:ascii="Arial" w:cs="Arial" w:eastAsia="Arial" w:hAnsi="Arial"/>
@@ -23812,32 +23830,32 @@
         <w:tc>
           <w:tcPr>
             <w:tcW w:type="dxa" w:w="1520"/>
-            <w:shd w:fill="F2F2F2" w:color="auto" w:val="clear"/>
-            <w:tcMar>
-              <w:top w:type="dxa" w:w="60"/>
-              <w:left w:type="dxa" w:w="120"/>
-              <w:bottom w:type="dxa" w:w="60"/>
-              <w:right w:type="dxa" w:w="120"/>
-            </w:tcMar>
-            <w:vAlign w:val="top"/>
-          </w:tcPr>
-          <w:p>
-            <w:pPr>
-              <w:spacing w:after="40" w:before="0"/>
-              <w:jc w:val="left"/>
-            </w:pPr>
-            <w:r>
-              <w:rPr>
-                <w:rFonts w:ascii="Arial" w:cs="Arial" w:eastAsia="Arial" w:hAnsi="Arial"/>
-                <w:b/>
-                <w:bCs/>
-                <w:i w:val="false"/>
-                <w:iCs w:val="false"/>
-                <w:color w:val="000000"/>
-                <w:sz w:val="18"/>
-                <w:szCs w:val="18"/>
-              </w:rPr>
-              <w:t xml:space="preserve">Phase 2 — Observe</w:t>
+            <w:shd w:fill="D9EEF1" w:color="auto" w:val="clear"/>
+            <w:tcMar>
+              <w:top w:type="dxa" w:w="60"/>
+              <w:left w:type="dxa" w:w="120"/>
+              <w:bottom w:type="dxa" w:w="60"/>
+              <w:right w:type="dxa" w:w="120"/>
+            </w:tcMar>
+            <w:vAlign w:val="top"/>
+          </w:tcPr>
+          <w:p>
+            <w:pPr>
+              <w:spacing w:after="40" w:before="0"/>
+              <w:jc w:val="left"/>
+            </w:pPr>
+            <w:r>
+              <w:rPr>
+                <w:rFonts w:ascii="Arial" w:cs="Arial" w:eastAsia="Arial" w:hAnsi="Arial"/>
+                <w:b/>
+                <w:bCs/>
+                <w:i w:val="false"/>
+                <w:iCs w:val="false"/>
+                <w:color w:val="000000"/>
+                <w:sz w:val="18"/>
+                <w:szCs w:val="18"/>
+              </w:rPr>
+              <w:t xml:space="preserve">Observe Phase</w:t>
             </w:r>
           </w:p>
           <w:p>
@@ -23860,7 +23878,7 @@
             <w:pPr>
               <w:spacing w:after="20" w:before="0"/>
             </w:pPr>
-            <w:hyperlink w:history="1" r:id="rIdp2z32t5moxff7jswmvrv5">
+            <w:hyperlink w:history="1" r:id="rIdzk5qgxmysv8suemppqhwu">
               <w:r>
                 <w:rPr>
                   <w:rFonts w:ascii="Arial" w:cs="Arial" w:eastAsia="Arial" w:hAnsi="Arial"/>
@@ -23893,7 +23911,7 @@
               <w:spacing w:after="10" w:before="0"/>
               <w:ind w:left="120"/>
             </w:pPr>
-            <w:hyperlink w:history="1" r:id="rId5_dc2ws7lynwjlbhwxbqv">
+            <w:hyperlink w:history="1" r:id="rIdudmbdiybammmkh7loiaoo">
               <w:r>
                 <w:rPr>
                   <w:rFonts w:ascii="Arial" w:cs="Arial" w:eastAsia="Arial" w:hAnsi="Arial"/>
@@ -23938,7 +23956,7 @@
             <w:pPr>
               <w:spacing w:after="20" w:before="0"/>
             </w:pPr>
-            <w:hyperlink w:history="1" r:id="rIdjwbv9gkcbjsupmlbj_cq7">
+            <w:hyperlink w:history="1" r:id="rId5j7wsbpdy6zofbbigqqq-">
               <w:r>
                 <w:rPr>
                   <w:rFonts w:ascii="Arial" w:cs="Arial" w:eastAsia="Arial" w:hAnsi="Arial"/>
@@ -23971,7 +23989,7 @@
               <w:spacing w:after="10" w:before="0"/>
               <w:ind w:left="120"/>
             </w:pPr>
-            <w:hyperlink w:history="1" r:id="rIdn0lz_3zrohmw3sigybq_r">
+            <w:hyperlink w:history="1" r:id="rIdptavk3ptrcloscxpkcfla">
               <w:r>
                 <w:rPr>
                   <w:rFonts w:ascii="Arial" w:cs="Arial" w:eastAsia="Arial" w:hAnsi="Arial"/>
@@ -24118,32 +24136,32 @@
         <w:tc>
           <w:tcPr>
             <w:tcW w:type="dxa" w:w="1520"/>
-            <w:shd w:fill="F2F2F2" w:color="auto" w:val="clear"/>
-            <w:tcMar>
-              <w:top w:type="dxa" w:w="60"/>
-              <w:left w:type="dxa" w:w="120"/>
-              <w:bottom w:type="dxa" w:w="60"/>
-              <w:right w:type="dxa" w:w="120"/>
-            </w:tcMar>
-            <w:vAlign w:val="top"/>
-          </w:tcPr>
-          <w:p>
-            <w:pPr>
-              <w:spacing w:after="40" w:before="0"/>
-              <w:jc w:val="left"/>
-            </w:pPr>
-            <w:r>
-              <w:rPr>
-                <w:rFonts w:ascii="Arial" w:cs="Arial" w:eastAsia="Arial" w:hAnsi="Arial"/>
-                <w:b/>
-                <w:bCs/>
-                <w:i w:val="false"/>
-                <w:iCs w:val="false"/>
-                <w:color w:val="000000"/>
-                <w:sz w:val="18"/>
-                <w:szCs w:val="18"/>
-              </w:rPr>
-              <w:t xml:space="preserve">Phase 3 — Explain</w:t>
+            <w:shd w:fill="E2EFDA" w:color="auto" w:val="clear"/>
+            <w:tcMar>
+              <w:top w:type="dxa" w:w="60"/>
+              <w:left w:type="dxa" w:w="120"/>
+              <w:bottom w:type="dxa" w:w="60"/>
+              <w:right w:type="dxa" w:w="120"/>
+            </w:tcMar>
+            <w:vAlign w:val="top"/>
+          </w:tcPr>
+          <w:p>
+            <w:pPr>
+              <w:spacing w:after="40" w:before="0"/>
+              <w:jc w:val="left"/>
+            </w:pPr>
+            <w:r>
+              <w:rPr>
+                <w:rFonts w:ascii="Arial" w:cs="Arial" w:eastAsia="Arial" w:hAnsi="Arial"/>
+                <w:b/>
+                <w:bCs/>
+                <w:i w:val="false"/>
+                <w:iCs w:val="false"/>
+                <w:color w:val="000000"/>
+                <w:sz w:val="18"/>
+                <w:szCs w:val="18"/>
+              </w:rPr>
+              <w:t xml:space="preserve">Explain Phase</w:t>
             </w:r>
           </w:p>
           <w:p>
@@ -24166,7 +24184,7 @@
             <w:pPr>
               <w:spacing w:after="20" w:before="0"/>
             </w:pPr>
-            <w:hyperlink w:history="1" r:id="rIdh1itcefpqv2w0gjppavgt">
+            <w:hyperlink w:history="1" r:id="rId-fpzp5qii3fi0opsyzuxx">
               <w:r>
                 <w:rPr>
                   <w:rFonts w:ascii="Arial" w:cs="Arial" w:eastAsia="Arial" w:hAnsi="Arial"/>
@@ -24199,7 +24217,7 @@
               <w:spacing w:after="10" w:before="0"/>
               <w:ind w:left="120"/>
             </w:pPr>
-            <w:hyperlink w:history="1" r:id="rIdjd-2do5cgq-vvmctjnpdo">
+            <w:hyperlink w:history="1" r:id="rIduahuffen8nlvcgbsqs6jq">
               <w:r>
                 <w:rPr>
                   <w:rFonts w:ascii="Arial" w:cs="Arial" w:eastAsia="Arial" w:hAnsi="Arial"/>
@@ -24244,7 +24262,7 @@
             <w:pPr>
               <w:spacing w:after="20" w:before="0"/>
             </w:pPr>
-            <w:hyperlink w:history="1" r:id="rIdcqlckeibvxbxy5wphowyg">
+            <w:hyperlink w:history="1" r:id="rIdpgfueyzbc8p1rme5kg8kd">
               <w:r>
                 <w:rPr>
                   <w:rFonts w:ascii="Arial" w:cs="Arial" w:eastAsia="Arial" w:hAnsi="Arial"/>
@@ -24277,7 +24295,7 @@
               <w:spacing w:after="10" w:before="0"/>
               <w:ind w:left="120"/>
             </w:pPr>
-            <w:hyperlink w:history="1" r:id="rIdz8egjk7n97unh05xooevs">
+            <w:hyperlink w:history="1" r:id="rIdwolsbr9jorwp87lliruzc">
               <w:r>
                 <w:rPr>
                   <w:rFonts w:ascii="Arial" w:cs="Arial" w:eastAsia="Arial" w:hAnsi="Arial"/>
@@ -24424,32 +24442,32 @@
         <w:tc>
           <w:tcPr>
             <w:tcW w:type="dxa" w:w="1520"/>
-            <w:shd w:fill="F2F2F2" w:color="auto" w:val="clear"/>
-            <w:tcMar>
-              <w:top w:type="dxa" w:w="60"/>
-              <w:left w:type="dxa" w:w="120"/>
-              <w:bottom w:type="dxa" w:w="60"/>
-              <w:right w:type="dxa" w:w="120"/>
-            </w:tcMar>
-            <w:vAlign w:val="top"/>
-          </w:tcPr>
-          <w:p>
-            <w:pPr>
-              <w:spacing w:after="40" w:before="0"/>
-              <w:jc w:val="left"/>
-            </w:pPr>
-            <w:r>
-              <w:rPr>
-                <w:rFonts w:ascii="Arial" w:cs="Arial" w:eastAsia="Arial" w:hAnsi="Arial"/>
-                <w:b/>
-                <w:bCs/>
-                <w:i w:val="false"/>
-                <w:iCs w:val="false"/>
-                <w:color w:val="000000"/>
-                <w:sz w:val="18"/>
-                <w:szCs w:val="18"/>
-              </w:rPr>
-              <w:t xml:space="preserve">Phase 4 — Driving Question Board (DQB) Update</w:t>
+            <w:shd w:fill="FCE4D6" w:color="auto" w:val="clear"/>
+            <w:tcMar>
+              <w:top w:type="dxa" w:w="60"/>
+              <w:left w:type="dxa" w:w="120"/>
+              <w:bottom w:type="dxa" w:w="60"/>
+              <w:right w:type="dxa" w:w="120"/>
+            </w:tcMar>
+            <w:vAlign w:val="top"/>
+          </w:tcPr>
+          <w:p>
+            <w:pPr>
+              <w:spacing w:after="40" w:before="0"/>
+              <w:jc w:val="left"/>
+            </w:pPr>
+            <w:r>
+              <w:rPr>
+                <w:rFonts w:ascii="Arial" w:cs="Arial" w:eastAsia="Arial" w:hAnsi="Arial"/>
+                <w:b/>
+                <w:bCs/>
+                <w:i w:val="false"/>
+                <w:iCs w:val="false"/>
+                <w:color w:val="000000"/>
+                <w:sz w:val="18"/>
+                <w:szCs w:val="18"/>
+              </w:rPr>
+              <w:t xml:space="preserve">Driving Question Board (DQB) Creation</w:t>
             </w:r>
           </w:p>
           <w:p>
@@ -24472,7 +24490,7 @@
             <w:pPr>
               <w:spacing w:after="20" w:before="0"/>
             </w:pPr>
-            <w:hyperlink w:history="1" r:id="rIdpsiliwdpf9pofq4auummr">
+            <w:hyperlink w:history="1" r:id="rIdejixgpq08thfu-4xw4hfo">
               <w:r>
                 <w:rPr>
                   <w:rFonts w:ascii="Arial" w:cs="Arial" w:eastAsia="Arial" w:hAnsi="Arial"/>
@@ -24505,7 +24523,7 @@
               <w:spacing w:after="10" w:before="0"/>
               <w:ind w:left="120"/>
             </w:pPr>
-            <w:hyperlink w:history="1" r:id="rIdbhqlp8qfmmx9afjlmscsm">
+            <w:hyperlink w:history="1" r:id="rIdal9fxima_y3d8g2fk6rrd">
               <w:r>
                 <w:rPr>
                   <w:rFonts w:ascii="Arial" w:cs="Arial" w:eastAsia="Arial" w:hAnsi="Arial"/>
@@ -24550,7 +24568,7 @@
             <w:pPr>
               <w:spacing w:after="20" w:before="0"/>
             </w:pPr>
-            <w:hyperlink w:history="1" r:id="rIdl1sfrggo4g2i0b9ytsu7b">
+            <w:hyperlink w:history="1" r:id="rIdzs5eudrhvdxh-g7wk9arj">
               <w:r>
                 <w:rPr>
                   <w:rFonts w:ascii="Arial" w:cs="Arial" w:eastAsia="Arial" w:hAnsi="Arial"/>
@@ -24583,7 +24601,7 @@
               <w:spacing w:after="10" w:before="0"/>
               <w:ind w:left="120"/>
             </w:pPr>
-            <w:hyperlink w:history="1" r:id="rIdnb-lgiuay73gk-yex8sla">
+            <w:hyperlink w:history="1" r:id="rIdeollvzo47ulx1iay_m_jb">
               <w:r>
                 <w:rPr>
                   <w:rFonts w:ascii="Arial" w:cs="Arial" w:eastAsia="Arial" w:hAnsi="Arial"/>
@@ -24730,32 +24748,32 @@
         <w:tc>
           <w:tcPr>
             <w:tcW w:type="dxa" w:w="1520"/>
-            <w:shd w:fill="F2F2F2" w:color="auto" w:val="clear"/>
-            <w:tcMar>
-              <w:top w:type="dxa" w:w="60"/>
-              <w:left w:type="dxa" w:w="120"/>
-              <w:bottom w:type="dxa" w:w="60"/>
-              <w:right w:type="dxa" w:w="120"/>
-            </w:tcMar>
-            <w:vAlign w:val="top"/>
-          </w:tcPr>
-          <w:p>
-            <w:pPr>
-              <w:spacing w:after="40" w:before="0"/>
-              <w:jc w:val="left"/>
-            </w:pPr>
-            <w:r>
-              <w:rPr>
-                <w:rFonts w:ascii="Arial" w:cs="Arial" w:eastAsia="Arial" w:hAnsi="Arial"/>
-                <w:b/>
-                <w:bCs/>
-                <w:i w:val="false"/>
-                <w:iCs w:val="false"/>
-                <w:color w:val="000000"/>
-                <w:sz w:val="18"/>
-                <w:szCs w:val="18"/>
-              </w:rPr>
-              <w:t xml:space="preserve">Phase 5 — Model Building</w:t>
+            <w:shd w:fill="D5E8F0" w:color="auto" w:val="clear"/>
+            <w:tcMar>
+              <w:top w:type="dxa" w:w="60"/>
+              <w:left w:type="dxa" w:w="120"/>
+              <w:bottom w:type="dxa" w:w="60"/>
+              <w:right w:type="dxa" w:w="120"/>
+            </w:tcMar>
+            <w:vAlign w:val="top"/>
+          </w:tcPr>
+          <w:p>
+            <w:pPr>
+              <w:spacing w:after="40" w:before="0"/>
+              <w:jc w:val="left"/>
+            </w:pPr>
+            <w:r>
+              <w:rPr>
+                <w:rFonts w:ascii="Arial" w:cs="Arial" w:eastAsia="Arial" w:hAnsi="Arial"/>
+                <w:b/>
+                <w:bCs/>
+                <w:i w:val="false"/>
+                <w:iCs w:val="false"/>
+                <w:color w:val="000000"/>
+                <w:sz w:val="18"/>
+                <w:szCs w:val="18"/>
+              </w:rPr>
+              <w:t xml:space="preserve">Model Building Phase</w:t>
             </w:r>
           </w:p>
           <w:p>
@@ -24778,7 +24796,7 @@
             <w:pPr>
               <w:spacing w:after="20" w:before="0"/>
             </w:pPr>
-            <w:hyperlink w:history="1" r:id="rIdkfrvi1u3z8csb9_167gcl">
+            <w:hyperlink w:history="1" r:id="rId72cy2xidmwz8jxue2aizu">
               <w:r>
                 <w:rPr>
                   <w:rFonts w:ascii="Arial" w:cs="Arial" w:eastAsia="Arial" w:hAnsi="Arial"/>
@@ -24811,7 +24829,7 @@
               <w:spacing w:after="10" w:before="0"/>
               <w:ind w:left="120"/>
             </w:pPr>
-            <w:hyperlink w:history="1" r:id="rIdz1p6_3rub48ydudjvmroi">
+            <w:hyperlink w:history="1" r:id="rIdjxbbrvphr9rscmbgdo_mi">
               <w:r>
                 <w:rPr>
                   <w:rFonts w:ascii="Arial" w:cs="Arial" w:eastAsia="Arial" w:hAnsi="Arial"/>
@@ -24856,7 +24874,7 @@
             <w:pPr>
               <w:spacing w:after="20" w:before="0"/>
             </w:pPr>
-            <w:hyperlink w:history="1" r:id="rIdbxwcdxeymrqtomzsttqpg">
+            <w:hyperlink w:history="1" r:id="rIdmzudip7xg-pvqwj576tyy">
               <w:r>
                 <w:rPr>
                   <w:rFonts w:ascii="Arial" w:cs="Arial" w:eastAsia="Arial" w:hAnsi="Arial"/>
@@ -24889,7 +24907,7 @@
               <w:spacing w:after="10" w:before="0"/>
               <w:ind w:left="120"/>
             </w:pPr>
-            <w:hyperlink w:history="1" r:id="rIdmglgw8jw1skreamrxq7cr">
+            <w:hyperlink w:history="1" r:id="rIdazfpu34mcxbu2uozc9bgn">
               <w:r>
                 <w:rPr>
                   <w:rFonts w:ascii="Arial" w:cs="Arial" w:eastAsia="Arial" w:hAnsi="Arial"/>
@@ -26328,32 +26346,32 @@
         <w:tc>
           <w:tcPr>
             <w:tcW w:type="dxa" w:w="1520"/>
-            <w:shd w:fill="F2F2F2" w:color="auto" w:val="clear"/>
-            <w:tcMar>
-              <w:top w:type="dxa" w:w="60"/>
-              <w:left w:type="dxa" w:w="120"/>
-              <w:bottom w:type="dxa" w:w="60"/>
-              <w:right w:type="dxa" w:w="120"/>
-            </w:tcMar>
-            <w:vAlign w:val="top"/>
-          </w:tcPr>
-          <w:p>
-            <w:pPr>
-              <w:spacing w:after="40" w:before="0"/>
-              <w:jc w:val="left"/>
-            </w:pPr>
-            <w:r>
-              <w:rPr>
-                <w:rFonts w:ascii="Arial" w:cs="Arial" w:eastAsia="Arial" w:hAnsi="Arial"/>
-                <w:b/>
-                <w:bCs/>
-                <w:i w:val="false"/>
-                <w:iCs w:val="false"/>
-                <w:color w:val="000000"/>
-                <w:sz w:val="18"/>
-                <w:szCs w:val="18"/>
-              </w:rPr>
-              <w:t xml:space="preserve">Phase 1 — Predict: What Is Your Best Advice Right Now?</w:t>
+            <w:shd w:fill="EAD1F5" w:color="auto" w:val="clear"/>
+            <w:tcMar>
+              <w:top w:type="dxa" w:w="60"/>
+              <w:left w:type="dxa" w:w="120"/>
+              <w:bottom w:type="dxa" w:w="60"/>
+              <w:right w:type="dxa" w:w="120"/>
+            </w:tcMar>
+            <w:vAlign w:val="top"/>
+          </w:tcPr>
+          <w:p>
+            <w:pPr>
+              <w:spacing w:after="40" w:before="0"/>
+              <w:jc w:val="left"/>
+            </w:pPr>
+            <w:r>
+              <w:rPr>
+                <w:rFonts w:ascii="Arial" w:cs="Arial" w:eastAsia="Arial" w:hAnsi="Arial"/>
+                <w:b/>
+                <w:bCs/>
+                <w:i w:val="false"/>
+                <w:iCs w:val="false"/>
+                <w:color w:val="000000"/>
+                <w:sz w:val="18"/>
+                <w:szCs w:val="18"/>
+              </w:rPr>
+              <w:t xml:space="preserve">Predict Phase</w:t>
             </w:r>
           </w:p>
           <w:p>
@@ -26376,7 +26394,7 @@
             <w:pPr>
               <w:spacing w:after="20" w:before="0"/>
             </w:pPr>
-            <w:hyperlink w:history="1" r:id="rIdlksx1bo908ys3dzfjlp6g">
+            <w:hyperlink w:history="1" r:id="rId_b6zbmo-f12l0y0dd-msw">
               <w:r>
                 <w:rPr>
                   <w:rFonts w:ascii="Arial" w:cs="Arial" w:eastAsia="Arial" w:hAnsi="Arial"/>
@@ -26409,7 +26427,7 @@
               <w:spacing w:after="10" w:before="0"/>
               <w:ind w:left="120"/>
             </w:pPr>
-            <w:hyperlink w:history="1" r:id="rIdhcp8uls8yy-qe2msyapr6">
+            <w:hyperlink w:history="1" r:id="rIdlk8m068a0pmyv_jd0y9l7">
               <w:r>
                 <w:rPr>
                   <w:rFonts w:ascii="Arial" w:cs="Arial" w:eastAsia="Arial" w:hAnsi="Arial"/>
@@ -26454,7 +26472,7 @@
             <w:pPr>
               <w:spacing w:after="20" w:before="0"/>
             </w:pPr>
-            <w:hyperlink w:history="1" r:id="rIdzojerad_3d8nnog0acy3s">
+            <w:hyperlink w:history="1" r:id="rIdn5yfx_yyaqjl2pe58wxmh">
               <w:r>
                 <w:rPr>
                   <w:rFonts w:ascii="Arial" w:cs="Arial" w:eastAsia="Arial" w:hAnsi="Arial"/>
@@ -26487,7 +26505,7 @@
               <w:spacing w:after="10" w:before="0"/>
               <w:ind w:left="120"/>
             </w:pPr>
-            <w:hyperlink w:history="1" r:id="rIdckctqn7_o2nb7qmjjfzgg">
+            <w:hyperlink w:history="1" r:id="rIdyuiwgv43r1b2uhyanw-ha">
               <w:r>
                 <w:rPr>
                   <w:rFonts w:ascii="Arial" w:cs="Arial" w:eastAsia="Arial" w:hAnsi="Arial"/>
@@ -26634,32 +26652,32 @@
         <w:tc>
           <w:tcPr>
             <w:tcW w:type="dxa" w:w="1520"/>
-            <w:shd w:fill="F2F2F2" w:color="auto" w:val="clear"/>
-            <w:tcMar>
-              <w:top w:type="dxa" w:w="60"/>
-              <w:left w:type="dxa" w:w="120"/>
-              <w:bottom w:type="dxa" w:w="60"/>
-              <w:right w:type="dxa" w:w="120"/>
-            </w:tcMar>
-            <w:vAlign w:val="top"/>
-          </w:tcPr>
-          <w:p>
-            <w:pPr>
-              <w:spacing w:after="40" w:before="0"/>
-              <w:jc w:val="left"/>
-            </w:pPr>
-            <w:r>
-              <w:rPr>
-                <w:rFonts w:ascii="Arial" w:cs="Arial" w:eastAsia="Arial" w:hAnsi="Arial"/>
-                <w:b/>
-                <w:bCs/>
-                <w:i w:val="false"/>
-                <w:iCs w:val="false"/>
-                <w:color w:val="000000"/>
-                <w:sz w:val="18"/>
-                <w:szCs w:val="18"/>
-              </w:rPr>
-              <w:t xml:space="preserve">Phase 2 — Observe: Examining the Full Dataset (Evidence Gathering)</w:t>
+            <w:shd w:fill="D9EEF1" w:color="auto" w:val="clear"/>
+            <w:tcMar>
+              <w:top w:type="dxa" w:w="60"/>
+              <w:left w:type="dxa" w:w="120"/>
+              <w:bottom w:type="dxa" w:w="60"/>
+              <w:right w:type="dxa" w:w="120"/>
+            </w:tcMar>
+            <w:vAlign w:val="top"/>
+          </w:tcPr>
+          <w:p>
+            <w:pPr>
+              <w:spacing w:after="40" w:before="0"/>
+              <w:jc w:val="left"/>
+            </w:pPr>
+            <w:r>
+              <w:rPr>
+                <w:rFonts w:ascii="Arial" w:cs="Arial" w:eastAsia="Arial" w:hAnsi="Arial"/>
+                <w:b/>
+                <w:bCs/>
+                <w:i w:val="false"/>
+                <w:iCs w:val="false"/>
+                <w:color w:val="000000"/>
+                <w:sz w:val="18"/>
+                <w:szCs w:val="18"/>
+              </w:rPr>
+              <w:t xml:space="preserve">Observe Phase</w:t>
             </w:r>
           </w:p>
           <w:p>
@@ -26682,7 +26700,7 @@
             <w:pPr>
               <w:spacing w:after="20" w:before="0"/>
             </w:pPr>
-            <w:hyperlink w:history="1" r:id="rIdz6olpvoykdv-rlwpa0xg7">
+            <w:hyperlink w:history="1" r:id="rIdzzdnv3xtkhtnvcdr2j-eu">
               <w:r>
                 <w:rPr>
                   <w:rFonts w:ascii="Arial" w:cs="Arial" w:eastAsia="Arial" w:hAnsi="Arial"/>
@@ -26715,7 +26733,7 @@
               <w:spacing w:after="10" w:before="0"/>
               <w:ind w:left="120"/>
             </w:pPr>
-            <w:hyperlink w:history="1" r:id="rId0pyh5hjbslxjdkpmjmba8">
+            <w:hyperlink w:history="1" r:id="rIdnaylqhjjfgfy7oekl4j62">
               <w:r>
                 <w:rPr>
                   <w:rFonts w:ascii="Arial" w:cs="Arial" w:eastAsia="Arial" w:hAnsi="Arial"/>
@@ -26760,7 +26778,7 @@
             <w:pPr>
               <w:spacing w:after="20" w:before="0"/>
             </w:pPr>
-            <w:hyperlink w:history="1" r:id="rIdga7ov9mfmkpqg3gycyylb">
+            <w:hyperlink w:history="1" r:id="rIdzew_mvzqsupkqwmvoy-2g">
               <w:r>
                 <w:rPr>
                   <w:rFonts w:ascii="Arial" w:cs="Arial" w:eastAsia="Arial" w:hAnsi="Arial"/>
@@ -26793,7 +26811,7 @@
               <w:spacing w:after="10" w:before="0"/>
               <w:ind w:left="120"/>
             </w:pPr>
-            <w:hyperlink w:history="1" r:id="rIdpvrgrqdwnrhjivxq3lrlq">
+            <w:hyperlink w:history="1" r:id="rId1btihya-9rtrsugh6br7u">
               <w:r>
                 <w:rPr>
                   <w:rFonts w:ascii="Arial" w:cs="Arial" w:eastAsia="Arial" w:hAnsi="Arial"/>
@@ -26940,32 +26958,32 @@
         <w:tc>
           <w:tcPr>
             <w:tcW w:type="dxa" w:w="1520"/>
-            <w:shd w:fill="F2F2F2" w:color="auto" w:val="clear"/>
-            <w:tcMar>
-              <w:top w:type="dxa" w:w="60"/>
-              <w:left w:type="dxa" w:w="120"/>
-              <w:bottom w:type="dxa" w:w="60"/>
-              <w:right w:type="dxa" w:w="120"/>
-            </w:tcMar>
-            <w:vAlign w:val="top"/>
-          </w:tcPr>
-          <w:p>
-            <w:pPr>
-              <w:spacing w:after="40" w:before="0"/>
-              <w:jc w:val="left"/>
-            </w:pPr>
-            <w:r>
-              <w:rPr>
-                <w:rFonts w:ascii="Arial" w:cs="Arial" w:eastAsia="Arial" w:hAnsi="Arial"/>
-                <w:b/>
-                <w:bCs/>
-                <w:i w:val="false"/>
-                <w:iCs w:val="false"/>
-                <w:color w:val="000000"/>
-                <w:sz w:val="18"/>
-                <w:szCs w:val="18"/>
-              </w:rPr>
-              <w:t xml:space="preserve">Phase 3 — Explain: Culminating Performance Task (Applying the Full Toolkit)</w:t>
+            <w:shd w:fill="E2EFDA" w:color="auto" w:val="clear"/>
+            <w:tcMar>
+              <w:top w:type="dxa" w:w="60"/>
+              <w:left w:type="dxa" w:w="120"/>
+              <w:bottom w:type="dxa" w:w="60"/>
+              <w:right w:type="dxa" w:w="120"/>
+            </w:tcMar>
+            <w:vAlign w:val="top"/>
+          </w:tcPr>
+          <w:p>
+            <w:pPr>
+              <w:spacing w:after="40" w:before="0"/>
+              <w:jc w:val="left"/>
+            </w:pPr>
+            <w:r>
+              <w:rPr>
+                <w:rFonts w:ascii="Arial" w:cs="Arial" w:eastAsia="Arial" w:hAnsi="Arial"/>
+                <w:b/>
+                <w:bCs/>
+                <w:i w:val="false"/>
+                <w:iCs w:val="false"/>
+                <w:color w:val="000000"/>
+                <w:sz w:val="18"/>
+                <w:szCs w:val="18"/>
+              </w:rPr>
+              <w:t xml:space="preserve">Explain Phase</w:t>
             </w:r>
           </w:p>
           <w:p>
@@ -26988,7 +27006,7 @@
             <w:pPr>
               <w:spacing w:after="20" w:before="0"/>
             </w:pPr>
-            <w:hyperlink w:history="1" r:id="rIdldi-snctyya1nfbcmcthx">
+            <w:hyperlink w:history="1" r:id="rId-h6l6ohiur_pnp4xlshwy">
               <w:r>
                 <w:rPr>
                   <w:rFonts w:ascii="Arial" w:cs="Arial" w:eastAsia="Arial" w:hAnsi="Arial"/>
@@ -27021,7 +27039,7 @@
               <w:spacing w:after="10" w:before="0"/>
               <w:ind w:left="120"/>
             </w:pPr>
-            <w:hyperlink w:history="1" r:id="rIdb1o6_8repupbyi-mnljbz">
+            <w:hyperlink w:history="1" r:id="rIdtve2zqiqdecxzm-f1eulj">
               <w:r>
                 <w:rPr>
                   <w:rFonts w:ascii="Arial" w:cs="Arial" w:eastAsia="Arial" w:hAnsi="Arial"/>
@@ -27066,7 +27084,7 @@
             <w:pPr>
               <w:spacing w:after="20" w:before="0"/>
             </w:pPr>
-            <w:hyperlink w:history="1" r:id="rId35uv3dspqcw7zssnh3hwa">
+            <w:hyperlink w:history="1" r:id="rId_cj-jcuorikt8gkvrrmck">
               <w:r>
                 <w:rPr>
                   <w:rFonts w:ascii="Arial" w:cs="Arial" w:eastAsia="Arial" w:hAnsi="Arial"/>
@@ -27099,7 +27117,7 @@
               <w:spacing w:after="10" w:before="0"/>
               <w:ind w:left="120"/>
             </w:pPr>
-            <w:hyperlink w:history="1" r:id="rIdlkrop_n-ha1omrpnjvmt9">
+            <w:hyperlink w:history="1" r:id="rIdo_fjdj3wqurjj6zoug2nf">
               <w:r>
                 <w:rPr>
                   <w:rFonts w:ascii="Arial" w:cs="Arial" w:eastAsia="Arial" w:hAnsi="Arial"/>
@@ -27246,32 +27264,32 @@
         <w:tc>
           <w:tcPr>
             <w:tcW w:type="dxa" w:w="1520"/>
-            <w:shd w:fill="F2F2F2" w:color="auto" w:val="clear"/>
-            <w:tcMar>
-              <w:top w:type="dxa" w:w="60"/>
-              <w:left w:type="dxa" w:w="120"/>
-              <w:bottom w:type="dxa" w:w="60"/>
-              <w:right w:type="dxa" w:w="120"/>
-            </w:tcMar>
-            <w:vAlign w:val="top"/>
-          </w:tcPr>
-          <w:p>
-            <w:pPr>
-              <w:spacing w:after="40" w:before="0"/>
-              <w:jc w:val="left"/>
-            </w:pPr>
-            <w:r>
-              <w:rPr>
-                <w:rFonts w:ascii="Arial" w:cs="Arial" w:eastAsia="Arial" w:hAnsi="Arial"/>
-                <w:b/>
-                <w:bCs/>
-                <w:i w:val="false"/>
-                <w:iCs w:val="false"/>
-                <w:color w:val="000000"/>
-                <w:sz w:val="18"/>
-                <w:szCs w:val="18"/>
-              </w:rPr>
-              <w:t xml:space="preserve">Phase 4 — Driving Question Board (DQB) Review &amp; Final Explanation</w:t>
+            <w:shd w:fill="FCE4D6" w:color="auto" w:val="clear"/>
+            <w:tcMar>
+              <w:top w:type="dxa" w:w="60"/>
+              <w:left w:type="dxa" w:w="120"/>
+              <w:bottom w:type="dxa" w:w="60"/>
+              <w:right w:type="dxa" w:w="120"/>
+            </w:tcMar>
+            <w:vAlign w:val="top"/>
+          </w:tcPr>
+          <w:p>
+            <w:pPr>
+              <w:spacing w:after="40" w:before="0"/>
+              <w:jc w:val="left"/>
+            </w:pPr>
+            <w:r>
+              <w:rPr>
+                <w:rFonts w:ascii="Arial" w:cs="Arial" w:eastAsia="Arial" w:hAnsi="Arial"/>
+                <w:b/>
+                <w:bCs/>
+                <w:i w:val="false"/>
+                <w:iCs w:val="false"/>
+                <w:color w:val="000000"/>
+                <w:sz w:val="18"/>
+                <w:szCs w:val="18"/>
+              </w:rPr>
+              <w:t xml:space="preserve">Driving Question Board (DQB) Creation</w:t>
             </w:r>
           </w:p>
           <w:p>
@@ -27294,7 +27312,7 @@
             <w:pPr>
               <w:spacing w:after="20" w:before="0"/>
             </w:pPr>
-            <w:hyperlink w:history="1" r:id="rIddhc5rd-vtgfsl6hyf7ay7">
+            <w:hyperlink w:history="1" r:id="rId8ggsvawvfvinqyvlia3f3">
               <w:r>
                 <w:rPr>
                   <w:rFonts w:ascii="Arial" w:cs="Arial" w:eastAsia="Arial" w:hAnsi="Arial"/>
@@ -27327,7 +27345,7 @@
               <w:spacing w:after="10" w:before="0"/>
               <w:ind w:left="120"/>
             </w:pPr>
-            <w:hyperlink w:history="1" r:id="rIdnjdcs3hp4tkxxz-bxmgia">
+            <w:hyperlink w:history="1" r:id="rIdcpwomji4t1lsv-tpfp7nr">
               <w:r>
                 <w:rPr>
                   <w:rFonts w:ascii="Arial" w:cs="Arial" w:eastAsia="Arial" w:hAnsi="Arial"/>
@@ -27372,7 +27390,7 @@
             <w:pPr>
               <w:spacing w:after="20" w:before="0"/>
             </w:pPr>
-            <w:hyperlink w:history="1" r:id="rIdbyd3vkjtiaplnkstoygnz">
+            <w:hyperlink w:history="1" r:id="rIdfovdbg5khoztuisj7vygt">
               <w:r>
                 <w:rPr>
                   <w:rFonts w:ascii="Arial" w:cs="Arial" w:eastAsia="Arial" w:hAnsi="Arial"/>
@@ -27405,7 +27423,7 @@
               <w:spacing w:after="10" w:before="0"/>
               <w:ind w:left="120"/>
             </w:pPr>
-            <w:hyperlink w:history="1" r:id="rIddsuenxz-eqy_togw3qu9x">
+            <w:hyperlink w:history="1" r:id="rIdl4yt2tjicxnyn54b47jhe">
               <w:r>
                 <w:rPr>
                   <w:rFonts w:ascii="Arial" w:cs="Arial" w:eastAsia="Arial" w:hAnsi="Arial"/>
@@ -27552,32 +27570,32 @@
         <w:tc>
           <w:tcPr>
             <w:tcW w:type="dxa" w:w="1520"/>
-            <w:shd w:fill="F2F2F2" w:color="auto" w:val="clear"/>
-            <w:tcMar>
-              <w:top w:type="dxa" w:w="60"/>
-              <w:left w:type="dxa" w:w="120"/>
-              <w:bottom w:type="dxa" w:w="60"/>
-              <w:right w:type="dxa" w:w="120"/>
-            </w:tcMar>
-            <w:vAlign w:val="top"/>
-          </w:tcPr>
-          <w:p>
-            <w:pPr>
-              <w:spacing w:after="40" w:before="0"/>
-              <w:jc w:val="left"/>
-            </w:pPr>
-            <w:r>
-              <w:rPr>
-                <w:rFonts w:ascii="Arial" w:cs="Arial" w:eastAsia="Arial" w:hAnsi="Arial"/>
-                <w:b/>
-                <w:bCs/>
-                <w:i w:val="false"/>
-                <w:iCs w:val="false"/>
-                <w:color w:val="000000"/>
-                <w:sz w:val="18"/>
-                <w:szCs w:val="18"/>
-              </w:rPr>
-              <w:t xml:space="preserve">Phase 5 — Model Building: Final Model Submission &amp; Unit Celebration</w:t>
+            <w:shd w:fill="D5E8F0" w:color="auto" w:val="clear"/>
+            <w:tcMar>
+              <w:top w:type="dxa" w:w="60"/>
+              <w:left w:type="dxa" w:w="120"/>
+              <w:bottom w:type="dxa" w:w="60"/>
+              <w:right w:type="dxa" w:w="120"/>
+            </w:tcMar>
+            <w:vAlign w:val="top"/>
+          </w:tcPr>
+          <w:p>
+            <w:pPr>
+              <w:spacing w:after="40" w:before="0"/>
+              <w:jc w:val="left"/>
+            </w:pPr>
+            <w:r>
+              <w:rPr>
+                <w:rFonts w:ascii="Arial" w:cs="Arial" w:eastAsia="Arial" w:hAnsi="Arial"/>
+                <w:b/>
+                <w:bCs/>
+                <w:i w:val="false"/>
+                <w:iCs w:val="false"/>
+                <w:color w:val="000000"/>
+                <w:sz w:val="18"/>
+                <w:szCs w:val="18"/>
+              </w:rPr>
+              <w:t xml:space="preserve">Model Building Phase</w:t>
             </w:r>
           </w:p>
           <w:p>
@@ -27600,7 +27618,7 @@
             <w:pPr>
               <w:spacing w:after="20" w:before="0"/>
             </w:pPr>
-            <w:hyperlink w:history="1" r:id="rId0ahdnh4spaftst-e2unvv">
+            <w:hyperlink w:history="1" r:id="rIdyjlodztmtgr5wlyyyrx86">
               <w:r>
                 <w:rPr>
                   <w:rFonts w:ascii="Arial" w:cs="Arial" w:eastAsia="Arial" w:hAnsi="Arial"/>
@@ -27633,7 +27651,7 @@
               <w:spacing w:after="10" w:before="0"/>
               <w:ind w:left="120"/>
             </w:pPr>
-            <w:hyperlink w:history="1" r:id="rIdxi_avfbdkb3lh8dh9u-yq">
+            <w:hyperlink w:history="1" r:id="rIdgizdkz20_vaaimevynmpi">
               <w:r>
                 <w:rPr>
                   <w:rFonts w:ascii="Arial" w:cs="Arial" w:eastAsia="Arial" w:hAnsi="Arial"/>
@@ -27678,7 +27696,7 @@
             <w:pPr>
               <w:spacing w:after="20" w:before="0"/>
             </w:pPr>
-            <w:hyperlink w:history="1" r:id="rIdgfar-cgfkl8kokrckl6an">
+            <w:hyperlink w:history="1" r:id="rIdrm6_fk_yrg6l1depllg09">
               <w:r>
                 <w:rPr>
                   <w:rFonts w:ascii="Arial" w:cs="Arial" w:eastAsia="Arial" w:hAnsi="Arial"/>
@@ -27711,7 +27729,7 @@
               <w:spacing w:after="10" w:before="0"/>
               <w:ind w:left="120"/>
             </w:pPr>
-            <w:hyperlink w:history="1" r:id="rId2jsxp2lcpm_3sabx9fvex">
+            <w:hyperlink w:history="1" r:id="rIdqa67efijcxiukw6kmo3mz">
               <w:r>
                 <w:rPr>
                   <w:rFonts w:ascii="Arial" w:cs="Arial" w:eastAsia="Arial" w:hAnsi="Arial"/>

--- a/data/outputs/v2/Maths/SS4.2_Probability_I/Mathematics_Probability_I_CBE_LessonSequence.docx
+++ b/data/outputs/v2/Maths/SS4.2_Probability_I/Mathematics_Probability_I_CBE_LessonSequence.docx
@@ -3362,7 +3362,7 @@
             <w:pPr>
               <w:spacing w:after="20" w:before="0"/>
             </w:pPr>
-            <w:hyperlink w:history="1" r:id="rId300n8sqoy5chfy0lwnk0y">
+            <w:hyperlink w:history="1" r:id="rIdovumktujox_aslbkv66dv">
               <w:r>
                 <w:rPr>
                   <w:rFonts w:ascii="Arial" w:cs="Arial" w:eastAsia="Arial" w:hAnsi="Arial"/>
@@ -3395,7 +3395,7 @@
               <w:spacing w:after="10" w:before="0"/>
               <w:ind w:left="120"/>
             </w:pPr>
-            <w:hyperlink w:history="1" r:id="rIdhhcpb2c4c8ji2_hwdo7en">
+            <w:hyperlink w:history="1" r:id="rIdqbeplcdmg2q6k7trx9hro">
               <w:r>
                 <w:rPr>
                   <w:rFonts w:ascii="Arial" w:cs="Arial" w:eastAsia="Arial" w:hAnsi="Arial"/>
@@ -3440,7 +3440,7 @@
             <w:pPr>
               <w:spacing w:after="20" w:before="0"/>
             </w:pPr>
-            <w:hyperlink w:history="1" r:id="rIdphkdib4xbjjtvl6db2iw0">
+            <w:hyperlink w:history="1" r:id="rIdo7fm6egatlpswuxxjyvow">
               <w:r>
                 <w:rPr>
                   <w:rFonts w:ascii="Arial" w:cs="Arial" w:eastAsia="Arial" w:hAnsi="Arial"/>
@@ -3473,7 +3473,7 @@
               <w:spacing w:after="10" w:before="0"/>
               <w:ind w:left="120"/>
             </w:pPr>
-            <w:hyperlink w:history="1" r:id="rIdfmk6qhlg9fges3ecza5hy">
+            <w:hyperlink w:history="1" r:id="rIdl-ng9c6ihwdzafn8bqh0m">
               <w:r>
                 <w:rPr>
                   <w:rFonts w:ascii="Arial" w:cs="Arial" w:eastAsia="Arial" w:hAnsi="Arial"/>
@@ -3763,7 +3763,7 @@
             <w:pPr>
               <w:spacing w:after="20" w:before="0"/>
             </w:pPr>
-            <w:hyperlink w:history="1" r:id="rIdljhhbkhv-oyaol5naanev">
+            <w:hyperlink w:history="1" r:id="rIdzolbrtr-fqvga4syzt_qo">
               <w:r>
                 <w:rPr>
                   <w:rFonts w:ascii="Arial" w:cs="Arial" w:eastAsia="Arial" w:hAnsi="Arial"/>
@@ -3796,7 +3796,7 @@
               <w:spacing w:after="10" w:before="0"/>
               <w:ind w:left="120"/>
             </w:pPr>
-            <w:hyperlink w:history="1" r:id="rIdb3blphzmf7jzyyzzmzorm">
+            <w:hyperlink w:history="1" r:id="rIdw5phippe4rbkrgduoynpp">
               <w:r>
                 <w:rPr>
                   <w:rFonts w:ascii="Arial" w:cs="Arial" w:eastAsia="Arial" w:hAnsi="Arial"/>
@@ -3841,7 +3841,7 @@
             <w:pPr>
               <w:spacing w:after="20" w:before="0"/>
             </w:pPr>
-            <w:hyperlink w:history="1" r:id="rIddwvkrrecpuqxq3rmmcop6">
+            <w:hyperlink w:history="1" r:id="rIde7q8mhjs7ripzv8rwcsue">
               <w:r>
                 <w:rPr>
                   <w:rFonts w:ascii="Arial" w:cs="Arial" w:eastAsia="Arial" w:hAnsi="Arial"/>
@@ -3874,7 +3874,7 @@
               <w:spacing w:after="10" w:before="0"/>
               <w:ind w:left="120"/>
             </w:pPr>
-            <w:hyperlink w:history="1" r:id="rIddzy7y1i1v8epwnphubguv">
+            <w:hyperlink w:history="1" r:id="rIdxtxtm5tacg5rpfuavlwd4">
               <w:r>
                 <w:rPr>
                   <w:rFonts w:ascii="Arial" w:cs="Arial" w:eastAsia="Arial" w:hAnsi="Arial"/>
@@ -4183,7 +4183,7 @@
             <w:pPr>
               <w:spacing w:after="20" w:before="0"/>
             </w:pPr>
-            <w:hyperlink w:history="1" r:id="rIdb1ridtdn9yjmr-wmcdkm-">
+            <w:hyperlink w:history="1" r:id="rId4hr79m_y5iehf8soojzyu">
               <w:r>
                 <w:rPr>
                   <w:rFonts w:ascii="Arial" w:cs="Arial" w:eastAsia="Arial" w:hAnsi="Arial"/>
@@ -4216,7 +4216,7 @@
               <w:spacing w:after="10" w:before="0"/>
               <w:ind w:left="120"/>
             </w:pPr>
-            <w:hyperlink w:history="1" r:id="rIdhnxfrkbccq6ycwdwcdkoq">
+            <w:hyperlink w:history="1" r:id="rIdhpa-vsp_ldgy0hlpwz5w4">
               <w:r>
                 <w:rPr>
                   <w:rFonts w:ascii="Arial" w:cs="Arial" w:eastAsia="Arial" w:hAnsi="Arial"/>
@@ -4261,7 +4261,7 @@
             <w:pPr>
               <w:spacing w:after="20" w:before="0"/>
             </w:pPr>
-            <w:hyperlink w:history="1" r:id="rId_badwhlkjhbxo26yatvdd">
+            <w:hyperlink w:history="1" r:id="rIdicemaq_hytcov5dck5sos">
               <w:r>
                 <w:rPr>
                   <w:rFonts w:ascii="Arial" w:cs="Arial" w:eastAsia="Arial" w:hAnsi="Arial"/>
@@ -4294,7 +4294,7 @@
               <w:spacing w:after="10" w:before="0"/>
               <w:ind w:left="120"/>
             </w:pPr>
-            <w:hyperlink w:history="1" r:id="rId6y4m9nqp6kxlsan9dlh1_">
+            <w:hyperlink w:history="1" r:id="rId1t_1vul-w_n4em14xzpxl">
               <w:r>
                 <w:rPr>
                   <w:rFonts w:ascii="Arial" w:cs="Arial" w:eastAsia="Arial" w:hAnsi="Arial"/>
@@ -4565,7 +4565,7 @@
             <w:pPr>
               <w:spacing w:after="20" w:before="0"/>
             </w:pPr>
-            <w:hyperlink w:history="1" r:id="rIdd8spvuvyprjdklqfhl3lw">
+            <w:hyperlink w:history="1" r:id="rIdmzwpnnm43q0duaa_n_q_c">
               <w:r>
                 <w:rPr>
                   <w:rFonts w:ascii="Arial" w:cs="Arial" w:eastAsia="Arial" w:hAnsi="Arial"/>
@@ -4598,7 +4598,7 @@
               <w:spacing w:after="10" w:before="0"/>
               <w:ind w:left="120"/>
             </w:pPr>
-            <w:hyperlink w:history="1" r:id="rId8d4eg1xp8xghqflzgmtdk">
+            <w:hyperlink w:history="1" r:id="rIddk3gq833xxdpxzybuicgd">
               <w:r>
                 <w:rPr>
                   <w:rFonts w:ascii="Arial" w:cs="Arial" w:eastAsia="Arial" w:hAnsi="Arial"/>
@@ -4643,7 +4643,7 @@
             <w:pPr>
               <w:spacing w:after="20" w:before="0"/>
             </w:pPr>
-            <w:hyperlink w:history="1" r:id="rIdaodacknvgtunnqmtjtkml">
+            <w:hyperlink w:history="1" r:id="rId7q4bqxf9zi_ks435rfmcf">
               <w:r>
                 <w:rPr>
                   <w:rFonts w:ascii="Arial" w:cs="Arial" w:eastAsia="Arial" w:hAnsi="Arial"/>
@@ -4676,7 +4676,7 @@
               <w:spacing w:after="10" w:before="0"/>
               <w:ind w:left="120"/>
             </w:pPr>
-            <w:hyperlink w:history="1" r:id="rIdswtgx4r22itmdhy1kofoa">
+            <w:hyperlink w:history="1" r:id="rIdkvool4hhl7h9ctbpl-90s">
               <w:r>
                 <w:rPr>
                   <w:rFonts w:ascii="Arial" w:cs="Arial" w:eastAsia="Arial" w:hAnsi="Arial"/>
@@ -4947,7 +4947,7 @@
             <w:pPr>
               <w:spacing w:after="20" w:before="0"/>
             </w:pPr>
-            <w:hyperlink w:history="1" r:id="rIdnh9i9zfiinhfpqmt_0ovg">
+            <w:hyperlink w:history="1" r:id="rIdg61x8xgx0fe11_mhc8fio">
               <w:r>
                 <w:rPr>
                   <w:rFonts w:ascii="Arial" w:cs="Arial" w:eastAsia="Arial" w:hAnsi="Arial"/>
@@ -4980,7 +4980,7 @@
               <w:spacing w:after="10" w:before="0"/>
               <w:ind w:left="120"/>
             </w:pPr>
-            <w:hyperlink w:history="1" r:id="rIdturhznkb662qmayj0xnvn">
+            <w:hyperlink w:history="1" r:id="rIdzcb5oz_7t-e-nwwlwkyda">
               <w:r>
                 <w:rPr>
                   <w:rFonts w:ascii="Arial" w:cs="Arial" w:eastAsia="Arial" w:hAnsi="Arial"/>
@@ -5025,7 +5025,7 @@
             <w:pPr>
               <w:spacing w:after="20" w:before="0"/>
             </w:pPr>
-            <w:hyperlink w:history="1" r:id="rIdynqpmibml9n67bcjoyszi">
+            <w:hyperlink w:history="1" r:id="rIdbce2ap2yegt1snlat7dtp">
               <w:r>
                 <w:rPr>
                   <w:rFonts w:ascii="Arial" w:cs="Arial" w:eastAsia="Arial" w:hAnsi="Arial"/>
@@ -5058,7 +5058,7 @@
               <w:spacing w:after="10" w:before="0"/>
               <w:ind w:left="120"/>
             </w:pPr>
-            <w:hyperlink w:history="1" r:id="rIda3iavfwc_j-u_hdbaufki">
+            <w:hyperlink w:history="1" r:id="rIdjjterk2iurkazq_bbaibz">
               <w:r>
                 <w:rPr>
                   <w:rFonts w:ascii="Arial" w:cs="Arial" w:eastAsia="Arial" w:hAnsi="Arial"/>
@@ -6640,7 +6640,7 @@
             <w:pPr>
               <w:spacing w:after="20" w:before="0"/>
             </w:pPr>
-            <w:hyperlink w:history="1" r:id="rId0huichqwcmaaryqxm3f3r">
+            <w:hyperlink w:history="1" r:id="rId3wfhdkizrh1bpnjo3fp44">
               <w:r>
                 <w:rPr>
                   <w:rFonts w:ascii="Arial" w:cs="Arial" w:eastAsia="Arial" w:hAnsi="Arial"/>
@@ -6673,7 +6673,7 @@
               <w:spacing w:after="10" w:before="0"/>
               <w:ind w:left="120"/>
             </w:pPr>
-            <w:hyperlink w:history="1" r:id="rIdp9tg2fphu1wfxtff0bxos">
+            <w:hyperlink w:history="1" r:id="rId-pmbvxhgc-o_j7ugro5jp">
               <w:r>
                 <w:rPr>
                   <w:rFonts w:ascii="Arial" w:cs="Arial" w:eastAsia="Arial" w:hAnsi="Arial"/>
@@ -6718,7 +6718,7 @@
             <w:pPr>
               <w:spacing w:after="20" w:before="0"/>
             </w:pPr>
-            <w:hyperlink w:history="1" r:id="rIdqaiudsgxgj0c_4lvp_cwm">
+            <w:hyperlink w:history="1" r:id="rIdfzfakvrlrrll6thb7wbxe">
               <w:r>
                 <w:rPr>
                   <w:rFonts w:ascii="Arial" w:cs="Arial" w:eastAsia="Arial" w:hAnsi="Arial"/>
@@ -6751,7 +6751,7 @@
               <w:spacing w:after="10" w:before="0"/>
               <w:ind w:left="120"/>
             </w:pPr>
-            <w:hyperlink w:history="1" r:id="rIdbszqj5nvudv_rfllp8yax">
+            <w:hyperlink w:history="1" r:id="rIdpqpuunaug0oovkv_srm1x">
               <w:r>
                 <w:rPr>
                   <w:rFonts w:ascii="Arial" w:cs="Arial" w:eastAsia="Arial" w:hAnsi="Arial"/>
@@ -6946,7 +6946,7 @@
             <w:pPr>
               <w:spacing w:after="20" w:before="0"/>
             </w:pPr>
-            <w:hyperlink w:history="1" r:id="rId-xsthyerw-eplqcbrq4ae">
+            <w:hyperlink w:history="1" r:id="rId2fdxbvy53xc0_87wax3j2">
               <w:r>
                 <w:rPr>
                   <w:rFonts w:ascii="Arial" w:cs="Arial" w:eastAsia="Arial" w:hAnsi="Arial"/>
@@ -6979,7 +6979,7 @@
               <w:spacing w:after="10" w:before="0"/>
               <w:ind w:left="120"/>
             </w:pPr>
-            <w:hyperlink w:history="1" r:id="rIdsn_xqeyss2o3uvesxjo1t">
+            <w:hyperlink w:history="1" r:id="rIdb-74lntp8hk6iywsuv07a">
               <w:r>
                 <w:rPr>
                   <w:rFonts w:ascii="Arial" w:cs="Arial" w:eastAsia="Arial" w:hAnsi="Arial"/>
@@ -7024,7 +7024,7 @@
             <w:pPr>
               <w:spacing w:after="20" w:before="0"/>
             </w:pPr>
-            <w:hyperlink w:history="1" r:id="rIdvmkvym49lqjmjhzn1u5f2">
+            <w:hyperlink w:history="1" r:id="rIdthfqmxuxfb1xlzubsp3bv">
               <w:r>
                 <w:rPr>
                   <w:rFonts w:ascii="Arial" w:cs="Arial" w:eastAsia="Arial" w:hAnsi="Arial"/>
@@ -7057,7 +7057,7 @@
               <w:spacing w:after="10" w:before="0"/>
               <w:ind w:left="120"/>
             </w:pPr>
-            <w:hyperlink w:history="1" r:id="rIdjq3qmxupg29srdfhifywg">
+            <w:hyperlink w:history="1" r:id="rIdhkehsffhe33kjdzi8_o7f">
               <w:r>
                 <w:rPr>
                   <w:rFonts w:ascii="Arial" w:cs="Arial" w:eastAsia="Arial" w:hAnsi="Arial"/>
@@ -7252,7 +7252,7 @@
             <w:pPr>
               <w:spacing w:after="20" w:before="0"/>
             </w:pPr>
-            <w:hyperlink w:history="1" r:id="rIdln4gj1fmdsv3t2ymr-b7x">
+            <w:hyperlink w:history="1" r:id="rIdbf2vhvckmdgn9u0ityq9k">
               <w:r>
                 <w:rPr>
                   <w:rFonts w:ascii="Arial" w:cs="Arial" w:eastAsia="Arial" w:hAnsi="Arial"/>
@@ -7285,7 +7285,7 @@
               <w:spacing w:after="10" w:before="0"/>
               <w:ind w:left="120"/>
             </w:pPr>
-            <w:hyperlink w:history="1" r:id="rIdqyfzgqaad8s1j3h0kt5s8">
+            <w:hyperlink w:history="1" r:id="rIdot_rf1bteqhont339m_r_">
               <w:r>
                 <w:rPr>
                   <w:rFonts w:ascii="Arial" w:cs="Arial" w:eastAsia="Arial" w:hAnsi="Arial"/>
@@ -7330,7 +7330,7 @@
             <w:pPr>
               <w:spacing w:after="20" w:before="0"/>
             </w:pPr>
-            <w:hyperlink w:history="1" r:id="rIdsw98s4yku7_tdozklmuwd">
+            <w:hyperlink w:history="1" r:id="rIdrc7b1so-bixjdhm6hfgec">
               <w:r>
                 <w:rPr>
                   <w:rFonts w:ascii="Arial" w:cs="Arial" w:eastAsia="Arial" w:hAnsi="Arial"/>
@@ -7363,7 +7363,7 @@
               <w:spacing w:after="10" w:before="0"/>
               <w:ind w:left="120"/>
             </w:pPr>
-            <w:hyperlink w:history="1" r:id="rId4r8f4ppbgxr2gca4gzjai">
+            <w:hyperlink w:history="1" r:id="rIdt6ionmmqp-qzpkjhn7uld">
               <w:r>
                 <w:rPr>
                   <w:rFonts w:ascii="Arial" w:cs="Arial" w:eastAsia="Arial" w:hAnsi="Arial"/>
@@ -7558,7 +7558,7 @@
             <w:pPr>
               <w:spacing w:after="20" w:before="0"/>
             </w:pPr>
-            <w:hyperlink w:history="1" r:id="rIddaa54azoank9u3jrjz3at">
+            <w:hyperlink w:history="1" r:id="rIdxzg-d_vdhnkmvvmprgmgj">
               <w:r>
                 <w:rPr>
                   <w:rFonts w:ascii="Arial" w:cs="Arial" w:eastAsia="Arial" w:hAnsi="Arial"/>
@@ -7591,7 +7591,7 @@
               <w:spacing w:after="10" w:before="0"/>
               <w:ind w:left="120"/>
             </w:pPr>
-            <w:hyperlink w:history="1" r:id="rIdvq5yr2-_w3gzwto4xejls">
+            <w:hyperlink w:history="1" r:id="rId5z8dpb48pd3igukng7jpw">
               <w:r>
                 <w:rPr>
                   <w:rFonts w:ascii="Arial" w:cs="Arial" w:eastAsia="Arial" w:hAnsi="Arial"/>
@@ -7636,7 +7636,7 @@
             <w:pPr>
               <w:spacing w:after="20" w:before="0"/>
             </w:pPr>
-            <w:hyperlink w:history="1" r:id="rIdd7gyk1uolcaxlusacd1k_">
+            <w:hyperlink w:history="1" r:id="rIdbebrk8dvjbfp0xmyift4g">
               <w:r>
                 <w:rPr>
                   <w:rFonts w:ascii="Arial" w:cs="Arial" w:eastAsia="Arial" w:hAnsi="Arial"/>
@@ -7669,7 +7669,7 @@
               <w:spacing w:after="10" w:before="0"/>
               <w:ind w:left="120"/>
             </w:pPr>
-            <w:hyperlink w:history="1" r:id="rId95mrs2ghrsiddm97rzb0r">
+            <w:hyperlink w:history="1" r:id="rIdnjq3hi1hffc3fto0aph33">
               <w:r>
                 <w:rPr>
                   <w:rFonts w:ascii="Arial" w:cs="Arial" w:eastAsia="Arial" w:hAnsi="Arial"/>
@@ -7864,7 +7864,7 @@
             <w:pPr>
               <w:spacing w:after="20" w:before="0"/>
             </w:pPr>
-            <w:hyperlink w:history="1" r:id="rId-swbgc-zjt4cidzc_mr8f">
+            <w:hyperlink w:history="1" r:id="rIdv8l_es00r27gz8uq3o9aa">
               <w:r>
                 <w:rPr>
                   <w:rFonts w:ascii="Arial" w:cs="Arial" w:eastAsia="Arial" w:hAnsi="Arial"/>
@@ -7897,7 +7897,7 @@
               <w:spacing w:after="10" w:before="0"/>
               <w:ind w:left="120"/>
             </w:pPr>
-            <w:hyperlink w:history="1" r:id="rIde1eyugzjeeorrjxuovrau">
+            <w:hyperlink w:history="1" r:id="rIdv95lcutut2h4ncx69vspu">
               <w:r>
                 <w:rPr>
                   <w:rFonts w:ascii="Arial" w:cs="Arial" w:eastAsia="Arial" w:hAnsi="Arial"/>
@@ -7942,7 +7942,7 @@
             <w:pPr>
               <w:spacing w:after="20" w:before="0"/>
             </w:pPr>
-            <w:hyperlink w:history="1" r:id="rIdpmhdisip2_nexgpq5zyip">
+            <w:hyperlink w:history="1" r:id="rIdzf8lstfvo10ea5qgy5ak-">
               <w:r>
                 <w:rPr>
                   <w:rFonts w:ascii="Arial" w:cs="Arial" w:eastAsia="Arial" w:hAnsi="Arial"/>
@@ -7975,7 +7975,7 @@
               <w:spacing w:after="10" w:before="0"/>
               <w:ind w:left="120"/>
             </w:pPr>
-            <w:hyperlink w:history="1" r:id="rIdpybu2x6hax-r7an91bg5n">
+            <w:hyperlink w:history="1" r:id="rIdgmd2flzev4sth_yr9nneu">
               <w:r>
                 <w:rPr>
                   <w:rFonts w:ascii="Arial" w:cs="Arial" w:eastAsia="Arial" w:hAnsi="Arial"/>
@@ -9462,7 +9462,7 @@
             <w:pPr>
               <w:spacing w:after="20" w:before="0"/>
             </w:pPr>
-            <w:hyperlink w:history="1" r:id="rIdclnwq_iz9t9jppiw7evuq">
+            <w:hyperlink w:history="1" r:id="rIdrooy_rdulnaqmu4tpwghw">
               <w:r>
                 <w:rPr>
                   <w:rFonts w:ascii="Arial" w:cs="Arial" w:eastAsia="Arial" w:hAnsi="Arial"/>
@@ -9495,7 +9495,7 @@
               <w:spacing w:after="10" w:before="0"/>
               <w:ind w:left="120"/>
             </w:pPr>
-            <w:hyperlink w:history="1" r:id="rId6loogf-76_l1y-aemaeoa">
+            <w:hyperlink w:history="1" r:id="rIdgimwjwxlrbtxbjp5_nijn">
               <w:r>
                 <w:rPr>
                   <w:rFonts w:ascii="Arial" w:cs="Arial" w:eastAsia="Arial" w:hAnsi="Arial"/>
@@ -9540,7 +9540,7 @@
             <w:pPr>
               <w:spacing w:after="20" w:before="0"/>
             </w:pPr>
-            <w:hyperlink w:history="1" r:id="rIdhqixghjzzjz0wvhbvjywx">
+            <w:hyperlink w:history="1" r:id="rIdaxkvkrbgvlk5_w15bumse">
               <w:r>
                 <w:rPr>
                   <w:rFonts w:ascii="Arial" w:cs="Arial" w:eastAsia="Arial" w:hAnsi="Arial"/>
@@ -9573,7 +9573,7 @@
               <w:spacing w:after="10" w:before="0"/>
               <w:ind w:left="120"/>
             </w:pPr>
-            <w:hyperlink w:history="1" r:id="rIduij-xh53ibevjzcvzll6k">
+            <w:hyperlink w:history="1" r:id="rIdtcchb0cwdt15z1tamr2lg">
               <w:r>
                 <w:rPr>
                   <w:rFonts w:ascii="Arial" w:cs="Arial" w:eastAsia="Arial" w:hAnsi="Arial"/>
@@ -9768,7 +9768,7 @@
             <w:pPr>
               <w:spacing w:after="20" w:before="0"/>
             </w:pPr>
-            <w:hyperlink w:history="1" r:id="rIdw9p35ftqijzmteeth3-vm">
+            <w:hyperlink w:history="1" r:id="rIdsuwcwrakmse3zundsuzb4">
               <w:r>
                 <w:rPr>
                   <w:rFonts w:ascii="Arial" w:cs="Arial" w:eastAsia="Arial" w:hAnsi="Arial"/>
@@ -9801,7 +9801,7 @@
               <w:spacing w:after="10" w:before="0"/>
               <w:ind w:left="120"/>
             </w:pPr>
-            <w:hyperlink w:history="1" r:id="rIdzv390ljzjiciopt7i6quy">
+            <w:hyperlink w:history="1" r:id="rId01mkrurecr6eeq5isg8tz">
               <w:r>
                 <w:rPr>
                   <w:rFonts w:ascii="Arial" w:cs="Arial" w:eastAsia="Arial" w:hAnsi="Arial"/>
@@ -9846,7 +9846,7 @@
             <w:pPr>
               <w:spacing w:after="20" w:before="0"/>
             </w:pPr>
-            <w:hyperlink w:history="1" r:id="rIdglcmnonqmh9_zm1dbys8n">
+            <w:hyperlink w:history="1" r:id="rIdiycztg3ipjql75pghyvbl">
               <w:r>
                 <w:rPr>
                   <w:rFonts w:ascii="Arial" w:cs="Arial" w:eastAsia="Arial" w:hAnsi="Arial"/>
@@ -9879,7 +9879,7 @@
               <w:spacing w:after="10" w:before="0"/>
               <w:ind w:left="120"/>
             </w:pPr>
-            <w:hyperlink w:history="1" r:id="rIdwvggtztjdhvevd8vzds4u">
+            <w:hyperlink w:history="1" r:id="rIdosmfgexiobvmnkipp8ke0">
               <w:r>
                 <w:rPr>
                   <w:rFonts w:ascii="Arial" w:cs="Arial" w:eastAsia="Arial" w:hAnsi="Arial"/>
@@ -10074,7 +10074,7 @@
             <w:pPr>
               <w:spacing w:after="20" w:before="0"/>
             </w:pPr>
-            <w:hyperlink w:history="1" r:id="rId4vrylefr7m2gwvsc6hmyv">
+            <w:hyperlink w:history="1" r:id="rIdxnku89jnztkv-jnpxa3lm">
               <w:r>
                 <w:rPr>
                   <w:rFonts w:ascii="Arial" w:cs="Arial" w:eastAsia="Arial" w:hAnsi="Arial"/>
@@ -10107,7 +10107,7 @@
               <w:spacing w:after="10" w:before="0"/>
               <w:ind w:left="120"/>
             </w:pPr>
-            <w:hyperlink w:history="1" r:id="rIdm5tog1kfmu6iqvk9zrrtn">
+            <w:hyperlink w:history="1" r:id="rIdjie7u9or7pxwzy7sjnfev">
               <w:r>
                 <w:rPr>
                   <w:rFonts w:ascii="Arial" w:cs="Arial" w:eastAsia="Arial" w:hAnsi="Arial"/>
@@ -10152,7 +10152,7 @@
             <w:pPr>
               <w:spacing w:after="20" w:before="0"/>
             </w:pPr>
-            <w:hyperlink w:history="1" r:id="rIdnowpmxiumxhwsy4_u3ny4">
+            <w:hyperlink w:history="1" r:id="rIdepe-qhyfihd46odkjuqwu">
               <w:r>
                 <w:rPr>
                   <w:rFonts w:ascii="Arial" w:cs="Arial" w:eastAsia="Arial" w:hAnsi="Arial"/>
@@ -10185,7 +10185,7 @@
               <w:spacing w:after="10" w:before="0"/>
               <w:ind w:left="120"/>
             </w:pPr>
-            <w:hyperlink w:history="1" r:id="rIdmgozam3v1i3wpwxf3zb0f">
+            <w:hyperlink w:history="1" r:id="rId8abu_oi0tparvlgthihpf">
               <w:r>
                 <w:rPr>
                   <w:rFonts w:ascii="Arial" w:cs="Arial" w:eastAsia="Arial" w:hAnsi="Arial"/>
@@ -10380,7 +10380,7 @@
             <w:pPr>
               <w:spacing w:after="20" w:before="0"/>
             </w:pPr>
-            <w:hyperlink w:history="1" r:id="rIdslmyh3myzixc_v3qt6rkr">
+            <w:hyperlink w:history="1" r:id="rIdwfm4mkbo7ime9hvqph7hs">
               <w:r>
                 <w:rPr>
                   <w:rFonts w:ascii="Arial" w:cs="Arial" w:eastAsia="Arial" w:hAnsi="Arial"/>
@@ -10413,7 +10413,7 @@
               <w:spacing w:after="10" w:before="0"/>
               <w:ind w:left="120"/>
             </w:pPr>
-            <w:hyperlink w:history="1" r:id="rIdp335vcjdnzapra7jeyrj5">
+            <w:hyperlink w:history="1" r:id="rId2egdvanp4q3im3tzxrosw">
               <w:r>
                 <w:rPr>
                   <w:rFonts w:ascii="Arial" w:cs="Arial" w:eastAsia="Arial" w:hAnsi="Arial"/>
@@ -10458,7 +10458,7 @@
             <w:pPr>
               <w:spacing w:after="20" w:before="0"/>
             </w:pPr>
-            <w:hyperlink w:history="1" r:id="rIdrjs2ghfdmvckiqafdefw2">
+            <w:hyperlink w:history="1" r:id="rIdo0hmvujukogpauze3hi9r">
               <w:r>
                 <w:rPr>
                   <w:rFonts w:ascii="Arial" w:cs="Arial" w:eastAsia="Arial" w:hAnsi="Arial"/>
@@ -10491,7 +10491,7 @@
               <w:spacing w:after="10" w:before="0"/>
               <w:ind w:left="120"/>
             </w:pPr>
-            <w:hyperlink w:history="1" r:id="rIdfmgkjllrpbqvnmyiwvff-">
+            <w:hyperlink w:history="1" r:id="rIdcxqzq2dxagob9tjvy8s1i">
               <w:r>
                 <w:rPr>
                   <w:rFonts w:ascii="Arial" w:cs="Arial" w:eastAsia="Arial" w:hAnsi="Arial"/>
@@ -10686,7 +10686,7 @@
             <w:pPr>
               <w:spacing w:after="20" w:before="0"/>
             </w:pPr>
-            <w:hyperlink w:history="1" r:id="rIdoebbdiyyt8gss9y9tez47">
+            <w:hyperlink w:history="1" r:id="rIdttile7sodrldbecwqlm_y">
               <w:r>
                 <w:rPr>
                   <w:rFonts w:ascii="Arial" w:cs="Arial" w:eastAsia="Arial" w:hAnsi="Arial"/>
@@ -10719,7 +10719,7 @@
               <w:spacing w:after="10" w:before="0"/>
               <w:ind w:left="120"/>
             </w:pPr>
-            <w:hyperlink w:history="1" r:id="rIdbpacixwpuzmqntnowror0">
+            <w:hyperlink w:history="1" r:id="rIdf4aswdmfta425fzztr4mq">
               <w:r>
                 <w:rPr>
                   <w:rFonts w:ascii="Arial" w:cs="Arial" w:eastAsia="Arial" w:hAnsi="Arial"/>
@@ -10764,7 +10764,7 @@
             <w:pPr>
               <w:spacing w:after="20" w:before="0"/>
             </w:pPr>
-            <w:hyperlink w:history="1" r:id="rIdx0pydzzgit6ypjwvwzh5i">
+            <w:hyperlink w:history="1" r:id="rIdlsawoqn3av1anl-jr0kac">
               <w:r>
                 <w:rPr>
                   <w:rFonts w:ascii="Arial" w:cs="Arial" w:eastAsia="Arial" w:hAnsi="Arial"/>
@@ -10797,7 +10797,7 @@
               <w:spacing w:after="10" w:before="0"/>
               <w:ind w:left="120"/>
             </w:pPr>
-            <w:hyperlink w:history="1" r:id="rIdqymbjirxrw8plqqatx_gt">
+            <w:hyperlink w:history="1" r:id="rIdwkphnco_gmorn_srshbzk">
               <w:r>
                 <w:rPr>
                   <w:rFonts w:ascii="Arial" w:cs="Arial" w:eastAsia="Arial" w:hAnsi="Arial"/>
@@ -12284,7 +12284,7 @@
             <w:pPr>
               <w:spacing w:after="20" w:before="0"/>
             </w:pPr>
-            <w:hyperlink w:history="1" r:id="rIdzu02agbhw0mvzasq8m0jx">
+            <w:hyperlink w:history="1" r:id="rIdj3iycs5zghkn6mj_xli74">
               <w:r>
                 <w:rPr>
                   <w:rFonts w:ascii="Arial" w:cs="Arial" w:eastAsia="Arial" w:hAnsi="Arial"/>
@@ -12317,7 +12317,7 @@
               <w:spacing w:after="10" w:before="0"/>
               <w:ind w:left="120"/>
             </w:pPr>
-            <w:hyperlink w:history="1" r:id="rIdonrgdmtyuvzucpuq1x99u">
+            <w:hyperlink w:history="1" r:id="rIda7ihk5kpzxqitkcqbaikc">
               <w:r>
                 <w:rPr>
                   <w:rFonts w:ascii="Arial" w:cs="Arial" w:eastAsia="Arial" w:hAnsi="Arial"/>
@@ -12362,7 +12362,7 @@
             <w:pPr>
               <w:spacing w:after="20" w:before="0"/>
             </w:pPr>
-            <w:hyperlink w:history="1" r:id="rIdj0jnlxkaii2wh4hbo4vba">
+            <w:hyperlink w:history="1" r:id="rIdoskgbl61w1jdy2dszla-c">
               <w:r>
                 <w:rPr>
                   <w:rFonts w:ascii="Arial" w:cs="Arial" w:eastAsia="Arial" w:hAnsi="Arial"/>
@@ -12395,7 +12395,7 @@
               <w:spacing w:after="10" w:before="0"/>
               <w:ind w:left="120"/>
             </w:pPr>
-            <w:hyperlink w:history="1" r:id="rIdysmbzao2ug9yuiouk9hqb">
+            <w:hyperlink w:history="1" r:id="rIdydw4gqf3vwmb73el_xh7m">
               <w:r>
                 <w:rPr>
                   <w:rFonts w:ascii="Arial" w:cs="Arial" w:eastAsia="Arial" w:hAnsi="Arial"/>
@@ -12590,7 +12590,7 @@
             <w:pPr>
               <w:spacing w:after="20" w:before="0"/>
             </w:pPr>
-            <w:hyperlink w:history="1" r:id="rIdx753stczakmo_cwtxpnlh">
+            <w:hyperlink w:history="1" r:id="rIdrurnn7pfupvv1ho50q09v">
               <w:r>
                 <w:rPr>
                   <w:rFonts w:ascii="Arial" w:cs="Arial" w:eastAsia="Arial" w:hAnsi="Arial"/>
@@ -12623,7 +12623,7 @@
               <w:spacing w:after="10" w:before="0"/>
               <w:ind w:left="120"/>
             </w:pPr>
-            <w:hyperlink w:history="1" r:id="rId5nf37mz5jiulopomuavgm">
+            <w:hyperlink w:history="1" r:id="rIdrzjkkuc9kwndmb-c14p58">
               <w:r>
                 <w:rPr>
                   <w:rFonts w:ascii="Arial" w:cs="Arial" w:eastAsia="Arial" w:hAnsi="Arial"/>
@@ -12668,7 +12668,7 @@
             <w:pPr>
               <w:spacing w:after="20" w:before="0"/>
             </w:pPr>
-            <w:hyperlink w:history="1" r:id="rIddy7qgm5jqukjuo7w66lds">
+            <w:hyperlink w:history="1" r:id="rIdsja_8rxjtw_kakobre4ag">
               <w:r>
                 <w:rPr>
                   <w:rFonts w:ascii="Arial" w:cs="Arial" w:eastAsia="Arial" w:hAnsi="Arial"/>
@@ -12701,7 +12701,7 @@
               <w:spacing w:after="10" w:before="0"/>
               <w:ind w:left="120"/>
             </w:pPr>
-            <w:hyperlink w:history="1" r:id="rId3qekgchhoncj53fsatwjp">
+            <w:hyperlink w:history="1" r:id="rIdmd-vgeqockuvmbh8r-e9a">
               <w:r>
                 <w:rPr>
                   <w:rFonts w:ascii="Arial" w:cs="Arial" w:eastAsia="Arial" w:hAnsi="Arial"/>
@@ -12896,7 +12896,7 @@
             <w:pPr>
               <w:spacing w:after="20" w:before="0"/>
             </w:pPr>
-            <w:hyperlink w:history="1" r:id="rIdw4ul_aaxbxi_um0tdoijx">
+            <w:hyperlink w:history="1" r:id="rIdeampemyasesmwjhyk6svc">
               <w:r>
                 <w:rPr>
                   <w:rFonts w:ascii="Arial" w:cs="Arial" w:eastAsia="Arial" w:hAnsi="Arial"/>
@@ -12929,7 +12929,7 @@
               <w:spacing w:after="10" w:before="0"/>
               <w:ind w:left="120"/>
             </w:pPr>
-            <w:hyperlink w:history="1" r:id="rIdsfn03b4kfgozpjv-_uthq">
+            <w:hyperlink w:history="1" r:id="rIdgn-sdnq-q_xqehsxxltfu">
               <w:r>
                 <w:rPr>
                   <w:rFonts w:ascii="Arial" w:cs="Arial" w:eastAsia="Arial" w:hAnsi="Arial"/>
@@ -12974,7 +12974,7 @@
             <w:pPr>
               <w:spacing w:after="20" w:before="0"/>
             </w:pPr>
-            <w:hyperlink w:history="1" r:id="rIdhe0wndyrdmyqnht3ce0jg">
+            <w:hyperlink w:history="1" r:id="rIdpq9-evr-nidaznrvmbhzq">
               <w:r>
                 <w:rPr>
                   <w:rFonts w:ascii="Arial" w:cs="Arial" w:eastAsia="Arial" w:hAnsi="Arial"/>
@@ -13007,7 +13007,7 @@
               <w:spacing w:after="10" w:before="0"/>
               <w:ind w:left="120"/>
             </w:pPr>
-            <w:hyperlink w:history="1" r:id="rId4t_6tpap3yqdu8w2mrhaj">
+            <w:hyperlink w:history="1" r:id="rIdlz_8ei-dlylxby6gcxkdf">
               <w:r>
                 <w:rPr>
                   <w:rFonts w:ascii="Arial" w:cs="Arial" w:eastAsia="Arial" w:hAnsi="Arial"/>
@@ -13202,7 +13202,7 @@
             <w:pPr>
               <w:spacing w:after="20" w:before="0"/>
             </w:pPr>
-            <w:hyperlink w:history="1" r:id="rIdf89ltic2qcqposmc8tsez">
+            <w:hyperlink w:history="1" r:id="rIddh1ubfo75jtm3bwsrkzkv">
               <w:r>
                 <w:rPr>
                   <w:rFonts w:ascii="Arial" w:cs="Arial" w:eastAsia="Arial" w:hAnsi="Arial"/>
@@ -13235,7 +13235,7 @@
               <w:spacing w:after="10" w:before="0"/>
               <w:ind w:left="120"/>
             </w:pPr>
-            <w:hyperlink w:history="1" r:id="rId5les8pqmmgwj0osyuzmh8">
+            <w:hyperlink w:history="1" r:id="rIdqz_rxaokmsgsmlj4xops3">
               <w:r>
                 <w:rPr>
                   <w:rFonts w:ascii="Arial" w:cs="Arial" w:eastAsia="Arial" w:hAnsi="Arial"/>
@@ -13280,7 +13280,7 @@
             <w:pPr>
               <w:spacing w:after="20" w:before="0"/>
             </w:pPr>
-            <w:hyperlink w:history="1" r:id="rIdm-svxdbfrsham-j46i9qh">
+            <w:hyperlink w:history="1" r:id="rIdstfjzetvudv3-ajpci8ml">
               <w:r>
                 <w:rPr>
                   <w:rFonts w:ascii="Arial" w:cs="Arial" w:eastAsia="Arial" w:hAnsi="Arial"/>
@@ -13313,7 +13313,7 @@
               <w:spacing w:after="10" w:before="0"/>
               <w:ind w:left="120"/>
             </w:pPr>
-            <w:hyperlink w:history="1" r:id="rId_i4uad0ou0k4jp1yd9nbm">
+            <w:hyperlink w:history="1" r:id="rIditvrgdiorc0yzw2m71fra">
               <w:r>
                 <w:rPr>
                   <w:rFonts w:ascii="Arial" w:cs="Arial" w:eastAsia="Arial" w:hAnsi="Arial"/>
@@ -13508,7 +13508,7 @@
             <w:pPr>
               <w:spacing w:after="20" w:before="0"/>
             </w:pPr>
-            <w:hyperlink w:history="1" r:id="rId5r1cz8lvemcnenqps-dqg">
+            <w:hyperlink w:history="1" r:id="rId34jrwdj1qmbyoiaukkuce">
               <w:r>
                 <w:rPr>
                   <w:rFonts w:ascii="Arial" w:cs="Arial" w:eastAsia="Arial" w:hAnsi="Arial"/>
@@ -13541,7 +13541,7 @@
               <w:spacing w:after="10" w:before="0"/>
               <w:ind w:left="120"/>
             </w:pPr>
-            <w:hyperlink w:history="1" r:id="rId1rbpevtljzl0_wvlc0tqc">
+            <w:hyperlink w:history="1" r:id="rIdrovot0x_cyk2ttqambvb6">
               <w:r>
                 <w:rPr>
                   <w:rFonts w:ascii="Arial" w:cs="Arial" w:eastAsia="Arial" w:hAnsi="Arial"/>
@@ -13586,7 +13586,7 @@
             <w:pPr>
               <w:spacing w:after="20" w:before="0"/>
             </w:pPr>
-            <w:hyperlink w:history="1" r:id="rIddsdsjdordha_vkvuslrfh">
+            <w:hyperlink w:history="1" r:id="rIdbpml7lugtof5od0h_m7wq">
               <w:r>
                 <w:rPr>
                   <w:rFonts w:ascii="Arial" w:cs="Arial" w:eastAsia="Arial" w:hAnsi="Arial"/>
@@ -13619,7 +13619,7 @@
               <w:spacing w:after="10" w:before="0"/>
               <w:ind w:left="120"/>
             </w:pPr>
-            <w:hyperlink w:history="1" r:id="rId7xhx6n5b97sh6v1akx5ei">
+            <w:hyperlink w:history="1" r:id="rIdhtyiondcoa-pakj9bz1wl">
               <w:r>
                 <w:rPr>
                   <w:rFonts w:ascii="Arial" w:cs="Arial" w:eastAsia="Arial" w:hAnsi="Arial"/>
@@ -15106,7 +15106,7 @@
             <w:pPr>
               <w:spacing w:after="20" w:before="0"/>
             </w:pPr>
-            <w:hyperlink w:history="1" r:id="rIdee_h5be1dzodsygsytp9r">
+            <w:hyperlink w:history="1" r:id="rId-pxnfviz9xrkkmjklm9q0">
               <w:r>
                 <w:rPr>
                   <w:rFonts w:ascii="Arial" w:cs="Arial" w:eastAsia="Arial" w:hAnsi="Arial"/>
@@ -15139,7 +15139,7 @@
               <w:spacing w:after="10" w:before="0"/>
               <w:ind w:left="120"/>
             </w:pPr>
-            <w:hyperlink w:history="1" r:id="rIdfettijtgafzkh4cgolo6l">
+            <w:hyperlink w:history="1" r:id="rIdmreby7fp_orgazywksm4v">
               <w:r>
                 <w:rPr>
                   <w:rFonts w:ascii="Arial" w:cs="Arial" w:eastAsia="Arial" w:hAnsi="Arial"/>
@@ -15184,7 +15184,7 @@
             <w:pPr>
               <w:spacing w:after="20" w:before="0"/>
             </w:pPr>
-            <w:hyperlink w:history="1" r:id="rIdf4qvd5fdpbxiortw3ndhd">
+            <w:hyperlink w:history="1" r:id="rId9gwejwibjg4ya20ceulas">
               <w:r>
                 <w:rPr>
                   <w:rFonts w:ascii="Arial" w:cs="Arial" w:eastAsia="Arial" w:hAnsi="Arial"/>
@@ -15217,7 +15217,7 @@
               <w:spacing w:after="10" w:before="0"/>
               <w:ind w:left="120"/>
             </w:pPr>
-            <w:hyperlink w:history="1" r:id="rId2y_qnq6vtjczwze0hby7n">
+            <w:hyperlink w:history="1" r:id="rIdzp4m1gjyvfyglm3k94v3t">
               <w:r>
                 <w:rPr>
                   <w:rFonts w:ascii="Arial" w:cs="Arial" w:eastAsia="Arial" w:hAnsi="Arial"/>
@@ -15412,7 +15412,7 @@
             <w:pPr>
               <w:spacing w:after="20" w:before="0"/>
             </w:pPr>
-            <w:hyperlink w:history="1" r:id="rIdegt1tzrqmsnvii8suu3wl">
+            <w:hyperlink w:history="1" r:id="rIdhpexdtniafdlz7vlg1qnx">
               <w:r>
                 <w:rPr>
                   <w:rFonts w:ascii="Arial" w:cs="Arial" w:eastAsia="Arial" w:hAnsi="Arial"/>
@@ -15445,7 +15445,7 @@
               <w:spacing w:after="10" w:before="0"/>
               <w:ind w:left="120"/>
             </w:pPr>
-            <w:hyperlink w:history="1" r:id="rIdefbbgtph-srgom5rvfgff">
+            <w:hyperlink w:history="1" r:id="rId90lutc4wg-m36cureov5m">
               <w:r>
                 <w:rPr>
                   <w:rFonts w:ascii="Arial" w:cs="Arial" w:eastAsia="Arial" w:hAnsi="Arial"/>
@@ -15490,7 +15490,7 @@
             <w:pPr>
               <w:spacing w:after="20" w:before="0"/>
             </w:pPr>
-            <w:hyperlink w:history="1" r:id="rId0dv14tfq4y_uiqhgvdmbx">
+            <w:hyperlink w:history="1" r:id="rId5yievbpcp6w4afe8bwuhp">
               <w:r>
                 <w:rPr>
                   <w:rFonts w:ascii="Arial" w:cs="Arial" w:eastAsia="Arial" w:hAnsi="Arial"/>
@@ -15523,7 +15523,7 @@
               <w:spacing w:after="10" w:before="0"/>
               <w:ind w:left="120"/>
             </w:pPr>
-            <w:hyperlink w:history="1" r:id="rIdoeoysundewylbrd3_bfc0">
+            <w:hyperlink w:history="1" r:id="rIdqombxbov9xhuyqqhc2bv6">
               <w:r>
                 <w:rPr>
                   <w:rFonts w:ascii="Arial" w:cs="Arial" w:eastAsia="Arial" w:hAnsi="Arial"/>
@@ -15718,7 +15718,7 @@
             <w:pPr>
               <w:spacing w:after="20" w:before="0"/>
             </w:pPr>
-            <w:hyperlink w:history="1" r:id="rIdmmanuurtdnvzad7rrngxt">
+            <w:hyperlink w:history="1" r:id="rIdismpqi0las3cvjonipmnk">
               <w:r>
                 <w:rPr>
                   <w:rFonts w:ascii="Arial" w:cs="Arial" w:eastAsia="Arial" w:hAnsi="Arial"/>
@@ -15751,7 +15751,7 @@
               <w:spacing w:after="10" w:before="0"/>
               <w:ind w:left="120"/>
             </w:pPr>
-            <w:hyperlink w:history="1" r:id="rIdcvnjdqdl0rqafegcwudxx">
+            <w:hyperlink w:history="1" r:id="rId_aardy067hswhcbbakbm8">
               <w:r>
                 <w:rPr>
                   <w:rFonts w:ascii="Arial" w:cs="Arial" w:eastAsia="Arial" w:hAnsi="Arial"/>
@@ -15796,7 +15796,7 @@
             <w:pPr>
               <w:spacing w:after="20" w:before="0"/>
             </w:pPr>
-            <w:hyperlink w:history="1" r:id="rIdg2bachsjzqn11t7ebuwjs">
+            <w:hyperlink w:history="1" r:id="rIdkyiwzgpyy9eg8qyaapfux">
               <w:r>
                 <w:rPr>
                   <w:rFonts w:ascii="Arial" w:cs="Arial" w:eastAsia="Arial" w:hAnsi="Arial"/>
@@ -15829,7 +15829,7 @@
               <w:spacing w:after="10" w:before="0"/>
               <w:ind w:left="120"/>
             </w:pPr>
-            <w:hyperlink w:history="1" r:id="rIddmynkv3nibb-_cb7p0yih">
+            <w:hyperlink w:history="1" r:id="rIduygm9eq0mmz1yv0orlrts">
               <w:r>
                 <w:rPr>
                   <w:rFonts w:ascii="Arial" w:cs="Arial" w:eastAsia="Arial" w:hAnsi="Arial"/>
@@ -16024,7 +16024,7 @@
             <w:pPr>
               <w:spacing w:after="20" w:before="0"/>
             </w:pPr>
-            <w:hyperlink w:history="1" r:id="rId-cjozcoj1qpnyo1kym-hf">
+            <w:hyperlink w:history="1" r:id="rId3fzzy29r1wge-llftdtww">
               <w:r>
                 <w:rPr>
                   <w:rFonts w:ascii="Arial" w:cs="Arial" w:eastAsia="Arial" w:hAnsi="Arial"/>
@@ -16057,7 +16057,7 @@
               <w:spacing w:after="10" w:before="0"/>
               <w:ind w:left="120"/>
             </w:pPr>
-            <w:hyperlink w:history="1" r:id="rIdk7scz9cl4cq2lmppjmvfy">
+            <w:hyperlink w:history="1" r:id="rIdugbljpa9xl4xkx-hcbzwr">
               <w:r>
                 <w:rPr>
                   <w:rFonts w:ascii="Arial" w:cs="Arial" w:eastAsia="Arial" w:hAnsi="Arial"/>
@@ -16102,7 +16102,7 @@
             <w:pPr>
               <w:spacing w:after="20" w:before="0"/>
             </w:pPr>
-            <w:hyperlink w:history="1" r:id="rIdmtzuk5zpato60-5ww1we7">
+            <w:hyperlink w:history="1" r:id="rIdif2qx3ag-xg9wnbvkvn5q">
               <w:r>
                 <w:rPr>
                   <w:rFonts w:ascii="Arial" w:cs="Arial" w:eastAsia="Arial" w:hAnsi="Arial"/>
@@ -16135,7 +16135,7 @@
               <w:spacing w:after="10" w:before="0"/>
               <w:ind w:left="120"/>
             </w:pPr>
-            <w:hyperlink w:history="1" r:id="rIdpjzs2avtehb6omgrzfwgn">
+            <w:hyperlink w:history="1" r:id="rIdcfil6uv275c5ktbq-5mjk">
               <w:r>
                 <w:rPr>
                   <w:rFonts w:ascii="Arial" w:cs="Arial" w:eastAsia="Arial" w:hAnsi="Arial"/>
@@ -16330,7 +16330,7 @@
             <w:pPr>
               <w:spacing w:after="20" w:before="0"/>
             </w:pPr>
-            <w:hyperlink w:history="1" r:id="rIdwaynvuzxqvw4szoc8dl7q">
+            <w:hyperlink w:history="1" r:id="rIdpo-qciax5cyejrgbdtg5x">
               <w:r>
                 <w:rPr>
                   <w:rFonts w:ascii="Arial" w:cs="Arial" w:eastAsia="Arial" w:hAnsi="Arial"/>
@@ -16363,7 +16363,7 @@
               <w:spacing w:after="10" w:before="0"/>
               <w:ind w:left="120"/>
             </w:pPr>
-            <w:hyperlink w:history="1" r:id="rIdhi8dvtqdreh1gtgtauhpd">
+            <w:hyperlink w:history="1" r:id="rIdwd_zs5cenqkqniapwqnru">
               <w:r>
                 <w:rPr>
                   <w:rFonts w:ascii="Arial" w:cs="Arial" w:eastAsia="Arial" w:hAnsi="Arial"/>
@@ -16408,7 +16408,7 @@
             <w:pPr>
               <w:spacing w:after="20" w:before="0"/>
             </w:pPr>
-            <w:hyperlink w:history="1" r:id="rId4cza5mebd_extbkoikzig">
+            <w:hyperlink w:history="1" r:id="rId3xounqzoydpcjjzmvk66b">
               <w:r>
                 <w:rPr>
                   <w:rFonts w:ascii="Arial" w:cs="Arial" w:eastAsia="Arial" w:hAnsi="Arial"/>
@@ -16441,7 +16441,7 @@
               <w:spacing w:after="10" w:before="0"/>
               <w:ind w:left="120"/>
             </w:pPr>
-            <w:hyperlink w:history="1" r:id="rIdzkq4mvhshasxh0o2v_5ic">
+            <w:hyperlink w:history="1" r:id="rIdentd5nd_7rbtydftralix">
               <w:r>
                 <w:rPr>
                   <w:rFonts w:ascii="Arial" w:cs="Arial" w:eastAsia="Arial" w:hAnsi="Arial"/>
@@ -17928,7 +17928,7 @@
             <w:pPr>
               <w:spacing w:after="20" w:before="0"/>
             </w:pPr>
-            <w:hyperlink w:history="1" r:id="rIdoezf7n4vuixq7s_rmjkyz">
+            <w:hyperlink w:history="1" r:id="rIdskegkwvan-jg_lmsc3ylz">
               <w:r>
                 <w:rPr>
                   <w:rFonts w:ascii="Arial" w:cs="Arial" w:eastAsia="Arial" w:hAnsi="Arial"/>
@@ -17961,7 +17961,7 @@
               <w:spacing w:after="10" w:before="0"/>
               <w:ind w:left="120"/>
             </w:pPr>
-            <w:hyperlink w:history="1" r:id="rIdvkwynbxu1yz6hl4ty81kh">
+            <w:hyperlink w:history="1" r:id="rIdq0svvfr-etdg_lfzcobib">
               <w:r>
                 <w:rPr>
                   <w:rFonts w:ascii="Arial" w:cs="Arial" w:eastAsia="Arial" w:hAnsi="Arial"/>
@@ -18006,7 +18006,7 @@
             <w:pPr>
               <w:spacing w:after="20" w:before="0"/>
             </w:pPr>
-            <w:hyperlink w:history="1" r:id="rIdadt7n3lm2udtuf7ciucku">
+            <w:hyperlink w:history="1" r:id="rIdxl3ocg2samrps-6ttp4ll">
               <w:r>
                 <w:rPr>
                   <w:rFonts w:ascii="Arial" w:cs="Arial" w:eastAsia="Arial" w:hAnsi="Arial"/>
@@ -18039,7 +18039,7 @@
               <w:spacing w:after="10" w:before="0"/>
               <w:ind w:left="120"/>
             </w:pPr>
-            <w:hyperlink w:history="1" r:id="rId-gucf348ggzafyv6gggzq">
+            <w:hyperlink w:history="1" r:id="rId5_xmgixvvzx8gmbdlesqt">
               <w:r>
                 <w:rPr>
                   <w:rFonts w:ascii="Arial" w:cs="Arial" w:eastAsia="Arial" w:hAnsi="Arial"/>
@@ -18234,7 +18234,7 @@
             <w:pPr>
               <w:spacing w:after="20" w:before="0"/>
             </w:pPr>
-            <w:hyperlink w:history="1" r:id="rId6dmbjaiiq0-m0qeati0xn">
+            <w:hyperlink w:history="1" r:id="rIdj2uocys0dvmkx0qtbvb0a">
               <w:r>
                 <w:rPr>
                   <w:rFonts w:ascii="Arial" w:cs="Arial" w:eastAsia="Arial" w:hAnsi="Arial"/>
@@ -18267,7 +18267,7 @@
               <w:spacing w:after="10" w:before="0"/>
               <w:ind w:left="120"/>
             </w:pPr>
-            <w:hyperlink w:history="1" r:id="rIdlvurydswdsnlvaocwssb-">
+            <w:hyperlink w:history="1" r:id="rIdj2idrgkpkzyax1cmkpkd8">
               <w:r>
                 <w:rPr>
                   <w:rFonts w:ascii="Arial" w:cs="Arial" w:eastAsia="Arial" w:hAnsi="Arial"/>
@@ -18312,7 +18312,7 @@
             <w:pPr>
               <w:spacing w:after="20" w:before="0"/>
             </w:pPr>
-            <w:hyperlink w:history="1" r:id="rIdmywbystdx-tn5k8sizihn">
+            <w:hyperlink w:history="1" r:id="rIdh-q2scejk34bqfcqadp7z">
               <w:r>
                 <w:rPr>
                   <w:rFonts w:ascii="Arial" w:cs="Arial" w:eastAsia="Arial" w:hAnsi="Arial"/>
@@ -18345,7 +18345,7 @@
               <w:spacing w:after="10" w:before="0"/>
               <w:ind w:left="120"/>
             </w:pPr>
-            <w:hyperlink w:history="1" r:id="rIdaitx3ds9yevrzdrjyliri">
+            <w:hyperlink w:history="1" r:id="rIdahprqrk0z5ksvvwoxixdn">
               <w:r>
                 <w:rPr>
                   <w:rFonts w:ascii="Arial" w:cs="Arial" w:eastAsia="Arial" w:hAnsi="Arial"/>
@@ -18540,7 +18540,7 @@
             <w:pPr>
               <w:spacing w:after="20" w:before="0"/>
             </w:pPr>
-            <w:hyperlink w:history="1" r:id="rIdbmswxbl5vucs48akt3gww">
+            <w:hyperlink w:history="1" r:id="rIdczp_t6jfmx_ixv_npuatp">
               <w:r>
                 <w:rPr>
                   <w:rFonts w:ascii="Arial" w:cs="Arial" w:eastAsia="Arial" w:hAnsi="Arial"/>
@@ -18573,7 +18573,7 @@
               <w:spacing w:after="10" w:before="0"/>
               <w:ind w:left="120"/>
             </w:pPr>
-            <w:hyperlink w:history="1" r:id="rIdapwa9vhidfz5e4rjzsebd">
+            <w:hyperlink w:history="1" r:id="rIdejodqeqm-lgkamd5ax8zb">
               <w:r>
                 <w:rPr>
                   <w:rFonts w:ascii="Arial" w:cs="Arial" w:eastAsia="Arial" w:hAnsi="Arial"/>
@@ -18618,7 +18618,7 @@
             <w:pPr>
               <w:spacing w:after="20" w:before="0"/>
             </w:pPr>
-            <w:hyperlink w:history="1" r:id="rIdwu2bsz3gsfcilrkc4qiq-">
+            <w:hyperlink w:history="1" r:id="rId6fvlidb55ts-r_nd-fm7f">
               <w:r>
                 <w:rPr>
                   <w:rFonts w:ascii="Arial" w:cs="Arial" w:eastAsia="Arial" w:hAnsi="Arial"/>
@@ -18651,7 +18651,7 @@
               <w:spacing w:after="10" w:before="0"/>
               <w:ind w:left="120"/>
             </w:pPr>
-            <w:hyperlink w:history="1" r:id="rIdunho2u-uszkbjdojicenh">
+            <w:hyperlink w:history="1" r:id="rIdd4mhzq8ncctrmicseqeq8">
               <w:r>
                 <w:rPr>
                   <w:rFonts w:ascii="Arial" w:cs="Arial" w:eastAsia="Arial" w:hAnsi="Arial"/>
@@ -18846,7 +18846,7 @@
             <w:pPr>
               <w:spacing w:after="20" w:before="0"/>
             </w:pPr>
-            <w:hyperlink w:history="1" r:id="rIdw8t3ozldulskuz9izno1q">
+            <w:hyperlink w:history="1" r:id="rIdjk63bbyxe5vawo1mojzv3">
               <w:r>
                 <w:rPr>
                   <w:rFonts w:ascii="Arial" w:cs="Arial" w:eastAsia="Arial" w:hAnsi="Arial"/>
@@ -18879,7 +18879,7 @@
               <w:spacing w:after="10" w:before="0"/>
               <w:ind w:left="120"/>
             </w:pPr>
-            <w:hyperlink w:history="1" r:id="rIdcbtfvfn10dwhbh3e8lhhw">
+            <w:hyperlink w:history="1" r:id="rIdn4w6six9gcgzqmatczbae">
               <w:r>
                 <w:rPr>
                   <w:rFonts w:ascii="Arial" w:cs="Arial" w:eastAsia="Arial" w:hAnsi="Arial"/>
@@ -18924,7 +18924,7 @@
             <w:pPr>
               <w:spacing w:after="20" w:before="0"/>
             </w:pPr>
-            <w:hyperlink w:history="1" r:id="rId5clhuwbnhr3wv6bmppjoo">
+            <w:hyperlink w:history="1" r:id="rIdgbao6qsfxeruqmayypy_r">
               <w:r>
                 <w:rPr>
                   <w:rFonts w:ascii="Arial" w:cs="Arial" w:eastAsia="Arial" w:hAnsi="Arial"/>
@@ -18957,7 +18957,7 @@
               <w:spacing w:after="10" w:before="0"/>
               <w:ind w:left="120"/>
             </w:pPr>
-            <w:hyperlink w:history="1" r:id="rId9jjz-dfz8i36ywxktizop">
+            <w:hyperlink w:history="1" r:id="rIdspkoiecsmra9mxe18rxgn">
               <w:r>
                 <w:rPr>
                   <w:rFonts w:ascii="Arial" w:cs="Arial" w:eastAsia="Arial" w:hAnsi="Arial"/>
@@ -19152,7 +19152,7 @@
             <w:pPr>
               <w:spacing w:after="20" w:before="0"/>
             </w:pPr>
-            <w:hyperlink w:history="1" r:id="rIdwnsubzzt_qe9oc-1otbo4">
+            <w:hyperlink w:history="1" r:id="rIdzkpob4lktqje_ncnl8pts">
               <w:r>
                 <w:rPr>
                   <w:rFonts w:ascii="Arial" w:cs="Arial" w:eastAsia="Arial" w:hAnsi="Arial"/>
@@ -19185,7 +19185,7 @@
               <w:spacing w:after="10" w:before="0"/>
               <w:ind w:left="120"/>
             </w:pPr>
-            <w:hyperlink w:history="1" r:id="rIdauhl2lonuceeur5hkpwws">
+            <w:hyperlink w:history="1" r:id="rIdjiahy031alts66dnqu7zt">
               <w:r>
                 <w:rPr>
                   <w:rFonts w:ascii="Arial" w:cs="Arial" w:eastAsia="Arial" w:hAnsi="Arial"/>
@@ -19230,7 +19230,7 @@
             <w:pPr>
               <w:spacing w:after="20" w:before="0"/>
             </w:pPr>
-            <w:hyperlink w:history="1" r:id="rId26ipjhe07jqhpxekrxuwi">
+            <w:hyperlink w:history="1" r:id="rId-ccohgbdp8g7x0rfzxqss">
               <w:r>
                 <w:rPr>
                   <w:rFonts w:ascii="Arial" w:cs="Arial" w:eastAsia="Arial" w:hAnsi="Arial"/>
@@ -19263,7 +19263,7 @@
               <w:spacing w:after="10" w:before="0"/>
               <w:ind w:left="120"/>
             </w:pPr>
-            <w:hyperlink w:history="1" r:id="rId5_58ai6-meocnivujb-hn">
+            <w:hyperlink w:history="1" r:id="rIdikxuzsp0vjsu4ryzsagcq">
               <w:r>
                 <w:rPr>
                   <w:rFonts w:ascii="Arial" w:cs="Arial" w:eastAsia="Arial" w:hAnsi="Arial"/>
@@ -20750,7 +20750,7 @@
             <w:pPr>
               <w:spacing w:after="20" w:before="0"/>
             </w:pPr>
-            <w:hyperlink w:history="1" r:id="rIdbpbw1fyls1iqzygf5jw_5">
+            <w:hyperlink w:history="1" r:id="rIdw-r8ag9pvmgc9d5k2xc1o">
               <w:r>
                 <w:rPr>
                   <w:rFonts w:ascii="Arial" w:cs="Arial" w:eastAsia="Arial" w:hAnsi="Arial"/>
@@ -20783,7 +20783,7 @@
               <w:spacing w:after="10" w:before="0"/>
               <w:ind w:left="120"/>
             </w:pPr>
-            <w:hyperlink w:history="1" r:id="rIdjlivd0dqjjcnhfpcrpvto">
+            <w:hyperlink w:history="1" r:id="rIdt3c2ldm4nlu-yuk0oak3f">
               <w:r>
                 <w:rPr>
                   <w:rFonts w:ascii="Arial" w:cs="Arial" w:eastAsia="Arial" w:hAnsi="Arial"/>
@@ -20828,7 +20828,7 @@
             <w:pPr>
               <w:spacing w:after="20" w:before="0"/>
             </w:pPr>
-            <w:hyperlink w:history="1" r:id="rIdvofijew02l7dchiepqclv">
+            <w:hyperlink w:history="1" r:id="rIdqmiwgfzh2valyoe6wiqnw">
               <w:r>
                 <w:rPr>
                   <w:rFonts w:ascii="Arial" w:cs="Arial" w:eastAsia="Arial" w:hAnsi="Arial"/>
@@ -20861,7 +20861,7 @@
               <w:spacing w:after="10" w:before="0"/>
               <w:ind w:left="120"/>
             </w:pPr>
-            <w:hyperlink w:history="1" r:id="rId4vtfxke7uckxtbwrkh4wb">
+            <w:hyperlink w:history="1" r:id="rIdvlnsvvgepyyqq8xnowta8">
               <w:r>
                 <w:rPr>
                   <w:rFonts w:ascii="Arial" w:cs="Arial" w:eastAsia="Arial" w:hAnsi="Arial"/>
@@ -21056,7 +21056,7 @@
             <w:pPr>
               <w:spacing w:after="20" w:before="0"/>
             </w:pPr>
-            <w:hyperlink w:history="1" r:id="rIdathfu4ipk8h1ttidsdu8q">
+            <w:hyperlink w:history="1" r:id="rIdymlhjgq3lx2f8-yh2na0u">
               <w:r>
                 <w:rPr>
                   <w:rFonts w:ascii="Arial" w:cs="Arial" w:eastAsia="Arial" w:hAnsi="Arial"/>
@@ -21089,7 +21089,7 @@
               <w:spacing w:after="10" w:before="0"/>
               <w:ind w:left="120"/>
             </w:pPr>
-            <w:hyperlink w:history="1" r:id="rIdmdjuag9f0kmcwnsrxii7k">
+            <w:hyperlink w:history="1" r:id="rIdtbnlr7f--oxtj1pe-m-ys">
               <w:r>
                 <w:rPr>
                   <w:rFonts w:ascii="Arial" w:cs="Arial" w:eastAsia="Arial" w:hAnsi="Arial"/>
@@ -21134,7 +21134,7 @@
             <w:pPr>
               <w:spacing w:after="20" w:before="0"/>
             </w:pPr>
-            <w:hyperlink w:history="1" r:id="rIds_nugq70thcs1chvymwen">
+            <w:hyperlink w:history="1" r:id="rIdcdxxgffsxhw8bunvzztu1">
               <w:r>
                 <w:rPr>
                   <w:rFonts w:ascii="Arial" w:cs="Arial" w:eastAsia="Arial" w:hAnsi="Arial"/>
@@ -21167,7 +21167,7 @@
               <w:spacing w:after="10" w:before="0"/>
               <w:ind w:left="120"/>
             </w:pPr>
-            <w:hyperlink w:history="1" r:id="rIdnhwmq7z-fnyoqpldnsdst">
+            <w:hyperlink w:history="1" r:id="rId_t6ljacenfjvha1mc-gq5">
               <w:r>
                 <w:rPr>
                   <w:rFonts w:ascii="Arial" w:cs="Arial" w:eastAsia="Arial" w:hAnsi="Arial"/>
@@ -21362,7 +21362,7 @@
             <w:pPr>
               <w:spacing w:after="20" w:before="0"/>
             </w:pPr>
-            <w:hyperlink w:history="1" r:id="rIdbohzdyryboqv6ja5duel_">
+            <w:hyperlink w:history="1" r:id="rIdg-dgzthmkpoyy71l-ibms">
               <w:r>
                 <w:rPr>
                   <w:rFonts w:ascii="Arial" w:cs="Arial" w:eastAsia="Arial" w:hAnsi="Arial"/>
@@ -21395,7 +21395,7 @@
               <w:spacing w:after="10" w:before="0"/>
               <w:ind w:left="120"/>
             </w:pPr>
-            <w:hyperlink w:history="1" r:id="rIdpcuaiafeoeg2oxbpaesyr">
+            <w:hyperlink w:history="1" r:id="rIdgoe55ge-mvq9zeazou5_o">
               <w:r>
                 <w:rPr>
                   <w:rFonts w:ascii="Arial" w:cs="Arial" w:eastAsia="Arial" w:hAnsi="Arial"/>
@@ -21440,7 +21440,7 @@
             <w:pPr>
               <w:spacing w:after="20" w:before="0"/>
             </w:pPr>
-            <w:hyperlink w:history="1" r:id="rIdefdp0xpyzrlubukqqxjds">
+            <w:hyperlink w:history="1" r:id="rIdygy8f8gnlzjjukt5wvcaz">
               <w:r>
                 <w:rPr>
                   <w:rFonts w:ascii="Arial" w:cs="Arial" w:eastAsia="Arial" w:hAnsi="Arial"/>
@@ -21473,7 +21473,7 @@
               <w:spacing w:after="10" w:before="0"/>
               <w:ind w:left="120"/>
             </w:pPr>
-            <w:hyperlink w:history="1" r:id="rId_txfhm5umhw-j0okt7amn">
+            <w:hyperlink w:history="1" r:id="rIdgis87cinuodqkapiehge8">
               <w:r>
                 <w:rPr>
                   <w:rFonts w:ascii="Arial" w:cs="Arial" w:eastAsia="Arial" w:hAnsi="Arial"/>
@@ -21668,7 +21668,7 @@
             <w:pPr>
               <w:spacing w:after="20" w:before="0"/>
             </w:pPr>
-            <w:hyperlink w:history="1" r:id="rIdfmg39yjbsp_w0mae_pcoj">
+            <w:hyperlink w:history="1" r:id="rIdo7qtcg0kuete6sysakkbq">
               <w:r>
                 <w:rPr>
                   <w:rFonts w:ascii="Arial" w:cs="Arial" w:eastAsia="Arial" w:hAnsi="Arial"/>
@@ -21701,7 +21701,7 @@
               <w:spacing w:after="10" w:before="0"/>
               <w:ind w:left="120"/>
             </w:pPr>
-            <w:hyperlink w:history="1" r:id="rIdixosqx-i5lgbogaek8wna">
+            <w:hyperlink w:history="1" r:id="rIdxyarj1cia_mr4yzke9aho">
               <w:r>
                 <w:rPr>
                   <w:rFonts w:ascii="Arial" w:cs="Arial" w:eastAsia="Arial" w:hAnsi="Arial"/>
@@ -21746,7 +21746,7 @@
             <w:pPr>
               <w:spacing w:after="20" w:before="0"/>
             </w:pPr>
-            <w:hyperlink w:history="1" r:id="rId74er0mcbtost4pfqjsauc">
+            <w:hyperlink w:history="1" r:id="rIddl-f7nazkwlvgbqmxxpbh">
               <w:r>
                 <w:rPr>
                   <w:rFonts w:ascii="Arial" w:cs="Arial" w:eastAsia="Arial" w:hAnsi="Arial"/>
@@ -21779,7 +21779,7 @@
               <w:spacing w:after="10" w:before="0"/>
               <w:ind w:left="120"/>
             </w:pPr>
-            <w:hyperlink w:history="1" r:id="rIdl31sorpcccafp66permdi">
+            <w:hyperlink w:history="1" r:id="rIds_xubayyug-c53s7xbu0a">
               <w:r>
                 <w:rPr>
                   <w:rFonts w:ascii="Arial" w:cs="Arial" w:eastAsia="Arial" w:hAnsi="Arial"/>
@@ -21974,7 +21974,7 @@
             <w:pPr>
               <w:spacing w:after="20" w:before="0"/>
             </w:pPr>
-            <w:hyperlink w:history="1" r:id="rIdjciit0r1k3xco_egmnnrq">
+            <w:hyperlink w:history="1" r:id="rIdalvjunt0lnldcn_e9gmkk">
               <w:r>
                 <w:rPr>
                   <w:rFonts w:ascii="Arial" w:cs="Arial" w:eastAsia="Arial" w:hAnsi="Arial"/>
@@ -22007,7 +22007,7 @@
               <w:spacing w:after="10" w:before="0"/>
               <w:ind w:left="120"/>
             </w:pPr>
-            <w:hyperlink w:history="1" r:id="rId9ycobeqzqruil16nkyd0l">
+            <w:hyperlink w:history="1" r:id="rIdestxfptzqf0lahwfz7peh">
               <w:r>
                 <w:rPr>
                   <w:rFonts w:ascii="Arial" w:cs="Arial" w:eastAsia="Arial" w:hAnsi="Arial"/>
@@ -22052,7 +22052,7 @@
             <w:pPr>
               <w:spacing w:after="20" w:before="0"/>
             </w:pPr>
-            <w:hyperlink w:history="1" r:id="rIdiilq-mqanaze3z18ptq7k">
+            <w:hyperlink w:history="1" r:id="rId2sq4fae56f9nvsq7cilav">
               <w:r>
                 <w:rPr>
                   <w:rFonts w:ascii="Arial" w:cs="Arial" w:eastAsia="Arial" w:hAnsi="Arial"/>
@@ -22085,7 +22085,7 @@
               <w:spacing w:after="10" w:before="0"/>
               <w:ind w:left="120"/>
             </w:pPr>
-            <w:hyperlink w:history="1" r:id="rIdqt106svjyqcemlf1hmrzt">
+            <w:hyperlink w:history="1" r:id="rIdlguyqe2ge6r82n-suuznz">
               <w:r>
                 <w:rPr>
                   <w:rFonts w:ascii="Arial" w:cs="Arial" w:eastAsia="Arial" w:hAnsi="Arial"/>
@@ -23572,7 +23572,7 @@
             <w:pPr>
               <w:spacing w:after="20" w:before="0"/>
             </w:pPr>
-            <w:hyperlink w:history="1" r:id="rIdj24urgvfn2xqi3-sfqwag">
+            <w:hyperlink w:history="1" r:id="rIdr9mc5nr2w9rjde93qvgio">
               <w:r>
                 <w:rPr>
                   <w:rFonts w:ascii="Arial" w:cs="Arial" w:eastAsia="Arial" w:hAnsi="Arial"/>
@@ -23605,7 +23605,7 @@
               <w:spacing w:after="10" w:before="0"/>
               <w:ind w:left="120"/>
             </w:pPr>
-            <w:hyperlink w:history="1" r:id="rIdoth7y_q-gvf6ydwifo90e">
+            <w:hyperlink w:history="1" r:id="rId7-u8e81gzvyjaxeci-gt3">
               <w:r>
                 <w:rPr>
                   <w:rFonts w:ascii="Arial" w:cs="Arial" w:eastAsia="Arial" w:hAnsi="Arial"/>
@@ -23650,7 +23650,7 @@
             <w:pPr>
               <w:spacing w:after="20" w:before="0"/>
             </w:pPr>
-            <w:hyperlink w:history="1" r:id="rIdsseb0c4vtviead9bc7fdp">
+            <w:hyperlink w:history="1" r:id="rIdngskkuufitenptagpzz_w">
               <w:r>
                 <w:rPr>
                   <w:rFonts w:ascii="Arial" w:cs="Arial" w:eastAsia="Arial" w:hAnsi="Arial"/>
@@ -23683,7 +23683,7 @@
               <w:spacing w:after="10" w:before="0"/>
               <w:ind w:left="120"/>
             </w:pPr>
-            <w:hyperlink w:history="1" r:id="rIdyxdskiqfqk0kibp78-unm">
+            <w:hyperlink w:history="1" r:id="rIdg6ynkaae1bxtq-trp6ke-">
               <w:r>
                 <w:rPr>
                   <w:rFonts w:ascii="Arial" w:cs="Arial" w:eastAsia="Arial" w:hAnsi="Arial"/>
@@ -23878,7 +23878,7 @@
             <w:pPr>
               <w:spacing w:after="20" w:before="0"/>
             </w:pPr>
-            <w:hyperlink w:history="1" r:id="rIdzk5qgxmysv8suemppqhwu">
+            <w:hyperlink w:history="1" r:id="rId31ypzbmpd5h_yoyopfsg0">
               <w:r>
                 <w:rPr>
                   <w:rFonts w:ascii="Arial" w:cs="Arial" w:eastAsia="Arial" w:hAnsi="Arial"/>
@@ -23911,7 +23911,7 @@
               <w:spacing w:after="10" w:before="0"/>
               <w:ind w:left="120"/>
             </w:pPr>
-            <w:hyperlink w:history="1" r:id="rIdudmbdiybammmkh7loiaoo">
+            <w:hyperlink w:history="1" r:id="rIdbal7beuurk7bgblpbea0f">
               <w:r>
                 <w:rPr>
                   <w:rFonts w:ascii="Arial" w:cs="Arial" w:eastAsia="Arial" w:hAnsi="Arial"/>
@@ -23956,7 +23956,7 @@
             <w:pPr>
               <w:spacing w:after="20" w:before="0"/>
             </w:pPr>
-            <w:hyperlink w:history="1" r:id="rId5j7wsbpdy6zofbbigqqq-">
+            <w:hyperlink w:history="1" r:id="rIdrzgqaqnwpkzsom46be7ed">
               <w:r>
                 <w:rPr>
                   <w:rFonts w:ascii="Arial" w:cs="Arial" w:eastAsia="Arial" w:hAnsi="Arial"/>
@@ -23989,7 +23989,7 @@
               <w:spacing w:after="10" w:before="0"/>
               <w:ind w:left="120"/>
             </w:pPr>
-            <w:hyperlink w:history="1" r:id="rIdptavk3ptrcloscxpkcfla">
+            <w:hyperlink w:history="1" r:id="rIdp1v0q8qeednf_4h94ou2c">
               <w:r>
                 <w:rPr>
                   <w:rFonts w:ascii="Arial" w:cs="Arial" w:eastAsia="Arial" w:hAnsi="Arial"/>
@@ -24184,7 +24184,7 @@
             <w:pPr>
               <w:spacing w:after="20" w:before="0"/>
             </w:pPr>
-            <w:hyperlink w:history="1" r:id="rId-fpzp5qii3fi0opsyzuxx">
+            <w:hyperlink w:history="1" r:id="rIdasviib1jxhgs5gkq6bnp5">
               <w:r>
                 <w:rPr>
                   <w:rFonts w:ascii="Arial" w:cs="Arial" w:eastAsia="Arial" w:hAnsi="Arial"/>
@@ -24217,7 +24217,7 @@
               <w:spacing w:after="10" w:before="0"/>
               <w:ind w:left="120"/>
             </w:pPr>
-            <w:hyperlink w:history="1" r:id="rIduahuffen8nlvcgbsqs6jq">
+            <w:hyperlink w:history="1" r:id="rIdn2dtiorj61cbx2awxda0j">
               <w:r>
                 <w:rPr>
                   <w:rFonts w:ascii="Arial" w:cs="Arial" w:eastAsia="Arial" w:hAnsi="Arial"/>
@@ -24262,7 +24262,7 @@
             <w:pPr>
               <w:spacing w:after="20" w:before="0"/>
             </w:pPr>
-            <w:hyperlink w:history="1" r:id="rIdpgfueyzbc8p1rme5kg8kd">
+            <w:hyperlink w:history="1" r:id="rIdmxq7cwixzjibwymqkkdtp">
               <w:r>
                 <w:rPr>
                   <w:rFonts w:ascii="Arial" w:cs="Arial" w:eastAsia="Arial" w:hAnsi="Arial"/>
@@ -24295,7 +24295,7 @@
               <w:spacing w:after="10" w:before="0"/>
               <w:ind w:left="120"/>
             </w:pPr>
-            <w:hyperlink w:history="1" r:id="rIdwolsbr9jorwp87lliruzc">
+            <w:hyperlink w:history="1" r:id="rId6yspcty7uhbslsusthuyl">
               <w:r>
                 <w:rPr>
                   <w:rFonts w:ascii="Arial" w:cs="Arial" w:eastAsia="Arial" w:hAnsi="Arial"/>
@@ -24490,7 +24490,7 @@
             <w:pPr>
               <w:spacing w:after="20" w:before="0"/>
             </w:pPr>
-            <w:hyperlink w:history="1" r:id="rIdejixgpq08thfu-4xw4hfo">
+            <w:hyperlink w:history="1" r:id="rIdc6gpw8dnnwqwrrbjcj2m4">
               <w:r>
                 <w:rPr>
                   <w:rFonts w:ascii="Arial" w:cs="Arial" w:eastAsia="Arial" w:hAnsi="Arial"/>
@@ -24523,7 +24523,7 @@
               <w:spacing w:after="10" w:before="0"/>
               <w:ind w:left="120"/>
             </w:pPr>
-            <w:hyperlink w:history="1" r:id="rIdal9fxima_y3d8g2fk6rrd">
+            <w:hyperlink w:history="1" r:id="rId7sstuqg2evexf56-vltla">
               <w:r>
                 <w:rPr>
                   <w:rFonts w:ascii="Arial" w:cs="Arial" w:eastAsia="Arial" w:hAnsi="Arial"/>
@@ -24568,7 +24568,7 @@
             <w:pPr>
               <w:spacing w:after="20" w:before="0"/>
             </w:pPr>
-            <w:hyperlink w:history="1" r:id="rIdzs5eudrhvdxh-g7wk9arj">
+            <w:hyperlink w:history="1" r:id="rIdxgwgqjfnyb_vkjz6r4b5i">
               <w:r>
                 <w:rPr>
                   <w:rFonts w:ascii="Arial" w:cs="Arial" w:eastAsia="Arial" w:hAnsi="Arial"/>
@@ -24601,7 +24601,7 @@
               <w:spacing w:after="10" w:before="0"/>
               <w:ind w:left="120"/>
             </w:pPr>
-            <w:hyperlink w:history="1" r:id="rIdeollvzo47ulx1iay_m_jb">
+            <w:hyperlink w:history="1" r:id="rIdfiw4cgdfamid0ucjyrjyw">
               <w:r>
                 <w:rPr>
                   <w:rFonts w:ascii="Arial" w:cs="Arial" w:eastAsia="Arial" w:hAnsi="Arial"/>
@@ -24796,7 +24796,7 @@
             <w:pPr>
               <w:spacing w:after="20" w:before="0"/>
             </w:pPr>
-            <w:hyperlink w:history="1" r:id="rId72cy2xidmwz8jxue2aizu">
+            <w:hyperlink w:history="1" r:id="rIdhsra2akbvlpyx6iyilvch">
               <w:r>
                 <w:rPr>
                   <w:rFonts w:ascii="Arial" w:cs="Arial" w:eastAsia="Arial" w:hAnsi="Arial"/>
@@ -24829,7 +24829,7 @@
               <w:spacing w:after="10" w:before="0"/>
               <w:ind w:left="120"/>
             </w:pPr>
-            <w:hyperlink w:history="1" r:id="rIdjxbbrvphr9rscmbgdo_mi">
+            <w:hyperlink w:history="1" r:id="rId5dnmewxfs1apgb1_tzbde">
               <w:r>
                 <w:rPr>
                   <w:rFonts w:ascii="Arial" w:cs="Arial" w:eastAsia="Arial" w:hAnsi="Arial"/>
@@ -24874,7 +24874,7 @@
             <w:pPr>
               <w:spacing w:after="20" w:before="0"/>
             </w:pPr>
-            <w:hyperlink w:history="1" r:id="rIdmzudip7xg-pvqwj576tyy">
+            <w:hyperlink w:history="1" r:id="rIdbbkd_0tfhjocgwz14oi3n">
               <w:r>
                 <w:rPr>
                   <w:rFonts w:ascii="Arial" w:cs="Arial" w:eastAsia="Arial" w:hAnsi="Arial"/>
@@ -24907,7 +24907,7 @@
               <w:spacing w:after="10" w:before="0"/>
               <w:ind w:left="120"/>
             </w:pPr>
-            <w:hyperlink w:history="1" r:id="rIdazfpu34mcxbu2uozc9bgn">
+            <w:hyperlink w:history="1" r:id="rIds3u4huv0rinm9o9liqa64">
               <w:r>
                 <w:rPr>
                   <w:rFonts w:ascii="Arial" w:cs="Arial" w:eastAsia="Arial" w:hAnsi="Arial"/>
@@ -26394,7 +26394,7 @@
             <w:pPr>
               <w:spacing w:after="20" w:before="0"/>
             </w:pPr>
-            <w:hyperlink w:history="1" r:id="rId_b6zbmo-f12l0y0dd-msw">
+            <w:hyperlink w:history="1" r:id="rIdfaodahs8kxjgojpej9kom">
               <w:r>
                 <w:rPr>
                   <w:rFonts w:ascii="Arial" w:cs="Arial" w:eastAsia="Arial" w:hAnsi="Arial"/>
@@ -26427,7 +26427,7 @@
               <w:spacing w:after="10" w:before="0"/>
               <w:ind w:left="120"/>
             </w:pPr>
-            <w:hyperlink w:history="1" r:id="rIdlk8m068a0pmyv_jd0y9l7">
+            <w:hyperlink w:history="1" r:id="rIdiap4t6l_vtmzvmynh1p1p">
               <w:r>
                 <w:rPr>
                   <w:rFonts w:ascii="Arial" w:cs="Arial" w:eastAsia="Arial" w:hAnsi="Arial"/>
@@ -26472,7 +26472,7 @@
             <w:pPr>
               <w:spacing w:after="20" w:before="0"/>
             </w:pPr>
-            <w:hyperlink w:history="1" r:id="rIdn5yfx_yyaqjl2pe58wxmh">
+            <w:hyperlink w:history="1" r:id="rIda2mdxkifwgxgeuig6vq1o">
               <w:r>
                 <w:rPr>
                   <w:rFonts w:ascii="Arial" w:cs="Arial" w:eastAsia="Arial" w:hAnsi="Arial"/>
@@ -26505,7 +26505,7 @@
               <w:spacing w:after="10" w:before="0"/>
               <w:ind w:left="120"/>
             </w:pPr>
-            <w:hyperlink w:history="1" r:id="rIdyuiwgv43r1b2uhyanw-ha">
+            <w:hyperlink w:history="1" r:id="rIdjnyssn-fnmcbdgf34rl4w">
               <w:r>
                 <w:rPr>
                   <w:rFonts w:ascii="Arial" w:cs="Arial" w:eastAsia="Arial" w:hAnsi="Arial"/>
@@ -26700,7 +26700,7 @@
             <w:pPr>
               <w:spacing w:after="20" w:before="0"/>
             </w:pPr>
-            <w:hyperlink w:history="1" r:id="rIdzzdnv3xtkhtnvcdr2j-eu">
+            <w:hyperlink w:history="1" r:id="rIdoc1x74ra99yirxnwd1ebn">
               <w:r>
                 <w:rPr>
                   <w:rFonts w:ascii="Arial" w:cs="Arial" w:eastAsia="Arial" w:hAnsi="Arial"/>
@@ -26733,7 +26733,7 @@
               <w:spacing w:after="10" w:before="0"/>
               <w:ind w:left="120"/>
             </w:pPr>
-            <w:hyperlink w:history="1" r:id="rIdnaylqhjjfgfy7oekl4j62">
+            <w:hyperlink w:history="1" r:id="rIdgyfblbi6p-iqd-3l1ls_e">
               <w:r>
                 <w:rPr>
                   <w:rFonts w:ascii="Arial" w:cs="Arial" w:eastAsia="Arial" w:hAnsi="Arial"/>
@@ -26778,7 +26778,7 @@
             <w:pPr>
               <w:spacing w:after="20" w:before="0"/>
             </w:pPr>
-            <w:hyperlink w:history="1" r:id="rIdzew_mvzqsupkqwmvoy-2g">
+            <w:hyperlink w:history="1" r:id="rIdxrdtgzievta-cnofwka7t">
               <w:r>
                 <w:rPr>
                   <w:rFonts w:ascii="Arial" w:cs="Arial" w:eastAsia="Arial" w:hAnsi="Arial"/>
@@ -26811,7 +26811,7 @@
               <w:spacing w:after="10" w:before="0"/>
               <w:ind w:left="120"/>
             </w:pPr>
-            <w:hyperlink w:history="1" r:id="rId1btihya-9rtrsugh6br7u">
+            <w:hyperlink w:history="1" r:id="rIdncv-yxq2gnhki73r8r5fn">
               <w:r>
                 <w:rPr>
                   <w:rFonts w:ascii="Arial" w:cs="Arial" w:eastAsia="Arial" w:hAnsi="Arial"/>
@@ -27006,7 +27006,7 @@
             <w:pPr>
               <w:spacing w:after="20" w:before="0"/>
             </w:pPr>
-            <w:hyperlink w:history="1" r:id="rId-h6l6ohiur_pnp4xlshwy">
+            <w:hyperlink w:history="1" r:id="rIdq9-vn5gtqz1f8f0t9dar8">
               <w:r>
                 <w:rPr>
                   <w:rFonts w:ascii="Arial" w:cs="Arial" w:eastAsia="Arial" w:hAnsi="Arial"/>
@@ -27039,7 +27039,7 @@
               <w:spacing w:after="10" w:before="0"/>
               <w:ind w:left="120"/>
             </w:pPr>
-            <w:hyperlink w:history="1" r:id="rIdtve2zqiqdecxzm-f1eulj">
+            <w:hyperlink w:history="1" r:id="rIdqadjxtueejqseple1ak0y">
               <w:r>
                 <w:rPr>
                   <w:rFonts w:ascii="Arial" w:cs="Arial" w:eastAsia="Arial" w:hAnsi="Arial"/>
@@ -27084,7 +27084,7 @@
             <w:pPr>
               <w:spacing w:after="20" w:before="0"/>
             </w:pPr>
-            <w:hyperlink w:history="1" r:id="rId_cj-jcuorikt8gkvrrmck">
+            <w:hyperlink w:history="1" r:id="rIdde9jj_6z74ro2d8w7itmv">
               <w:r>
                 <w:rPr>
                   <w:rFonts w:ascii="Arial" w:cs="Arial" w:eastAsia="Arial" w:hAnsi="Arial"/>
@@ -27117,7 +27117,7 @@
               <w:spacing w:after="10" w:before="0"/>
               <w:ind w:left="120"/>
             </w:pPr>
-            <w:hyperlink w:history="1" r:id="rIdo_fjdj3wqurjj6zoug2nf">
+            <w:hyperlink w:history="1" r:id="rIddyyi6qb30pqcwzqqq8mi3">
               <w:r>
                 <w:rPr>
                   <w:rFonts w:ascii="Arial" w:cs="Arial" w:eastAsia="Arial" w:hAnsi="Arial"/>
@@ -27312,7 +27312,7 @@
             <w:pPr>
               <w:spacing w:after="20" w:before="0"/>
             </w:pPr>
-            <w:hyperlink w:history="1" r:id="rId8ggsvawvfvinqyvlia3f3">
+            <w:hyperlink w:history="1" r:id="rIdimmciy8tl2ikwnzeknazv">
               <w:r>
                 <w:rPr>
                   <w:rFonts w:ascii="Arial" w:cs="Arial" w:eastAsia="Arial" w:hAnsi="Arial"/>
@@ -27345,7 +27345,7 @@
               <w:spacing w:after="10" w:before="0"/>
               <w:ind w:left="120"/>
             </w:pPr>
-            <w:hyperlink w:history="1" r:id="rIdcpwomji4t1lsv-tpfp7nr">
+            <w:hyperlink w:history="1" r:id="rIdjkc5r4zd5z4lyjkafifez">
               <w:r>
                 <w:rPr>
                   <w:rFonts w:ascii="Arial" w:cs="Arial" w:eastAsia="Arial" w:hAnsi="Arial"/>
@@ -27390,7 +27390,7 @@
             <w:pPr>
               <w:spacing w:after="20" w:before="0"/>
             </w:pPr>
-            <w:hyperlink w:history="1" r:id="rIdfovdbg5khoztuisj7vygt">
+            <w:hyperlink w:history="1" r:id="rIdyvwekzhhwtnt__zxuydys">
               <w:r>
                 <w:rPr>
                   <w:rFonts w:ascii="Arial" w:cs="Arial" w:eastAsia="Arial" w:hAnsi="Arial"/>
@@ -27423,7 +27423,7 @@
               <w:spacing w:after="10" w:before="0"/>
               <w:ind w:left="120"/>
             </w:pPr>
-            <w:hyperlink w:history="1" r:id="rIdl4yt2tjicxnyn54b47jhe">
+            <w:hyperlink w:history="1" r:id="rIdsu9cfx00ryxfz9m80obr3">
               <w:r>
                 <w:rPr>
                   <w:rFonts w:ascii="Arial" w:cs="Arial" w:eastAsia="Arial" w:hAnsi="Arial"/>
@@ -27618,7 +27618,7 @@
             <w:pPr>
               <w:spacing w:after="20" w:before="0"/>
             </w:pPr>
-            <w:hyperlink w:history="1" r:id="rIdyjlodztmtgr5wlyyyrx86">
+            <w:hyperlink w:history="1" r:id="rIdtduh2gzjgbxomohmv917i">
               <w:r>
                 <w:rPr>
                   <w:rFonts w:ascii="Arial" w:cs="Arial" w:eastAsia="Arial" w:hAnsi="Arial"/>
@@ -27651,7 +27651,7 @@
               <w:spacing w:after="10" w:before="0"/>
               <w:ind w:left="120"/>
             </w:pPr>
-            <w:hyperlink w:history="1" r:id="rIdgizdkz20_vaaimevynmpi">
+            <w:hyperlink w:history="1" r:id="rId5zt2wvv6ixnpqgy6dawzu">
               <w:r>
                 <w:rPr>
                   <w:rFonts w:ascii="Arial" w:cs="Arial" w:eastAsia="Arial" w:hAnsi="Arial"/>
@@ -27696,7 +27696,7 @@
             <w:pPr>
               <w:spacing w:after="20" w:before="0"/>
             </w:pPr>
-            <w:hyperlink w:history="1" r:id="rIdrm6_fk_yrg6l1depllg09">
+            <w:hyperlink w:history="1" r:id="rIdf9ccs3izxnf3jly4spgz5">
               <w:r>
                 <w:rPr>
                   <w:rFonts w:ascii="Arial" w:cs="Arial" w:eastAsia="Arial" w:hAnsi="Arial"/>
@@ -27729,7 +27729,7 @@
               <w:spacing w:after="10" w:before="0"/>
               <w:ind w:left="120"/>
             </w:pPr>
-            <w:hyperlink w:history="1" r:id="rIdqa67efijcxiukw6kmo3mz">
+            <w:hyperlink w:history="1" r:id="rIddtaq-la6coggctnkewusj">
               <w:r>
                 <w:rPr>
                   <w:rFonts w:ascii="Arial" w:cs="Arial" w:eastAsia="Arial" w:hAnsi="Arial"/>

--- a/data/outputs/v2/Maths/SS4.2_Probability_I/Mathematics_Probability_I_CBE_LessonSequence.docx
+++ b/data/outputs/v2/Maths/SS4.2_Probability_I/Mathematics_Probability_I_CBE_LessonSequence.docx
@@ -3362,7 +3362,7 @@
             <w:pPr>
               <w:spacing w:after="20" w:before="0"/>
             </w:pPr>
-            <w:hyperlink w:history="1" r:id="rIdovumktujox_aslbkv66dv">
+            <w:hyperlink w:history="1" r:id="rIds1fla9dbrbayvns2zzmjs">
               <w:r>
                 <w:rPr>
                   <w:rFonts w:ascii="Arial" w:cs="Arial" w:eastAsia="Arial" w:hAnsi="Arial"/>
@@ -3395,7 +3395,7 @@
               <w:spacing w:after="10" w:before="0"/>
               <w:ind w:left="120"/>
             </w:pPr>
-            <w:hyperlink w:history="1" r:id="rIdqbeplcdmg2q6k7trx9hro">
+            <w:hyperlink w:history="1" r:id="rIdexzacfe0w20a9hfwepmbo">
               <w:r>
                 <w:rPr>
                   <w:rFonts w:ascii="Arial" w:cs="Arial" w:eastAsia="Arial" w:hAnsi="Arial"/>
@@ -3440,7 +3440,7 @@
             <w:pPr>
               <w:spacing w:after="20" w:before="0"/>
             </w:pPr>
-            <w:hyperlink w:history="1" r:id="rIdo7fm6egatlpswuxxjyvow">
+            <w:hyperlink w:history="1" r:id="rIdtbjzddqimx_mbqno1jz0a">
               <w:r>
                 <w:rPr>
                   <w:rFonts w:ascii="Arial" w:cs="Arial" w:eastAsia="Arial" w:hAnsi="Arial"/>
@@ -3473,7 +3473,7 @@
               <w:spacing w:after="10" w:before="0"/>
               <w:ind w:left="120"/>
             </w:pPr>
-            <w:hyperlink w:history="1" r:id="rIdl-ng9c6ihwdzafn8bqh0m">
+            <w:hyperlink w:history="1" r:id="rIdyhewig-bcaz6nkyqdzuna">
               <w:r>
                 <w:rPr>
                   <w:rFonts w:ascii="Arial" w:cs="Arial" w:eastAsia="Arial" w:hAnsi="Arial"/>
@@ -3763,7 +3763,7 @@
             <w:pPr>
               <w:spacing w:after="20" w:before="0"/>
             </w:pPr>
-            <w:hyperlink w:history="1" r:id="rIdzolbrtr-fqvga4syzt_qo">
+            <w:hyperlink w:history="1" r:id="rIdm2dlnmak2tm8ud_g8onl_">
               <w:r>
                 <w:rPr>
                   <w:rFonts w:ascii="Arial" w:cs="Arial" w:eastAsia="Arial" w:hAnsi="Arial"/>
@@ -3796,7 +3796,7 @@
               <w:spacing w:after="10" w:before="0"/>
               <w:ind w:left="120"/>
             </w:pPr>
-            <w:hyperlink w:history="1" r:id="rIdw5phippe4rbkrgduoynpp">
+            <w:hyperlink w:history="1" r:id="rIdoom78ut8b6ctitqws-qhe">
               <w:r>
                 <w:rPr>
                   <w:rFonts w:ascii="Arial" w:cs="Arial" w:eastAsia="Arial" w:hAnsi="Arial"/>
@@ -3841,7 +3841,7 @@
             <w:pPr>
               <w:spacing w:after="20" w:before="0"/>
             </w:pPr>
-            <w:hyperlink w:history="1" r:id="rIde7q8mhjs7ripzv8rwcsue">
+            <w:hyperlink w:history="1" r:id="rIdm8w2brjdacrngja63qsjq">
               <w:r>
                 <w:rPr>
                   <w:rFonts w:ascii="Arial" w:cs="Arial" w:eastAsia="Arial" w:hAnsi="Arial"/>
@@ -3874,7 +3874,7 @@
               <w:spacing w:after="10" w:before="0"/>
               <w:ind w:left="120"/>
             </w:pPr>
-            <w:hyperlink w:history="1" r:id="rIdxtxtm5tacg5rpfuavlwd4">
+            <w:hyperlink w:history="1" r:id="rIdyjnbzfosqhr6ihsbeuaof">
               <w:r>
                 <w:rPr>
                   <w:rFonts w:ascii="Arial" w:cs="Arial" w:eastAsia="Arial" w:hAnsi="Arial"/>
@@ -4183,7 +4183,7 @@
             <w:pPr>
               <w:spacing w:after="20" w:before="0"/>
             </w:pPr>
-            <w:hyperlink w:history="1" r:id="rId4hr79m_y5iehf8soojzyu">
+            <w:hyperlink w:history="1" r:id="rIdjmctjd12fl7hfzj0yryxx">
               <w:r>
                 <w:rPr>
                   <w:rFonts w:ascii="Arial" w:cs="Arial" w:eastAsia="Arial" w:hAnsi="Arial"/>
@@ -4216,7 +4216,7 @@
               <w:spacing w:after="10" w:before="0"/>
               <w:ind w:left="120"/>
             </w:pPr>
-            <w:hyperlink w:history="1" r:id="rIdhpa-vsp_ldgy0hlpwz5w4">
+            <w:hyperlink w:history="1" r:id="rIdk5sdr31i6dyivtmqgl2op">
               <w:r>
                 <w:rPr>
                   <w:rFonts w:ascii="Arial" w:cs="Arial" w:eastAsia="Arial" w:hAnsi="Arial"/>
@@ -4261,7 +4261,7 @@
             <w:pPr>
               <w:spacing w:after="20" w:before="0"/>
             </w:pPr>
-            <w:hyperlink w:history="1" r:id="rIdicemaq_hytcov5dck5sos">
+            <w:hyperlink w:history="1" r:id="rId0a4u2wryyfl8ylu8tjru5">
               <w:r>
                 <w:rPr>
                   <w:rFonts w:ascii="Arial" w:cs="Arial" w:eastAsia="Arial" w:hAnsi="Arial"/>
@@ -4294,7 +4294,7 @@
               <w:spacing w:after="10" w:before="0"/>
               <w:ind w:left="120"/>
             </w:pPr>
-            <w:hyperlink w:history="1" r:id="rId1t_1vul-w_n4em14xzpxl">
+            <w:hyperlink w:history="1" r:id="rIdvslkgoex4dzj1hibrkxtk">
               <w:r>
                 <w:rPr>
                   <w:rFonts w:ascii="Arial" w:cs="Arial" w:eastAsia="Arial" w:hAnsi="Arial"/>
@@ -4565,7 +4565,7 @@
             <w:pPr>
               <w:spacing w:after="20" w:before="0"/>
             </w:pPr>
-            <w:hyperlink w:history="1" r:id="rIdmzwpnnm43q0duaa_n_q_c">
+            <w:hyperlink w:history="1" r:id="rId-ajmtbsvtwggvrfg9bolw">
               <w:r>
                 <w:rPr>
                   <w:rFonts w:ascii="Arial" w:cs="Arial" w:eastAsia="Arial" w:hAnsi="Arial"/>
@@ -4598,7 +4598,7 @@
               <w:spacing w:after="10" w:before="0"/>
               <w:ind w:left="120"/>
             </w:pPr>
-            <w:hyperlink w:history="1" r:id="rIddk3gq833xxdpxzybuicgd">
+            <w:hyperlink w:history="1" r:id="rIdfetvopr55oyphbcwug6f2">
               <w:r>
                 <w:rPr>
                   <w:rFonts w:ascii="Arial" w:cs="Arial" w:eastAsia="Arial" w:hAnsi="Arial"/>
@@ -4643,7 +4643,7 @@
             <w:pPr>
               <w:spacing w:after="20" w:before="0"/>
             </w:pPr>
-            <w:hyperlink w:history="1" r:id="rId7q4bqxf9zi_ks435rfmcf">
+            <w:hyperlink w:history="1" r:id="rIdnc7trox_1qe7igq5j_tfi">
               <w:r>
                 <w:rPr>
                   <w:rFonts w:ascii="Arial" w:cs="Arial" w:eastAsia="Arial" w:hAnsi="Arial"/>
@@ -4676,7 +4676,7 @@
               <w:spacing w:after="10" w:before="0"/>
               <w:ind w:left="120"/>
             </w:pPr>
-            <w:hyperlink w:history="1" r:id="rIdkvool4hhl7h9ctbpl-90s">
+            <w:hyperlink w:history="1" r:id="rIdg7iofrkoe45x4cy8s4ghj">
               <w:r>
                 <w:rPr>
                   <w:rFonts w:ascii="Arial" w:cs="Arial" w:eastAsia="Arial" w:hAnsi="Arial"/>
@@ -4947,7 +4947,7 @@
             <w:pPr>
               <w:spacing w:after="20" w:before="0"/>
             </w:pPr>
-            <w:hyperlink w:history="1" r:id="rIdg61x8xgx0fe11_mhc8fio">
+            <w:hyperlink w:history="1" r:id="rIdkn7ucjletlvwhacodqx-7">
               <w:r>
                 <w:rPr>
                   <w:rFonts w:ascii="Arial" w:cs="Arial" w:eastAsia="Arial" w:hAnsi="Arial"/>
@@ -4980,7 +4980,7 @@
               <w:spacing w:after="10" w:before="0"/>
               <w:ind w:left="120"/>
             </w:pPr>
-            <w:hyperlink w:history="1" r:id="rIdzcb5oz_7t-e-nwwlwkyda">
+            <w:hyperlink w:history="1" r:id="rIdtlwyt5fj0ouzoa6frxt4j">
               <w:r>
                 <w:rPr>
                   <w:rFonts w:ascii="Arial" w:cs="Arial" w:eastAsia="Arial" w:hAnsi="Arial"/>
@@ -5025,7 +5025,7 @@
             <w:pPr>
               <w:spacing w:after="20" w:before="0"/>
             </w:pPr>
-            <w:hyperlink w:history="1" r:id="rIdbce2ap2yegt1snlat7dtp">
+            <w:hyperlink w:history="1" r:id="rId3begrbtlp7nz5u3hhozmt">
               <w:r>
                 <w:rPr>
                   <w:rFonts w:ascii="Arial" w:cs="Arial" w:eastAsia="Arial" w:hAnsi="Arial"/>
@@ -5058,7 +5058,7 @@
               <w:spacing w:after="10" w:before="0"/>
               <w:ind w:left="120"/>
             </w:pPr>
-            <w:hyperlink w:history="1" r:id="rIdjjterk2iurkazq_bbaibz">
+            <w:hyperlink w:history="1" r:id="rIdwumrxccwdtfpgqzpmctpm">
               <w:r>
                 <w:rPr>
                   <w:rFonts w:ascii="Arial" w:cs="Arial" w:eastAsia="Arial" w:hAnsi="Arial"/>
@@ -6640,7 +6640,7 @@
             <w:pPr>
               <w:spacing w:after="20" w:before="0"/>
             </w:pPr>
-            <w:hyperlink w:history="1" r:id="rId3wfhdkizrh1bpnjo3fp44">
+            <w:hyperlink w:history="1" r:id="rId00_sqnveb0gorbgk1vaxt">
               <w:r>
                 <w:rPr>
                   <w:rFonts w:ascii="Arial" w:cs="Arial" w:eastAsia="Arial" w:hAnsi="Arial"/>
@@ -6673,7 +6673,7 @@
               <w:spacing w:after="10" w:before="0"/>
               <w:ind w:left="120"/>
             </w:pPr>
-            <w:hyperlink w:history="1" r:id="rId-pmbvxhgc-o_j7ugro5jp">
+            <w:hyperlink w:history="1" r:id="rIdspx99_k4_rjsqjwdhopyx">
               <w:r>
                 <w:rPr>
                   <w:rFonts w:ascii="Arial" w:cs="Arial" w:eastAsia="Arial" w:hAnsi="Arial"/>
@@ -6718,7 +6718,7 @@
             <w:pPr>
               <w:spacing w:after="20" w:before="0"/>
             </w:pPr>
-            <w:hyperlink w:history="1" r:id="rIdfzfakvrlrrll6thb7wbxe">
+            <w:hyperlink w:history="1" r:id="rIdupwlf_nztdtlgcq7n-lxy">
               <w:r>
                 <w:rPr>
                   <w:rFonts w:ascii="Arial" w:cs="Arial" w:eastAsia="Arial" w:hAnsi="Arial"/>
@@ -6751,7 +6751,7 @@
               <w:spacing w:after="10" w:before="0"/>
               <w:ind w:left="120"/>
             </w:pPr>
-            <w:hyperlink w:history="1" r:id="rIdpqpuunaug0oovkv_srm1x">
+            <w:hyperlink w:history="1" r:id="rIdjyqbf9914jpbz98jvzl5t">
               <w:r>
                 <w:rPr>
                   <w:rFonts w:ascii="Arial" w:cs="Arial" w:eastAsia="Arial" w:hAnsi="Arial"/>
@@ -6946,7 +6946,7 @@
             <w:pPr>
               <w:spacing w:after="20" w:before="0"/>
             </w:pPr>
-            <w:hyperlink w:history="1" r:id="rId2fdxbvy53xc0_87wax3j2">
+            <w:hyperlink w:history="1" r:id="rIdqvqqdyht_36cgq2dtdvxs">
               <w:r>
                 <w:rPr>
                   <w:rFonts w:ascii="Arial" w:cs="Arial" w:eastAsia="Arial" w:hAnsi="Arial"/>
@@ -6979,7 +6979,7 @@
               <w:spacing w:after="10" w:before="0"/>
               <w:ind w:left="120"/>
             </w:pPr>
-            <w:hyperlink w:history="1" r:id="rIdb-74lntp8hk6iywsuv07a">
+            <w:hyperlink w:history="1" r:id="rIdlaxfr3v_5h_ssd9gckupf">
               <w:r>
                 <w:rPr>
                   <w:rFonts w:ascii="Arial" w:cs="Arial" w:eastAsia="Arial" w:hAnsi="Arial"/>
@@ -7024,7 +7024,7 @@
             <w:pPr>
               <w:spacing w:after="20" w:before="0"/>
             </w:pPr>
-            <w:hyperlink w:history="1" r:id="rIdthfqmxuxfb1xlzubsp3bv">
+            <w:hyperlink w:history="1" r:id="rIdi-8rphuqtp9hxvwandlvh">
               <w:r>
                 <w:rPr>
                   <w:rFonts w:ascii="Arial" w:cs="Arial" w:eastAsia="Arial" w:hAnsi="Arial"/>
@@ -7057,7 +7057,7 @@
               <w:spacing w:after="10" w:before="0"/>
               <w:ind w:left="120"/>
             </w:pPr>
-            <w:hyperlink w:history="1" r:id="rIdhkehsffhe33kjdzi8_o7f">
+            <w:hyperlink w:history="1" r:id="rId4pzove8vnaz9weq92wbk9">
               <w:r>
                 <w:rPr>
                   <w:rFonts w:ascii="Arial" w:cs="Arial" w:eastAsia="Arial" w:hAnsi="Arial"/>
@@ -7252,7 +7252,7 @@
             <w:pPr>
               <w:spacing w:after="20" w:before="0"/>
             </w:pPr>
-            <w:hyperlink w:history="1" r:id="rIdbf2vhvckmdgn9u0ityq9k">
+            <w:hyperlink w:history="1" r:id="rIdl_mmhn6hmprdv3mlgshgs">
               <w:r>
                 <w:rPr>
                   <w:rFonts w:ascii="Arial" w:cs="Arial" w:eastAsia="Arial" w:hAnsi="Arial"/>
@@ -7285,7 +7285,7 @@
               <w:spacing w:after="10" w:before="0"/>
               <w:ind w:left="120"/>
             </w:pPr>
-            <w:hyperlink w:history="1" r:id="rIdot_rf1bteqhont339m_r_">
+            <w:hyperlink w:history="1" r:id="rIdin1fa74memadydppche2t">
               <w:r>
                 <w:rPr>
                   <w:rFonts w:ascii="Arial" w:cs="Arial" w:eastAsia="Arial" w:hAnsi="Arial"/>
@@ -7330,7 +7330,7 @@
             <w:pPr>
               <w:spacing w:after="20" w:before="0"/>
             </w:pPr>
-            <w:hyperlink w:history="1" r:id="rIdrc7b1so-bixjdhm6hfgec">
+            <w:hyperlink w:history="1" r:id="rIdpyrnijjlpogqvxb_ylhlr">
               <w:r>
                 <w:rPr>
                   <w:rFonts w:ascii="Arial" w:cs="Arial" w:eastAsia="Arial" w:hAnsi="Arial"/>
@@ -7363,7 +7363,7 @@
               <w:spacing w:after="10" w:before="0"/>
               <w:ind w:left="120"/>
             </w:pPr>
-            <w:hyperlink w:history="1" r:id="rIdt6ionmmqp-qzpkjhn7uld">
+            <w:hyperlink w:history="1" r:id="rIdzhhtuo75r9nrrnowiwdda">
               <w:r>
                 <w:rPr>
                   <w:rFonts w:ascii="Arial" w:cs="Arial" w:eastAsia="Arial" w:hAnsi="Arial"/>
@@ -7558,7 +7558,7 @@
             <w:pPr>
               <w:spacing w:after="20" w:before="0"/>
             </w:pPr>
-            <w:hyperlink w:history="1" r:id="rIdxzg-d_vdhnkmvvmprgmgj">
+            <w:hyperlink w:history="1" r:id="rIdqbbe0t5-1hob8xvnm8ajm">
               <w:r>
                 <w:rPr>
                   <w:rFonts w:ascii="Arial" w:cs="Arial" w:eastAsia="Arial" w:hAnsi="Arial"/>
@@ -7591,7 +7591,7 @@
               <w:spacing w:after="10" w:before="0"/>
               <w:ind w:left="120"/>
             </w:pPr>
-            <w:hyperlink w:history="1" r:id="rId5z8dpb48pd3igukng7jpw">
+            <w:hyperlink w:history="1" r:id="rId-tizctizpisubt_yihy_p">
               <w:r>
                 <w:rPr>
                   <w:rFonts w:ascii="Arial" w:cs="Arial" w:eastAsia="Arial" w:hAnsi="Arial"/>
@@ -7636,7 +7636,7 @@
             <w:pPr>
               <w:spacing w:after="20" w:before="0"/>
             </w:pPr>
-            <w:hyperlink w:history="1" r:id="rIdbebrk8dvjbfp0xmyift4g">
+            <w:hyperlink w:history="1" r:id="rIdgcf1tely5wryloodj5uqc">
               <w:r>
                 <w:rPr>
                   <w:rFonts w:ascii="Arial" w:cs="Arial" w:eastAsia="Arial" w:hAnsi="Arial"/>
@@ -7669,7 +7669,7 @@
               <w:spacing w:after="10" w:before="0"/>
               <w:ind w:left="120"/>
             </w:pPr>
-            <w:hyperlink w:history="1" r:id="rIdnjq3hi1hffc3fto0aph33">
+            <w:hyperlink w:history="1" r:id="rIdvxmutoaeg5ugrus7tktqa">
               <w:r>
                 <w:rPr>
                   <w:rFonts w:ascii="Arial" w:cs="Arial" w:eastAsia="Arial" w:hAnsi="Arial"/>
@@ -7864,7 +7864,7 @@
             <w:pPr>
               <w:spacing w:after="20" w:before="0"/>
             </w:pPr>
-            <w:hyperlink w:history="1" r:id="rIdv8l_es00r27gz8uq3o9aa">
+            <w:hyperlink w:history="1" r:id="rIdqp0pgvkmot2nt2hlwbhkn">
               <w:r>
                 <w:rPr>
                   <w:rFonts w:ascii="Arial" w:cs="Arial" w:eastAsia="Arial" w:hAnsi="Arial"/>
@@ -7897,7 +7897,7 @@
               <w:spacing w:after="10" w:before="0"/>
               <w:ind w:left="120"/>
             </w:pPr>
-            <w:hyperlink w:history="1" r:id="rIdv95lcutut2h4ncx69vspu">
+            <w:hyperlink w:history="1" r:id="rIdv-bydru54smtgxldqhfeo">
               <w:r>
                 <w:rPr>
                   <w:rFonts w:ascii="Arial" w:cs="Arial" w:eastAsia="Arial" w:hAnsi="Arial"/>
@@ -7942,7 +7942,7 @@
             <w:pPr>
               <w:spacing w:after="20" w:before="0"/>
             </w:pPr>
-            <w:hyperlink w:history="1" r:id="rIdzf8lstfvo10ea5qgy5ak-">
+            <w:hyperlink w:history="1" r:id="rIdempbt9f5vz6m4s7psqkyx">
               <w:r>
                 <w:rPr>
                   <w:rFonts w:ascii="Arial" w:cs="Arial" w:eastAsia="Arial" w:hAnsi="Arial"/>
@@ -7975,7 +7975,7 @@
               <w:spacing w:after="10" w:before="0"/>
               <w:ind w:left="120"/>
             </w:pPr>
-            <w:hyperlink w:history="1" r:id="rIdgmd2flzev4sth_yr9nneu">
+            <w:hyperlink w:history="1" r:id="rIdiudkx-gmmkzsxboyduprm">
               <w:r>
                 <w:rPr>
                   <w:rFonts w:ascii="Arial" w:cs="Arial" w:eastAsia="Arial" w:hAnsi="Arial"/>
@@ -9462,7 +9462,7 @@
             <w:pPr>
               <w:spacing w:after="20" w:before="0"/>
             </w:pPr>
-            <w:hyperlink w:history="1" r:id="rIdrooy_rdulnaqmu4tpwghw">
+            <w:hyperlink w:history="1" r:id="rIdxtwlpgisdnum5lqlualjq">
               <w:r>
                 <w:rPr>
                   <w:rFonts w:ascii="Arial" w:cs="Arial" w:eastAsia="Arial" w:hAnsi="Arial"/>
@@ -9495,7 +9495,7 @@
               <w:spacing w:after="10" w:before="0"/>
               <w:ind w:left="120"/>
             </w:pPr>
-            <w:hyperlink w:history="1" r:id="rIdgimwjwxlrbtxbjp5_nijn">
+            <w:hyperlink w:history="1" r:id="rIdn8p8forxen9tzjjvi3ows">
               <w:r>
                 <w:rPr>
                   <w:rFonts w:ascii="Arial" w:cs="Arial" w:eastAsia="Arial" w:hAnsi="Arial"/>
@@ -9540,7 +9540,7 @@
             <w:pPr>
               <w:spacing w:after="20" w:before="0"/>
             </w:pPr>
-            <w:hyperlink w:history="1" r:id="rIdaxkvkrbgvlk5_w15bumse">
+            <w:hyperlink w:history="1" r:id="rIdior_wpz9dm6ug_agko1yb">
               <w:r>
                 <w:rPr>
                   <w:rFonts w:ascii="Arial" w:cs="Arial" w:eastAsia="Arial" w:hAnsi="Arial"/>
@@ -9573,7 +9573,7 @@
               <w:spacing w:after="10" w:before="0"/>
               <w:ind w:left="120"/>
             </w:pPr>
-            <w:hyperlink w:history="1" r:id="rIdtcchb0cwdt15z1tamr2lg">
+            <w:hyperlink w:history="1" r:id="rIdr_pgc7eknt-oaltzjwe8f">
               <w:r>
                 <w:rPr>
                   <w:rFonts w:ascii="Arial" w:cs="Arial" w:eastAsia="Arial" w:hAnsi="Arial"/>
@@ -9768,7 +9768,7 @@
             <w:pPr>
               <w:spacing w:after="20" w:before="0"/>
             </w:pPr>
-            <w:hyperlink w:history="1" r:id="rIdsuwcwrakmse3zundsuzb4">
+            <w:hyperlink w:history="1" r:id="rIdx81inisbbgizotlrf_utw">
               <w:r>
                 <w:rPr>
                   <w:rFonts w:ascii="Arial" w:cs="Arial" w:eastAsia="Arial" w:hAnsi="Arial"/>
@@ -9801,7 +9801,7 @@
               <w:spacing w:after="10" w:before="0"/>
               <w:ind w:left="120"/>
             </w:pPr>
-            <w:hyperlink w:history="1" r:id="rId01mkrurecr6eeq5isg8tz">
+            <w:hyperlink w:history="1" r:id="rIduririrhlnrjttqebw5auu">
               <w:r>
                 <w:rPr>
                   <w:rFonts w:ascii="Arial" w:cs="Arial" w:eastAsia="Arial" w:hAnsi="Arial"/>
@@ -9846,7 +9846,7 @@
             <w:pPr>
               <w:spacing w:after="20" w:before="0"/>
             </w:pPr>
-            <w:hyperlink w:history="1" r:id="rIdiycztg3ipjql75pghyvbl">
+            <w:hyperlink w:history="1" r:id="rIdye3fojahko0qtz040xzd-">
               <w:r>
                 <w:rPr>
                   <w:rFonts w:ascii="Arial" w:cs="Arial" w:eastAsia="Arial" w:hAnsi="Arial"/>
@@ -9879,7 +9879,7 @@
               <w:spacing w:after="10" w:before="0"/>
               <w:ind w:left="120"/>
             </w:pPr>
-            <w:hyperlink w:history="1" r:id="rIdosmfgexiobvmnkipp8ke0">
+            <w:hyperlink w:history="1" r:id="rIdxlbg8aeggfmhvdgary8hm">
               <w:r>
                 <w:rPr>
                   <w:rFonts w:ascii="Arial" w:cs="Arial" w:eastAsia="Arial" w:hAnsi="Arial"/>
@@ -10074,7 +10074,7 @@
             <w:pPr>
               <w:spacing w:after="20" w:before="0"/>
             </w:pPr>
-            <w:hyperlink w:history="1" r:id="rIdxnku89jnztkv-jnpxa3lm">
+            <w:hyperlink w:history="1" r:id="rIdwqyfx65cepsz7pn91fnpm">
               <w:r>
                 <w:rPr>
                   <w:rFonts w:ascii="Arial" w:cs="Arial" w:eastAsia="Arial" w:hAnsi="Arial"/>
@@ -10107,7 +10107,7 @@
               <w:spacing w:after="10" w:before="0"/>
               <w:ind w:left="120"/>
             </w:pPr>
-            <w:hyperlink w:history="1" r:id="rIdjie7u9or7pxwzy7sjnfev">
+            <w:hyperlink w:history="1" r:id="rIdstui1pxjgcvl9f87--6yf">
               <w:r>
                 <w:rPr>
                   <w:rFonts w:ascii="Arial" w:cs="Arial" w:eastAsia="Arial" w:hAnsi="Arial"/>
@@ -10152,7 +10152,7 @@
             <w:pPr>
               <w:spacing w:after="20" w:before="0"/>
             </w:pPr>
-            <w:hyperlink w:history="1" r:id="rIdepe-qhyfihd46odkjuqwu">
+            <w:hyperlink w:history="1" r:id="rIdmbg1ksu44w5wqcsmaqcu7">
               <w:r>
                 <w:rPr>
                   <w:rFonts w:ascii="Arial" w:cs="Arial" w:eastAsia="Arial" w:hAnsi="Arial"/>
@@ -10185,7 +10185,7 @@
               <w:spacing w:after="10" w:before="0"/>
               <w:ind w:left="120"/>
             </w:pPr>
-            <w:hyperlink w:history="1" r:id="rId8abu_oi0tparvlgthihpf">
+            <w:hyperlink w:history="1" r:id="rIdf_jtvzaln3brgu4a9ps2h">
               <w:r>
                 <w:rPr>
                   <w:rFonts w:ascii="Arial" w:cs="Arial" w:eastAsia="Arial" w:hAnsi="Arial"/>
@@ -10380,7 +10380,7 @@
             <w:pPr>
               <w:spacing w:after="20" w:before="0"/>
             </w:pPr>
-            <w:hyperlink w:history="1" r:id="rIdwfm4mkbo7ime9hvqph7hs">
+            <w:hyperlink w:history="1" r:id="rIdih8dsmwu99vhwivzxi-hq">
               <w:r>
                 <w:rPr>
                   <w:rFonts w:ascii="Arial" w:cs="Arial" w:eastAsia="Arial" w:hAnsi="Arial"/>
@@ -10413,7 +10413,7 @@
               <w:spacing w:after="10" w:before="0"/>
               <w:ind w:left="120"/>
             </w:pPr>
-            <w:hyperlink w:history="1" r:id="rId2egdvanp4q3im3tzxrosw">
+            <w:hyperlink w:history="1" r:id="rIdly-zqltoftpsrvv_bzqxn">
               <w:r>
                 <w:rPr>
                   <w:rFonts w:ascii="Arial" w:cs="Arial" w:eastAsia="Arial" w:hAnsi="Arial"/>
@@ -10458,7 +10458,7 @@
             <w:pPr>
               <w:spacing w:after="20" w:before="0"/>
             </w:pPr>
-            <w:hyperlink w:history="1" r:id="rIdo0hmvujukogpauze3hi9r">
+            <w:hyperlink w:history="1" r:id="rIdti1-bjimpkz4nvvtmuols">
               <w:r>
                 <w:rPr>
                   <w:rFonts w:ascii="Arial" w:cs="Arial" w:eastAsia="Arial" w:hAnsi="Arial"/>
@@ -10491,7 +10491,7 @@
               <w:spacing w:after="10" w:before="0"/>
               <w:ind w:left="120"/>
             </w:pPr>
-            <w:hyperlink w:history="1" r:id="rIdcxqzq2dxagob9tjvy8s1i">
+            <w:hyperlink w:history="1" r:id="rIdlvxv4sym1_oesglptua3t">
               <w:r>
                 <w:rPr>
                   <w:rFonts w:ascii="Arial" w:cs="Arial" w:eastAsia="Arial" w:hAnsi="Arial"/>
@@ -10686,7 +10686,7 @@
             <w:pPr>
               <w:spacing w:after="20" w:before="0"/>
             </w:pPr>
-            <w:hyperlink w:history="1" r:id="rIdttile7sodrldbecwqlm_y">
+            <w:hyperlink w:history="1" r:id="rIdtsbusertfjyg-ky6rtcy6">
               <w:r>
                 <w:rPr>
                   <w:rFonts w:ascii="Arial" w:cs="Arial" w:eastAsia="Arial" w:hAnsi="Arial"/>
@@ -10719,7 +10719,7 @@
               <w:spacing w:after="10" w:before="0"/>
               <w:ind w:left="120"/>
             </w:pPr>
-            <w:hyperlink w:history="1" r:id="rIdf4aswdmfta425fzztr4mq">
+            <w:hyperlink w:history="1" r:id="rIdlabqugwafsgewnfjm1d3v">
               <w:r>
                 <w:rPr>
                   <w:rFonts w:ascii="Arial" w:cs="Arial" w:eastAsia="Arial" w:hAnsi="Arial"/>
@@ -10764,7 +10764,7 @@
             <w:pPr>
               <w:spacing w:after="20" w:before="0"/>
             </w:pPr>
-            <w:hyperlink w:history="1" r:id="rIdlsawoqn3av1anl-jr0kac">
+            <w:hyperlink w:history="1" r:id="rIdtxgwimccv3f2ythhrscdd">
               <w:r>
                 <w:rPr>
                   <w:rFonts w:ascii="Arial" w:cs="Arial" w:eastAsia="Arial" w:hAnsi="Arial"/>
@@ -10797,7 +10797,7 @@
               <w:spacing w:after="10" w:before="0"/>
               <w:ind w:left="120"/>
             </w:pPr>
-            <w:hyperlink w:history="1" r:id="rIdwkphnco_gmorn_srshbzk">
+            <w:hyperlink w:history="1" r:id="rIdwe48revbvilu6gemo6ncb">
               <w:r>
                 <w:rPr>
                   <w:rFonts w:ascii="Arial" w:cs="Arial" w:eastAsia="Arial" w:hAnsi="Arial"/>
@@ -12284,7 +12284,7 @@
             <w:pPr>
               <w:spacing w:after="20" w:before="0"/>
             </w:pPr>
-            <w:hyperlink w:history="1" r:id="rIdj3iycs5zghkn6mj_xli74">
+            <w:hyperlink w:history="1" r:id="rId2aa3epzyougjwo_ukmf5e">
               <w:r>
                 <w:rPr>
                   <w:rFonts w:ascii="Arial" w:cs="Arial" w:eastAsia="Arial" w:hAnsi="Arial"/>
@@ -12317,7 +12317,7 @@
               <w:spacing w:after="10" w:before="0"/>
               <w:ind w:left="120"/>
             </w:pPr>
-            <w:hyperlink w:history="1" r:id="rIda7ihk5kpzxqitkcqbaikc">
+            <w:hyperlink w:history="1" r:id="rIdc5y9zt5ndqxbsb0qh5y_t">
               <w:r>
                 <w:rPr>
                   <w:rFonts w:ascii="Arial" w:cs="Arial" w:eastAsia="Arial" w:hAnsi="Arial"/>
@@ -12362,7 +12362,7 @@
             <w:pPr>
               <w:spacing w:after="20" w:before="0"/>
             </w:pPr>
-            <w:hyperlink w:history="1" r:id="rIdoskgbl61w1jdy2dszla-c">
+            <w:hyperlink w:history="1" r:id="rIdu9x7vqxfz3cccvykuecmr">
               <w:r>
                 <w:rPr>
                   <w:rFonts w:ascii="Arial" w:cs="Arial" w:eastAsia="Arial" w:hAnsi="Arial"/>
@@ -12395,7 +12395,7 @@
               <w:spacing w:after="10" w:before="0"/>
               <w:ind w:left="120"/>
             </w:pPr>
-            <w:hyperlink w:history="1" r:id="rIdydw4gqf3vwmb73el_xh7m">
+            <w:hyperlink w:history="1" r:id="rId1c7j4ylz5kfug0dtbtivk">
               <w:r>
                 <w:rPr>
                   <w:rFonts w:ascii="Arial" w:cs="Arial" w:eastAsia="Arial" w:hAnsi="Arial"/>
@@ -12590,7 +12590,7 @@
             <w:pPr>
               <w:spacing w:after="20" w:before="0"/>
             </w:pPr>
-            <w:hyperlink w:history="1" r:id="rIdrurnn7pfupvv1ho50q09v">
+            <w:hyperlink w:history="1" r:id="rIdttx9zfocbgtmmojsl0oqd">
               <w:r>
                 <w:rPr>
                   <w:rFonts w:ascii="Arial" w:cs="Arial" w:eastAsia="Arial" w:hAnsi="Arial"/>
@@ -12623,7 +12623,7 @@
               <w:spacing w:after="10" w:before="0"/>
               <w:ind w:left="120"/>
             </w:pPr>
-            <w:hyperlink w:history="1" r:id="rIdrzjkkuc9kwndmb-c14p58">
+            <w:hyperlink w:history="1" r:id="rIdmyggafw3rro_3i0uy1nia">
               <w:r>
                 <w:rPr>
                   <w:rFonts w:ascii="Arial" w:cs="Arial" w:eastAsia="Arial" w:hAnsi="Arial"/>
@@ -12668,7 +12668,7 @@
             <w:pPr>
               <w:spacing w:after="20" w:before="0"/>
             </w:pPr>
-            <w:hyperlink w:history="1" r:id="rIdsja_8rxjtw_kakobre4ag">
+            <w:hyperlink w:history="1" r:id="rIdtecmaq2c8zy_koe8nby43">
               <w:r>
                 <w:rPr>
                   <w:rFonts w:ascii="Arial" w:cs="Arial" w:eastAsia="Arial" w:hAnsi="Arial"/>
@@ -12701,7 +12701,7 @@
               <w:spacing w:after="10" w:before="0"/>
               <w:ind w:left="120"/>
             </w:pPr>
-            <w:hyperlink w:history="1" r:id="rIdmd-vgeqockuvmbh8r-e9a">
+            <w:hyperlink w:history="1" r:id="rIdit8jfczfvubmktk_n3m9c">
               <w:r>
                 <w:rPr>
                   <w:rFonts w:ascii="Arial" w:cs="Arial" w:eastAsia="Arial" w:hAnsi="Arial"/>
@@ -12896,7 +12896,7 @@
             <w:pPr>
               <w:spacing w:after="20" w:before="0"/>
             </w:pPr>
-            <w:hyperlink w:history="1" r:id="rIdeampemyasesmwjhyk6svc">
+            <w:hyperlink w:history="1" r:id="rIdcnqrqjxsmwfwolxxutkr8">
               <w:r>
                 <w:rPr>
                   <w:rFonts w:ascii="Arial" w:cs="Arial" w:eastAsia="Arial" w:hAnsi="Arial"/>
@@ -12929,7 +12929,7 @@
               <w:spacing w:after="10" w:before="0"/>
               <w:ind w:left="120"/>
             </w:pPr>
-            <w:hyperlink w:history="1" r:id="rIdgn-sdnq-q_xqehsxxltfu">
+            <w:hyperlink w:history="1" r:id="rId8op4yqu8k527158vbhytb">
               <w:r>
                 <w:rPr>
                   <w:rFonts w:ascii="Arial" w:cs="Arial" w:eastAsia="Arial" w:hAnsi="Arial"/>
@@ -12974,7 +12974,7 @@
             <w:pPr>
               <w:spacing w:after="20" w:before="0"/>
             </w:pPr>
-            <w:hyperlink w:history="1" r:id="rIdpq9-evr-nidaznrvmbhzq">
+            <w:hyperlink w:history="1" r:id="rIda0ennktprz8px3rlg9dny">
               <w:r>
                 <w:rPr>
                   <w:rFonts w:ascii="Arial" w:cs="Arial" w:eastAsia="Arial" w:hAnsi="Arial"/>
@@ -13007,7 +13007,7 @@
               <w:spacing w:after="10" w:before="0"/>
               <w:ind w:left="120"/>
             </w:pPr>
-            <w:hyperlink w:history="1" r:id="rIdlz_8ei-dlylxby6gcxkdf">
+            <w:hyperlink w:history="1" r:id="rIdj3fcoehnvkrhpxptze0fv">
               <w:r>
                 <w:rPr>
                   <w:rFonts w:ascii="Arial" w:cs="Arial" w:eastAsia="Arial" w:hAnsi="Arial"/>
@@ -13202,7 +13202,7 @@
             <w:pPr>
               <w:spacing w:after="20" w:before="0"/>
             </w:pPr>
-            <w:hyperlink w:history="1" r:id="rIddh1ubfo75jtm3bwsrkzkv">
+            <w:hyperlink w:history="1" r:id="rIdf_w3xgi23d2zfkkawjfmk">
               <w:r>
                 <w:rPr>
                   <w:rFonts w:ascii="Arial" w:cs="Arial" w:eastAsia="Arial" w:hAnsi="Arial"/>
@@ -13235,7 +13235,7 @@
               <w:spacing w:after="10" w:before="0"/>
               <w:ind w:left="120"/>
             </w:pPr>
-            <w:hyperlink w:history="1" r:id="rIdqz_rxaokmsgsmlj4xops3">
+            <w:hyperlink w:history="1" r:id="rIdeebgi56nlaal9aq79m6hx">
               <w:r>
                 <w:rPr>
                   <w:rFonts w:ascii="Arial" w:cs="Arial" w:eastAsia="Arial" w:hAnsi="Arial"/>
@@ -13280,7 +13280,7 @@
             <w:pPr>
               <w:spacing w:after="20" w:before="0"/>
             </w:pPr>
-            <w:hyperlink w:history="1" r:id="rIdstfjzetvudv3-ajpci8ml">
+            <w:hyperlink w:history="1" r:id="rIdycakkzqhuen0t02z6mcdo">
               <w:r>
                 <w:rPr>
                   <w:rFonts w:ascii="Arial" w:cs="Arial" w:eastAsia="Arial" w:hAnsi="Arial"/>
@@ -13313,7 +13313,7 @@
               <w:spacing w:after="10" w:before="0"/>
               <w:ind w:left="120"/>
             </w:pPr>
-            <w:hyperlink w:history="1" r:id="rIditvrgdiorc0yzw2m71fra">
+            <w:hyperlink w:history="1" r:id="rIdbrzurwohrbfp75hpjinvj">
               <w:r>
                 <w:rPr>
                   <w:rFonts w:ascii="Arial" w:cs="Arial" w:eastAsia="Arial" w:hAnsi="Arial"/>
@@ -13508,7 +13508,7 @@
             <w:pPr>
               <w:spacing w:after="20" w:before="0"/>
             </w:pPr>
-            <w:hyperlink w:history="1" r:id="rId34jrwdj1qmbyoiaukkuce">
+            <w:hyperlink w:history="1" r:id="rId3zxhe3iovcmiu3oebz-yt">
               <w:r>
                 <w:rPr>
                   <w:rFonts w:ascii="Arial" w:cs="Arial" w:eastAsia="Arial" w:hAnsi="Arial"/>
@@ -13541,7 +13541,7 @@
               <w:spacing w:after="10" w:before="0"/>
               <w:ind w:left="120"/>
             </w:pPr>
-            <w:hyperlink w:history="1" r:id="rIdrovot0x_cyk2ttqambvb6">
+            <w:hyperlink w:history="1" r:id="rIdjahyx0ugr67kgfcwhbylu">
               <w:r>
                 <w:rPr>
                   <w:rFonts w:ascii="Arial" w:cs="Arial" w:eastAsia="Arial" w:hAnsi="Arial"/>
@@ -13586,7 +13586,7 @@
             <w:pPr>
               <w:spacing w:after="20" w:before="0"/>
             </w:pPr>
-            <w:hyperlink w:history="1" r:id="rIdbpml7lugtof5od0h_m7wq">
+            <w:hyperlink w:history="1" r:id="rIdk7ysyh7ac2p_8eueyvhoo">
               <w:r>
                 <w:rPr>
                   <w:rFonts w:ascii="Arial" w:cs="Arial" w:eastAsia="Arial" w:hAnsi="Arial"/>
@@ -13619,7 +13619,7 @@
               <w:spacing w:after="10" w:before="0"/>
               <w:ind w:left="120"/>
             </w:pPr>
-            <w:hyperlink w:history="1" r:id="rIdhtyiondcoa-pakj9bz1wl">
+            <w:hyperlink w:history="1" r:id="rIdpxdehanknb_zfmnd9gl3m">
               <w:r>
                 <w:rPr>
                   <w:rFonts w:ascii="Arial" w:cs="Arial" w:eastAsia="Arial" w:hAnsi="Arial"/>
@@ -15106,7 +15106,7 @@
             <w:pPr>
               <w:spacing w:after="20" w:before="0"/>
             </w:pPr>
-            <w:hyperlink w:history="1" r:id="rId-pxnfviz9xrkkmjklm9q0">
+            <w:hyperlink w:history="1" r:id="rIdjs8pdlxee4o34ddfoko2l">
               <w:r>
                 <w:rPr>
                   <w:rFonts w:ascii="Arial" w:cs="Arial" w:eastAsia="Arial" w:hAnsi="Arial"/>
@@ -15139,7 +15139,7 @@
               <w:spacing w:after="10" w:before="0"/>
               <w:ind w:left="120"/>
             </w:pPr>
-            <w:hyperlink w:history="1" r:id="rIdmreby7fp_orgazywksm4v">
+            <w:hyperlink w:history="1" r:id="rId3afmfi40j9hrx0_zaqaw3">
               <w:r>
                 <w:rPr>
                   <w:rFonts w:ascii="Arial" w:cs="Arial" w:eastAsia="Arial" w:hAnsi="Arial"/>
@@ -15184,7 +15184,7 @@
             <w:pPr>
               <w:spacing w:after="20" w:before="0"/>
             </w:pPr>
-            <w:hyperlink w:history="1" r:id="rId9gwejwibjg4ya20ceulas">
+            <w:hyperlink w:history="1" r:id="rIddcoqwb07soophxda6ql8a">
               <w:r>
                 <w:rPr>
                   <w:rFonts w:ascii="Arial" w:cs="Arial" w:eastAsia="Arial" w:hAnsi="Arial"/>
@@ -15217,7 +15217,7 @@
               <w:spacing w:after="10" w:before="0"/>
               <w:ind w:left="120"/>
             </w:pPr>
-            <w:hyperlink w:history="1" r:id="rIdzp4m1gjyvfyglm3k94v3t">
+            <w:hyperlink w:history="1" r:id="rIdja4im4puuotasl-y-e2de">
               <w:r>
                 <w:rPr>
                   <w:rFonts w:ascii="Arial" w:cs="Arial" w:eastAsia="Arial" w:hAnsi="Arial"/>
@@ -15412,7 +15412,7 @@
             <w:pPr>
               <w:spacing w:after="20" w:before="0"/>
             </w:pPr>
-            <w:hyperlink w:history="1" r:id="rIdhpexdtniafdlz7vlg1qnx">
+            <w:hyperlink w:history="1" r:id="rIdi4orzfbm5n-facmervrz5">
               <w:r>
                 <w:rPr>
                   <w:rFonts w:ascii="Arial" w:cs="Arial" w:eastAsia="Arial" w:hAnsi="Arial"/>
@@ -15445,7 +15445,7 @@
               <w:spacing w:after="10" w:before="0"/>
               <w:ind w:left="120"/>
             </w:pPr>
-            <w:hyperlink w:history="1" r:id="rId90lutc4wg-m36cureov5m">
+            <w:hyperlink w:history="1" r:id="rIdbyds4xzgfpvbzlgqaplk7">
               <w:r>
                 <w:rPr>
                   <w:rFonts w:ascii="Arial" w:cs="Arial" w:eastAsia="Arial" w:hAnsi="Arial"/>
@@ -15490,7 +15490,7 @@
             <w:pPr>
               <w:spacing w:after="20" w:before="0"/>
             </w:pPr>
-            <w:hyperlink w:history="1" r:id="rId5yievbpcp6w4afe8bwuhp">
+            <w:hyperlink w:history="1" r:id="rId39wydfix2cbht4ju0fujn">
               <w:r>
                 <w:rPr>
                   <w:rFonts w:ascii="Arial" w:cs="Arial" w:eastAsia="Arial" w:hAnsi="Arial"/>
@@ -15523,7 +15523,7 @@
               <w:spacing w:after="10" w:before="0"/>
               <w:ind w:left="120"/>
             </w:pPr>
-            <w:hyperlink w:history="1" r:id="rIdqombxbov9xhuyqqhc2bv6">
+            <w:hyperlink w:history="1" r:id="rId_6bkaaxld2dk8uefonznf">
               <w:r>
                 <w:rPr>
                   <w:rFonts w:ascii="Arial" w:cs="Arial" w:eastAsia="Arial" w:hAnsi="Arial"/>
@@ -15718,7 +15718,7 @@
             <w:pPr>
               <w:spacing w:after="20" w:before="0"/>
             </w:pPr>
-            <w:hyperlink w:history="1" r:id="rIdismpqi0las3cvjonipmnk">
+            <w:hyperlink w:history="1" r:id="rId-at14lmoxbkog1wnweekm">
               <w:r>
                 <w:rPr>
                   <w:rFonts w:ascii="Arial" w:cs="Arial" w:eastAsia="Arial" w:hAnsi="Arial"/>
@@ -15751,7 +15751,7 @@
               <w:spacing w:after="10" w:before="0"/>
               <w:ind w:left="120"/>
             </w:pPr>
-            <w:hyperlink w:history="1" r:id="rId_aardy067hswhcbbakbm8">
+            <w:hyperlink w:history="1" r:id="rIdu3i6rwvskdscgk95cn4jj">
               <w:r>
                 <w:rPr>
                   <w:rFonts w:ascii="Arial" w:cs="Arial" w:eastAsia="Arial" w:hAnsi="Arial"/>
@@ -15796,7 +15796,7 @@
             <w:pPr>
               <w:spacing w:after="20" w:before="0"/>
             </w:pPr>
-            <w:hyperlink w:history="1" r:id="rIdkyiwzgpyy9eg8qyaapfux">
+            <w:hyperlink w:history="1" r:id="rIdljckzffailrjz0vneopkg">
               <w:r>
                 <w:rPr>
                   <w:rFonts w:ascii="Arial" w:cs="Arial" w:eastAsia="Arial" w:hAnsi="Arial"/>
@@ -15829,7 +15829,7 @@
               <w:spacing w:after="10" w:before="0"/>
               <w:ind w:left="120"/>
             </w:pPr>
-            <w:hyperlink w:history="1" r:id="rIduygm9eq0mmz1yv0orlrts">
+            <w:hyperlink w:history="1" r:id="rIdrzzml4lw1pj36ojjttfki">
               <w:r>
                 <w:rPr>
                   <w:rFonts w:ascii="Arial" w:cs="Arial" w:eastAsia="Arial" w:hAnsi="Arial"/>
@@ -16024,7 +16024,7 @@
             <w:pPr>
               <w:spacing w:after="20" w:before="0"/>
             </w:pPr>
-            <w:hyperlink w:history="1" r:id="rId3fzzy29r1wge-llftdtww">
+            <w:hyperlink w:history="1" r:id="rIdcwegp5-vjp9qiu7tpfded">
               <w:r>
                 <w:rPr>
                   <w:rFonts w:ascii="Arial" w:cs="Arial" w:eastAsia="Arial" w:hAnsi="Arial"/>
@@ -16057,7 +16057,7 @@
               <w:spacing w:after="10" w:before="0"/>
               <w:ind w:left="120"/>
             </w:pPr>
-            <w:hyperlink w:history="1" r:id="rIdugbljpa9xl4xkx-hcbzwr">
+            <w:hyperlink w:history="1" r:id="rIdv_gjtiqb42hpx-a32jeyf">
               <w:r>
                 <w:rPr>
                   <w:rFonts w:ascii="Arial" w:cs="Arial" w:eastAsia="Arial" w:hAnsi="Arial"/>
@@ -16102,7 +16102,7 @@
             <w:pPr>
               <w:spacing w:after="20" w:before="0"/>
             </w:pPr>
-            <w:hyperlink w:history="1" r:id="rIdif2qx3ag-xg9wnbvkvn5q">
+            <w:hyperlink w:history="1" r:id="rId46d5x-wvzdnimxef-kjrb">
               <w:r>
                 <w:rPr>
                   <w:rFonts w:ascii="Arial" w:cs="Arial" w:eastAsia="Arial" w:hAnsi="Arial"/>
@@ -16135,7 +16135,7 @@
               <w:spacing w:after="10" w:before="0"/>
               <w:ind w:left="120"/>
             </w:pPr>
-            <w:hyperlink w:history="1" r:id="rIdcfil6uv275c5ktbq-5mjk">
+            <w:hyperlink w:history="1" r:id="rIdy6htrylleo926ymq1i_jo">
               <w:r>
                 <w:rPr>
                   <w:rFonts w:ascii="Arial" w:cs="Arial" w:eastAsia="Arial" w:hAnsi="Arial"/>
@@ -16330,7 +16330,7 @@
             <w:pPr>
               <w:spacing w:after="20" w:before="0"/>
             </w:pPr>
-            <w:hyperlink w:history="1" r:id="rIdpo-qciax5cyejrgbdtg5x">
+            <w:hyperlink w:history="1" r:id="rId4chsaopwikr3083cvojfu">
               <w:r>
                 <w:rPr>
                   <w:rFonts w:ascii="Arial" w:cs="Arial" w:eastAsia="Arial" w:hAnsi="Arial"/>
@@ -16363,7 +16363,7 @@
               <w:spacing w:after="10" w:before="0"/>
               <w:ind w:left="120"/>
             </w:pPr>
-            <w:hyperlink w:history="1" r:id="rIdwd_zs5cenqkqniapwqnru">
+            <w:hyperlink w:history="1" r:id="rIdycjy2o1ve4pjc5yude2rp">
               <w:r>
                 <w:rPr>
                   <w:rFonts w:ascii="Arial" w:cs="Arial" w:eastAsia="Arial" w:hAnsi="Arial"/>
@@ -16408,7 +16408,7 @@
             <w:pPr>
               <w:spacing w:after="20" w:before="0"/>
             </w:pPr>
-            <w:hyperlink w:history="1" r:id="rId3xounqzoydpcjjzmvk66b">
+            <w:hyperlink w:history="1" r:id="rId3sjbgvtixr7tdnwzvjvde">
               <w:r>
                 <w:rPr>
                   <w:rFonts w:ascii="Arial" w:cs="Arial" w:eastAsia="Arial" w:hAnsi="Arial"/>
@@ -16441,7 +16441,7 @@
               <w:spacing w:after="10" w:before="0"/>
               <w:ind w:left="120"/>
             </w:pPr>
-            <w:hyperlink w:history="1" r:id="rIdentd5nd_7rbtydftralix">
+            <w:hyperlink w:history="1" r:id="rIdxkexkc9wyt9dxkthxydjm">
               <w:r>
                 <w:rPr>
                   <w:rFonts w:ascii="Arial" w:cs="Arial" w:eastAsia="Arial" w:hAnsi="Arial"/>
@@ -17928,7 +17928,7 @@
             <w:pPr>
               <w:spacing w:after="20" w:before="0"/>
             </w:pPr>
-            <w:hyperlink w:history="1" r:id="rIdskegkwvan-jg_lmsc3ylz">
+            <w:hyperlink w:history="1" r:id="rId8objwwonbmbw6zcg8qxzt">
               <w:r>
                 <w:rPr>
                   <w:rFonts w:ascii="Arial" w:cs="Arial" w:eastAsia="Arial" w:hAnsi="Arial"/>
@@ -17961,7 +17961,7 @@
               <w:spacing w:after="10" w:before="0"/>
               <w:ind w:left="120"/>
             </w:pPr>
-            <w:hyperlink w:history="1" r:id="rIdq0svvfr-etdg_lfzcobib">
+            <w:hyperlink w:history="1" r:id="rId_iuwvybzopcqryeg0r1ua">
               <w:r>
                 <w:rPr>
                   <w:rFonts w:ascii="Arial" w:cs="Arial" w:eastAsia="Arial" w:hAnsi="Arial"/>
@@ -18006,7 +18006,7 @@
             <w:pPr>
               <w:spacing w:after="20" w:before="0"/>
             </w:pPr>
-            <w:hyperlink w:history="1" r:id="rIdxl3ocg2samrps-6ttp4ll">
+            <w:hyperlink w:history="1" r:id="rIdcfe9pymmhh5inph3lfoic">
               <w:r>
                 <w:rPr>
                   <w:rFonts w:ascii="Arial" w:cs="Arial" w:eastAsia="Arial" w:hAnsi="Arial"/>
@@ -18039,7 +18039,7 @@
               <w:spacing w:after="10" w:before="0"/>
               <w:ind w:left="120"/>
             </w:pPr>
-            <w:hyperlink w:history="1" r:id="rId5_xmgixvvzx8gmbdlesqt">
+            <w:hyperlink w:history="1" r:id="rIdafcejfzjoryv6uapnx5oi">
               <w:r>
                 <w:rPr>
                   <w:rFonts w:ascii="Arial" w:cs="Arial" w:eastAsia="Arial" w:hAnsi="Arial"/>
@@ -18234,7 +18234,7 @@
             <w:pPr>
               <w:spacing w:after="20" w:before="0"/>
             </w:pPr>
-            <w:hyperlink w:history="1" r:id="rIdj2uocys0dvmkx0qtbvb0a">
+            <w:hyperlink w:history="1" r:id="rIdltvussfqoxrnlgsiuikmm">
               <w:r>
                 <w:rPr>
                   <w:rFonts w:ascii="Arial" w:cs="Arial" w:eastAsia="Arial" w:hAnsi="Arial"/>
@@ -18267,7 +18267,7 @@
               <w:spacing w:after="10" w:before="0"/>
               <w:ind w:left="120"/>
             </w:pPr>
-            <w:hyperlink w:history="1" r:id="rIdj2idrgkpkzyax1cmkpkd8">
+            <w:hyperlink w:history="1" r:id="rId8bewhjetdcamaplpl5c0e">
               <w:r>
                 <w:rPr>
                   <w:rFonts w:ascii="Arial" w:cs="Arial" w:eastAsia="Arial" w:hAnsi="Arial"/>
@@ -18312,7 +18312,7 @@
             <w:pPr>
               <w:spacing w:after="20" w:before="0"/>
             </w:pPr>
-            <w:hyperlink w:history="1" r:id="rIdh-q2scejk34bqfcqadp7z">
+            <w:hyperlink w:history="1" r:id="rIdupv1ycsinfjubujjsvsga">
               <w:r>
                 <w:rPr>
                   <w:rFonts w:ascii="Arial" w:cs="Arial" w:eastAsia="Arial" w:hAnsi="Arial"/>
@@ -18345,7 +18345,7 @@
               <w:spacing w:after="10" w:before="0"/>
               <w:ind w:left="120"/>
             </w:pPr>
-            <w:hyperlink w:history="1" r:id="rIdahprqrk0z5ksvvwoxixdn">
+            <w:hyperlink w:history="1" r:id="rIdtrk5t_8krjz1owzsgdbvm">
               <w:r>
                 <w:rPr>
                   <w:rFonts w:ascii="Arial" w:cs="Arial" w:eastAsia="Arial" w:hAnsi="Arial"/>
@@ -18540,7 +18540,7 @@
             <w:pPr>
               <w:spacing w:after="20" w:before="0"/>
             </w:pPr>
-            <w:hyperlink w:history="1" r:id="rIdczp_t6jfmx_ixv_npuatp">
+            <w:hyperlink w:history="1" r:id="rId6-xqv2crwaizz9us-lode">
               <w:r>
                 <w:rPr>
                   <w:rFonts w:ascii="Arial" w:cs="Arial" w:eastAsia="Arial" w:hAnsi="Arial"/>
@@ -18573,7 +18573,7 @@
               <w:spacing w:after="10" w:before="0"/>
               <w:ind w:left="120"/>
             </w:pPr>
-            <w:hyperlink w:history="1" r:id="rIdejodqeqm-lgkamd5ax8zb">
+            <w:hyperlink w:history="1" r:id="rIdkg-nl1xh-6uqb8amwmim5">
               <w:r>
                 <w:rPr>
                   <w:rFonts w:ascii="Arial" w:cs="Arial" w:eastAsia="Arial" w:hAnsi="Arial"/>
@@ -18618,7 +18618,7 @@
             <w:pPr>
               <w:spacing w:after="20" w:before="0"/>
             </w:pPr>
-            <w:hyperlink w:history="1" r:id="rId6fvlidb55ts-r_nd-fm7f">
+            <w:hyperlink w:history="1" r:id="rIdsn0ztww91a2yqwqx9199c">
               <w:r>
                 <w:rPr>
                   <w:rFonts w:ascii="Arial" w:cs="Arial" w:eastAsia="Arial" w:hAnsi="Arial"/>
@@ -18651,7 +18651,7 @@
               <w:spacing w:after="10" w:before="0"/>
               <w:ind w:left="120"/>
             </w:pPr>
-            <w:hyperlink w:history="1" r:id="rIdd4mhzq8ncctrmicseqeq8">
+            <w:hyperlink w:history="1" r:id="rIdodqdfwqhzotvpmplw1mwp">
               <w:r>
                 <w:rPr>
                   <w:rFonts w:ascii="Arial" w:cs="Arial" w:eastAsia="Arial" w:hAnsi="Arial"/>
@@ -18846,7 +18846,7 @@
             <w:pPr>
               <w:spacing w:after="20" w:before="0"/>
             </w:pPr>
-            <w:hyperlink w:history="1" r:id="rIdjk63bbyxe5vawo1mojzv3">
+            <w:hyperlink w:history="1" r:id="rIdezyisl7lbyv8fw6t2hzzr">
               <w:r>
                 <w:rPr>
                   <w:rFonts w:ascii="Arial" w:cs="Arial" w:eastAsia="Arial" w:hAnsi="Arial"/>
@@ -18879,7 +18879,7 @@
               <w:spacing w:after="10" w:before="0"/>
               <w:ind w:left="120"/>
             </w:pPr>
-            <w:hyperlink w:history="1" r:id="rIdn4w6six9gcgzqmatczbae">
+            <w:hyperlink w:history="1" r:id="rId17hcuh_7zttpoqw6ni1gz">
               <w:r>
                 <w:rPr>
                   <w:rFonts w:ascii="Arial" w:cs="Arial" w:eastAsia="Arial" w:hAnsi="Arial"/>
@@ -18924,7 +18924,7 @@
             <w:pPr>
               <w:spacing w:after="20" w:before="0"/>
             </w:pPr>
-            <w:hyperlink w:history="1" r:id="rIdgbao6qsfxeruqmayypy_r">
+            <w:hyperlink w:history="1" r:id="rIdia-buav_9pp0aze4g2q4r">
               <w:r>
                 <w:rPr>
                   <w:rFonts w:ascii="Arial" w:cs="Arial" w:eastAsia="Arial" w:hAnsi="Arial"/>
@@ -18957,7 +18957,7 @@
               <w:spacing w:after="10" w:before="0"/>
               <w:ind w:left="120"/>
             </w:pPr>
-            <w:hyperlink w:history="1" r:id="rIdspkoiecsmra9mxe18rxgn">
+            <w:hyperlink w:history="1" r:id="rIdl-gpifcsnuvosdgptyukk">
               <w:r>
                 <w:rPr>
                   <w:rFonts w:ascii="Arial" w:cs="Arial" w:eastAsia="Arial" w:hAnsi="Arial"/>
@@ -19152,7 +19152,7 @@
             <w:pPr>
               <w:spacing w:after="20" w:before="0"/>
             </w:pPr>
-            <w:hyperlink w:history="1" r:id="rIdzkpob4lktqje_ncnl8pts">
+            <w:hyperlink w:history="1" r:id="rId8bnagripmkld4zwurzejr">
               <w:r>
                 <w:rPr>
                   <w:rFonts w:ascii="Arial" w:cs="Arial" w:eastAsia="Arial" w:hAnsi="Arial"/>
@@ -19185,7 +19185,7 @@
               <w:spacing w:after="10" w:before="0"/>
               <w:ind w:left="120"/>
             </w:pPr>
-            <w:hyperlink w:history="1" r:id="rIdjiahy031alts66dnqu7zt">
+            <w:hyperlink w:history="1" r:id="rIdsa2wtegmvv9ajkpbey60w">
               <w:r>
                 <w:rPr>
                   <w:rFonts w:ascii="Arial" w:cs="Arial" w:eastAsia="Arial" w:hAnsi="Arial"/>
@@ -19230,7 +19230,7 @@
             <w:pPr>
               <w:spacing w:after="20" w:before="0"/>
             </w:pPr>
-            <w:hyperlink w:history="1" r:id="rId-ccohgbdp8g7x0rfzxqss">
+            <w:hyperlink w:history="1" r:id="rIdxey96akhja3jewd-4eza7">
               <w:r>
                 <w:rPr>
                   <w:rFonts w:ascii="Arial" w:cs="Arial" w:eastAsia="Arial" w:hAnsi="Arial"/>
@@ -19263,7 +19263,7 @@
               <w:spacing w:after="10" w:before="0"/>
               <w:ind w:left="120"/>
             </w:pPr>
-            <w:hyperlink w:history="1" r:id="rIdikxuzsp0vjsu4ryzsagcq">
+            <w:hyperlink w:history="1" r:id="rIdiuycjuhjwq8gh6ebjl6go">
               <w:r>
                 <w:rPr>
                   <w:rFonts w:ascii="Arial" w:cs="Arial" w:eastAsia="Arial" w:hAnsi="Arial"/>
@@ -20750,7 +20750,7 @@
             <w:pPr>
               <w:spacing w:after="20" w:before="0"/>
             </w:pPr>
-            <w:hyperlink w:history="1" r:id="rIdw-r8ag9pvmgc9d5k2xc1o">
+            <w:hyperlink w:history="1" r:id="rIdjxz5achukkbjitqdihyhs">
               <w:r>
                 <w:rPr>
                   <w:rFonts w:ascii="Arial" w:cs="Arial" w:eastAsia="Arial" w:hAnsi="Arial"/>
@@ -20783,7 +20783,7 @@
               <w:spacing w:after="10" w:before="0"/>
               <w:ind w:left="120"/>
             </w:pPr>
-            <w:hyperlink w:history="1" r:id="rIdt3c2ldm4nlu-yuk0oak3f">
+            <w:hyperlink w:history="1" r:id="rIdlppnysksc-nv3idfdycii">
               <w:r>
                 <w:rPr>
                   <w:rFonts w:ascii="Arial" w:cs="Arial" w:eastAsia="Arial" w:hAnsi="Arial"/>
@@ -20828,7 +20828,7 @@
             <w:pPr>
               <w:spacing w:after="20" w:before="0"/>
             </w:pPr>
-            <w:hyperlink w:history="1" r:id="rIdqmiwgfzh2valyoe6wiqnw">
+            <w:hyperlink w:history="1" r:id="rIdcsy1_pgskpnanje1hcnic">
               <w:r>
                 <w:rPr>
                   <w:rFonts w:ascii="Arial" w:cs="Arial" w:eastAsia="Arial" w:hAnsi="Arial"/>
@@ -20861,7 +20861,7 @@
               <w:spacing w:after="10" w:before="0"/>
               <w:ind w:left="120"/>
             </w:pPr>
-            <w:hyperlink w:history="1" r:id="rIdvlnsvvgepyyqq8xnowta8">
+            <w:hyperlink w:history="1" r:id="rIdnit48nnfg2fi4qvw6dqr3">
               <w:r>
                 <w:rPr>
                   <w:rFonts w:ascii="Arial" w:cs="Arial" w:eastAsia="Arial" w:hAnsi="Arial"/>
@@ -21056,7 +21056,7 @@
             <w:pPr>
               <w:spacing w:after="20" w:before="0"/>
             </w:pPr>
-            <w:hyperlink w:history="1" r:id="rIdymlhjgq3lx2f8-yh2na0u">
+            <w:hyperlink w:history="1" r:id="rIdn2cvlumtzgx3ngler6zvq">
               <w:r>
                 <w:rPr>
                   <w:rFonts w:ascii="Arial" w:cs="Arial" w:eastAsia="Arial" w:hAnsi="Arial"/>
@@ -21089,7 +21089,7 @@
               <w:spacing w:after="10" w:before="0"/>
               <w:ind w:left="120"/>
             </w:pPr>
-            <w:hyperlink w:history="1" r:id="rIdtbnlr7f--oxtj1pe-m-ys">
+            <w:hyperlink w:history="1" r:id="rIdial1fcx43sinm_9yyjeoq">
               <w:r>
                 <w:rPr>
                   <w:rFonts w:ascii="Arial" w:cs="Arial" w:eastAsia="Arial" w:hAnsi="Arial"/>
@@ -21134,7 +21134,7 @@
             <w:pPr>
               <w:spacing w:after="20" w:before="0"/>
             </w:pPr>
-            <w:hyperlink w:history="1" r:id="rIdcdxxgffsxhw8bunvzztu1">
+            <w:hyperlink w:history="1" r:id="rIdqsqk8hp5f1xi9zfpdlh9g">
               <w:r>
                 <w:rPr>
                   <w:rFonts w:ascii="Arial" w:cs="Arial" w:eastAsia="Arial" w:hAnsi="Arial"/>
@@ -21167,7 +21167,7 @@
               <w:spacing w:after="10" w:before="0"/>
               <w:ind w:left="120"/>
             </w:pPr>
-            <w:hyperlink w:history="1" r:id="rId_t6ljacenfjvha1mc-gq5">
+            <w:hyperlink w:history="1" r:id="rIdv-r1xnl-yxmhgtt7cg7ea">
               <w:r>
                 <w:rPr>
                   <w:rFonts w:ascii="Arial" w:cs="Arial" w:eastAsia="Arial" w:hAnsi="Arial"/>
@@ -21362,7 +21362,7 @@
             <w:pPr>
               <w:spacing w:after="20" w:before="0"/>
             </w:pPr>
-            <w:hyperlink w:history="1" r:id="rIdg-dgzthmkpoyy71l-ibms">
+            <w:hyperlink w:history="1" r:id="rIdlbz1-c2l4c9wyc6ifcqby">
               <w:r>
                 <w:rPr>
                   <w:rFonts w:ascii="Arial" w:cs="Arial" w:eastAsia="Arial" w:hAnsi="Arial"/>
@@ -21395,7 +21395,7 @@
               <w:spacing w:after="10" w:before="0"/>
               <w:ind w:left="120"/>
             </w:pPr>
-            <w:hyperlink w:history="1" r:id="rIdgoe55ge-mvq9zeazou5_o">
+            <w:hyperlink w:history="1" r:id="rIdeibj3j1gbbbjf7by0whcj">
               <w:r>
                 <w:rPr>
                   <w:rFonts w:ascii="Arial" w:cs="Arial" w:eastAsia="Arial" w:hAnsi="Arial"/>
@@ -21440,7 +21440,7 @@
             <w:pPr>
               <w:spacing w:after="20" w:before="0"/>
             </w:pPr>
-            <w:hyperlink w:history="1" r:id="rIdygy8f8gnlzjjukt5wvcaz">
+            <w:hyperlink w:history="1" r:id="rIdvpltmdrmhulutmg3od6u-">
               <w:r>
                 <w:rPr>
                   <w:rFonts w:ascii="Arial" w:cs="Arial" w:eastAsia="Arial" w:hAnsi="Arial"/>
@@ -21473,7 +21473,7 @@
               <w:spacing w:after="10" w:before="0"/>
               <w:ind w:left="120"/>
             </w:pPr>
-            <w:hyperlink w:history="1" r:id="rIdgis87cinuodqkapiehge8">
+            <w:hyperlink w:history="1" r:id="rIdfm_86j-2_-iptwis3fitk">
               <w:r>
                 <w:rPr>
                   <w:rFonts w:ascii="Arial" w:cs="Arial" w:eastAsia="Arial" w:hAnsi="Arial"/>
@@ -21668,7 +21668,7 @@
             <w:pPr>
               <w:spacing w:after="20" w:before="0"/>
             </w:pPr>
-            <w:hyperlink w:history="1" r:id="rIdo7qtcg0kuete6sysakkbq">
+            <w:hyperlink w:history="1" r:id="rIdztxx7llf9kh2ua6cpirf5">
               <w:r>
                 <w:rPr>
                   <w:rFonts w:ascii="Arial" w:cs="Arial" w:eastAsia="Arial" w:hAnsi="Arial"/>
@@ -21701,7 +21701,7 @@
               <w:spacing w:after="10" w:before="0"/>
               <w:ind w:left="120"/>
             </w:pPr>
-            <w:hyperlink w:history="1" r:id="rIdxyarj1cia_mr4yzke9aho">
+            <w:hyperlink w:history="1" r:id="rIduyqrozm4-dalfz8-epyf4">
               <w:r>
                 <w:rPr>
                   <w:rFonts w:ascii="Arial" w:cs="Arial" w:eastAsia="Arial" w:hAnsi="Arial"/>
@@ -21746,7 +21746,7 @@
             <w:pPr>
               <w:spacing w:after="20" w:before="0"/>
             </w:pPr>
-            <w:hyperlink w:history="1" r:id="rIddl-f7nazkwlvgbqmxxpbh">
+            <w:hyperlink w:history="1" r:id="rId8xuabsjr1o64menj4sqq1">
               <w:r>
                 <w:rPr>
                   <w:rFonts w:ascii="Arial" w:cs="Arial" w:eastAsia="Arial" w:hAnsi="Arial"/>
@@ -21779,7 +21779,7 @@
               <w:spacing w:after="10" w:before="0"/>
               <w:ind w:left="120"/>
             </w:pPr>
-            <w:hyperlink w:history="1" r:id="rIds_xubayyug-c53s7xbu0a">
+            <w:hyperlink w:history="1" r:id="rIdizfszvknnz0jkredjypbo">
               <w:r>
                 <w:rPr>
                   <w:rFonts w:ascii="Arial" w:cs="Arial" w:eastAsia="Arial" w:hAnsi="Arial"/>
@@ -21974,7 +21974,7 @@
             <w:pPr>
               <w:spacing w:after="20" w:before="0"/>
             </w:pPr>
-            <w:hyperlink w:history="1" r:id="rIdalvjunt0lnldcn_e9gmkk">
+            <w:hyperlink w:history="1" r:id="rIdx-mkga-vqd4zgr_e4tm6h">
               <w:r>
                 <w:rPr>
                   <w:rFonts w:ascii="Arial" w:cs="Arial" w:eastAsia="Arial" w:hAnsi="Arial"/>
@@ -22007,7 +22007,7 @@
               <w:spacing w:after="10" w:before="0"/>
               <w:ind w:left="120"/>
             </w:pPr>
-            <w:hyperlink w:history="1" r:id="rIdestxfptzqf0lahwfz7peh">
+            <w:hyperlink w:history="1" r:id="rIdqd_vaeywwkow2lp-fdx0d">
               <w:r>
                 <w:rPr>
                   <w:rFonts w:ascii="Arial" w:cs="Arial" w:eastAsia="Arial" w:hAnsi="Arial"/>
@@ -22052,7 +22052,7 @@
             <w:pPr>
               <w:spacing w:after="20" w:before="0"/>
             </w:pPr>
-            <w:hyperlink w:history="1" r:id="rId2sq4fae56f9nvsq7cilav">
+            <w:hyperlink w:history="1" r:id="rId1hqyr-r1daak86lluiin_">
               <w:r>
                 <w:rPr>
                   <w:rFonts w:ascii="Arial" w:cs="Arial" w:eastAsia="Arial" w:hAnsi="Arial"/>
@@ -22085,7 +22085,7 @@
               <w:spacing w:after="10" w:before="0"/>
               <w:ind w:left="120"/>
             </w:pPr>
-            <w:hyperlink w:history="1" r:id="rIdlguyqe2ge6r82n-suuznz">
+            <w:hyperlink w:history="1" r:id="rId3u5qeds63rhhhzr_auydr">
               <w:r>
                 <w:rPr>
                   <w:rFonts w:ascii="Arial" w:cs="Arial" w:eastAsia="Arial" w:hAnsi="Arial"/>
@@ -23572,7 +23572,7 @@
             <w:pPr>
               <w:spacing w:after="20" w:before="0"/>
             </w:pPr>
-            <w:hyperlink w:history="1" r:id="rIdr9mc5nr2w9rjde93qvgio">
+            <w:hyperlink w:history="1" r:id="rIdgtmxjgqf6pmwu_ymeopsk">
               <w:r>
                 <w:rPr>
                   <w:rFonts w:ascii="Arial" w:cs="Arial" w:eastAsia="Arial" w:hAnsi="Arial"/>
@@ -23605,7 +23605,7 @@
               <w:spacing w:after="10" w:before="0"/>
               <w:ind w:left="120"/>
             </w:pPr>
-            <w:hyperlink w:history="1" r:id="rId7-u8e81gzvyjaxeci-gt3">
+            <w:hyperlink w:history="1" r:id="rIdndqmn491khnpcowqwdtkw">
               <w:r>
                 <w:rPr>
                   <w:rFonts w:ascii="Arial" w:cs="Arial" w:eastAsia="Arial" w:hAnsi="Arial"/>
@@ -23650,7 +23650,7 @@
             <w:pPr>
               <w:spacing w:after="20" w:before="0"/>
             </w:pPr>
-            <w:hyperlink w:history="1" r:id="rIdngskkuufitenptagpzz_w">
+            <w:hyperlink w:history="1" r:id="rIdnqxuqielsg9mwsgefkm_e">
               <w:r>
                 <w:rPr>
                   <w:rFonts w:ascii="Arial" w:cs="Arial" w:eastAsia="Arial" w:hAnsi="Arial"/>
@@ -23683,7 +23683,7 @@
               <w:spacing w:after="10" w:before="0"/>
               <w:ind w:left="120"/>
             </w:pPr>
-            <w:hyperlink w:history="1" r:id="rIdg6ynkaae1bxtq-trp6ke-">
+            <w:hyperlink w:history="1" r:id="rIdrofvun6opf4qkb5vr3zod">
               <w:r>
                 <w:rPr>
                   <w:rFonts w:ascii="Arial" w:cs="Arial" w:eastAsia="Arial" w:hAnsi="Arial"/>
@@ -23878,7 +23878,7 @@
             <w:pPr>
               <w:spacing w:after="20" w:before="0"/>
             </w:pPr>
-            <w:hyperlink w:history="1" r:id="rId31ypzbmpd5h_yoyopfsg0">
+            <w:hyperlink w:history="1" r:id="rId1y8kag0a7kvi1aibifzct">
               <w:r>
                 <w:rPr>
                   <w:rFonts w:ascii="Arial" w:cs="Arial" w:eastAsia="Arial" w:hAnsi="Arial"/>
@@ -23911,7 +23911,7 @@
               <w:spacing w:after="10" w:before="0"/>
               <w:ind w:left="120"/>
             </w:pPr>
-            <w:hyperlink w:history="1" r:id="rIdbal7beuurk7bgblpbea0f">
+            <w:hyperlink w:history="1" r:id="rIdeex9lye5z8-y7xpi-mtly">
               <w:r>
                 <w:rPr>
                   <w:rFonts w:ascii="Arial" w:cs="Arial" w:eastAsia="Arial" w:hAnsi="Arial"/>
@@ -23956,7 +23956,7 @@
             <w:pPr>
               <w:spacing w:after="20" w:before="0"/>
             </w:pPr>
-            <w:hyperlink w:history="1" r:id="rIdrzgqaqnwpkzsom46be7ed">
+            <w:hyperlink w:history="1" r:id="rIdfamkkgueq-r0jkzrcqens">
               <w:r>
                 <w:rPr>
                   <w:rFonts w:ascii="Arial" w:cs="Arial" w:eastAsia="Arial" w:hAnsi="Arial"/>
@@ -23989,7 +23989,7 @@
               <w:spacing w:after="10" w:before="0"/>
               <w:ind w:left="120"/>
             </w:pPr>
-            <w:hyperlink w:history="1" r:id="rIdp1v0q8qeednf_4h94ou2c">
+            <w:hyperlink w:history="1" r:id="rIddkndzzylealocpasu4tgx">
               <w:r>
                 <w:rPr>
                   <w:rFonts w:ascii="Arial" w:cs="Arial" w:eastAsia="Arial" w:hAnsi="Arial"/>
@@ -24184,7 +24184,7 @@
             <w:pPr>
               <w:spacing w:after="20" w:before="0"/>
             </w:pPr>
-            <w:hyperlink w:history="1" r:id="rIdasviib1jxhgs5gkq6bnp5">
+            <w:hyperlink w:history="1" r:id="rIdsickhjmykpopnqa0cvsxp">
               <w:r>
                 <w:rPr>
                   <w:rFonts w:ascii="Arial" w:cs="Arial" w:eastAsia="Arial" w:hAnsi="Arial"/>
@@ -24217,7 +24217,7 @@
               <w:spacing w:after="10" w:before="0"/>
               <w:ind w:left="120"/>
             </w:pPr>
-            <w:hyperlink w:history="1" r:id="rIdn2dtiorj61cbx2awxda0j">
+            <w:hyperlink w:history="1" r:id="rIdz3xnrtgmd4kt95yo_9_ry">
               <w:r>
                 <w:rPr>
                   <w:rFonts w:ascii="Arial" w:cs="Arial" w:eastAsia="Arial" w:hAnsi="Arial"/>
@@ -24262,7 +24262,7 @@
             <w:pPr>
               <w:spacing w:after="20" w:before="0"/>
             </w:pPr>
-            <w:hyperlink w:history="1" r:id="rIdmxq7cwixzjibwymqkkdtp">
+            <w:hyperlink w:history="1" r:id="rIdsommpxhlk5emdsu6krlmh">
               <w:r>
                 <w:rPr>
                   <w:rFonts w:ascii="Arial" w:cs="Arial" w:eastAsia="Arial" w:hAnsi="Arial"/>
@@ -24295,7 +24295,7 @@
               <w:spacing w:after="10" w:before="0"/>
               <w:ind w:left="120"/>
             </w:pPr>
-            <w:hyperlink w:history="1" r:id="rId6yspcty7uhbslsusthuyl">
+            <w:hyperlink w:history="1" r:id="rIdc_iom57_hrgsiei3gug6u">
               <w:r>
                 <w:rPr>
                   <w:rFonts w:ascii="Arial" w:cs="Arial" w:eastAsia="Arial" w:hAnsi="Arial"/>
@@ -24490,7 +24490,7 @@
             <w:pPr>
               <w:spacing w:after="20" w:before="0"/>
             </w:pPr>
-            <w:hyperlink w:history="1" r:id="rIdc6gpw8dnnwqwrrbjcj2m4">
+            <w:hyperlink w:history="1" r:id="rIdrn2y7iwjzaw7g6kgpikhc">
               <w:r>
                 <w:rPr>
                   <w:rFonts w:ascii="Arial" w:cs="Arial" w:eastAsia="Arial" w:hAnsi="Arial"/>
@@ -24523,7 +24523,7 @@
               <w:spacing w:after="10" w:before="0"/>
               <w:ind w:left="120"/>
             </w:pPr>
-            <w:hyperlink w:history="1" r:id="rId7sstuqg2evexf56-vltla">
+            <w:hyperlink w:history="1" r:id="rIdsuyshgjycolh-6wagboxm">
               <w:r>
                 <w:rPr>
                   <w:rFonts w:ascii="Arial" w:cs="Arial" w:eastAsia="Arial" w:hAnsi="Arial"/>
@@ -24568,7 +24568,7 @@
             <w:pPr>
               <w:spacing w:after="20" w:before="0"/>
             </w:pPr>
-            <w:hyperlink w:history="1" r:id="rIdxgwgqjfnyb_vkjz6r4b5i">
+            <w:hyperlink w:history="1" r:id="rIdyltrdsllpyhnamux7veil">
               <w:r>
                 <w:rPr>
                   <w:rFonts w:ascii="Arial" w:cs="Arial" w:eastAsia="Arial" w:hAnsi="Arial"/>
@@ -24601,7 +24601,7 @@
               <w:spacing w:after="10" w:before="0"/>
               <w:ind w:left="120"/>
             </w:pPr>
-            <w:hyperlink w:history="1" r:id="rIdfiw4cgdfamid0ucjyrjyw">
+            <w:hyperlink w:history="1" r:id="rId1awzoyel3qxws40oyboto">
               <w:r>
                 <w:rPr>
                   <w:rFonts w:ascii="Arial" w:cs="Arial" w:eastAsia="Arial" w:hAnsi="Arial"/>
@@ -24796,7 +24796,7 @@
             <w:pPr>
               <w:spacing w:after="20" w:before="0"/>
             </w:pPr>
-            <w:hyperlink w:history="1" r:id="rIdhsra2akbvlpyx6iyilvch">
+            <w:hyperlink w:history="1" r:id="rIdvvvhgmaiymrtrxuf4m9oi">
               <w:r>
                 <w:rPr>
                   <w:rFonts w:ascii="Arial" w:cs="Arial" w:eastAsia="Arial" w:hAnsi="Arial"/>
@@ -24829,7 +24829,7 @@
               <w:spacing w:after="10" w:before="0"/>
               <w:ind w:left="120"/>
             </w:pPr>
-            <w:hyperlink w:history="1" r:id="rId5dnmewxfs1apgb1_tzbde">
+            <w:hyperlink w:history="1" r:id="rId2egbybrwbrvq5wyhnqikx">
               <w:r>
                 <w:rPr>
                   <w:rFonts w:ascii="Arial" w:cs="Arial" w:eastAsia="Arial" w:hAnsi="Arial"/>
@@ -24874,7 +24874,7 @@
             <w:pPr>
               <w:spacing w:after="20" w:before="0"/>
             </w:pPr>
-            <w:hyperlink w:history="1" r:id="rIdbbkd_0tfhjocgwz14oi3n">
+            <w:hyperlink w:history="1" r:id="rIdpgdq02_jinxaejocbytyj">
               <w:r>
                 <w:rPr>
                   <w:rFonts w:ascii="Arial" w:cs="Arial" w:eastAsia="Arial" w:hAnsi="Arial"/>
@@ -24907,7 +24907,7 @@
               <w:spacing w:after="10" w:before="0"/>
               <w:ind w:left="120"/>
             </w:pPr>
-            <w:hyperlink w:history="1" r:id="rIds3u4huv0rinm9o9liqa64">
+            <w:hyperlink w:history="1" r:id="rIdw6atsd20tmjnffszhatjw">
               <w:r>
                 <w:rPr>
                   <w:rFonts w:ascii="Arial" w:cs="Arial" w:eastAsia="Arial" w:hAnsi="Arial"/>
@@ -26394,7 +26394,7 @@
             <w:pPr>
               <w:spacing w:after="20" w:before="0"/>
             </w:pPr>
-            <w:hyperlink w:history="1" r:id="rIdfaodahs8kxjgojpej9kom">
+            <w:hyperlink w:history="1" r:id="rId_ejil-rsf4zwa-zpccgoa">
               <w:r>
                 <w:rPr>
                   <w:rFonts w:ascii="Arial" w:cs="Arial" w:eastAsia="Arial" w:hAnsi="Arial"/>
@@ -26427,7 +26427,7 @@
               <w:spacing w:after="10" w:before="0"/>
               <w:ind w:left="120"/>
             </w:pPr>
-            <w:hyperlink w:history="1" r:id="rIdiap4t6l_vtmzvmynh1p1p">
+            <w:hyperlink w:history="1" r:id="rIdrgygzadaevlrqhgol9oan">
               <w:r>
                 <w:rPr>
                   <w:rFonts w:ascii="Arial" w:cs="Arial" w:eastAsia="Arial" w:hAnsi="Arial"/>
@@ -26472,7 +26472,7 @@
             <w:pPr>
               <w:spacing w:after="20" w:before="0"/>
             </w:pPr>
-            <w:hyperlink w:history="1" r:id="rIda2mdxkifwgxgeuig6vq1o">
+            <w:hyperlink w:history="1" r:id="rIdpq_zdkjrb8nskeq0b3vlr">
               <w:r>
                 <w:rPr>
                   <w:rFonts w:ascii="Arial" w:cs="Arial" w:eastAsia="Arial" w:hAnsi="Arial"/>
@@ -26505,7 +26505,7 @@
               <w:spacing w:after="10" w:before="0"/>
               <w:ind w:left="120"/>
             </w:pPr>
-            <w:hyperlink w:history="1" r:id="rIdjnyssn-fnmcbdgf34rl4w">
+            <w:hyperlink w:history="1" r:id="rIdas_pdhvsgb0hzrgz_d3jt">
               <w:r>
                 <w:rPr>
                   <w:rFonts w:ascii="Arial" w:cs="Arial" w:eastAsia="Arial" w:hAnsi="Arial"/>
@@ -26700,7 +26700,7 @@
             <w:pPr>
               <w:spacing w:after="20" w:before="0"/>
             </w:pPr>
-            <w:hyperlink w:history="1" r:id="rIdoc1x74ra99yirxnwd1ebn">
+            <w:hyperlink w:history="1" r:id="rIdsx68wpi52jjizn-tpoawb">
               <w:r>
                 <w:rPr>
                   <w:rFonts w:ascii="Arial" w:cs="Arial" w:eastAsia="Arial" w:hAnsi="Arial"/>
@@ -26733,7 +26733,7 @@
               <w:spacing w:after="10" w:before="0"/>
               <w:ind w:left="120"/>
             </w:pPr>
-            <w:hyperlink w:history="1" r:id="rIdgyfblbi6p-iqd-3l1ls_e">
+            <w:hyperlink w:history="1" r:id="rIdj4ksctjxoclzo4kalsalr">
               <w:r>
                 <w:rPr>
                   <w:rFonts w:ascii="Arial" w:cs="Arial" w:eastAsia="Arial" w:hAnsi="Arial"/>
@@ -26778,7 +26778,7 @@
             <w:pPr>
               <w:spacing w:after="20" w:before="0"/>
             </w:pPr>
-            <w:hyperlink w:history="1" r:id="rIdxrdtgzievta-cnofwka7t">
+            <w:hyperlink w:history="1" r:id="rIdpyrsudtdlsnxl84zq_qsa">
               <w:r>
                 <w:rPr>
                   <w:rFonts w:ascii="Arial" w:cs="Arial" w:eastAsia="Arial" w:hAnsi="Arial"/>
@@ -26811,7 +26811,7 @@
               <w:spacing w:after="10" w:before="0"/>
               <w:ind w:left="120"/>
             </w:pPr>
-            <w:hyperlink w:history="1" r:id="rIdncv-yxq2gnhki73r8r5fn">
+            <w:hyperlink w:history="1" r:id="rIdxcoe4spka277onb6vhpkr">
               <w:r>
                 <w:rPr>
                   <w:rFonts w:ascii="Arial" w:cs="Arial" w:eastAsia="Arial" w:hAnsi="Arial"/>
@@ -27006,7 +27006,7 @@
             <w:pPr>
               <w:spacing w:after="20" w:before="0"/>
             </w:pPr>
-            <w:hyperlink w:history="1" r:id="rIdq9-vn5gtqz1f8f0t9dar8">
+            <w:hyperlink w:history="1" r:id="rIdkmistxygxbbcb9p3a2z82">
               <w:r>
                 <w:rPr>
                   <w:rFonts w:ascii="Arial" w:cs="Arial" w:eastAsia="Arial" w:hAnsi="Arial"/>
@@ -27039,7 +27039,7 @@
               <w:spacing w:after="10" w:before="0"/>
               <w:ind w:left="120"/>
             </w:pPr>
-            <w:hyperlink w:history="1" r:id="rIdqadjxtueejqseple1ak0y">
+            <w:hyperlink w:history="1" r:id="rIdcyl7klcyhrioqxiinfcxg">
               <w:r>
                 <w:rPr>
                   <w:rFonts w:ascii="Arial" w:cs="Arial" w:eastAsia="Arial" w:hAnsi="Arial"/>
@@ -27084,7 +27084,7 @@
             <w:pPr>
               <w:spacing w:after="20" w:before="0"/>
             </w:pPr>
-            <w:hyperlink w:history="1" r:id="rIdde9jj_6z74ro2d8w7itmv">
+            <w:hyperlink w:history="1" r:id="rIdpnb_1udg9qhr-o8kh-4c_">
               <w:r>
                 <w:rPr>
                   <w:rFonts w:ascii="Arial" w:cs="Arial" w:eastAsia="Arial" w:hAnsi="Arial"/>
@@ -27117,7 +27117,7 @@
               <w:spacing w:after="10" w:before="0"/>
               <w:ind w:left="120"/>
             </w:pPr>
-            <w:hyperlink w:history="1" r:id="rIddyyi6qb30pqcwzqqq8mi3">
+            <w:hyperlink w:history="1" r:id="rIdgdtwza3ft4_5_ynufsgm7">
               <w:r>
                 <w:rPr>
                   <w:rFonts w:ascii="Arial" w:cs="Arial" w:eastAsia="Arial" w:hAnsi="Arial"/>
@@ -27312,7 +27312,7 @@
             <w:pPr>
               <w:spacing w:after="20" w:before="0"/>
             </w:pPr>
-            <w:hyperlink w:history="1" r:id="rIdimmciy8tl2ikwnzeknazv">
+            <w:hyperlink w:history="1" r:id="rId-mqg14jjyhhzhlz4xecya">
               <w:r>
                 <w:rPr>
                   <w:rFonts w:ascii="Arial" w:cs="Arial" w:eastAsia="Arial" w:hAnsi="Arial"/>
@@ -27345,7 +27345,7 @@
               <w:spacing w:after="10" w:before="0"/>
               <w:ind w:left="120"/>
             </w:pPr>
-            <w:hyperlink w:history="1" r:id="rIdjkc5r4zd5z4lyjkafifez">
+            <w:hyperlink w:history="1" r:id="rIdqc4trrtf6yrgfx3vl548n">
               <w:r>
                 <w:rPr>
                   <w:rFonts w:ascii="Arial" w:cs="Arial" w:eastAsia="Arial" w:hAnsi="Arial"/>
@@ -27390,7 +27390,7 @@
             <w:pPr>
               <w:spacing w:after="20" w:before="0"/>
             </w:pPr>
-            <w:hyperlink w:history="1" r:id="rIdyvwekzhhwtnt__zxuydys">
+            <w:hyperlink w:history="1" r:id="rIdn3uzltmtzjwkjlc0nkvhy">
               <w:r>
                 <w:rPr>
                   <w:rFonts w:ascii="Arial" w:cs="Arial" w:eastAsia="Arial" w:hAnsi="Arial"/>
@@ -27423,7 +27423,7 @@
               <w:spacing w:after="10" w:before="0"/>
               <w:ind w:left="120"/>
             </w:pPr>
-            <w:hyperlink w:history="1" r:id="rIdsu9cfx00ryxfz9m80obr3">
+            <w:hyperlink w:history="1" r:id="rIdcuylxfqvriyl55apr9snr">
               <w:r>
                 <w:rPr>
                   <w:rFonts w:ascii="Arial" w:cs="Arial" w:eastAsia="Arial" w:hAnsi="Arial"/>
@@ -27618,7 +27618,7 @@
             <w:pPr>
               <w:spacing w:after="20" w:before="0"/>
             </w:pPr>
-            <w:hyperlink w:history="1" r:id="rIdtduh2gzjgbxomohmv917i">
+            <w:hyperlink w:history="1" r:id="rIdkt1c5e0_owb9kjx7-ihgt">
               <w:r>
                 <w:rPr>
                   <w:rFonts w:ascii="Arial" w:cs="Arial" w:eastAsia="Arial" w:hAnsi="Arial"/>
@@ -27651,7 +27651,7 @@
               <w:spacing w:after="10" w:before="0"/>
               <w:ind w:left="120"/>
             </w:pPr>
-            <w:hyperlink w:history="1" r:id="rId5zt2wvv6ixnpqgy6dawzu">
+            <w:hyperlink w:history="1" r:id="rIdycsewgbhkv8e2-iahaal9">
               <w:r>
                 <w:rPr>
                   <w:rFonts w:ascii="Arial" w:cs="Arial" w:eastAsia="Arial" w:hAnsi="Arial"/>
@@ -27696,7 +27696,7 @@
             <w:pPr>
               <w:spacing w:after="20" w:before="0"/>
             </w:pPr>
-            <w:hyperlink w:history="1" r:id="rIdf9ccs3izxnf3jly4spgz5">
+            <w:hyperlink w:history="1" r:id="rIdu38yoajpoksgrbozul1qo">
               <w:r>
                 <w:rPr>
                   <w:rFonts w:ascii="Arial" w:cs="Arial" w:eastAsia="Arial" w:hAnsi="Arial"/>
@@ -27729,7 +27729,7 @@
               <w:spacing w:after="10" w:before="0"/>
               <w:ind w:left="120"/>
             </w:pPr>
-            <w:hyperlink w:history="1" r:id="rIddtaq-la6coggctnkewusj">
+            <w:hyperlink w:history="1" r:id="rIdpab0rjck05k93hnr3bnpw">
               <w:r>
                 <w:rPr>
                   <w:rFonts w:ascii="Arial" w:cs="Arial" w:eastAsia="Arial" w:hAnsi="Arial"/>

--- a/data/outputs/v2/Maths/SS4.2_Probability_I/Mathematics_Probability_I_CBE_LessonSequence.docx
+++ b/data/outputs/v2/Maths/SS4.2_Probability_I/Mathematics_Probability_I_CBE_LessonSequence.docx
@@ -3362,7 +3362,7 @@
             <w:pPr>
               <w:spacing w:after="20" w:before="0"/>
             </w:pPr>
-            <w:hyperlink w:history="1" r:id="rIds1fla9dbrbayvns2zzmjs">
+            <w:hyperlink w:history="1" r:id="rId_lt7bcvhxwi980zpyxhti">
               <w:r>
                 <w:rPr>
                   <w:rFonts w:ascii="Arial" w:cs="Arial" w:eastAsia="Arial" w:hAnsi="Arial"/>
@@ -3395,7 +3395,7 @@
               <w:spacing w:after="10" w:before="0"/>
               <w:ind w:left="120"/>
             </w:pPr>
-            <w:hyperlink w:history="1" r:id="rIdexzacfe0w20a9hfwepmbo">
+            <w:hyperlink w:history="1" r:id="rIdyetrizeghlipnzu_-4q6d">
               <w:r>
                 <w:rPr>
                   <w:rFonts w:ascii="Arial" w:cs="Arial" w:eastAsia="Arial" w:hAnsi="Arial"/>
@@ -3440,7 +3440,7 @@
             <w:pPr>
               <w:spacing w:after="20" w:before="0"/>
             </w:pPr>
-            <w:hyperlink w:history="1" r:id="rIdtbjzddqimx_mbqno1jz0a">
+            <w:hyperlink w:history="1" r:id="rIdvqudprsmesmptq1-fcxwk">
               <w:r>
                 <w:rPr>
                   <w:rFonts w:ascii="Arial" w:cs="Arial" w:eastAsia="Arial" w:hAnsi="Arial"/>
@@ -3473,7 +3473,7 @@
               <w:spacing w:after="10" w:before="0"/>
               <w:ind w:left="120"/>
             </w:pPr>
-            <w:hyperlink w:history="1" r:id="rIdyhewig-bcaz6nkyqdzuna">
+            <w:hyperlink w:history="1" r:id="rId_ju5pc0nfq7a3yofucavu">
               <w:r>
                 <w:rPr>
                   <w:rFonts w:ascii="Arial" w:cs="Arial" w:eastAsia="Arial" w:hAnsi="Arial"/>
@@ -3763,7 +3763,7 @@
             <w:pPr>
               <w:spacing w:after="20" w:before="0"/>
             </w:pPr>
-            <w:hyperlink w:history="1" r:id="rIdm2dlnmak2tm8ud_g8onl_">
+            <w:hyperlink w:history="1" r:id="rIdzze7mkk5e6ax0teehi7z1">
               <w:r>
                 <w:rPr>
                   <w:rFonts w:ascii="Arial" w:cs="Arial" w:eastAsia="Arial" w:hAnsi="Arial"/>
@@ -3796,7 +3796,7 @@
               <w:spacing w:after="10" w:before="0"/>
               <w:ind w:left="120"/>
             </w:pPr>
-            <w:hyperlink w:history="1" r:id="rIdoom78ut8b6ctitqws-qhe">
+            <w:hyperlink w:history="1" r:id="rIdsdfee_zuwgtszjmlet6vg">
               <w:r>
                 <w:rPr>
                   <w:rFonts w:ascii="Arial" w:cs="Arial" w:eastAsia="Arial" w:hAnsi="Arial"/>
@@ -3841,7 +3841,7 @@
             <w:pPr>
               <w:spacing w:after="20" w:before="0"/>
             </w:pPr>
-            <w:hyperlink w:history="1" r:id="rIdm8w2brjdacrngja63qsjq">
+            <w:hyperlink w:history="1" r:id="rIdky2nxbueoevjzbvdtga6u">
               <w:r>
                 <w:rPr>
                   <w:rFonts w:ascii="Arial" w:cs="Arial" w:eastAsia="Arial" w:hAnsi="Arial"/>
@@ -3874,7 +3874,7 @@
               <w:spacing w:after="10" w:before="0"/>
               <w:ind w:left="120"/>
             </w:pPr>
-            <w:hyperlink w:history="1" r:id="rIdyjnbzfosqhr6ihsbeuaof">
+            <w:hyperlink w:history="1" r:id="rId9r2eexqo8jeod4f7_nbfx">
               <w:r>
                 <w:rPr>
                   <w:rFonts w:ascii="Arial" w:cs="Arial" w:eastAsia="Arial" w:hAnsi="Arial"/>
@@ -4183,7 +4183,7 @@
             <w:pPr>
               <w:spacing w:after="20" w:before="0"/>
             </w:pPr>
-            <w:hyperlink w:history="1" r:id="rIdjmctjd12fl7hfzj0yryxx">
+            <w:hyperlink w:history="1" r:id="rIdtxlihvvom9xoa0xvr0xle">
               <w:r>
                 <w:rPr>
                   <w:rFonts w:ascii="Arial" w:cs="Arial" w:eastAsia="Arial" w:hAnsi="Arial"/>
@@ -4216,7 +4216,7 @@
               <w:spacing w:after="10" w:before="0"/>
               <w:ind w:left="120"/>
             </w:pPr>
-            <w:hyperlink w:history="1" r:id="rIdk5sdr31i6dyivtmqgl2op">
+            <w:hyperlink w:history="1" r:id="rId2kbwbcthxgh5-agobogif">
               <w:r>
                 <w:rPr>
                   <w:rFonts w:ascii="Arial" w:cs="Arial" w:eastAsia="Arial" w:hAnsi="Arial"/>
@@ -4261,7 +4261,7 @@
             <w:pPr>
               <w:spacing w:after="20" w:before="0"/>
             </w:pPr>
-            <w:hyperlink w:history="1" r:id="rId0a4u2wryyfl8ylu8tjru5">
+            <w:hyperlink w:history="1" r:id="rIddqoi1h_oxoqgnp3z26nta">
               <w:r>
                 <w:rPr>
                   <w:rFonts w:ascii="Arial" w:cs="Arial" w:eastAsia="Arial" w:hAnsi="Arial"/>
@@ -4294,7 +4294,7 @@
               <w:spacing w:after="10" w:before="0"/>
               <w:ind w:left="120"/>
             </w:pPr>
-            <w:hyperlink w:history="1" r:id="rIdvslkgoex4dzj1hibrkxtk">
+            <w:hyperlink w:history="1" r:id="rIdyf-fdbwzb3zqnrhgrm1i9">
               <w:r>
                 <w:rPr>
                   <w:rFonts w:ascii="Arial" w:cs="Arial" w:eastAsia="Arial" w:hAnsi="Arial"/>
@@ -4565,7 +4565,7 @@
             <w:pPr>
               <w:spacing w:after="20" w:before="0"/>
             </w:pPr>
-            <w:hyperlink w:history="1" r:id="rId-ajmtbsvtwggvrfg9bolw">
+            <w:hyperlink w:history="1" r:id="rIdu1wep3yjlk-yloys351g9">
               <w:r>
                 <w:rPr>
                   <w:rFonts w:ascii="Arial" w:cs="Arial" w:eastAsia="Arial" w:hAnsi="Arial"/>
@@ -4598,7 +4598,7 @@
               <w:spacing w:after="10" w:before="0"/>
               <w:ind w:left="120"/>
             </w:pPr>
-            <w:hyperlink w:history="1" r:id="rIdfetvopr55oyphbcwug6f2">
+            <w:hyperlink w:history="1" r:id="rIdxfrnabmrxuchio-dod813">
               <w:r>
                 <w:rPr>
                   <w:rFonts w:ascii="Arial" w:cs="Arial" w:eastAsia="Arial" w:hAnsi="Arial"/>
@@ -4643,7 +4643,7 @@
             <w:pPr>
               <w:spacing w:after="20" w:before="0"/>
             </w:pPr>
-            <w:hyperlink w:history="1" r:id="rIdnc7trox_1qe7igq5j_tfi">
+            <w:hyperlink w:history="1" r:id="rIdilii70rg81k2fvotpzuaj">
               <w:r>
                 <w:rPr>
                   <w:rFonts w:ascii="Arial" w:cs="Arial" w:eastAsia="Arial" w:hAnsi="Arial"/>
@@ -4676,7 +4676,7 @@
               <w:spacing w:after="10" w:before="0"/>
               <w:ind w:left="120"/>
             </w:pPr>
-            <w:hyperlink w:history="1" r:id="rIdg7iofrkoe45x4cy8s4ghj">
+            <w:hyperlink w:history="1" r:id="rIdb-7hdihpjfk7robvsiwds">
               <w:r>
                 <w:rPr>
                   <w:rFonts w:ascii="Arial" w:cs="Arial" w:eastAsia="Arial" w:hAnsi="Arial"/>
@@ -4947,7 +4947,7 @@
             <w:pPr>
               <w:spacing w:after="20" w:before="0"/>
             </w:pPr>
-            <w:hyperlink w:history="1" r:id="rIdkn7ucjletlvwhacodqx-7">
+            <w:hyperlink w:history="1" r:id="rIdwlvgsscydixjdyyexf_lc">
               <w:r>
                 <w:rPr>
                   <w:rFonts w:ascii="Arial" w:cs="Arial" w:eastAsia="Arial" w:hAnsi="Arial"/>
@@ -4980,7 +4980,7 @@
               <w:spacing w:after="10" w:before="0"/>
               <w:ind w:left="120"/>
             </w:pPr>
-            <w:hyperlink w:history="1" r:id="rIdtlwyt5fj0ouzoa6frxt4j">
+            <w:hyperlink w:history="1" r:id="rIde67gy9taen8shtpkhyefi">
               <w:r>
                 <w:rPr>
                   <w:rFonts w:ascii="Arial" w:cs="Arial" w:eastAsia="Arial" w:hAnsi="Arial"/>
@@ -5025,7 +5025,7 @@
             <w:pPr>
               <w:spacing w:after="20" w:before="0"/>
             </w:pPr>
-            <w:hyperlink w:history="1" r:id="rId3begrbtlp7nz5u3hhozmt">
+            <w:hyperlink w:history="1" r:id="rId8r0titjtgo5ux9urkosik">
               <w:r>
                 <w:rPr>
                   <w:rFonts w:ascii="Arial" w:cs="Arial" w:eastAsia="Arial" w:hAnsi="Arial"/>
@@ -5058,7 +5058,7 @@
               <w:spacing w:after="10" w:before="0"/>
               <w:ind w:left="120"/>
             </w:pPr>
-            <w:hyperlink w:history="1" r:id="rIdwumrxccwdtfpgqzpmctpm">
+            <w:hyperlink w:history="1" r:id="rIdgencpmcyjalc6_mjlwmgs">
               <w:r>
                 <w:rPr>
                   <w:rFonts w:ascii="Arial" w:cs="Arial" w:eastAsia="Arial" w:hAnsi="Arial"/>
@@ -6640,7 +6640,7 @@
             <w:pPr>
               <w:spacing w:after="20" w:before="0"/>
             </w:pPr>
-            <w:hyperlink w:history="1" r:id="rId00_sqnveb0gorbgk1vaxt">
+            <w:hyperlink w:history="1" r:id="rIdeex3wgrxfl87jr1ngyp3i">
               <w:r>
                 <w:rPr>
                   <w:rFonts w:ascii="Arial" w:cs="Arial" w:eastAsia="Arial" w:hAnsi="Arial"/>
@@ -6673,7 +6673,7 @@
               <w:spacing w:after="10" w:before="0"/>
               <w:ind w:left="120"/>
             </w:pPr>
-            <w:hyperlink w:history="1" r:id="rIdspx99_k4_rjsqjwdhopyx">
+            <w:hyperlink w:history="1" r:id="rIdyqayrf-j7puu4iqoag3_t">
               <w:r>
                 <w:rPr>
                   <w:rFonts w:ascii="Arial" w:cs="Arial" w:eastAsia="Arial" w:hAnsi="Arial"/>
@@ -6718,7 +6718,7 @@
             <w:pPr>
               <w:spacing w:after="20" w:before="0"/>
             </w:pPr>
-            <w:hyperlink w:history="1" r:id="rIdupwlf_nztdtlgcq7n-lxy">
+            <w:hyperlink w:history="1" r:id="rIdey3mnklgxxqgnmkkqbo0z">
               <w:r>
                 <w:rPr>
                   <w:rFonts w:ascii="Arial" w:cs="Arial" w:eastAsia="Arial" w:hAnsi="Arial"/>
@@ -6751,7 +6751,7 @@
               <w:spacing w:after="10" w:before="0"/>
               <w:ind w:left="120"/>
             </w:pPr>
-            <w:hyperlink w:history="1" r:id="rIdjyqbf9914jpbz98jvzl5t">
+            <w:hyperlink w:history="1" r:id="rIdc4mdljlmqgiahavfzyvwj">
               <w:r>
                 <w:rPr>
                   <w:rFonts w:ascii="Arial" w:cs="Arial" w:eastAsia="Arial" w:hAnsi="Arial"/>
@@ -6946,7 +6946,7 @@
             <w:pPr>
               <w:spacing w:after="20" w:before="0"/>
             </w:pPr>
-            <w:hyperlink w:history="1" r:id="rIdqvqqdyht_36cgq2dtdvxs">
+            <w:hyperlink w:history="1" r:id="rIdoby-a0lv-nn97psfpfvqu">
               <w:r>
                 <w:rPr>
                   <w:rFonts w:ascii="Arial" w:cs="Arial" w:eastAsia="Arial" w:hAnsi="Arial"/>
@@ -6979,7 +6979,7 @@
               <w:spacing w:after="10" w:before="0"/>
               <w:ind w:left="120"/>
             </w:pPr>
-            <w:hyperlink w:history="1" r:id="rIdlaxfr3v_5h_ssd9gckupf">
+            <w:hyperlink w:history="1" r:id="rIdd6eag48eeoq0llxj8qhuq">
               <w:r>
                 <w:rPr>
                   <w:rFonts w:ascii="Arial" w:cs="Arial" w:eastAsia="Arial" w:hAnsi="Arial"/>
@@ -7024,7 +7024,7 @@
             <w:pPr>
               <w:spacing w:after="20" w:before="0"/>
             </w:pPr>
-            <w:hyperlink w:history="1" r:id="rIdi-8rphuqtp9hxvwandlvh">
+            <w:hyperlink w:history="1" r:id="rId3x02hayf45qrkqgvbolzd">
               <w:r>
                 <w:rPr>
                   <w:rFonts w:ascii="Arial" w:cs="Arial" w:eastAsia="Arial" w:hAnsi="Arial"/>
@@ -7057,7 +7057,7 @@
               <w:spacing w:after="10" w:before="0"/>
               <w:ind w:left="120"/>
             </w:pPr>
-            <w:hyperlink w:history="1" r:id="rId4pzove8vnaz9weq92wbk9">
+            <w:hyperlink w:history="1" r:id="rIdiebgcg1trowzebrosv9yu">
               <w:r>
                 <w:rPr>
                   <w:rFonts w:ascii="Arial" w:cs="Arial" w:eastAsia="Arial" w:hAnsi="Arial"/>
@@ -7252,7 +7252,7 @@
             <w:pPr>
               <w:spacing w:after="20" w:before="0"/>
             </w:pPr>
-            <w:hyperlink w:history="1" r:id="rIdl_mmhn6hmprdv3mlgshgs">
+            <w:hyperlink w:history="1" r:id="rIdbma2fropcns3pkfzqkaar">
               <w:r>
                 <w:rPr>
                   <w:rFonts w:ascii="Arial" w:cs="Arial" w:eastAsia="Arial" w:hAnsi="Arial"/>
@@ -7285,7 +7285,7 @@
               <w:spacing w:after="10" w:before="0"/>
               <w:ind w:left="120"/>
             </w:pPr>
-            <w:hyperlink w:history="1" r:id="rIdin1fa74memadydppche2t">
+            <w:hyperlink w:history="1" r:id="rId3zkdrfofvlngaakeeb5lb">
               <w:r>
                 <w:rPr>
                   <w:rFonts w:ascii="Arial" w:cs="Arial" w:eastAsia="Arial" w:hAnsi="Arial"/>
@@ -7330,7 +7330,7 @@
             <w:pPr>
               <w:spacing w:after="20" w:before="0"/>
             </w:pPr>
-            <w:hyperlink w:history="1" r:id="rIdpyrnijjlpogqvxb_ylhlr">
+            <w:hyperlink w:history="1" r:id="rId1gkkvxnm3re0unnrf_yn8">
               <w:r>
                 <w:rPr>
                   <w:rFonts w:ascii="Arial" w:cs="Arial" w:eastAsia="Arial" w:hAnsi="Arial"/>
@@ -7363,7 +7363,7 @@
               <w:spacing w:after="10" w:before="0"/>
               <w:ind w:left="120"/>
             </w:pPr>
-            <w:hyperlink w:history="1" r:id="rIdzhhtuo75r9nrrnowiwdda">
+            <w:hyperlink w:history="1" r:id="rIdb9o5tbgxxjeb88e4qhmxj">
               <w:r>
                 <w:rPr>
                   <w:rFonts w:ascii="Arial" w:cs="Arial" w:eastAsia="Arial" w:hAnsi="Arial"/>
@@ -7558,7 +7558,7 @@
             <w:pPr>
               <w:spacing w:after="20" w:before="0"/>
             </w:pPr>
-            <w:hyperlink w:history="1" r:id="rIdqbbe0t5-1hob8xvnm8ajm">
+            <w:hyperlink w:history="1" r:id="rIdanmy03lhwaad4ni5cnzbh">
               <w:r>
                 <w:rPr>
                   <w:rFonts w:ascii="Arial" w:cs="Arial" w:eastAsia="Arial" w:hAnsi="Arial"/>
@@ -7591,7 +7591,7 @@
               <w:spacing w:after="10" w:before="0"/>
               <w:ind w:left="120"/>
             </w:pPr>
-            <w:hyperlink w:history="1" r:id="rId-tizctizpisubt_yihy_p">
+            <w:hyperlink w:history="1" r:id="rIdfakkdyhuaxn6ezhsj827l">
               <w:r>
                 <w:rPr>
                   <w:rFonts w:ascii="Arial" w:cs="Arial" w:eastAsia="Arial" w:hAnsi="Arial"/>
@@ -7636,7 +7636,7 @@
             <w:pPr>
               <w:spacing w:after="20" w:before="0"/>
             </w:pPr>
-            <w:hyperlink w:history="1" r:id="rIdgcf1tely5wryloodj5uqc">
+            <w:hyperlink w:history="1" r:id="rId4iogemq9ss_xnaghmjekg">
               <w:r>
                 <w:rPr>
                   <w:rFonts w:ascii="Arial" w:cs="Arial" w:eastAsia="Arial" w:hAnsi="Arial"/>
@@ -7669,7 +7669,7 @@
               <w:spacing w:after="10" w:before="0"/>
               <w:ind w:left="120"/>
             </w:pPr>
-            <w:hyperlink w:history="1" r:id="rIdvxmutoaeg5ugrus7tktqa">
+            <w:hyperlink w:history="1" r:id="rIdquwhjnmzuamz5p4qkluz8">
               <w:r>
                 <w:rPr>
                   <w:rFonts w:ascii="Arial" w:cs="Arial" w:eastAsia="Arial" w:hAnsi="Arial"/>
@@ -7864,7 +7864,7 @@
             <w:pPr>
               <w:spacing w:after="20" w:before="0"/>
             </w:pPr>
-            <w:hyperlink w:history="1" r:id="rIdqp0pgvkmot2nt2hlwbhkn">
+            <w:hyperlink w:history="1" r:id="rIdg3fmzt32tmzavgugfbqnd">
               <w:r>
                 <w:rPr>
                   <w:rFonts w:ascii="Arial" w:cs="Arial" w:eastAsia="Arial" w:hAnsi="Arial"/>
@@ -7897,7 +7897,7 @@
               <w:spacing w:after="10" w:before="0"/>
               <w:ind w:left="120"/>
             </w:pPr>
-            <w:hyperlink w:history="1" r:id="rIdv-bydru54smtgxldqhfeo">
+            <w:hyperlink w:history="1" r:id="rIdjv3uvmrn7r7wkjurad_uz">
               <w:r>
                 <w:rPr>
                   <w:rFonts w:ascii="Arial" w:cs="Arial" w:eastAsia="Arial" w:hAnsi="Arial"/>
@@ -7942,7 +7942,7 @@
             <w:pPr>
               <w:spacing w:after="20" w:before="0"/>
             </w:pPr>
-            <w:hyperlink w:history="1" r:id="rIdempbt9f5vz6m4s7psqkyx">
+            <w:hyperlink w:history="1" r:id="rIdmkvl55ec_irn_tuew2aqa">
               <w:r>
                 <w:rPr>
                   <w:rFonts w:ascii="Arial" w:cs="Arial" w:eastAsia="Arial" w:hAnsi="Arial"/>
@@ -7975,7 +7975,7 @@
               <w:spacing w:after="10" w:before="0"/>
               <w:ind w:left="120"/>
             </w:pPr>
-            <w:hyperlink w:history="1" r:id="rIdiudkx-gmmkzsxboyduprm">
+            <w:hyperlink w:history="1" r:id="rIdiabbykkiq5aznqgo88qkr">
               <w:r>
                 <w:rPr>
                   <w:rFonts w:ascii="Arial" w:cs="Arial" w:eastAsia="Arial" w:hAnsi="Arial"/>
@@ -9462,7 +9462,7 @@
             <w:pPr>
               <w:spacing w:after="20" w:before="0"/>
             </w:pPr>
-            <w:hyperlink w:history="1" r:id="rIdxtwlpgisdnum5lqlualjq">
+            <w:hyperlink w:history="1" r:id="rIdtsuxzzfl2i2yytsf5pwkh">
               <w:r>
                 <w:rPr>
                   <w:rFonts w:ascii="Arial" w:cs="Arial" w:eastAsia="Arial" w:hAnsi="Arial"/>
@@ -9495,7 +9495,7 @@
               <w:spacing w:after="10" w:before="0"/>
               <w:ind w:left="120"/>
             </w:pPr>
-            <w:hyperlink w:history="1" r:id="rIdn8p8forxen9tzjjvi3ows">
+            <w:hyperlink w:history="1" r:id="rId90og_ckb9mbuqxperufip">
               <w:r>
                 <w:rPr>
                   <w:rFonts w:ascii="Arial" w:cs="Arial" w:eastAsia="Arial" w:hAnsi="Arial"/>
@@ -9540,7 +9540,7 @@
             <w:pPr>
               <w:spacing w:after="20" w:before="0"/>
             </w:pPr>
-            <w:hyperlink w:history="1" r:id="rIdior_wpz9dm6ug_agko1yb">
+            <w:hyperlink w:history="1" r:id="rId18tms6zvzx-6ggrggjocd">
               <w:r>
                 <w:rPr>
                   <w:rFonts w:ascii="Arial" w:cs="Arial" w:eastAsia="Arial" w:hAnsi="Arial"/>
@@ -9573,7 +9573,7 @@
               <w:spacing w:after="10" w:before="0"/>
               <w:ind w:left="120"/>
             </w:pPr>
-            <w:hyperlink w:history="1" r:id="rIdr_pgc7eknt-oaltzjwe8f">
+            <w:hyperlink w:history="1" r:id="rIdqryasjbivggimozgflopu">
               <w:r>
                 <w:rPr>
                   <w:rFonts w:ascii="Arial" w:cs="Arial" w:eastAsia="Arial" w:hAnsi="Arial"/>
@@ -9768,7 +9768,7 @@
             <w:pPr>
               <w:spacing w:after="20" w:before="0"/>
             </w:pPr>
-            <w:hyperlink w:history="1" r:id="rIdx81inisbbgizotlrf_utw">
+            <w:hyperlink w:history="1" r:id="rIdcjubmpxwlxxj-gnbf2xum">
               <w:r>
                 <w:rPr>
                   <w:rFonts w:ascii="Arial" w:cs="Arial" w:eastAsia="Arial" w:hAnsi="Arial"/>
@@ -9801,7 +9801,7 @@
               <w:spacing w:after="10" w:before="0"/>
               <w:ind w:left="120"/>
             </w:pPr>
-            <w:hyperlink w:history="1" r:id="rIduririrhlnrjttqebw5auu">
+            <w:hyperlink w:history="1" r:id="rIdkdjb-5do4pxhy07ejpy0s">
               <w:r>
                 <w:rPr>
                   <w:rFonts w:ascii="Arial" w:cs="Arial" w:eastAsia="Arial" w:hAnsi="Arial"/>
@@ -9846,7 +9846,7 @@
             <w:pPr>
               <w:spacing w:after="20" w:before="0"/>
             </w:pPr>
-            <w:hyperlink w:history="1" r:id="rIdye3fojahko0qtz040xzd-">
+            <w:hyperlink w:history="1" r:id="rIdmtpwha5vqiioslvegqx8f">
               <w:r>
                 <w:rPr>
                   <w:rFonts w:ascii="Arial" w:cs="Arial" w:eastAsia="Arial" w:hAnsi="Arial"/>
@@ -9879,7 +9879,7 @@
               <w:spacing w:after="10" w:before="0"/>
               <w:ind w:left="120"/>
             </w:pPr>
-            <w:hyperlink w:history="1" r:id="rIdxlbg8aeggfmhvdgary8hm">
+            <w:hyperlink w:history="1" r:id="rIdlu1ecujmwq4wjbmegjhjg">
               <w:r>
                 <w:rPr>
                   <w:rFonts w:ascii="Arial" w:cs="Arial" w:eastAsia="Arial" w:hAnsi="Arial"/>
@@ -10074,7 +10074,7 @@
             <w:pPr>
               <w:spacing w:after="20" w:before="0"/>
             </w:pPr>
-            <w:hyperlink w:history="1" r:id="rIdwqyfx65cepsz7pn91fnpm">
+            <w:hyperlink w:history="1" r:id="rId1c_kflkm0pdhhfq_b8xpc">
               <w:r>
                 <w:rPr>
                   <w:rFonts w:ascii="Arial" w:cs="Arial" w:eastAsia="Arial" w:hAnsi="Arial"/>
@@ -10107,7 +10107,7 @@
               <w:spacing w:after="10" w:before="0"/>
               <w:ind w:left="120"/>
             </w:pPr>
-            <w:hyperlink w:history="1" r:id="rIdstui1pxjgcvl9f87--6yf">
+            <w:hyperlink w:history="1" r:id="rIdytciuerizrvf8ne9mhebw">
               <w:r>
                 <w:rPr>
                   <w:rFonts w:ascii="Arial" w:cs="Arial" w:eastAsia="Arial" w:hAnsi="Arial"/>
@@ -10152,7 +10152,7 @@
             <w:pPr>
               <w:spacing w:after="20" w:before="0"/>
             </w:pPr>
-            <w:hyperlink w:history="1" r:id="rIdmbg1ksu44w5wqcsmaqcu7">
+            <w:hyperlink w:history="1" r:id="rIdffuey998j0vgn2lue3mhc">
               <w:r>
                 <w:rPr>
                   <w:rFonts w:ascii="Arial" w:cs="Arial" w:eastAsia="Arial" w:hAnsi="Arial"/>
@@ -10185,7 +10185,7 @@
               <w:spacing w:after="10" w:before="0"/>
               <w:ind w:left="120"/>
             </w:pPr>
-            <w:hyperlink w:history="1" r:id="rIdf_jtvzaln3brgu4a9ps2h">
+            <w:hyperlink w:history="1" r:id="rIdmqymocr051or2okq28tjv">
               <w:r>
                 <w:rPr>
                   <w:rFonts w:ascii="Arial" w:cs="Arial" w:eastAsia="Arial" w:hAnsi="Arial"/>
@@ -10380,7 +10380,7 @@
             <w:pPr>
               <w:spacing w:after="20" w:before="0"/>
             </w:pPr>
-            <w:hyperlink w:history="1" r:id="rIdih8dsmwu99vhwivzxi-hq">
+            <w:hyperlink w:history="1" r:id="rIdq8rnvhlqs4c5kad09ljkg">
               <w:r>
                 <w:rPr>
                   <w:rFonts w:ascii="Arial" w:cs="Arial" w:eastAsia="Arial" w:hAnsi="Arial"/>
@@ -10413,7 +10413,7 @@
               <w:spacing w:after="10" w:before="0"/>
               <w:ind w:left="120"/>
             </w:pPr>
-            <w:hyperlink w:history="1" r:id="rIdly-zqltoftpsrvv_bzqxn">
+            <w:hyperlink w:history="1" r:id="rId3vp1bog5zc7x0yx7cfwce">
               <w:r>
                 <w:rPr>
                   <w:rFonts w:ascii="Arial" w:cs="Arial" w:eastAsia="Arial" w:hAnsi="Arial"/>
@@ -10458,7 +10458,7 @@
             <w:pPr>
               <w:spacing w:after="20" w:before="0"/>
             </w:pPr>
-            <w:hyperlink w:history="1" r:id="rIdti1-bjimpkz4nvvtmuols">
+            <w:hyperlink w:history="1" r:id="rIdmn98ybsw3v1t-om0lkp9k">
               <w:r>
                 <w:rPr>
                   <w:rFonts w:ascii="Arial" w:cs="Arial" w:eastAsia="Arial" w:hAnsi="Arial"/>
@@ -10491,7 +10491,7 @@
               <w:spacing w:after="10" w:before="0"/>
               <w:ind w:left="120"/>
             </w:pPr>
-            <w:hyperlink w:history="1" r:id="rIdlvxv4sym1_oesglptua3t">
+            <w:hyperlink w:history="1" r:id="rIdcv91nah4xudjsngevbxta">
               <w:r>
                 <w:rPr>
                   <w:rFonts w:ascii="Arial" w:cs="Arial" w:eastAsia="Arial" w:hAnsi="Arial"/>
@@ -10686,7 +10686,7 @@
             <w:pPr>
               <w:spacing w:after="20" w:before="0"/>
             </w:pPr>
-            <w:hyperlink w:history="1" r:id="rIdtsbusertfjyg-ky6rtcy6">
+            <w:hyperlink w:history="1" r:id="rId8j-l3nnjnotbztspwuwti">
               <w:r>
                 <w:rPr>
                   <w:rFonts w:ascii="Arial" w:cs="Arial" w:eastAsia="Arial" w:hAnsi="Arial"/>
@@ -10719,7 +10719,7 @@
               <w:spacing w:after="10" w:before="0"/>
               <w:ind w:left="120"/>
             </w:pPr>
-            <w:hyperlink w:history="1" r:id="rIdlabqugwafsgewnfjm1d3v">
+            <w:hyperlink w:history="1" r:id="rIdensizy2ziqn4ysdc__nzt">
               <w:r>
                 <w:rPr>
                   <w:rFonts w:ascii="Arial" w:cs="Arial" w:eastAsia="Arial" w:hAnsi="Arial"/>
@@ -10764,7 +10764,7 @@
             <w:pPr>
               <w:spacing w:after="20" w:before="0"/>
             </w:pPr>
-            <w:hyperlink w:history="1" r:id="rIdtxgwimccv3f2ythhrscdd">
+            <w:hyperlink w:history="1" r:id="rIdo2i5usbtdkqv-ignklt_v">
               <w:r>
                 <w:rPr>
                   <w:rFonts w:ascii="Arial" w:cs="Arial" w:eastAsia="Arial" w:hAnsi="Arial"/>
@@ -10797,7 +10797,7 @@
               <w:spacing w:after="10" w:before="0"/>
               <w:ind w:left="120"/>
             </w:pPr>
-            <w:hyperlink w:history="1" r:id="rIdwe48revbvilu6gemo6ncb">
+            <w:hyperlink w:history="1" r:id="rIdbrwiun24gpaqwx3k1s136">
               <w:r>
                 <w:rPr>
                   <w:rFonts w:ascii="Arial" w:cs="Arial" w:eastAsia="Arial" w:hAnsi="Arial"/>
@@ -12284,7 +12284,7 @@
             <w:pPr>
               <w:spacing w:after="20" w:before="0"/>
             </w:pPr>
-            <w:hyperlink w:history="1" r:id="rId2aa3epzyougjwo_ukmf5e">
+            <w:hyperlink w:history="1" r:id="rIddcn1pd-erswwa6mbut7ux">
               <w:r>
                 <w:rPr>
                   <w:rFonts w:ascii="Arial" w:cs="Arial" w:eastAsia="Arial" w:hAnsi="Arial"/>
@@ -12317,7 +12317,7 @@
               <w:spacing w:after="10" w:before="0"/>
               <w:ind w:left="120"/>
             </w:pPr>
-            <w:hyperlink w:history="1" r:id="rIdc5y9zt5ndqxbsb0qh5y_t">
+            <w:hyperlink w:history="1" r:id="rIdlo__si0foksgaqjss_tc1">
               <w:r>
                 <w:rPr>
                   <w:rFonts w:ascii="Arial" w:cs="Arial" w:eastAsia="Arial" w:hAnsi="Arial"/>
@@ -12362,7 +12362,7 @@
             <w:pPr>
               <w:spacing w:after="20" w:before="0"/>
             </w:pPr>
-            <w:hyperlink w:history="1" r:id="rIdu9x7vqxfz3cccvykuecmr">
+            <w:hyperlink w:history="1" r:id="rIdlmnkfdsmbpbxr4npbs5p8">
               <w:r>
                 <w:rPr>
                   <w:rFonts w:ascii="Arial" w:cs="Arial" w:eastAsia="Arial" w:hAnsi="Arial"/>
@@ -12395,7 +12395,7 @@
               <w:spacing w:after="10" w:before="0"/>
               <w:ind w:left="120"/>
             </w:pPr>
-            <w:hyperlink w:history="1" r:id="rId1c7j4ylz5kfug0dtbtivk">
+            <w:hyperlink w:history="1" r:id="rIdxjbmxth30r1_yq2gfjqyh">
               <w:r>
                 <w:rPr>
                   <w:rFonts w:ascii="Arial" w:cs="Arial" w:eastAsia="Arial" w:hAnsi="Arial"/>
@@ -12590,7 +12590,7 @@
             <w:pPr>
               <w:spacing w:after="20" w:before="0"/>
             </w:pPr>
-            <w:hyperlink w:history="1" r:id="rIdttx9zfocbgtmmojsl0oqd">
+            <w:hyperlink w:history="1" r:id="rIddnamfnrq3remfsokdywg1">
               <w:r>
                 <w:rPr>
                   <w:rFonts w:ascii="Arial" w:cs="Arial" w:eastAsia="Arial" w:hAnsi="Arial"/>
@@ -12623,7 +12623,7 @@
               <w:spacing w:after="10" w:before="0"/>
               <w:ind w:left="120"/>
             </w:pPr>
-            <w:hyperlink w:history="1" r:id="rIdmyggafw3rro_3i0uy1nia">
+            <w:hyperlink w:history="1" r:id="rIddvft0byaet7xnmo09w8ey">
               <w:r>
                 <w:rPr>
                   <w:rFonts w:ascii="Arial" w:cs="Arial" w:eastAsia="Arial" w:hAnsi="Arial"/>
@@ -12668,7 +12668,7 @@
             <w:pPr>
               <w:spacing w:after="20" w:before="0"/>
             </w:pPr>
-            <w:hyperlink w:history="1" r:id="rIdtecmaq2c8zy_koe8nby43">
+            <w:hyperlink w:history="1" r:id="rIddzjckj8p8y_mv3c8cyn7f">
               <w:r>
                 <w:rPr>
                   <w:rFonts w:ascii="Arial" w:cs="Arial" w:eastAsia="Arial" w:hAnsi="Arial"/>
@@ -12701,7 +12701,7 @@
               <w:spacing w:after="10" w:before="0"/>
               <w:ind w:left="120"/>
             </w:pPr>
-            <w:hyperlink w:history="1" r:id="rIdit8jfczfvubmktk_n3m9c">
+            <w:hyperlink w:history="1" r:id="rIdvvbwrcvbaddnrm77h3ojt">
               <w:r>
                 <w:rPr>
                   <w:rFonts w:ascii="Arial" w:cs="Arial" w:eastAsia="Arial" w:hAnsi="Arial"/>
@@ -12896,7 +12896,7 @@
             <w:pPr>
               <w:spacing w:after="20" w:before="0"/>
             </w:pPr>
-            <w:hyperlink w:history="1" r:id="rIdcnqrqjxsmwfwolxxutkr8">
+            <w:hyperlink w:history="1" r:id="rIdboikxulorikfwmywom4dy">
               <w:r>
                 <w:rPr>
                   <w:rFonts w:ascii="Arial" w:cs="Arial" w:eastAsia="Arial" w:hAnsi="Arial"/>
@@ -12929,7 +12929,7 @@
               <w:spacing w:after="10" w:before="0"/>
               <w:ind w:left="120"/>
             </w:pPr>
-            <w:hyperlink w:history="1" r:id="rId8op4yqu8k527158vbhytb">
+            <w:hyperlink w:history="1" r:id="rId0ijfn5rqso6f7dzb1m9g1">
               <w:r>
                 <w:rPr>
                   <w:rFonts w:ascii="Arial" w:cs="Arial" w:eastAsia="Arial" w:hAnsi="Arial"/>
@@ -12974,7 +12974,7 @@
             <w:pPr>
               <w:spacing w:after="20" w:before="0"/>
             </w:pPr>
-            <w:hyperlink w:history="1" r:id="rIda0ennktprz8px3rlg9dny">
+            <w:hyperlink w:history="1" r:id="rId7znpccauxyegipaxz6jb5">
               <w:r>
                 <w:rPr>
                   <w:rFonts w:ascii="Arial" w:cs="Arial" w:eastAsia="Arial" w:hAnsi="Arial"/>
@@ -13007,7 +13007,7 @@
               <w:spacing w:after="10" w:before="0"/>
               <w:ind w:left="120"/>
             </w:pPr>
-            <w:hyperlink w:history="1" r:id="rIdj3fcoehnvkrhpxptze0fv">
+            <w:hyperlink w:history="1" r:id="rIdmgqsdxoa5_wowqjob8j4k">
               <w:r>
                 <w:rPr>
                   <w:rFonts w:ascii="Arial" w:cs="Arial" w:eastAsia="Arial" w:hAnsi="Arial"/>
@@ -13202,7 +13202,7 @@
             <w:pPr>
               <w:spacing w:after="20" w:before="0"/>
             </w:pPr>
-            <w:hyperlink w:history="1" r:id="rIdf_w3xgi23d2zfkkawjfmk">
+            <w:hyperlink w:history="1" r:id="rIdqc-ndb8ro-fg22cx73r45">
               <w:r>
                 <w:rPr>
                   <w:rFonts w:ascii="Arial" w:cs="Arial" w:eastAsia="Arial" w:hAnsi="Arial"/>
@@ -13235,7 +13235,7 @@
               <w:spacing w:after="10" w:before="0"/>
               <w:ind w:left="120"/>
             </w:pPr>
-            <w:hyperlink w:history="1" r:id="rIdeebgi56nlaal9aq79m6hx">
+            <w:hyperlink w:history="1" r:id="rIdcdszuvxqw_aglrkrsmgrc">
               <w:r>
                 <w:rPr>
                   <w:rFonts w:ascii="Arial" w:cs="Arial" w:eastAsia="Arial" w:hAnsi="Arial"/>
@@ -13280,7 +13280,7 @@
             <w:pPr>
               <w:spacing w:after="20" w:before="0"/>
             </w:pPr>
-            <w:hyperlink w:history="1" r:id="rIdycakkzqhuen0t02z6mcdo">
+            <w:hyperlink w:history="1" r:id="rIdx7ig79rwef3udln9oe72u">
               <w:r>
                 <w:rPr>
                   <w:rFonts w:ascii="Arial" w:cs="Arial" w:eastAsia="Arial" w:hAnsi="Arial"/>
@@ -13313,7 +13313,7 @@
               <w:spacing w:after="10" w:before="0"/>
               <w:ind w:left="120"/>
             </w:pPr>
-            <w:hyperlink w:history="1" r:id="rIdbrzurwohrbfp75hpjinvj">
+            <w:hyperlink w:history="1" r:id="rIdzj_mvbcd396tbfqe1haej">
               <w:r>
                 <w:rPr>
                   <w:rFonts w:ascii="Arial" w:cs="Arial" w:eastAsia="Arial" w:hAnsi="Arial"/>
@@ -13508,7 +13508,7 @@
             <w:pPr>
               <w:spacing w:after="20" w:before="0"/>
             </w:pPr>
-            <w:hyperlink w:history="1" r:id="rId3zxhe3iovcmiu3oebz-yt">
+            <w:hyperlink w:history="1" r:id="rIdc--t11cwv8e2x7ywjmq_3">
               <w:r>
                 <w:rPr>
                   <w:rFonts w:ascii="Arial" w:cs="Arial" w:eastAsia="Arial" w:hAnsi="Arial"/>
@@ -13541,7 +13541,7 @@
               <w:spacing w:after="10" w:before="0"/>
               <w:ind w:left="120"/>
             </w:pPr>
-            <w:hyperlink w:history="1" r:id="rIdjahyx0ugr67kgfcwhbylu">
+            <w:hyperlink w:history="1" r:id="rIdct1chwgj8o502a374milz">
               <w:r>
                 <w:rPr>
                   <w:rFonts w:ascii="Arial" w:cs="Arial" w:eastAsia="Arial" w:hAnsi="Arial"/>
@@ -13586,7 +13586,7 @@
             <w:pPr>
               <w:spacing w:after="20" w:before="0"/>
             </w:pPr>
-            <w:hyperlink w:history="1" r:id="rIdk7ysyh7ac2p_8eueyvhoo">
+            <w:hyperlink w:history="1" r:id="rId7kuzb-f1jy75cltufk-l1">
               <w:r>
                 <w:rPr>
                   <w:rFonts w:ascii="Arial" w:cs="Arial" w:eastAsia="Arial" w:hAnsi="Arial"/>
@@ -13619,7 +13619,7 @@
               <w:spacing w:after="10" w:before="0"/>
               <w:ind w:left="120"/>
             </w:pPr>
-            <w:hyperlink w:history="1" r:id="rIdpxdehanknb_zfmnd9gl3m">
+            <w:hyperlink w:history="1" r:id="rIdrvso1wnabopteytb-jtvh">
               <w:r>
                 <w:rPr>
                   <w:rFonts w:ascii="Arial" w:cs="Arial" w:eastAsia="Arial" w:hAnsi="Arial"/>
@@ -15106,7 +15106,7 @@
             <w:pPr>
               <w:spacing w:after="20" w:before="0"/>
             </w:pPr>
-            <w:hyperlink w:history="1" r:id="rIdjs8pdlxee4o34ddfoko2l">
+            <w:hyperlink w:history="1" r:id="rIdkgg6uz3z_i21wt21ueq5h">
               <w:r>
                 <w:rPr>
                   <w:rFonts w:ascii="Arial" w:cs="Arial" w:eastAsia="Arial" w:hAnsi="Arial"/>
@@ -15139,7 +15139,7 @@
               <w:spacing w:after="10" w:before="0"/>
               <w:ind w:left="120"/>
             </w:pPr>
-            <w:hyperlink w:history="1" r:id="rId3afmfi40j9hrx0_zaqaw3">
+            <w:hyperlink w:history="1" r:id="rIdhcf7gvl11_nkf64z6nfvx">
               <w:r>
                 <w:rPr>
                   <w:rFonts w:ascii="Arial" w:cs="Arial" w:eastAsia="Arial" w:hAnsi="Arial"/>
@@ -15184,7 +15184,7 @@
             <w:pPr>
               <w:spacing w:after="20" w:before="0"/>
             </w:pPr>
-            <w:hyperlink w:history="1" r:id="rIddcoqwb07soophxda6ql8a">
+            <w:hyperlink w:history="1" r:id="rIdp4e7bddw1vhj4qdrgesdw">
               <w:r>
                 <w:rPr>
                   <w:rFonts w:ascii="Arial" w:cs="Arial" w:eastAsia="Arial" w:hAnsi="Arial"/>
@@ -15217,7 +15217,7 @@
               <w:spacing w:after="10" w:before="0"/>
               <w:ind w:left="120"/>
             </w:pPr>
-            <w:hyperlink w:history="1" r:id="rIdja4im4puuotasl-y-e2de">
+            <w:hyperlink w:history="1" r:id="rIdsds7hg3pkay5hlg23gc0i">
               <w:r>
                 <w:rPr>
                   <w:rFonts w:ascii="Arial" w:cs="Arial" w:eastAsia="Arial" w:hAnsi="Arial"/>
@@ -15412,7 +15412,7 @@
             <w:pPr>
               <w:spacing w:after="20" w:before="0"/>
             </w:pPr>
-            <w:hyperlink w:history="1" r:id="rIdi4orzfbm5n-facmervrz5">
+            <w:hyperlink w:history="1" r:id="rIdygc0_smktfggpf-eqnn0g">
               <w:r>
                 <w:rPr>
                   <w:rFonts w:ascii="Arial" w:cs="Arial" w:eastAsia="Arial" w:hAnsi="Arial"/>
@@ -15445,7 +15445,7 @@
               <w:spacing w:after="10" w:before="0"/>
               <w:ind w:left="120"/>
             </w:pPr>
-            <w:hyperlink w:history="1" r:id="rIdbyds4xzgfpvbzlgqaplk7">
+            <w:hyperlink w:history="1" r:id="rId8zb5knf2bubznxkm0rttf">
               <w:r>
                 <w:rPr>
                   <w:rFonts w:ascii="Arial" w:cs="Arial" w:eastAsia="Arial" w:hAnsi="Arial"/>
@@ -15490,7 +15490,7 @@
             <w:pPr>
               <w:spacing w:after="20" w:before="0"/>
             </w:pPr>
-            <w:hyperlink w:history="1" r:id="rId39wydfix2cbht4ju0fujn">
+            <w:hyperlink w:history="1" r:id="rIdcx2aajrrw2pquohav7bo1">
               <w:r>
                 <w:rPr>
                   <w:rFonts w:ascii="Arial" w:cs="Arial" w:eastAsia="Arial" w:hAnsi="Arial"/>
@@ -15523,7 +15523,7 @@
               <w:spacing w:after="10" w:before="0"/>
               <w:ind w:left="120"/>
             </w:pPr>
-            <w:hyperlink w:history="1" r:id="rId_6bkaaxld2dk8uefonznf">
+            <w:hyperlink w:history="1" r:id="rIdf0b-cgdx_ry-brcusmo4v">
               <w:r>
                 <w:rPr>
                   <w:rFonts w:ascii="Arial" w:cs="Arial" w:eastAsia="Arial" w:hAnsi="Arial"/>
@@ -15718,7 +15718,7 @@
             <w:pPr>
               <w:spacing w:after="20" w:before="0"/>
             </w:pPr>
-            <w:hyperlink w:history="1" r:id="rId-at14lmoxbkog1wnweekm">
+            <w:hyperlink w:history="1" r:id="rIdzj4sr-5hzfua3ibe-ewri">
               <w:r>
                 <w:rPr>
                   <w:rFonts w:ascii="Arial" w:cs="Arial" w:eastAsia="Arial" w:hAnsi="Arial"/>
@@ -15751,7 +15751,7 @@
               <w:spacing w:after="10" w:before="0"/>
               <w:ind w:left="120"/>
             </w:pPr>
-            <w:hyperlink w:history="1" r:id="rIdu3i6rwvskdscgk95cn4jj">
+            <w:hyperlink w:history="1" r:id="rIdtx-riz7ts--bc7-eyotfn">
               <w:r>
                 <w:rPr>
                   <w:rFonts w:ascii="Arial" w:cs="Arial" w:eastAsia="Arial" w:hAnsi="Arial"/>
@@ -15796,7 +15796,7 @@
             <w:pPr>
               <w:spacing w:after="20" w:before="0"/>
             </w:pPr>
-            <w:hyperlink w:history="1" r:id="rIdljckzffailrjz0vneopkg">
+            <w:hyperlink w:history="1" r:id="rIdmi7-3v_wpn5eqmp4ch1dy">
               <w:r>
                 <w:rPr>
                   <w:rFonts w:ascii="Arial" w:cs="Arial" w:eastAsia="Arial" w:hAnsi="Arial"/>
@@ -15829,7 +15829,7 @@
               <w:spacing w:after="10" w:before="0"/>
               <w:ind w:left="120"/>
             </w:pPr>
-            <w:hyperlink w:history="1" r:id="rIdrzzml4lw1pj36ojjttfki">
+            <w:hyperlink w:history="1" r:id="rIdhpvqvmcpfpsb0n0gmj-5y">
               <w:r>
                 <w:rPr>
                   <w:rFonts w:ascii="Arial" w:cs="Arial" w:eastAsia="Arial" w:hAnsi="Arial"/>
@@ -16024,7 +16024,7 @@
             <w:pPr>
               <w:spacing w:after="20" w:before="0"/>
             </w:pPr>
-            <w:hyperlink w:history="1" r:id="rIdcwegp5-vjp9qiu7tpfded">
+            <w:hyperlink w:history="1" r:id="rIdwkiltkm-pjfi0gt_0jxuq">
               <w:r>
                 <w:rPr>
                   <w:rFonts w:ascii="Arial" w:cs="Arial" w:eastAsia="Arial" w:hAnsi="Arial"/>
@@ -16057,7 +16057,7 @@
               <w:spacing w:after="10" w:before="0"/>
               <w:ind w:left="120"/>
             </w:pPr>
-            <w:hyperlink w:history="1" r:id="rIdv_gjtiqb42hpx-a32jeyf">
+            <w:hyperlink w:history="1" r:id="rIdsjs6evg4rkfhoxb_oq7zy">
               <w:r>
                 <w:rPr>
                   <w:rFonts w:ascii="Arial" w:cs="Arial" w:eastAsia="Arial" w:hAnsi="Arial"/>
@@ -16102,7 +16102,7 @@
             <w:pPr>
               <w:spacing w:after="20" w:before="0"/>
             </w:pPr>
-            <w:hyperlink w:history="1" r:id="rId46d5x-wvzdnimxef-kjrb">
+            <w:hyperlink w:history="1" r:id="rIdt5zbk-u6xupeay1eb8dy0">
               <w:r>
                 <w:rPr>
                   <w:rFonts w:ascii="Arial" w:cs="Arial" w:eastAsia="Arial" w:hAnsi="Arial"/>
@@ -16135,7 +16135,7 @@
               <w:spacing w:after="10" w:before="0"/>
               <w:ind w:left="120"/>
             </w:pPr>
-            <w:hyperlink w:history="1" r:id="rIdy6htrylleo926ymq1i_jo">
+            <w:hyperlink w:history="1" r:id="rIdloz-bf-z5rzpsdexm_mvh">
               <w:r>
                 <w:rPr>
                   <w:rFonts w:ascii="Arial" w:cs="Arial" w:eastAsia="Arial" w:hAnsi="Arial"/>
@@ -16330,7 +16330,7 @@
             <w:pPr>
               <w:spacing w:after="20" w:before="0"/>
             </w:pPr>
-            <w:hyperlink w:history="1" r:id="rId4chsaopwikr3083cvojfu">
+            <w:hyperlink w:history="1" r:id="rIdaree_rulp1yhovlrjjjoe">
               <w:r>
                 <w:rPr>
                   <w:rFonts w:ascii="Arial" w:cs="Arial" w:eastAsia="Arial" w:hAnsi="Arial"/>
@@ -16363,7 +16363,7 @@
               <w:spacing w:after="10" w:before="0"/>
               <w:ind w:left="120"/>
             </w:pPr>
-            <w:hyperlink w:history="1" r:id="rIdycjy2o1ve4pjc5yude2rp">
+            <w:hyperlink w:history="1" r:id="rId6ual2uompxg_vafad9ogq">
               <w:r>
                 <w:rPr>
                   <w:rFonts w:ascii="Arial" w:cs="Arial" w:eastAsia="Arial" w:hAnsi="Arial"/>
@@ -16408,7 +16408,7 @@
             <w:pPr>
               <w:spacing w:after="20" w:before="0"/>
             </w:pPr>
-            <w:hyperlink w:history="1" r:id="rId3sjbgvtixr7tdnwzvjvde">
+            <w:hyperlink w:history="1" r:id="rIdaqju7--ex-hwe1mrw9ugy">
               <w:r>
                 <w:rPr>
                   <w:rFonts w:ascii="Arial" w:cs="Arial" w:eastAsia="Arial" w:hAnsi="Arial"/>
@@ -16441,7 +16441,7 @@
               <w:spacing w:after="10" w:before="0"/>
               <w:ind w:left="120"/>
             </w:pPr>
-            <w:hyperlink w:history="1" r:id="rIdxkexkc9wyt9dxkthxydjm">
+            <w:hyperlink w:history="1" r:id="rIdgg7jrlqaqp9rysc9jsumo">
               <w:r>
                 <w:rPr>
                   <w:rFonts w:ascii="Arial" w:cs="Arial" w:eastAsia="Arial" w:hAnsi="Arial"/>
@@ -17928,7 +17928,7 @@
             <w:pPr>
               <w:spacing w:after="20" w:before="0"/>
             </w:pPr>
-            <w:hyperlink w:history="1" r:id="rId8objwwonbmbw6zcg8qxzt">
+            <w:hyperlink w:history="1" r:id="rIdwbhrrardlpbhgauhztss1">
               <w:r>
                 <w:rPr>
                   <w:rFonts w:ascii="Arial" w:cs="Arial" w:eastAsia="Arial" w:hAnsi="Arial"/>
@@ -17961,7 +17961,7 @@
               <w:spacing w:after="10" w:before="0"/>
               <w:ind w:left="120"/>
             </w:pPr>
-            <w:hyperlink w:history="1" r:id="rId_iuwvybzopcqryeg0r1ua">
+            <w:hyperlink w:history="1" r:id="rIdhe1yldflzouigzclt85u1">
               <w:r>
                 <w:rPr>
                   <w:rFonts w:ascii="Arial" w:cs="Arial" w:eastAsia="Arial" w:hAnsi="Arial"/>
@@ -18006,7 +18006,7 @@
             <w:pPr>
               <w:spacing w:after="20" w:before="0"/>
             </w:pPr>
-            <w:hyperlink w:history="1" r:id="rIdcfe9pymmhh5inph3lfoic">
+            <w:hyperlink w:history="1" r:id="rId4cnljvtjrslrax2igbvsb">
               <w:r>
                 <w:rPr>
                   <w:rFonts w:ascii="Arial" w:cs="Arial" w:eastAsia="Arial" w:hAnsi="Arial"/>
@@ -18039,7 +18039,7 @@
               <w:spacing w:after="10" w:before="0"/>
               <w:ind w:left="120"/>
             </w:pPr>
-            <w:hyperlink w:history="1" r:id="rIdafcejfzjoryv6uapnx5oi">
+            <w:hyperlink w:history="1" r:id="rIdbtdfqp5j4blxplzpudy0t">
               <w:r>
                 <w:rPr>
                   <w:rFonts w:ascii="Arial" w:cs="Arial" w:eastAsia="Arial" w:hAnsi="Arial"/>
@@ -18234,7 +18234,7 @@
             <w:pPr>
               <w:spacing w:after="20" w:before="0"/>
             </w:pPr>
-            <w:hyperlink w:history="1" r:id="rIdltvussfqoxrnlgsiuikmm">
+            <w:hyperlink w:history="1" r:id="rIddkjckqeekkgottfzndula">
               <w:r>
                 <w:rPr>
                   <w:rFonts w:ascii="Arial" w:cs="Arial" w:eastAsia="Arial" w:hAnsi="Arial"/>
@@ -18267,7 +18267,7 @@
               <w:spacing w:after="10" w:before="0"/>
               <w:ind w:left="120"/>
             </w:pPr>
-            <w:hyperlink w:history="1" r:id="rId8bewhjetdcamaplpl5c0e">
+            <w:hyperlink w:history="1" r:id="rIdr9i2o-l7fvtibiwjx8zjy">
               <w:r>
                 <w:rPr>
                   <w:rFonts w:ascii="Arial" w:cs="Arial" w:eastAsia="Arial" w:hAnsi="Arial"/>
@@ -18312,7 +18312,7 @@
             <w:pPr>
               <w:spacing w:after="20" w:before="0"/>
             </w:pPr>
-            <w:hyperlink w:history="1" r:id="rIdupv1ycsinfjubujjsvsga">
+            <w:hyperlink w:history="1" r:id="rIdnke6m87y6-acleab8uq6h">
               <w:r>
                 <w:rPr>
                   <w:rFonts w:ascii="Arial" w:cs="Arial" w:eastAsia="Arial" w:hAnsi="Arial"/>
@@ -18345,7 +18345,7 @@
               <w:spacing w:after="10" w:before="0"/>
               <w:ind w:left="120"/>
             </w:pPr>
-            <w:hyperlink w:history="1" r:id="rIdtrk5t_8krjz1owzsgdbvm">
+            <w:hyperlink w:history="1" r:id="rId_vaqh3mjmcnqmi4efxgmm">
               <w:r>
                 <w:rPr>
                   <w:rFonts w:ascii="Arial" w:cs="Arial" w:eastAsia="Arial" w:hAnsi="Arial"/>
@@ -18540,7 +18540,7 @@
             <w:pPr>
               <w:spacing w:after="20" w:before="0"/>
             </w:pPr>
-            <w:hyperlink w:history="1" r:id="rId6-xqv2crwaizz9us-lode">
+            <w:hyperlink w:history="1" r:id="rIdd9xmxozsaloz3iminp-2y">
               <w:r>
                 <w:rPr>
                   <w:rFonts w:ascii="Arial" w:cs="Arial" w:eastAsia="Arial" w:hAnsi="Arial"/>
@@ -18573,7 +18573,7 @@
               <w:spacing w:after="10" w:before="0"/>
               <w:ind w:left="120"/>
             </w:pPr>
-            <w:hyperlink w:history="1" r:id="rIdkg-nl1xh-6uqb8amwmim5">
+            <w:hyperlink w:history="1" r:id="rIdx0igkdz1atcerwfww04kn">
               <w:r>
                 <w:rPr>
                   <w:rFonts w:ascii="Arial" w:cs="Arial" w:eastAsia="Arial" w:hAnsi="Arial"/>
@@ -18618,7 +18618,7 @@
             <w:pPr>
               <w:spacing w:after="20" w:before="0"/>
             </w:pPr>
-            <w:hyperlink w:history="1" r:id="rIdsn0ztww91a2yqwqx9199c">
+            <w:hyperlink w:history="1" r:id="rIddmgqza6eoeeun1nbzmk0o">
               <w:r>
                 <w:rPr>
                   <w:rFonts w:ascii="Arial" w:cs="Arial" w:eastAsia="Arial" w:hAnsi="Arial"/>
@@ -18651,7 +18651,7 @@
               <w:spacing w:after="10" w:before="0"/>
               <w:ind w:left="120"/>
             </w:pPr>
-            <w:hyperlink w:history="1" r:id="rIdodqdfwqhzotvpmplw1mwp">
+            <w:hyperlink w:history="1" r:id="rIdyf9hx_7esgz2q83l5hagq">
               <w:r>
                 <w:rPr>
                   <w:rFonts w:ascii="Arial" w:cs="Arial" w:eastAsia="Arial" w:hAnsi="Arial"/>
@@ -18846,7 +18846,7 @@
             <w:pPr>
               <w:spacing w:after="20" w:before="0"/>
             </w:pPr>
-            <w:hyperlink w:history="1" r:id="rIdezyisl7lbyv8fw6t2hzzr">
+            <w:hyperlink w:history="1" r:id="rIdmsdzrzqvpn8wnnjoagf0o">
               <w:r>
                 <w:rPr>
                   <w:rFonts w:ascii="Arial" w:cs="Arial" w:eastAsia="Arial" w:hAnsi="Arial"/>
@@ -18879,7 +18879,7 @@
               <w:spacing w:after="10" w:before="0"/>
               <w:ind w:left="120"/>
             </w:pPr>
-            <w:hyperlink w:history="1" r:id="rId17hcuh_7zttpoqw6ni1gz">
+            <w:hyperlink w:history="1" r:id="rIdmaztmbxa6cjpjhkfmobzl">
               <w:r>
                 <w:rPr>
                   <w:rFonts w:ascii="Arial" w:cs="Arial" w:eastAsia="Arial" w:hAnsi="Arial"/>
@@ -18924,7 +18924,7 @@
             <w:pPr>
               <w:spacing w:after="20" w:before="0"/>
             </w:pPr>
-            <w:hyperlink w:history="1" r:id="rIdia-buav_9pp0aze4g2q4r">
+            <w:hyperlink w:history="1" r:id="rIdyorfl0xb8dsm6ec-eyvel">
               <w:r>
                 <w:rPr>
                   <w:rFonts w:ascii="Arial" w:cs="Arial" w:eastAsia="Arial" w:hAnsi="Arial"/>
@@ -18957,7 +18957,7 @@
               <w:spacing w:after="10" w:before="0"/>
               <w:ind w:left="120"/>
             </w:pPr>
-            <w:hyperlink w:history="1" r:id="rIdl-gpifcsnuvosdgptyukk">
+            <w:hyperlink w:history="1" r:id="rIdf6cqczfqsyhejhkzhzccy">
               <w:r>
                 <w:rPr>
                   <w:rFonts w:ascii="Arial" w:cs="Arial" w:eastAsia="Arial" w:hAnsi="Arial"/>
@@ -19152,7 +19152,7 @@
             <w:pPr>
               <w:spacing w:after="20" w:before="0"/>
             </w:pPr>
-            <w:hyperlink w:history="1" r:id="rId8bnagripmkld4zwurzejr">
+            <w:hyperlink w:history="1" r:id="rIdngwyxmgk72scliq6ggxwu">
               <w:r>
                 <w:rPr>
                   <w:rFonts w:ascii="Arial" w:cs="Arial" w:eastAsia="Arial" w:hAnsi="Arial"/>
@@ -19185,7 +19185,7 @@
               <w:spacing w:after="10" w:before="0"/>
               <w:ind w:left="120"/>
             </w:pPr>
-            <w:hyperlink w:history="1" r:id="rIdsa2wtegmvv9ajkpbey60w">
+            <w:hyperlink w:history="1" r:id="rIdkx0qbvm13qprwtcyuunip">
               <w:r>
                 <w:rPr>
                   <w:rFonts w:ascii="Arial" w:cs="Arial" w:eastAsia="Arial" w:hAnsi="Arial"/>
@@ -19230,7 +19230,7 @@
             <w:pPr>
               <w:spacing w:after="20" w:before="0"/>
             </w:pPr>
-            <w:hyperlink w:history="1" r:id="rIdxey96akhja3jewd-4eza7">
+            <w:hyperlink w:history="1" r:id="rIdleiakj34ta00ntwcu0him">
               <w:r>
                 <w:rPr>
                   <w:rFonts w:ascii="Arial" w:cs="Arial" w:eastAsia="Arial" w:hAnsi="Arial"/>
@@ -19263,7 +19263,7 @@
               <w:spacing w:after="10" w:before="0"/>
               <w:ind w:left="120"/>
             </w:pPr>
-            <w:hyperlink w:history="1" r:id="rIdiuycjuhjwq8gh6ebjl6go">
+            <w:hyperlink w:history="1" r:id="rIdvbhmygfh5wddh8td4_l2_">
               <w:r>
                 <w:rPr>
                   <w:rFonts w:ascii="Arial" w:cs="Arial" w:eastAsia="Arial" w:hAnsi="Arial"/>
@@ -20750,7 +20750,7 @@
             <w:pPr>
               <w:spacing w:after="20" w:before="0"/>
             </w:pPr>
-            <w:hyperlink w:history="1" r:id="rIdjxz5achukkbjitqdihyhs">
+            <w:hyperlink w:history="1" r:id="rId5erjedzdrgdv-_wozbtxo">
               <w:r>
                 <w:rPr>
                   <w:rFonts w:ascii="Arial" w:cs="Arial" w:eastAsia="Arial" w:hAnsi="Arial"/>
@@ -20783,7 +20783,7 @@
               <w:spacing w:after="10" w:before="0"/>
               <w:ind w:left="120"/>
             </w:pPr>
-            <w:hyperlink w:history="1" r:id="rIdlppnysksc-nv3idfdycii">
+            <w:hyperlink w:history="1" r:id="rIddbrmkaxgwokgengo1zkgl">
               <w:r>
                 <w:rPr>
                   <w:rFonts w:ascii="Arial" w:cs="Arial" w:eastAsia="Arial" w:hAnsi="Arial"/>
@@ -20828,7 +20828,7 @@
             <w:pPr>
               <w:spacing w:after="20" w:before="0"/>
             </w:pPr>
-            <w:hyperlink w:history="1" r:id="rIdcsy1_pgskpnanje1hcnic">
+            <w:hyperlink w:history="1" r:id="rId3zupar0fgpcxf03tx8vhi">
               <w:r>
                 <w:rPr>
                   <w:rFonts w:ascii="Arial" w:cs="Arial" w:eastAsia="Arial" w:hAnsi="Arial"/>
@@ -20861,7 +20861,7 @@
               <w:spacing w:after="10" w:before="0"/>
               <w:ind w:left="120"/>
             </w:pPr>
-            <w:hyperlink w:history="1" r:id="rIdnit48nnfg2fi4qvw6dqr3">
+            <w:hyperlink w:history="1" r:id="rIdpnyxziiqz-vbm2eyt07sn">
               <w:r>
                 <w:rPr>
                   <w:rFonts w:ascii="Arial" w:cs="Arial" w:eastAsia="Arial" w:hAnsi="Arial"/>
@@ -21056,7 +21056,7 @@
             <w:pPr>
               <w:spacing w:after="20" w:before="0"/>
             </w:pPr>
-            <w:hyperlink w:history="1" r:id="rIdn2cvlumtzgx3ngler6zvq">
+            <w:hyperlink w:history="1" r:id="rIdmz-nwc2mkdt2ngn1wdo8b">
               <w:r>
                 <w:rPr>
                   <w:rFonts w:ascii="Arial" w:cs="Arial" w:eastAsia="Arial" w:hAnsi="Arial"/>
@@ -21089,7 +21089,7 @@
               <w:spacing w:after="10" w:before="0"/>
               <w:ind w:left="120"/>
             </w:pPr>
-            <w:hyperlink w:history="1" r:id="rIdial1fcx43sinm_9yyjeoq">
+            <w:hyperlink w:history="1" r:id="rIdi2ammy8dta9rkg2zfqdr0">
               <w:r>
                 <w:rPr>
                   <w:rFonts w:ascii="Arial" w:cs="Arial" w:eastAsia="Arial" w:hAnsi="Arial"/>
@@ -21134,7 +21134,7 @@
             <w:pPr>
               <w:spacing w:after="20" w:before="0"/>
             </w:pPr>
-            <w:hyperlink w:history="1" r:id="rIdqsqk8hp5f1xi9zfpdlh9g">
+            <w:hyperlink w:history="1" r:id="rIdkxy-4ccajp_g4-zmduftj">
               <w:r>
                 <w:rPr>
                   <w:rFonts w:ascii="Arial" w:cs="Arial" w:eastAsia="Arial" w:hAnsi="Arial"/>
@@ -21167,7 +21167,7 @@
               <w:spacing w:after="10" w:before="0"/>
               <w:ind w:left="120"/>
             </w:pPr>
-            <w:hyperlink w:history="1" r:id="rIdv-r1xnl-yxmhgtt7cg7ea">
+            <w:hyperlink w:history="1" r:id="rIdv-h5ruetlgv2vzdczsivl">
               <w:r>
                 <w:rPr>
                   <w:rFonts w:ascii="Arial" w:cs="Arial" w:eastAsia="Arial" w:hAnsi="Arial"/>
@@ -21362,7 +21362,7 @@
             <w:pPr>
               <w:spacing w:after="20" w:before="0"/>
             </w:pPr>
-            <w:hyperlink w:history="1" r:id="rIdlbz1-c2l4c9wyc6ifcqby">
+            <w:hyperlink w:history="1" r:id="rIda-fdvvxce-2yenugbkprn">
               <w:r>
                 <w:rPr>
                   <w:rFonts w:ascii="Arial" w:cs="Arial" w:eastAsia="Arial" w:hAnsi="Arial"/>
@@ -21395,7 +21395,7 @@
               <w:spacing w:after="10" w:before="0"/>
               <w:ind w:left="120"/>
             </w:pPr>
-            <w:hyperlink w:history="1" r:id="rIdeibj3j1gbbbjf7by0whcj">
+            <w:hyperlink w:history="1" r:id="rIdo3dkw0ilr4dithz9d0j-i">
               <w:r>
                 <w:rPr>
                   <w:rFonts w:ascii="Arial" w:cs="Arial" w:eastAsia="Arial" w:hAnsi="Arial"/>
@@ -21440,7 +21440,7 @@
             <w:pPr>
               <w:spacing w:after="20" w:before="0"/>
             </w:pPr>
-            <w:hyperlink w:history="1" r:id="rIdvpltmdrmhulutmg3od6u-">
+            <w:hyperlink w:history="1" r:id="rIdcm_ytlv5d7o9tmsngbeyq">
               <w:r>
                 <w:rPr>
                   <w:rFonts w:ascii="Arial" w:cs="Arial" w:eastAsia="Arial" w:hAnsi="Arial"/>
@@ -21473,7 +21473,7 @@
               <w:spacing w:after="10" w:before="0"/>
               <w:ind w:left="120"/>
             </w:pPr>
-            <w:hyperlink w:history="1" r:id="rIdfm_86j-2_-iptwis3fitk">
+            <w:hyperlink w:history="1" r:id="rIdgir73oq1ufzhz4c1pku8w">
               <w:r>
                 <w:rPr>
                   <w:rFonts w:ascii="Arial" w:cs="Arial" w:eastAsia="Arial" w:hAnsi="Arial"/>
@@ -21668,7 +21668,7 @@
             <w:pPr>
               <w:spacing w:after="20" w:before="0"/>
             </w:pPr>
-            <w:hyperlink w:history="1" r:id="rIdztxx7llf9kh2ua6cpirf5">
+            <w:hyperlink w:history="1" r:id="rIde5beygnrv_lvblfppzqoc">
               <w:r>
                 <w:rPr>
                   <w:rFonts w:ascii="Arial" w:cs="Arial" w:eastAsia="Arial" w:hAnsi="Arial"/>
@@ -21701,7 +21701,7 @@
               <w:spacing w:after="10" w:before="0"/>
               <w:ind w:left="120"/>
             </w:pPr>
-            <w:hyperlink w:history="1" r:id="rIduyqrozm4-dalfz8-epyf4">
+            <w:hyperlink w:history="1" r:id="rIdgdhcu02gu8ya69vvymgt7">
               <w:r>
                 <w:rPr>
                   <w:rFonts w:ascii="Arial" w:cs="Arial" w:eastAsia="Arial" w:hAnsi="Arial"/>
@@ -21746,7 +21746,7 @@
             <w:pPr>
               <w:spacing w:after="20" w:before="0"/>
             </w:pPr>
-            <w:hyperlink w:history="1" r:id="rId8xuabsjr1o64menj4sqq1">
+            <w:hyperlink w:history="1" r:id="rId1cpn3y8psdqzxwipzh0yy">
               <w:r>
                 <w:rPr>
                   <w:rFonts w:ascii="Arial" w:cs="Arial" w:eastAsia="Arial" w:hAnsi="Arial"/>
@@ -21779,7 +21779,7 @@
               <w:spacing w:after="10" w:before="0"/>
               <w:ind w:left="120"/>
             </w:pPr>
-            <w:hyperlink w:history="1" r:id="rIdizfszvknnz0jkredjypbo">
+            <w:hyperlink w:history="1" r:id="rIdy3sm6zogsbkfftvevjeny">
               <w:r>
                 <w:rPr>
                   <w:rFonts w:ascii="Arial" w:cs="Arial" w:eastAsia="Arial" w:hAnsi="Arial"/>
@@ -21974,7 +21974,7 @@
             <w:pPr>
               <w:spacing w:after="20" w:before="0"/>
             </w:pPr>
-            <w:hyperlink w:history="1" r:id="rIdx-mkga-vqd4zgr_e4tm6h">
+            <w:hyperlink w:history="1" r:id="rIdusvkxj0t0dtekp5a-zovk">
               <w:r>
                 <w:rPr>
                   <w:rFonts w:ascii="Arial" w:cs="Arial" w:eastAsia="Arial" w:hAnsi="Arial"/>
@@ -22007,7 +22007,7 @@
               <w:spacing w:after="10" w:before="0"/>
               <w:ind w:left="120"/>
             </w:pPr>
-            <w:hyperlink w:history="1" r:id="rIdqd_vaeywwkow2lp-fdx0d">
+            <w:hyperlink w:history="1" r:id="rIdy9eenziluwmhcfwnyei_c">
               <w:r>
                 <w:rPr>
                   <w:rFonts w:ascii="Arial" w:cs="Arial" w:eastAsia="Arial" w:hAnsi="Arial"/>
@@ -22052,7 +22052,7 @@
             <w:pPr>
               <w:spacing w:after="20" w:before="0"/>
             </w:pPr>
-            <w:hyperlink w:history="1" r:id="rId1hqyr-r1daak86lluiin_">
+            <w:hyperlink w:history="1" r:id="rIdclitagnxzpwl_flk5ogoc">
               <w:r>
                 <w:rPr>
                   <w:rFonts w:ascii="Arial" w:cs="Arial" w:eastAsia="Arial" w:hAnsi="Arial"/>
@@ -22085,7 +22085,7 @@
               <w:spacing w:after="10" w:before="0"/>
               <w:ind w:left="120"/>
             </w:pPr>
-            <w:hyperlink w:history="1" r:id="rId3u5qeds63rhhhzr_auydr">
+            <w:hyperlink w:history="1" r:id="rIddrr4q02vv4w5bunsjd-jj">
               <w:r>
                 <w:rPr>
                   <w:rFonts w:ascii="Arial" w:cs="Arial" w:eastAsia="Arial" w:hAnsi="Arial"/>
@@ -23572,7 +23572,7 @@
             <w:pPr>
               <w:spacing w:after="20" w:before="0"/>
             </w:pPr>
-            <w:hyperlink w:history="1" r:id="rIdgtmxjgqf6pmwu_ymeopsk">
+            <w:hyperlink w:history="1" r:id="rIdnio0umhixvajufjqmhjn0">
               <w:r>
                 <w:rPr>
                   <w:rFonts w:ascii="Arial" w:cs="Arial" w:eastAsia="Arial" w:hAnsi="Arial"/>
@@ -23605,7 +23605,7 @@
               <w:spacing w:after="10" w:before="0"/>
               <w:ind w:left="120"/>
             </w:pPr>
-            <w:hyperlink w:history="1" r:id="rIdndqmn491khnpcowqwdtkw">
+            <w:hyperlink w:history="1" r:id="rIdls4bg3mrr0-tpnjfb5lbu">
               <w:r>
                 <w:rPr>
                   <w:rFonts w:ascii="Arial" w:cs="Arial" w:eastAsia="Arial" w:hAnsi="Arial"/>
@@ -23650,7 +23650,7 @@
             <w:pPr>
               <w:spacing w:after="20" w:before="0"/>
             </w:pPr>
-            <w:hyperlink w:history="1" r:id="rIdnqxuqielsg9mwsgefkm_e">
+            <w:hyperlink w:history="1" r:id="rIdxtcwvpfey_pkplqbxcacs">
               <w:r>
                 <w:rPr>
                   <w:rFonts w:ascii="Arial" w:cs="Arial" w:eastAsia="Arial" w:hAnsi="Arial"/>
@@ -23683,7 +23683,7 @@
               <w:spacing w:after="10" w:before="0"/>
               <w:ind w:left="120"/>
             </w:pPr>
-            <w:hyperlink w:history="1" r:id="rIdrofvun6opf4qkb5vr3zod">
+            <w:hyperlink w:history="1" r:id="rIdulaxqt_f4vzeyzr6g7tji">
               <w:r>
                 <w:rPr>
                   <w:rFonts w:ascii="Arial" w:cs="Arial" w:eastAsia="Arial" w:hAnsi="Arial"/>
@@ -23878,7 +23878,7 @@
             <w:pPr>
               <w:spacing w:after="20" w:before="0"/>
             </w:pPr>
-            <w:hyperlink w:history="1" r:id="rId1y8kag0a7kvi1aibifzct">
+            <w:hyperlink w:history="1" r:id="rId7fymn7w0xkwq04ebdpb8m">
               <w:r>
                 <w:rPr>
                   <w:rFonts w:ascii="Arial" w:cs="Arial" w:eastAsia="Arial" w:hAnsi="Arial"/>
@@ -23911,7 +23911,7 @@
               <w:spacing w:after="10" w:before="0"/>
               <w:ind w:left="120"/>
             </w:pPr>
-            <w:hyperlink w:history="1" r:id="rIdeex9lye5z8-y7xpi-mtly">
+            <w:hyperlink w:history="1" r:id="rIdlduynliq4ryshlznt9py6">
               <w:r>
                 <w:rPr>
                   <w:rFonts w:ascii="Arial" w:cs="Arial" w:eastAsia="Arial" w:hAnsi="Arial"/>
@@ -23956,7 +23956,7 @@
             <w:pPr>
               <w:spacing w:after="20" w:before="0"/>
             </w:pPr>
-            <w:hyperlink w:history="1" r:id="rIdfamkkgueq-r0jkzrcqens">
+            <w:hyperlink w:history="1" r:id="rIdkkyxfixud4e_pahwoduse">
               <w:r>
                 <w:rPr>
                   <w:rFonts w:ascii="Arial" w:cs="Arial" w:eastAsia="Arial" w:hAnsi="Arial"/>
@@ -23989,7 +23989,7 @@
               <w:spacing w:after="10" w:before="0"/>
               <w:ind w:left="120"/>
             </w:pPr>
-            <w:hyperlink w:history="1" r:id="rIddkndzzylealocpasu4tgx">
+            <w:hyperlink w:history="1" r:id="rIdi3rbjf1asu7m7bqhgydgh">
               <w:r>
                 <w:rPr>
                   <w:rFonts w:ascii="Arial" w:cs="Arial" w:eastAsia="Arial" w:hAnsi="Arial"/>
@@ -24184,7 +24184,7 @@
             <w:pPr>
               <w:spacing w:after="20" w:before="0"/>
             </w:pPr>
-            <w:hyperlink w:history="1" r:id="rIdsickhjmykpopnqa0cvsxp">
+            <w:hyperlink w:history="1" r:id="rIdaki5mnf1lie3j-fjsetxg">
               <w:r>
                 <w:rPr>
                   <w:rFonts w:ascii="Arial" w:cs="Arial" w:eastAsia="Arial" w:hAnsi="Arial"/>
@@ -24217,7 +24217,7 @@
               <w:spacing w:after="10" w:before="0"/>
               <w:ind w:left="120"/>
             </w:pPr>
-            <w:hyperlink w:history="1" r:id="rIdz3xnrtgmd4kt95yo_9_ry">
+            <w:hyperlink w:history="1" r:id="rId9qrucsvskjheeulb2ucmm">
               <w:r>
                 <w:rPr>
                   <w:rFonts w:ascii="Arial" w:cs="Arial" w:eastAsia="Arial" w:hAnsi="Arial"/>
@@ -24262,7 +24262,7 @@
             <w:pPr>
               <w:spacing w:after="20" w:before="0"/>
             </w:pPr>
-            <w:hyperlink w:history="1" r:id="rIdsommpxhlk5emdsu6krlmh">
+            <w:hyperlink w:history="1" r:id="rIdsg7hzfaqxxr3hmku1kosm">
               <w:r>
                 <w:rPr>
                   <w:rFonts w:ascii="Arial" w:cs="Arial" w:eastAsia="Arial" w:hAnsi="Arial"/>
@@ -24295,7 +24295,7 @@
               <w:spacing w:after="10" w:before="0"/>
               <w:ind w:left="120"/>
             </w:pPr>
-            <w:hyperlink w:history="1" r:id="rIdc_iom57_hrgsiei3gug6u">
+            <w:hyperlink w:history="1" r:id="rIda4cjyk84ybftjnwzyqllv">
               <w:r>
                 <w:rPr>
                   <w:rFonts w:ascii="Arial" w:cs="Arial" w:eastAsia="Arial" w:hAnsi="Arial"/>
@@ -24490,7 +24490,7 @@
             <w:pPr>
               <w:spacing w:after="20" w:before="0"/>
             </w:pPr>
-            <w:hyperlink w:history="1" r:id="rIdrn2y7iwjzaw7g6kgpikhc">
+            <w:hyperlink w:history="1" r:id="rIdoflyrvewrdywxeurajedj">
               <w:r>
                 <w:rPr>
                   <w:rFonts w:ascii="Arial" w:cs="Arial" w:eastAsia="Arial" w:hAnsi="Arial"/>
@@ -24523,7 +24523,7 @@
               <w:spacing w:after="10" w:before="0"/>
               <w:ind w:left="120"/>
             </w:pPr>
-            <w:hyperlink w:history="1" r:id="rIdsuyshgjycolh-6wagboxm">
+            <w:hyperlink w:history="1" r:id="rId74teyhcbqq-oqo3i1qnuw">
               <w:r>
                 <w:rPr>
                   <w:rFonts w:ascii="Arial" w:cs="Arial" w:eastAsia="Arial" w:hAnsi="Arial"/>
@@ -24568,7 +24568,7 @@
             <w:pPr>
               <w:spacing w:after="20" w:before="0"/>
             </w:pPr>
-            <w:hyperlink w:history="1" r:id="rIdyltrdsllpyhnamux7veil">
+            <w:hyperlink w:history="1" r:id="rIdqeriumtgy1e7nhzhbkag7">
               <w:r>
                 <w:rPr>
                   <w:rFonts w:ascii="Arial" w:cs="Arial" w:eastAsia="Arial" w:hAnsi="Arial"/>
@@ -24601,7 +24601,7 @@
               <w:spacing w:after="10" w:before="0"/>
               <w:ind w:left="120"/>
             </w:pPr>
-            <w:hyperlink w:history="1" r:id="rId1awzoyel3qxws40oyboto">
+            <w:hyperlink w:history="1" r:id="rId5ptugqco6ymb_j90tintm">
               <w:r>
                 <w:rPr>
                   <w:rFonts w:ascii="Arial" w:cs="Arial" w:eastAsia="Arial" w:hAnsi="Arial"/>
@@ -24796,7 +24796,7 @@
             <w:pPr>
               <w:spacing w:after="20" w:before="0"/>
             </w:pPr>
-            <w:hyperlink w:history="1" r:id="rIdvvvhgmaiymrtrxuf4m9oi">
+            <w:hyperlink w:history="1" r:id="rIdtkuldfry8fkafiakbm1oi">
               <w:r>
                 <w:rPr>
                   <w:rFonts w:ascii="Arial" w:cs="Arial" w:eastAsia="Arial" w:hAnsi="Arial"/>
@@ -24829,7 +24829,7 @@
               <w:spacing w:after="10" w:before="0"/>
               <w:ind w:left="120"/>
             </w:pPr>
-            <w:hyperlink w:history="1" r:id="rId2egbybrwbrvq5wyhnqikx">
+            <w:hyperlink w:history="1" r:id="rId7jxifgu5y50kshrkdbmfx">
               <w:r>
                 <w:rPr>
                   <w:rFonts w:ascii="Arial" w:cs="Arial" w:eastAsia="Arial" w:hAnsi="Arial"/>
@@ -24874,7 +24874,7 @@
             <w:pPr>
               <w:spacing w:after="20" w:before="0"/>
             </w:pPr>
-            <w:hyperlink w:history="1" r:id="rIdpgdq02_jinxaejocbytyj">
+            <w:hyperlink w:history="1" r:id="rIdmaefpp5wgsmr-ss5mqadm">
               <w:r>
                 <w:rPr>
                   <w:rFonts w:ascii="Arial" w:cs="Arial" w:eastAsia="Arial" w:hAnsi="Arial"/>
@@ -24907,7 +24907,7 @@
               <w:spacing w:after="10" w:before="0"/>
               <w:ind w:left="120"/>
             </w:pPr>
-            <w:hyperlink w:history="1" r:id="rIdw6atsd20tmjnffszhatjw">
+            <w:hyperlink w:history="1" r:id="rIdkpfov9khygkcf4q_pdjro">
               <w:r>
                 <w:rPr>
                   <w:rFonts w:ascii="Arial" w:cs="Arial" w:eastAsia="Arial" w:hAnsi="Arial"/>
@@ -26394,7 +26394,7 @@
             <w:pPr>
               <w:spacing w:after="20" w:before="0"/>
             </w:pPr>
-            <w:hyperlink w:history="1" r:id="rId_ejil-rsf4zwa-zpccgoa">
+            <w:hyperlink w:history="1" r:id="rIdzyyqtns0dhj0dyyve_-bw">
               <w:r>
                 <w:rPr>
                   <w:rFonts w:ascii="Arial" w:cs="Arial" w:eastAsia="Arial" w:hAnsi="Arial"/>
@@ -26427,7 +26427,7 @@
               <w:spacing w:after="10" w:before="0"/>
               <w:ind w:left="120"/>
             </w:pPr>
-            <w:hyperlink w:history="1" r:id="rIdrgygzadaevlrqhgol9oan">
+            <w:hyperlink w:history="1" r:id="rIdcwawyyswjqrjv0ks8qtih">
               <w:r>
                 <w:rPr>
                   <w:rFonts w:ascii="Arial" w:cs="Arial" w:eastAsia="Arial" w:hAnsi="Arial"/>
@@ -26472,7 +26472,7 @@
             <w:pPr>
               <w:spacing w:after="20" w:before="0"/>
             </w:pPr>
-            <w:hyperlink w:history="1" r:id="rIdpq_zdkjrb8nskeq0b3vlr">
+            <w:hyperlink w:history="1" r:id="rIdfqd5xpkfoxjrbvbgd5ujp">
               <w:r>
                 <w:rPr>
                   <w:rFonts w:ascii="Arial" w:cs="Arial" w:eastAsia="Arial" w:hAnsi="Arial"/>
@@ -26505,7 +26505,7 @@
               <w:spacing w:after="10" w:before="0"/>
               <w:ind w:left="120"/>
             </w:pPr>
-            <w:hyperlink w:history="1" r:id="rIdas_pdhvsgb0hzrgz_d3jt">
+            <w:hyperlink w:history="1" r:id="rIdayf7teimvsqwe6hwb6lrm">
               <w:r>
                 <w:rPr>
                   <w:rFonts w:ascii="Arial" w:cs="Arial" w:eastAsia="Arial" w:hAnsi="Arial"/>
@@ -26700,7 +26700,7 @@
             <w:pPr>
               <w:spacing w:after="20" w:before="0"/>
             </w:pPr>
-            <w:hyperlink w:history="1" r:id="rIdsx68wpi52jjizn-tpoawb">
+            <w:hyperlink w:history="1" r:id="rIddz8fpav7tqppstgve2gdo">
               <w:r>
                 <w:rPr>
                   <w:rFonts w:ascii="Arial" w:cs="Arial" w:eastAsia="Arial" w:hAnsi="Arial"/>
@@ -26733,7 +26733,7 @@
               <w:spacing w:after="10" w:before="0"/>
               <w:ind w:left="120"/>
             </w:pPr>
-            <w:hyperlink w:history="1" r:id="rIdj4ksctjxoclzo4kalsalr">
+            <w:hyperlink w:history="1" r:id="rId17hkft40kxjsl6npiw1ny">
               <w:r>
                 <w:rPr>
                   <w:rFonts w:ascii="Arial" w:cs="Arial" w:eastAsia="Arial" w:hAnsi="Arial"/>
@@ -26778,7 +26778,7 @@
             <w:pPr>
               <w:spacing w:after="20" w:before="0"/>
             </w:pPr>
-            <w:hyperlink w:history="1" r:id="rIdpyrsudtdlsnxl84zq_qsa">
+            <w:hyperlink w:history="1" r:id="rId3djmkugfaz1jap_zckfaj">
               <w:r>
                 <w:rPr>
                   <w:rFonts w:ascii="Arial" w:cs="Arial" w:eastAsia="Arial" w:hAnsi="Arial"/>
@@ -26811,7 +26811,7 @@
               <w:spacing w:after="10" w:before="0"/>
               <w:ind w:left="120"/>
             </w:pPr>
-            <w:hyperlink w:history="1" r:id="rIdxcoe4spka277onb6vhpkr">
+            <w:hyperlink w:history="1" r:id="rId1nae4lo-lkfqu9uum9utf">
               <w:r>
                 <w:rPr>
                   <w:rFonts w:ascii="Arial" w:cs="Arial" w:eastAsia="Arial" w:hAnsi="Arial"/>
@@ -27006,7 +27006,7 @@
             <w:pPr>
               <w:spacing w:after="20" w:before="0"/>
             </w:pPr>
-            <w:hyperlink w:history="1" r:id="rIdkmistxygxbbcb9p3a2z82">
+            <w:hyperlink w:history="1" r:id="rIdn74hy1vcnsrc6okdo-nq-">
               <w:r>
                 <w:rPr>
                   <w:rFonts w:ascii="Arial" w:cs="Arial" w:eastAsia="Arial" w:hAnsi="Arial"/>
@@ -27039,7 +27039,7 @@
               <w:spacing w:after="10" w:before="0"/>
               <w:ind w:left="120"/>
             </w:pPr>
-            <w:hyperlink w:history="1" r:id="rIdcyl7klcyhrioqxiinfcxg">
+            <w:hyperlink w:history="1" r:id="rIdptpzy274riez0vxugotny">
               <w:r>
                 <w:rPr>
                   <w:rFonts w:ascii="Arial" w:cs="Arial" w:eastAsia="Arial" w:hAnsi="Arial"/>
@@ -27084,7 +27084,7 @@
             <w:pPr>
               <w:spacing w:after="20" w:before="0"/>
             </w:pPr>
-            <w:hyperlink w:history="1" r:id="rIdpnb_1udg9qhr-o8kh-4c_">
+            <w:hyperlink w:history="1" r:id="rIdvjs2ijiwzqokdjwiz7ll9">
               <w:r>
                 <w:rPr>
                   <w:rFonts w:ascii="Arial" w:cs="Arial" w:eastAsia="Arial" w:hAnsi="Arial"/>
@@ -27117,7 +27117,7 @@
               <w:spacing w:after="10" w:before="0"/>
               <w:ind w:left="120"/>
             </w:pPr>
-            <w:hyperlink w:history="1" r:id="rIdgdtwza3ft4_5_ynufsgm7">
+            <w:hyperlink w:history="1" r:id="rId9snxoene0e4w0g1ozmhfq">
               <w:r>
                 <w:rPr>
                   <w:rFonts w:ascii="Arial" w:cs="Arial" w:eastAsia="Arial" w:hAnsi="Arial"/>
@@ -27312,7 +27312,7 @@
             <w:pPr>
               <w:spacing w:after="20" w:before="0"/>
             </w:pPr>
-            <w:hyperlink w:history="1" r:id="rId-mqg14jjyhhzhlz4xecya">
+            <w:hyperlink w:history="1" r:id="rIdaumosoe-kzyhw8up3rej4">
               <w:r>
                 <w:rPr>
                   <w:rFonts w:ascii="Arial" w:cs="Arial" w:eastAsia="Arial" w:hAnsi="Arial"/>
@@ -27345,7 +27345,7 @@
               <w:spacing w:after="10" w:before="0"/>
               <w:ind w:left="120"/>
             </w:pPr>
-            <w:hyperlink w:history="1" r:id="rIdqc4trrtf6yrgfx3vl548n">
+            <w:hyperlink w:history="1" r:id="rIdol5mseiozue7s_4awyvaf">
               <w:r>
                 <w:rPr>
                   <w:rFonts w:ascii="Arial" w:cs="Arial" w:eastAsia="Arial" w:hAnsi="Arial"/>
@@ -27390,7 +27390,7 @@
             <w:pPr>
               <w:spacing w:after="20" w:before="0"/>
             </w:pPr>
-            <w:hyperlink w:history="1" r:id="rIdn3uzltmtzjwkjlc0nkvhy">
+            <w:hyperlink w:history="1" r:id="rIdxmjvaameuu1gksjwhay_8">
               <w:r>
                 <w:rPr>
                   <w:rFonts w:ascii="Arial" w:cs="Arial" w:eastAsia="Arial" w:hAnsi="Arial"/>
@@ -27423,7 +27423,7 @@
               <w:spacing w:after="10" w:before="0"/>
               <w:ind w:left="120"/>
             </w:pPr>
-            <w:hyperlink w:history="1" r:id="rIdcuylxfqvriyl55apr9snr">
+            <w:hyperlink w:history="1" r:id="rIdlncztygcluqr1zjvypmpn">
               <w:r>
                 <w:rPr>
                   <w:rFonts w:ascii="Arial" w:cs="Arial" w:eastAsia="Arial" w:hAnsi="Arial"/>
@@ -27618,7 +27618,7 @@
             <w:pPr>
               <w:spacing w:after="20" w:before="0"/>
             </w:pPr>
-            <w:hyperlink w:history="1" r:id="rIdkt1c5e0_owb9kjx7-ihgt">
+            <w:hyperlink w:history="1" r:id="rIdmibnf4pizy509p0s222lm">
               <w:r>
                 <w:rPr>
                   <w:rFonts w:ascii="Arial" w:cs="Arial" w:eastAsia="Arial" w:hAnsi="Arial"/>
@@ -27651,7 +27651,7 @@
               <w:spacing w:after="10" w:before="0"/>
               <w:ind w:left="120"/>
             </w:pPr>
-            <w:hyperlink w:history="1" r:id="rIdycsewgbhkv8e2-iahaal9">
+            <w:hyperlink w:history="1" r:id="rId9jlr65a4h5upqds7ozuuz">
               <w:r>
                 <w:rPr>
                   <w:rFonts w:ascii="Arial" w:cs="Arial" w:eastAsia="Arial" w:hAnsi="Arial"/>
@@ -27696,7 +27696,7 @@
             <w:pPr>
               <w:spacing w:after="20" w:before="0"/>
             </w:pPr>
-            <w:hyperlink w:history="1" r:id="rIdu38yoajpoksgrbozul1qo">
+            <w:hyperlink w:history="1" r:id="rIdpsqpcyszj1otau5bmyj50">
               <w:r>
                 <w:rPr>
                   <w:rFonts w:ascii="Arial" w:cs="Arial" w:eastAsia="Arial" w:hAnsi="Arial"/>
@@ -27729,7 +27729,7 @@
               <w:spacing w:after="10" w:before="0"/>
               <w:ind w:left="120"/>
             </w:pPr>
-            <w:hyperlink w:history="1" r:id="rIdpab0rjck05k93hnr3bnpw">
+            <w:hyperlink w:history="1" r:id="rIdmgnbgiylum6t27pyny76v">
               <w:r>
                 <w:rPr>
                   <w:rFonts w:ascii="Arial" w:cs="Arial" w:eastAsia="Arial" w:hAnsi="Arial"/>

--- a/data/outputs/v2/Maths/SS4.2_Probability_I/Mathematics_Probability_I_CBE_LessonSequence.docx
+++ b/data/outputs/v2/Maths/SS4.2_Probability_I/Mathematics_Probability_I_CBE_LessonSequence.docx
@@ -3362,7 +3362,7 @@
             <w:pPr>
               <w:spacing w:after="20" w:before="0"/>
             </w:pPr>
-            <w:hyperlink w:history="1" r:id="rId_lt7bcvhxwi980zpyxhti">
+            <w:hyperlink w:history="1" r:id="rIdor-za49tcierqby5o08cs">
               <w:r>
                 <w:rPr>
                   <w:rFonts w:ascii="Arial" w:cs="Arial" w:eastAsia="Arial" w:hAnsi="Arial"/>
@@ -3395,7 +3395,7 @@
               <w:spacing w:after="10" w:before="0"/>
               <w:ind w:left="120"/>
             </w:pPr>
-            <w:hyperlink w:history="1" r:id="rIdyetrizeghlipnzu_-4q6d">
+            <w:hyperlink w:history="1" r:id="rIdttfrb1wmi1ofrboac3np-">
               <w:r>
                 <w:rPr>
                   <w:rFonts w:ascii="Arial" w:cs="Arial" w:eastAsia="Arial" w:hAnsi="Arial"/>
@@ -3440,7 +3440,7 @@
             <w:pPr>
               <w:spacing w:after="20" w:before="0"/>
             </w:pPr>
-            <w:hyperlink w:history="1" r:id="rIdvqudprsmesmptq1-fcxwk">
+            <w:hyperlink w:history="1" r:id="rIducg8jwvwyn41b9milauss">
               <w:r>
                 <w:rPr>
                   <w:rFonts w:ascii="Arial" w:cs="Arial" w:eastAsia="Arial" w:hAnsi="Arial"/>
@@ -3473,7 +3473,7 @@
               <w:spacing w:after="10" w:before="0"/>
               <w:ind w:left="120"/>
             </w:pPr>
-            <w:hyperlink w:history="1" r:id="rId_ju5pc0nfq7a3yofucavu">
+            <w:hyperlink w:history="1" r:id="rIdbmqsxgicnndfv1xgbq5uv">
               <w:r>
                 <w:rPr>
                   <w:rFonts w:ascii="Arial" w:cs="Arial" w:eastAsia="Arial" w:hAnsi="Arial"/>
@@ -3763,7 +3763,7 @@
             <w:pPr>
               <w:spacing w:after="20" w:before="0"/>
             </w:pPr>
-            <w:hyperlink w:history="1" r:id="rIdzze7mkk5e6ax0teehi7z1">
+            <w:hyperlink w:history="1" r:id="rIdfriaxfot-i6aoomubqhbo">
               <w:r>
                 <w:rPr>
                   <w:rFonts w:ascii="Arial" w:cs="Arial" w:eastAsia="Arial" w:hAnsi="Arial"/>
@@ -3796,7 +3796,7 @@
               <w:spacing w:after="10" w:before="0"/>
               <w:ind w:left="120"/>
             </w:pPr>
-            <w:hyperlink w:history="1" r:id="rIdsdfee_zuwgtszjmlet6vg">
+            <w:hyperlink w:history="1" r:id="rId2dzbbq1pmkszkocodalyf">
               <w:r>
                 <w:rPr>
                   <w:rFonts w:ascii="Arial" w:cs="Arial" w:eastAsia="Arial" w:hAnsi="Arial"/>
@@ -3841,7 +3841,7 @@
             <w:pPr>
               <w:spacing w:after="20" w:before="0"/>
             </w:pPr>
-            <w:hyperlink w:history="1" r:id="rIdky2nxbueoevjzbvdtga6u">
+            <w:hyperlink w:history="1" r:id="rIdz7mcgqpc6kvbxte88habr">
               <w:r>
                 <w:rPr>
                   <w:rFonts w:ascii="Arial" w:cs="Arial" w:eastAsia="Arial" w:hAnsi="Arial"/>
@@ -3874,7 +3874,7 @@
               <w:spacing w:after="10" w:before="0"/>
               <w:ind w:left="120"/>
             </w:pPr>
-            <w:hyperlink w:history="1" r:id="rId9r2eexqo8jeod4f7_nbfx">
+            <w:hyperlink w:history="1" r:id="rIdamvbqrpp7kla12sk98uyo">
               <w:r>
                 <w:rPr>
                   <w:rFonts w:ascii="Arial" w:cs="Arial" w:eastAsia="Arial" w:hAnsi="Arial"/>
@@ -4183,7 +4183,7 @@
             <w:pPr>
               <w:spacing w:after="20" w:before="0"/>
             </w:pPr>
-            <w:hyperlink w:history="1" r:id="rIdtxlihvvom9xoa0xvr0xle">
+            <w:hyperlink w:history="1" r:id="rIdjbwrmjaormiir4hjwrsfc">
               <w:r>
                 <w:rPr>
                   <w:rFonts w:ascii="Arial" w:cs="Arial" w:eastAsia="Arial" w:hAnsi="Arial"/>
@@ -4216,7 +4216,7 @@
               <w:spacing w:after="10" w:before="0"/>
               <w:ind w:left="120"/>
             </w:pPr>
-            <w:hyperlink w:history="1" r:id="rId2kbwbcthxgh5-agobogif">
+            <w:hyperlink w:history="1" r:id="rId84wmqhiztal8eldx68u9c">
               <w:r>
                 <w:rPr>
                   <w:rFonts w:ascii="Arial" w:cs="Arial" w:eastAsia="Arial" w:hAnsi="Arial"/>
@@ -4261,7 +4261,7 @@
             <w:pPr>
               <w:spacing w:after="20" w:before="0"/>
             </w:pPr>
-            <w:hyperlink w:history="1" r:id="rIddqoi1h_oxoqgnp3z26nta">
+            <w:hyperlink w:history="1" r:id="rIdndmrpxdrxnk_qnesdbmsz">
               <w:r>
                 <w:rPr>
                   <w:rFonts w:ascii="Arial" w:cs="Arial" w:eastAsia="Arial" w:hAnsi="Arial"/>
@@ -4294,7 +4294,7 @@
               <w:spacing w:after="10" w:before="0"/>
               <w:ind w:left="120"/>
             </w:pPr>
-            <w:hyperlink w:history="1" r:id="rIdyf-fdbwzb3zqnrhgrm1i9">
+            <w:hyperlink w:history="1" r:id="rIdha1nlteh9rhfcryybkwho">
               <w:r>
                 <w:rPr>
                   <w:rFonts w:ascii="Arial" w:cs="Arial" w:eastAsia="Arial" w:hAnsi="Arial"/>
@@ -4565,7 +4565,7 @@
             <w:pPr>
               <w:spacing w:after="20" w:before="0"/>
             </w:pPr>
-            <w:hyperlink w:history="1" r:id="rIdu1wep3yjlk-yloys351g9">
+            <w:hyperlink w:history="1" r:id="rIdihfl3oeaqc0m3kimbslnh">
               <w:r>
                 <w:rPr>
                   <w:rFonts w:ascii="Arial" w:cs="Arial" w:eastAsia="Arial" w:hAnsi="Arial"/>
@@ -4598,7 +4598,7 @@
               <w:spacing w:after="10" w:before="0"/>
               <w:ind w:left="120"/>
             </w:pPr>
-            <w:hyperlink w:history="1" r:id="rIdxfrnabmrxuchio-dod813">
+            <w:hyperlink w:history="1" r:id="rIdmqenh7rtqyeatscpkwtd7">
               <w:r>
                 <w:rPr>
                   <w:rFonts w:ascii="Arial" w:cs="Arial" w:eastAsia="Arial" w:hAnsi="Arial"/>
@@ -4643,7 +4643,7 @@
             <w:pPr>
               <w:spacing w:after="20" w:before="0"/>
             </w:pPr>
-            <w:hyperlink w:history="1" r:id="rIdilii70rg81k2fvotpzuaj">
+            <w:hyperlink w:history="1" r:id="rIdpdt52zelfa4wueswld6sb">
               <w:r>
                 <w:rPr>
                   <w:rFonts w:ascii="Arial" w:cs="Arial" w:eastAsia="Arial" w:hAnsi="Arial"/>
@@ -4676,7 +4676,7 @@
               <w:spacing w:after="10" w:before="0"/>
               <w:ind w:left="120"/>
             </w:pPr>
-            <w:hyperlink w:history="1" r:id="rIdb-7hdihpjfk7robvsiwds">
+            <w:hyperlink w:history="1" r:id="rIdra1qbmqyz3v3caw1ya32y">
               <w:r>
                 <w:rPr>
                   <w:rFonts w:ascii="Arial" w:cs="Arial" w:eastAsia="Arial" w:hAnsi="Arial"/>
@@ -4947,7 +4947,7 @@
             <w:pPr>
               <w:spacing w:after="20" w:before="0"/>
             </w:pPr>
-            <w:hyperlink w:history="1" r:id="rIdwlvgsscydixjdyyexf_lc">
+            <w:hyperlink w:history="1" r:id="rIdojjok7yjwyzejvgwit3vh">
               <w:r>
                 <w:rPr>
                   <w:rFonts w:ascii="Arial" w:cs="Arial" w:eastAsia="Arial" w:hAnsi="Arial"/>
@@ -4980,7 +4980,7 @@
               <w:spacing w:after="10" w:before="0"/>
               <w:ind w:left="120"/>
             </w:pPr>
-            <w:hyperlink w:history="1" r:id="rIde67gy9taen8shtpkhyefi">
+            <w:hyperlink w:history="1" r:id="rIdj_kq7iip6xup_svyquhrd">
               <w:r>
                 <w:rPr>
                   <w:rFonts w:ascii="Arial" w:cs="Arial" w:eastAsia="Arial" w:hAnsi="Arial"/>
@@ -5025,7 +5025,7 @@
             <w:pPr>
               <w:spacing w:after="20" w:before="0"/>
             </w:pPr>
-            <w:hyperlink w:history="1" r:id="rId8r0titjtgo5ux9urkosik">
+            <w:hyperlink w:history="1" r:id="rIdnyxuur5rb2qz3gdedo5ep">
               <w:r>
                 <w:rPr>
                   <w:rFonts w:ascii="Arial" w:cs="Arial" w:eastAsia="Arial" w:hAnsi="Arial"/>
@@ -5058,7 +5058,7 @@
               <w:spacing w:after="10" w:before="0"/>
               <w:ind w:left="120"/>
             </w:pPr>
-            <w:hyperlink w:history="1" r:id="rIdgencpmcyjalc6_mjlwmgs">
+            <w:hyperlink w:history="1" r:id="rIdclpl3h2uiywpn2mluxaq-">
               <w:r>
                 <w:rPr>
                   <w:rFonts w:ascii="Arial" w:cs="Arial" w:eastAsia="Arial" w:hAnsi="Arial"/>
@@ -6640,7 +6640,7 @@
             <w:pPr>
               <w:spacing w:after="20" w:before="0"/>
             </w:pPr>
-            <w:hyperlink w:history="1" r:id="rIdeex3wgrxfl87jr1ngyp3i">
+            <w:hyperlink w:history="1" r:id="rId8di44aqg3uhtumq5ho7an">
               <w:r>
                 <w:rPr>
                   <w:rFonts w:ascii="Arial" w:cs="Arial" w:eastAsia="Arial" w:hAnsi="Arial"/>
@@ -6673,7 +6673,7 @@
               <w:spacing w:after="10" w:before="0"/>
               <w:ind w:left="120"/>
             </w:pPr>
-            <w:hyperlink w:history="1" r:id="rIdyqayrf-j7puu4iqoag3_t">
+            <w:hyperlink w:history="1" r:id="rIdrgfxmfzs5gpxnnu33g6xr">
               <w:r>
                 <w:rPr>
                   <w:rFonts w:ascii="Arial" w:cs="Arial" w:eastAsia="Arial" w:hAnsi="Arial"/>
@@ -6718,7 +6718,7 @@
             <w:pPr>
               <w:spacing w:after="20" w:before="0"/>
             </w:pPr>
-            <w:hyperlink w:history="1" r:id="rIdey3mnklgxxqgnmkkqbo0z">
+            <w:hyperlink w:history="1" r:id="rIdxydgwnkqneew8rkz80abd">
               <w:r>
                 <w:rPr>
                   <w:rFonts w:ascii="Arial" w:cs="Arial" w:eastAsia="Arial" w:hAnsi="Arial"/>
@@ -6751,7 +6751,7 @@
               <w:spacing w:after="10" w:before="0"/>
               <w:ind w:left="120"/>
             </w:pPr>
-            <w:hyperlink w:history="1" r:id="rIdc4mdljlmqgiahavfzyvwj">
+            <w:hyperlink w:history="1" r:id="rId8j5jroeg6axop64cfgnwt">
               <w:r>
                 <w:rPr>
                   <w:rFonts w:ascii="Arial" w:cs="Arial" w:eastAsia="Arial" w:hAnsi="Arial"/>
@@ -6946,7 +6946,7 @@
             <w:pPr>
               <w:spacing w:after="20" w:before="0"/>
             </w:pPr>
-            <w:hyperlink w:history="1" r:id="rIdoby-a0lv-nn97psfpfvqu">
+            <w:hyperlink w:history="1" r:id="rIdch9ze4qygons7hitowyho">
               <w:r>
                 <w:rPr>
                   <w:rFonts w:ascii="Arial" w:cs="Arial" w:eastAsia="Arial" w:hAnsi="Arial"/>
@@ -6979,7 +6979,7 @@
               <w:spacing w:after="10" w:before="0"/>
               <w:ind w:left="120"/>
             </w:pPr>
-            <w:hyperlink w:history="1" r:id="rIdd6eag48eeoq0llxj8qhuq">
+            <w:hyperlink w:history="1" r:id="rIdjbmcucui-ylmitwazergs">
               <w:r>
                 <w:rPr>
                   <w:rFonts w:ascii="Arial" w:cs="Arial" w:eastAsia="Arial" w:hAnsi="Arial"/>
@@ -7024,7 +7024,7 @@
             <w:pPr>
               <w:spacing w:after="20" w:before="0"/>
             </w:pPr>
-            <w:hyperlink w:history="1" r:id="rId3x02hayf45qrkqgvbolzd">
+            <w:hyperlink w:history="1" r:id="rIdnh2k0fh47kmfymfi-5_yy">
               <w:r>
                 <w:rPr>
                   <w:rFonts w:ascii="Arial" w:cs="Arial" w:eastAsia="Arial" w:hAnsi="Arial"/>
@@ -7057,7 +7057,7 @@
               <w:spacing w:after="10" w:before="0"/>
               <w:ind w:left="120"/>
             </w:pPr>
-            <w:hyperlink w:history="1" r:id="rIdiebgcg1trowzebrosv9yu">
+            <w:hyperlink w:history="1" r:id="rId2zqvl78esotcobxfi2jzb">
               <w:r>
                 <w:rPr>
                   <w:rFonts w:ascii="Arial" w:cs="Arial" w:eastAsia="Arial" w:hAnsi="Arial"/>
@@ -7252,7 +7252,7 @@
             <w:pPr>
               <w:spacing w:after="20" w:before="0"/>
             </w:pPr>
-            <w:hyperlink w:history="1" r:id="rIdbma2fropcns3pkfzqkaar">
+            <w:hyperlink w:history="1" r:id="rIdu-dz9muajnqchq6xlhmbb">
               <w:r>
                 <w:rPr>
                   <w:rFonts w:ascii="Arial" w:cs="Arial" w:eastAsia="Arial" w:hAnsi="Arial"/>
@@ -7285,7 +7285,7 @@
               <w:spacing w:after="10" w:before="0"/>
               <w:ind w:left="120"/>
             </w:pPr>
-            <w:hyperlink w:history="1" r:id="rId3zkdrfofvlngaakeeb5lb">
+            <w:hyperlink w:history="1" r:id="rId8jee595kp15hqpta4dtqf">
               <w:r>
                 <w:rPr>
                   <w:rFonts w:ascii="Arial" w:cs="Arial" w:eastAsia="Arial" w:hAnsi="Arial"/>
@@ -7330,7 +7330,7 @@
             <w:pPr>
               <w:spacing w:after="20" w:before="0"/>
             </w:pPr>
-            <w:hyperlink w:history="1" r:id="rId1gkkvxnm3re0unnrf_yn8">
+            <w:hyperlink w:history="1" r:id="rIdamqannlnk0ajgj4pbfzfq">
               <w:r>
                 <w:rPr>
                   <w:rFonts w:ascii="Arial" w:cs="Arial" w:eastAsia="Arial" w:hAnsi="Arial"/>
@@ -7363,7 +7363,7 @@
               <w:spacing w:after="10" w:before="0"/>
               <w:ind w:left="120"/>
             </w:pPr>
-            <w:hyperlink w:history="1" r:id="rIdb9o5tbgxxjeb88e4qhmxj">
+            <w:hyperlink w:history="1" r:id="rIdtr-2esjnndsg-4m67jdjx">
               <w:r>
                 <w:rPr>
                   <w:rFonts w:ascii="Arial" w:cs="Arial" w:eastAsia="Arial" w:hAnsi="Arial"/>
@@ -7558,7 +7558,7 @@
             <w:pPr>
               <w:spacing w:after="20" w:before="0"/>
             </w:pPr>
-            <w:hyperlink w:history="1" r:id="rIdanmy03lhwaad4ni5cnzbh">
+            <w:hyperlink w:history="1" r:id="rId_9mniugg0pssghmebdncv">
               <w:r>
                 <w:rPr>
                   <w:rFonts w:ascii="Arial" w:cs="Arial" w:eastAsia="Arial" w:hAnsi="Arial"/>
@@ -7591,7 +7591,7 @@
               <w:spacing w:after="10" w:before="0"/>
               <w:ind w:left="120"/>
             </w:pPr>
-            <w:hyperlink w:history="1" r:id="rIdfakkdyhuaxn6ezhsj827l">
+            <w:hyperlink w:history="1" r:id="rId9ltw_dogxdqpogxo6wzyz">
               <w:r>
                 <w:rPr>
                   <w:rFonts w:ascii="Arial" w:cs="Arial" w:eastAsia="Arial" w:hAnsi="Arial"/>
@@ -7636,7 +7636,7 @@
             <w:pPr>
               <w:spacing w:after="20" w:before="0"/>
             </w:pPr>
-            <w:hyperlink w:history="1" r:id="rId4iogemq9ss_xnaghmjekg">
+            <w:hyperlink w:history="1" r:id="rIdyvfcnw2d_vm3zchzahaq1">
               <w:r>
                 <w:rPr>
                   <w:rFonts w:ascii="Arial" w:cs="Arial" w:eastAsia="Arial" w:hAnsi="Arial"/>
@@ -7669,7 +7669,7 @@
               <w:spacing w:after="10" w:before="0"/>
               <w:ind w:left="120"/>
             </w:pPr>
-            <w:hyperlink w:history="1" r:id="rIdquwhjnmzuamz5p4qkluz8">
+            <w:hyperlink w:history="1" r:id="rIdmva91ny71mcwfzaveztqi">
               <w:r>
                 <w:rPr>
                   <w:rFonts w:ascii="Arial" w:cs="Arial" w:eastAsia="Arial" w:hAnsi="Arial"/>
@@ -7864,7 +7864,7 @@
             <w:pPr>
               <w:spacing w:after="20" w:before="0"/>
             </w:pPr>
-            <w:hyperlink w:history="1" r:id="rIdg3fmzt32tmzavgugfbqnd">
+            <w:hyperlink w:history="1" r:id="rIdptcxailarjtdptigcik1l">
               <w:r>
                 <w:rPr>
                   <w:rFonts w:ascii="Arial" w:cs="Arial" w:eastAsia="Arial" w:hAnsi="Arial"/>
@@ -7897,7 +7897,7 @@
               <w:spacing w:after="10" w:before="0"/>
               <w:ind w:left="120"/>
             </w:pPr>
-            <w:hyperlink w:history="1" r:id="rIdjv3uvmrn7r7wkjurad_uz">
+            <w:hyperlink w:history="1" r:id="rIdvyuk9vplufhsjfyxwegxi">
               <w:r>
                 <w:rPr>
                   <w:rFonts w:ascii="Arial" w:cs="Arial" w:eastAsia="Arial" w:hAnsi="Arial"/>
@@ -7942,7 +7942,7 @@
             <w:pPr>
               <w:spacing w:after="20" w:before="0"/>
             </w:pPr>
-            <w:hyperlink w:history="1" r:id="rIdmkvl55ec_irn_tuew2aqa">
+            <w:hyperlink w:history="1" r:id="rId-tjy5tlk4ql8viiuhmkrv">
               <w:r>
                 <w:rPr>
                   <w:rFonts w:ascii="Arial" w:cs="Arial" w:eastAsia="Arial" w:hAnsi="Arial"/>
@@ -7975,7 +7975,7 @@
               <w:spacing w:after="10" w:before="0"/>
               <w:ind w:left="120"/>
             </w:pPr>
-            <w:hyperlink w:history="1" r:id="rIdiabbykkiq5aznqgo88qkr">
+            <w:hyperlink w:history="1" r:id="rId0agftzxckt2nrozc4ehzp">
               <w:r>
                 <w:rPr>
                   <w:rFonts w:ascii="Arial" w:cs="Arial" w:eastAsia="Arial" w:hAnsi="Arial"/>
@@ -9462,7 +9462,7 @@
             <w:pPr>
               <w:spacing w:after="20" w:before="0"/>
             </w:pPr>
-            <w:hyperlink w:history="1" r:id="rIdtsuxzzfl2i2yytsf5pwkh">
+            <w:hyperlink w:history="1" r:id="rIdugj6qv1ikam0wuggdaxi-">
               <w:r>
                 <w:rPr>
                   <w:rFonts w:ascii="Arial" w:cs="Arial" w:eastAsia="Arial" w:hAnsi="Arial"/>
@@ -9495,7 +9495,7 @@
               <w:spacing w:after="10" w:before="0"/>
               <w:ind w:left="120"/>
             </w:pPr>
-            <w:hyperlink w:history="1" r:id="rId90og_ckb9mbuqxperufip">
+            <w:hyperlink w:history="1" r:id="rIdgwx2w9yq6fr0ejwsl6f9m">
               <w:r>
                 <w:rPr>
                   <w:rFonts w:ascii="Arial" w:cs="Arial" w:eastAsia="Arial" w:hAnsi="Arial"/>
@@ -9540,7 +9540,7 @@
             <w:pPr>
               <w:spacing w:after="20" w:before="0"/>
             </w:pPr>
-            <w:hyperlink w:history="1" r:id="rId18tms6zvzx-6ggrggjocd">
+            <w:hyperlink w:history="1" r:id="rIdmwtzzzt4bpy-nvdu9f5g8">
               <w:r>
                 <w:rPr>
                   <w:rFonts w:ascii="Arial" w:cs="Arial" w:eastAsia="Arial" w:hAnsi="Arial"/>
@@ -9573,7 +9573,7 @@
               <w:spacing w:after="10" w:before="0"/>
               <w:ind w:left="120"/>
             </w:pPr>
-            <w:hyperlink w:history="1" r:id="rIdqryasjbivggimozgflopu">
+            <w:hyperlink w:history="1" r:id="rIdbblqpat1y5syj8pjiatc6">
               <w:r>
                 <w:rPr>
                   <w:rFonts w:ascii="Arial" w:cs="Arial" w:eastAsia="Arial" w:hAnsi="Arial"/>
@@ -9768,7 +9768,7 @@
             <w:pPr>
               <w:spacing w:after="20" w:before="0"/>
             </w:pPr>
-            <w:hyperlink w:history="1" r:id="rIdcjubmpxwlxxj-gnbf2xum">
+            <w:hyperlink w:history="1" r:id="rIddsadsby1kk4ipfzg4v1wf">
               <w:r>
                 <w:rPr>
                   <w:rFonts w:ascii="Arial" w:cs="Arial" w:eastAsia="Arial" w:hAnsi="Arial"/>
@@ -9801,7 +9801,7 @@
               <w:spacing w:after="10" w:before="0"/>
               <w:ind w:left="120"/>
             </w:pPr>
-            <w:hyperlink w:history="1" r:id="rIdkdjb-5do4pxhy07ejpy0s">
+            <w:hyperlink w:history="1" r:id="rId1vz1thahgglfgd6mdrcck">
               <w:r>
                 <w:rPr>
                   <w:rFonts w:ascii="Arial" w:cs="Arial" w:eastAsia="Arial" w:hAnsi="Arial"/>
@@ -9846,7 +9846,7 @@
             <w:pPr>
               <w:spacing w:after="20" w:before="0"/>
             </w:pPr>
-            <w:hyperlink w:history="1" r:id="rIdmtpwha5vqiioslvegqx8f">
+            <w:hyperlink w:history="1" r:id="rIdvpbouvr4apiawnkp7cj0v">
               <w:r>
                 <w:rPr>
                   <w:rFonts w:ascii="Arial" w:cs="Arial" w:eastAsia="Arial" w:hAnsi="Arial"/>
@@ -9879,7 +9879,7 @@
               <w:spacing w:after="10" w:before="0"/>
               <w:ind w:left="120"/>
             </w:pPr>
-            <w:hyperlink w:history="1" r:id="rIdlu1ecujmwq4wjbmegjhjg">
+            <w:hyperlink w:history="1" r:id="rIdvka9yxjbajlsxu2evux_f">
               <w:r>
                 <w:rPr>
                   <w:rFonts w:ascii="Arial" w:cs="Arial" w:eastAsia="Arial" w:hAnsi="Arial"/>
@@ -10074,7 +10074,7 @@
             <w:pPr>
               <w:spacing w:after="20" w:before="0"/>
             </w:pPr>
-            <w:hyperlink w:history="1" r:id="rId1c_kflkm0pdhhfq_b8xpc">
+            <w:hyperlink w:history="1" r:id="rId_gij6sg3qvedlds8vnfeg">
               <w:r>
                 <w:rPr>
                   <w:rFonts w:ascii="Arial" w:cs="Arial" w:eastAsia="Arial" w:hAnsi="Arial"/>
@@ -10107,7 +10107,7 @@
               <w:spacing w:after="10" w:before="0"/>
               <w:ind w:left="120"/>
             </w:pPr>
-            <w:hyperlink w:history="1" r:id="rIdytciuerizrvf8ne9mhebw">
+            <w:hyperlink w:history="1" r:id="rIdgkxig17ymwakwpv9zsjg3">
               <w:r>
                 <w:rPr>
                   <w:rFonts w:ascii="Arial" w:cs="Arial" w:eastAsia="Arial" w:hAnsi="Arial"/>
@@ -10152,7 +10152,7 @@
             <w:pPr>
               <w:spacing w:after="20" w:before="0"/>
             </w:pPr>
-            <w:hyperlink w:history="1" r:id="rIdffuey998j0vgn2lue3mhc">
+            <w:hyperlink w:history="1" r:id="rIdbm8hjetfhzolsnznjqiod">
               <w:r>
                 <w:rPr>
                   <w:rFonts w:ascii="Arial" w:cs="Arial" w:eastAsia="Arial" w:hAnsi="Arial"/>
@@ -10185,7 +10185,7 @@
               <w:spacing w:after="10" w:before="0"/>
               <w:ind w:left="120"/>
             </w:pPr>
-            <w:hyperlink w:history="1" r:id="rIdmqymocr051or2okq28tjv">
+            <w:hyperlink w:history="1" r:id="rIdtwunl7oywqyouqfy9_bfh">
               <w:r>
                 <w:rPr>
                   <w:rFonts w:ascii="Arial" w:cs="Arial" w:eastAsia="Arial" w:hAnsi="Arial"/>
@@ -10380,7 +10380,7 @@
             <w:pPr>
               <w:spacing w:after="20" w:before="0"/>
             </w:pPr>
-            <w:hyperlink w:history="1" r:id="rIdq8rnvhlqs4c5kad09ljkg">
+            <w:hyperlink w:history="1" r:id="rIdwoy3lkgzeguvwyqkzw_r0">
               <w:r>
                 <w:rPr>
                   <w:rFonts w:ascii="Arial" w:cs="Arial" w:eastAsia="Arial" w:hAnsi="Arial"/>
@@ -10413,7 +10413,7 @@
               <w:spacing w:after="10" w:before="0"/>
               <w:ind w:left="120"/>
             </w:pPr>
-            <w:hyperlink w:history="1" r:id="rId3vp1bog5zc7x0yx7cfwce">
+            <w:hyperlink w:history="1" r:id="rId9fvldvacc2u07whdcpdmc">
               <w:r>
                 <w:rPr>
                   <w:rFonts w:ascii="Arial" w:cs="Arial" w:eastAsia="Arial" w:hAnsi="Arial"/>
@@ -10458,7 +10458,7 @@
             <w:pPr>
               <w:spacing w:after="20" w:before="0"/>
             </w:pPr>
-            <w:hyperlink w:history="1" r:id="rIdmn98ybsw3v1t-om0lkp9k">
+            <w:hyperlink w:history="1" r:id="rIdnnwpq_m6je1ojcoxqci-p">
               <w:r>
                 <w:rPr>
                   <w:rFonts w:ascii="Arial" w:cs="Arial" w:eastAsia="Arial" w:hAnsi="Arial"/>
@@ -10491,7 +10491,7 @@
               <w:spacing w:after="10" w:before="0"/>
               <w:ind w:left="120"/>
             </w:pPr>
-            <w:hyperlink w:history="1" r:id="rIdcv91nah4xudjsngevbxta">
+            <w:hyperlink w:history="1" r:id="rIdrgq9o5eqrtuyvb4rboov6">
               <w:r>
                 <w:rPr>
                   <w:rFonts w:ascii="Arial" w:cs="Arial" w:eastAsia="Arial" w:hAnsi="Arial"/>
@@ -10686,7 +10686,7 @@
             <w:pPr>
               <w:spacing w:after="20" w:before="0"/>
             </w:pPr>
-            <w:hyperlink w:history="1" r:id="rId8j-l3nnjnotbztspwuwti">
+            <w:hyperlink w:history="1" r:id="rIdnepqg5dw6wvq9nqtcznsa">
               <w:r>
                 <w:rPr>
                   <w:rFonts w:ascii="Arial" w:cs="Arial" w:eastAsia="Arial" w:hAnsi="Arial"/>
@@ -10719,7 +10719,7 @@
               <w:spacing w:after="10" w:before="0"/>
               <w:ind w:left="120"/>
             </w:pPr>
-            <w:hyperlink w:history="1" r:id="rIdensizy2ziqn4ysdc__nzt">
+            <w:hyperlink w:history="1" r:id="rIdbr6ldgmflbwvdxiiy8qn0">
               <w:r>
                 <w:rPr>
                   <w:rFonts w:ascii="Arial" w:cs="Arial" w:eastAsia="Arial" w:hAnsi="Arial"/>
@@ -10764,7 +10764,7 @@
             <w:pPr>
               <w:spacing w:after="20" w:before="0"/>
             </w:pPr>
-            <w:hyperlink w:history="1" r:id="rIdo2i5usbtdkqv-ignklt_v">
+            <w:hyperlink w:history="1" r:id="rId1p5ygipyuku3errsmhyy9">
               <w:r>
                 <w:rPr>
                   <w:rFonts w:ascii="Arial" w:cs="Arial" w:eastAsia="Arial" w:hAnsi="Arial"/>
@@ -10797,7 +10797,7 @@
               <w:spacing w:after="10" w:before="0"/>
               <w:ind w:left="120"/>
             </w:pPr>
-            <w:hyperlink w:history="1" r:id="rIdbrwiun24gpaqwx3k1s136">
+            <w:hyperlink w:history="1" r:id="rIdugw7friltwadrfdotqyaq">
               <w:r>
                 <w:rPr>
                   <w:rFonts w:ascii="Arial" w:cs="Arial" w:eastAsia="Arial" w:hAnsi="Arial"/>
@@ -12284,7 +12284,7 @@
             <w:pPr>
               <w:spacing w:after="20" w:before="0"/>
             </w:pPr>
-            <w:hyperlink w:history="1" r:id="rIddcn1pd-erswwa6mbut7ux">
+            <w:hyperlink w:history="1" r:id="rIdxwaehfmjzmikwtltcbkuo">
               <w:r>
                 <w:rPr>
                   <w:rFonts w:ascii="Arial" w:cs="Arial" w:eastAsia="Arial" w:hAnsi="Arial"/>
@@ -12317,7 +12317,7 @@
               <w:spacing w:after="10" w:before="0"/>
               <w:ind w:left="120"/>
             </w:pPr>
-            <w:hyperlink w:history="1" r:id="rIdlo__si0foksgaqjss_tc1">
+            <w:hyperlink w:history="1" r:id="rId3cwrvqndnljfjxtflw69l">
               <w:r>
                 <w:rPr>
                   <w:rFonts w:ascii="Arial" w:cs="Arial" w:eastAsia="Arial" w:hAnsi="Arial"/>
@@ -12362,7 +12362,7 @@
             <w:pPr>
               <w:spacing w:after="20" w:before="0"/>
             </w:pPr>
-            <w:hyperlink w:history="1" r:id="rIdlmnkfdsmbpbxr4npbs5p8">
+            <w:hyperlink w:history="1" r:id="rIdga5lycy_ebwku7iepjgf5">
               <w:r>
                 <w:rPr>
                   <w:rFonts w:ascii="Arial" w:cs="Arial" w:eastAsia="Arial" w:hAnsi="Arial"/>
@@ -12395,7 +12395,7 @@
               <w:spacing w:after="10" w:before="0"/>
               <w:ind w:left="120"/>
             </w:pPr>
-            <w:hyperlink w:history="1" r:id="rIdxjbmxth30r1_yq2gfjqyh">
+            <w:hyperlink w:history="1" r:id="rId8g-myui41tkhecllrg56g">
               <w:r>
                 <w:rPr>
                   <w:rFonts w:ascii="Arial" w:cs="Arial" w:eastAsia="Arial" w:hAnsi="Arial"/>
@@ -12590,7 +12590,7 @@
             <w:pPr>
               <w:spacing w:after="20" w:before="0"/>
             </w:pPr>
-            <w:hyperlink w:history="1" r:id="rIddnamfnrq3remfsokdywg1">
+            <w:hyperlink w:history="1" r:id="rIdgivacx9rthigpfu5_zc4r">
               <w:r>
                 <w:rPr>
                   <w:rFonts w:ascii="Arial" w:cs="Arial" w:eastAsia="Arial" w:hAnsi="Arial"/>
@@ -12623,7 +12623,7 @@
               <w:spacing w:after="10" w:before="0"/>
               <w:ind w:left="120"/>
             </w:pPr>
-            <w:hyperlink w:history="1" r:id="rIddvft0byaet7xnmo09w8ey">
+            <w:hyperlink w:history="1" r:id="rIdqmx_c6mrhx56_sa7gveuv">
               <w:r>
                 <w:rPr>
                   <w:rFonts w:ascii="Arial" w:cs="Arial" w:eastAsia="Arial" w:hAnsi="Arial"/>
@@ -12668,7 +12668,7 @@
             <w:pPr>
               <w:spacing w:after="20" w:before="0"/>
             </w:pPr>
-            <w:hyperlink w:history="1" r:id="rIddzjckj8p8y_mv3c8cyn7f">
+            <w:hyperlink w:history="1" r:id="rIdvn7rfnrijesnf1krbwx9d">
               <w:r>
                 <w:rPr>
                   <w:rFonts w:ascii="Arial" w:cs="Arial" w:eastAsia="Arial" w:hAnsi="Arial"/>
@@ -12701,7 +12701,7 @@
               <w:spacing w:after="10" w:before="0"/>
               <w:ind w:left="120"/>
             </w:pPr>
-            <w:hyperlink w:history="1" r:id="rIdvvbwrcvbaddnrm77h3ojt">
+            <w:hyperlink w:history="1" r:id="rIdw8e9eecmxvxjdnk1juacb">
               <w:r>
                 <w:rPr>
                   <w:rFonts w:ascii="Arial" w:cs="Arial" w:eastAsia="Arial" w:hAnsi="Arial"/>
@@ -12896,7 +12896,7 @@
             <w:pPr>
               <w:spacing w:after="20" w:before="0"/>
             </w:pPr>
-            <w:hyperlink w:history="1" r:id="rIdboikxulorikfwmywom4dy">
+            <w:hyperlink w:history="1" r:id="rIdwdqfpguq5ec3oo_a2yojp">
               <w:r>
                 <w:rPr>
                   <w:rFonts w:ascii="Arial" w:cs="Arial" w:eastAsia="Arial" w:hAnsi="Arial"/>
@@ -12929,7 +12929,7 @@
               <w:spacing w:after="10" w:before="0"/>
               <w:ind w:left="120"/>
             </w:pPr>
-            <w:hyperlink w:history="1" r:id="rId0ijfn5rqso6f7dzb1m9g1">
+            <w:hyperlink w:history="1" r:id="rId6puwv2zvhbws8ap_easet">
               <w:r>
                 <w:rPr>
                   <w:rFonts w:ascii="Arial" w:cs="Arial" w:eastAsia="Arial" w:hAnsi="Arial"/>
@@ -12974,7 +12974,7 @@
             <w:pPr>
               <w:spacing w:after="20" w:before="0"/>
             </w:pPr>
-            <w:hyperlink w:history="1" r:id="rId7znpccauxyegipaxz6jb5">
+            <w:hyperlink w:history="1" r:id="rIdwnolqthm3hkqia1izbc62">
               <w:r>
                 <w:rPr>
                   <w:rFonts w:ascii="Arial" w:cs="Arial" w:eastAsia="Arial" w:hAnsi="Arial"/>
@@ -13007,7 +13007,7 @@
               <w:spacing w:after="10" w:before="0"/>
               <w:ind w:left="120"/>
             </w:pPr>
-            <w:hyperlink w:history="1" r:id="rIdmgqsdxoa5_wowqjob8j4k">
+            <w:hyperlink w:history="1" r:id="rIdtrxkx1izeni8bjnzw_cly">
               <w:r>
                 <w:rPr>
                   <w:rFonts w:ascii="Arial" w:cs="Arial" w:eastAsia="Arial" w:hAnsi="Arial"/>
@@ -13202,7 +13202,7 @@
             <w:pPr>
               <w:spacing w:after="20" w:before="0"/>
             </w:pPr>
-            <w:hyperlink w:history="1" r:id="rIdqc-ndb8ro-fg22cx73r45">
+            <w:hyperlink w:history="1" r:id="rId6fxq51jpytdt-hu5bdf5q">
               <w:r>
                 <w:rPr>
                   <w:rFonts w:ascii="Arial" w:cs="Arial" w:eastAsia="Arial" w:hAnsi="Arial"/>
@@ -13235,7 +13235,7 @@
               <w:spacing w:after="10" w:before="0"/>
               <w:ind w:left="120"/>
             </w:pPr>
-            <w:hyperlink w:history="1" r:id="rIdcdszuvxqw_aglrkrsmgrc">
+            <w:hyperlink w:history="1" r:id="rIdpxjyropckj6gjwp32ag6p">
               <w:r>
                 <w:rPr>
                   <w:rFonts w:ascii="Arial" w:cs="Arial" w:eastAsia="Arial" w:hAnsi="Arial"/>
@@ -13280,7 +13280,7 @@
             <w:pPr>
               <w:spacing w:after="20" w:before="0"/>
             </w:pPr>
-            <w:hyperlink w:history="1" r:id="rIdx7ig79rwef3udln9oe72u">
+            <w:hyperlink w:history="1" r:id="rIdu8bmdb03rzif-suuyqsbz">
               <w:r>
                 <w:rPr>
                   <w:rFonts w:ascii="Arial" w:cs="Arial" w:eastAsia="Arial" w:hAnsi="Arial"/>
@@ -13313,7 +13313,7 @@
               <w:spacing w:after="10" w:before="0"/>
               <w:ind w:left="120"/>
             </w:pPr>
-            <w:hyperlink w:history="1" r:id="rIdzj_mvbcd396tbfqe1haej">
+            <w:hyperlink w:history="1" r:id="rIdtzfwwxkrfvm4kpxvcdjcr">
               <w:r>
                 <w:rPr>
                   <w:rFonts w:ascii="Arial" w:cs="Arial" w:eastAsia="Arial" w:hAnsi="Arial"/>
@@ -13508,7 +13508,7 @@
             <w:pPr>
               <w:spacing w:after="20" w:before="0"/>
             </w:pPr>
-            <w:hyperlink w:history="1" r:id="rIdc--t11cwv8e2x7ywjmq_3">
+            <w:hyperlink w:history="1" r:id="rIdybvmuhiuccjv-hpu-u0jr">
               <w:r>
                 <w:rPr>
                   <w:rFonts w:ascii="Arial" w:cs="Arial" w:eastAsia="Arial" w:hAnsi="Arial"/>
@@ -13541,7 +13541,7 @@
               <w:spacing w:after="10" w:before="0"/>
               <w:ind w:left="120"/>
             </w:pPr>
-            <w:hyperlink w:history="1" r:id="rIdct1chwgj8o502a374milz">
+            <w:hyperlink w:history="1" r:id="rIdgodwqoqardscqfp11gncq">
               <w:r>
                 <w:rPr>
                   <w:rFonts w:ascii="Arial" w:cs="Arial" w:eastAsia="Arial" w:hAnsi="Arial"/>
@@ -13586,7 +13586,7 @@
             <w:pPr>
               <w:spacing w:after="20" w:before="0"/>
             </w:pPr>
-            <w:hyperlink w:history="1" r:id="rId7kuzb-f1jy75cltufk-l1">
+            <w:hyperlink w:history="1" r:id="rIdcfygsifos0v1kf_plnq9m">
               <w:r>
                 <w:rPr>
                   <w:rFonts w:ascii="Arial" w:cs="Arial" w:eastAsia="Arial" w:hAnsi="Arial"/>
@@ -13619,7 +13619,7 @@
               <w:spacing w:after="10" w:before="0"/>
               <w:ind w:left="120"/>
             </w:pPr>
-            <w:hyperlink w:history="1" r:id="rIdrvso1wnabopteytb-jtvh">
+            <w:hyperlink w:history="1" r:id="rId4atkcb2sml14ogfjsu2pk">
               <w:r>
                 <w:rPr>
                   <w:rFonts w:ascii="Arial" w:cs="Arial" w:eastAsia="Arial" w:hAnsi="Arial"/>
@@ -15106,7 +15106,7 @@
             <w:pPr>
               <w:spacing w:after="20" w:before="0"/>
             </w:pPr>
-            <w:hyperlink w:history="1" r:id="rIdkgg6uz3z_i21wt21ueq5h">
+            <w:hyperlink w:history="1" r:id="rIdddeppsh0krlygt_csd_yw">
               <w:r>
                 <w:rPr>
                   <w:rFonts w:ascii="Arial" w:cs="Arial" w:eastAsia="Arial" w:hAnsi="Arial"/>
@@ -15139,7 +15139,7 @@
               <w:spacing w:after="10" w:before="0"/>
               <w:ind w:left="120"/>
             </w:pPr>
-            <w:hyperlink w:history="1" r:id="rIdhcf7gvl11_nkf64z6nfvx">
+            <w:hyperlink w:history="1" r:id="rIdvoowavn63xp2dozdhagox">
               <w:r>
                 <w:rPr>
                   <w:rFonts w:ascii="Arial" w:cs="Arial" w:eastAsia="Arial" w:hAnsi="Arial"/>
@@ -15184,7 +15184,7 @@
             <w:pPr>
               <w:spacing w:after="20" w:before="0"/>
             </w:pPr>
-            <w:hyperlink w:history="1" r:id="rIdp4e7bddw1vhj4qdrgesdw">
+            <w:hyperlink w:history="1" r:id="rIdqfeantva6tbem2wuartmx">
               <w:r>
                 <w:rPr>
                   <w:rFonts w:ascii="Arial" w:cs="Arial" w:eastAsia="Arial" w:hAnsi="Arial"/>
@@ -15217,7 +15217,7 @@
               <w:spacing w:after="10" w:before="0"/>
               <w:ind w:left="120"/>
             </w:pPr>
-            <w:hyperlink w:history="1" r:id="rIdsds7hg3pkay5hlg23gc0i">
+            <w:hyperlink w:history="1" r:id="rIdrkv1fprrrttokbg40edzc">
               <w:r>
                 <w:rPr>
                   <w:rFonts w:ascii="Arial" w:cs="Arial" w:eastAsia="Arial" w:hAnsi="Arial"/>
@@ -15412,7 +15412,7 @@
             <w:pPr>
               <w:spacing w:after="20" w:before="0"/>
             </w:pPr>
-            <w:hyperlink w:history="1" r:id="rIdygc0_smktfggpf-eqnn0g">
+            <w:hyperlink w:history="1" r:id="rIdwgg-mok50dgz4ahgcceyj">
               <w:r>
                 <w:rPr>
                   <w:rFonts w:ascii="Arial" w:cs="Arial" w:eastAsia="Arial" w:hAnsi="Arial"/>
@@ -15445,7 +15445,7 @@
               <w:spacing w:after="10" w:before="0"/>
               <w:ind w:left="120"/>
             </w:pPr>
-            <w:hyperlink w:history="1" r:id="rId8zb5knf2bubznxkm0rttf">
+            <w:hyperlink w:history="1" r:id="rIdhggxtz9ueubbfqcp5e-y6">
               <w:r>
                 <w:rPr>
                   <w:rFonts w:ascii="Arial" w:cs="Arial" w:eastAsia="Arial" w:hAnsi="Arial"/>
@@ -15490,7 +15490,7 @@
             <w:pPr>
               <w:spacing w:after="20" w:before="0"/>
             </w:pPr>
-            <w:hyperlink w:history="1" r:id="rIdcx2aajrrw2pquohav7bo1">
+            <w:hyperlink w:history="1" r:id="rIdl5qj4c7nnrlxnu_numyun">
               <w:r>
                 <w:rPr>
                   <w:rFonts w:ascii="Arial" w:cs="Arial" w:eastAsia="Arial" w:hAnsi="Arial"/>
@@ -15523,7 +15523,7 @@
               <w:spacing w:after="10" w:before="0"/>
               <w:ind w:left="120"/>
             </w:pPr>
-            <w:hyperlink w:history="1" r:id="rIdf0b-cgdx_ry-brcusmo4v">
+            <w:hyperlink w:history="1" r:id="rId_bo-2xvc5vjb9ss0nc9fr">
               <w:r>
                 <w:rPr>
                   <w:rFonts w:ascii="Arial" w:cs="Arial" w:eastAsia="Arial" w:hAnsi="Arial"/>
@@ -15718,7 +15718,7 @@
             <w:pPr>
               <w:spacing w:after="20" w:before="0"/>
             </w:pPr>
-            <w:hyperlink w:history="1" r:id="rIdzj4sr-5hzfua3ibe-ewri">
+            <w:hyperlink w:history="1" r:id="rIdghcjsn7rlhexwb37iilrs">
               <w:r>
                 <w:rPr>
                   <w:rFonts w:ascii="Arial" w:cs="Arial" w:eastAsia="Arial" w:hAnsi="Arial"/>
@@ -15751,7 +15751,7 @@
               <w:spacing w:after="10" w:before="0"/>
               <w:ind w:left="120"/>
             </w:pPr>
-            <w:hyperlink w:history="1" r:id="rIdtx-riz7ts--bc7-eyotfn">
+            <w:hyperlink w:history="1" r:id="rIdycwad8kb6tlbg7mpdkv2f">
               <w:r>
                 <w:rPr>
                   <w:rFonts w:ascii="Arial" w:cs="Arial" w:eastAsia="Arial" w:hAnsi="Arial"/>
@@ -15796,7 +15796,7 @@
             <w:pPr>
               <w:spacing w:after="20" w:before="0"/>
             </w:pPr>
-            <w:hyperlink w:history="1" r:id="rIdmi7-3v_wpn5eqmp4ch1dy">
+            <w:hyperlink w:history="1" r:id="rIdcu9ian1wpt1wi_1he0ggt">
               <w:r>
                 <w:rPr>
                   <w:rFonts w:ascii="Arial" w:cs="Arial" w:eastAsia="Arial" w:hAnsi="Arial"/>
@@ -15829,7 +15829,7 @@
               <w:spacing w:after="10" w:before="0"/>
               <w:ind w:left="120"/>
             </w:pPr>
-            <w:hyperlink w:history="1" r:id="rIdhpvqvmcpfpsb0n0gmj-5y">
+            <w:hyperlink w:history="1" r:id="rId6lwtddt6ds3slf9il41tj">
               <w:r>
                 <w:rPr>
                   <w:rFonts w:ascii="Arial" w:cs="Arial" w:eastAsia="Arial" w:hAnsi="Arial"/>
@@ -16024,7 +16024,7 @@
             <w:pPr>
               <w:spacing w:after="20" w:before="0"/>
             </w:pPr>
-            <w:hyperlink w:history="1" r:id="rIdwkiltkm-pjfi0gt_0jxuq">
+            <w:hyperlink w:history="1" r:id="rIdgabzgplnxurlpegozwzdy">
               <w:r>
                 <w:rPr>
                   <w:rFonts w:ascii="Arial" w:cs="Arial" w:eastAsia="Arial" w:hAnsi="Arial"/>
@@ -16057,7 +16057,7 @@
               <w:spacing w:after="10" w:before="0"/>
               <w:ind w:left="120"/>
             </w:pPr>
-            <w:hyperlink w:history="1" r:id="rIdsjs6evg4rkfhoxb_oq7zy">
+            <w:hyperlink w:history="1" r:id="rId_bbpq3nyb9tiqh7qgzhyr">
               <w:r>
                 <w:rPr>
                   <w:rFonts w:ascii="Arial" w:cs="Arial" w:eastAsia="Arial" w:hAnsi="Arial"/>
@@ -16102,7 +16102,7 @@
             <w:pPr>
               <w:spacing w:after="20" w:before="0"/>
             </w:pPr>
-            <w:hyperlink w:history="1" r:id="rIdt5zbk-u6xupeay1eb8dy0">
+            <w:hyperlink w:history="1" r:id="rIdwde7hnyqpchlt-e8teglm">
               <w:r>
                 <w:rPr>
                   <w:rFonts w:ascii="Arial" w:cs="Arial" w:eastAsia="Arial" w:hAnsi="Arial"/>
@@ -16135,7 +16135,7 @@
               <w:spacing w:after="10" w:before="0"/>
               <w:ind w:left="120"/>
             </w:pPr>
-            <w:hyperlink w:history="1" r:id="rIdloz-bf-z5rzpsdexm_mvh">
+            <w:hyperlink w:history="1" r:id="rIdq7r96vkpdokal6ijeb_rx">
               <w:r>
                 <w:rPr>
                   <w:rFonts w:ascii="Arial" w:cs="Arial" w:eastAsia="Arial" w:hAnsi="Arial"/>
@@ -16330,7 +16330,7 @@
             <w:pPr>
               <w:spacing w:after="20" w:before="0"/>
             </w:pPr>
-            <w:hyperlink w:history="1" r:id="rIdaree_rulp1yhovlrjjjoe">
+            <w:hyperlink w:history="1" r:id="rIdwvo6rbrtt-coq7fkbzfc9">
               <w:r>
                 <w:rPr>
                   <w:rFonts w:ascii="Arial" w:cs="Arial" w:eastAsia="Arial" w:hAnsi="Arial"/>
@@ -16363,7 +16363,7 @@
               <w:spacing w:after="10" w:before="0"/>
               <w:ind w:left="120"/>
             </w:pPr>
-            <w:hyperlink w:history="1" r:id="rId6ual2uompxg_vafad9ogq">
+            <w:hyperlink w:history="1" r:id="rIde8y1mftvteh2z5n4vusu2">
               <w:r>
                 <w:rPr>
                   <w:rFonts w:ascii="Arial" w:cs="Arial" w:eastAsia="Arial" w:hAnsi="Arial"/>
@@ -16408,7 +16408,7 @@
             <w:pPr>
               <w:spacing w:after="20" w:before="0"/>
             </w:pPr>
-            <w:hyperlink w:history="1" r:id="rIdaqju7--ex-hwe1mrw9ugy">
+            <w:hyperlink w:history="1" r:id="rId9u5fph_tqw8vi66kbkbai">
               <w:r>
                 <w:rPr>
                   <w:rFonts w:ascii="Arial" w:cs="Arial" w:eastAsia="Arial" w:hAnsi="Arial"/>
@@ -16441,7 +16441,7 @@
               <w:spacing w:after="10" w:before="0"/>
               <w:ind w:left="120"/>
             </w:pPr>
-            <w:hyperlink w:history="1" r:id="rIdgg7jrlqaqp9rysc9jsumo">
+            <w:hyperlink w:history="1" r:id="rIdqo39sqsltmx8u_m_acdur">
               <w:r>
                 <w:rPr>
                   <w:rFonts w:ascii="Arial" w:cs="Arial" w:eastAsia="Arial" w:hAnsi="Arial"/>
@@ -17928,7 +17928,7 @@
             <w:pPr>
               <w:spacing w:after="20" w:before="0"/>
             </w:pPr>
-            <w:hyperlink w:history="1" r:id="rIdwbhrrardlpbhgauhztss1">
+            <w:hyperlink w:history="1" r:id="rIdane2rbr4yvb5zwzndp1jn">
               <w:r>
                 <w:rPr>
                   <w:rFonts w:ascii="Arial" w:cs="Arial" w:eastAsia="Arial" w:hAnsi="Arial"/>
@@ -17961,7 +17961,7 @@
               <w:spacing w:after="10" w:before="0"/>
               <w:ind w:left="120"/>
             </w:pPr>
-            <w:hyperlink w:history="1" r:id="rIdhe1yldflzouigzclt85u1">
+            <w:hyperlink w:history="1" r:id="rId33su4vjp1jka3tkskayae">
               <w:r>
                 <w:rPr>
                   <w:rFonts w:ascii="Arial" w:cs="Arial" w:eastAsia="Arial" w:hAnsi="Arial"/>
@@ -18006,7 +18006,7 @@
             <w:pPr>
               <w:spacing w:after="20" w:before="0"/>
             </w:pPr>
-            <w:hyperlink w:history="1" r:id="rId4cnljvtjrslrax2igbvsb">
+            <w:hyperlink w:history="1" r:id="rIdxomiihtiog5nadeomapf6">
               <w:r>
                 <w:rPr>
                   <w:rFonts w:ascii="Arial" w:cs="Arial" w:eastAsia="Arial" w:hAnsi="Arial"/>
@@ -18039,7 +18039,7 @@
               <w:spacing w:after="10" w:before="0"/>
               <w:ind w:left="120"/>
             </w:pPr>
-            <w:hyperlink w:history="1" r:id="rIdbtdfqp5j4blxplzpudy0t">
+            <w:hyperlink w:history="1" r:id="rIdmvn8dlywofgw1w1fvf0r5">
               <w:r>
                 <w:rPr>
                   <w:rFonts w:ascii="Arial" w:cs="Arial" w:eastAsia="Arial" w:hAnsi="Arial"/>
@@ -18234,7 +18234,7 @@
             <w:pPr>
               <w:spacing w:after="20" w:before="0"/>
             </w:pPr>
-            <w:hyperlink w:history="1" r:id="rIddkjckqeekkgottfzndula">
+            <w:hyperlink w:history="1" r:id="rId6us_x_ndx7atobbsfi60b">
               <w:r>
                 <w:rPr>
                   <w:rFonts w:ascii="Arial" w:cs="Arial" w:eastAsia="Arial" w:hAnsi="Arial"/>
@@ -18267,7 +18267,7 @@
               <w:spacing w:after="10" w:before="0"/>
               <w:ind w:left="120"/>
             </w:pPr>
-            <w:hyperlink w:history="1" r:id="rIdr9i2o-l7fvtibiwjx8zjy">
+            <w:hyperlink w:history="1" r:id="rIda6n9nvp65u5szxw3komzt">
               <w:r>
                 <w:rPr>
                   <w:rFonts w:ascii="Arial" w:cs="Arial" w:eastAsia="Arial" w:hAnsi="Arial"/>
@@ -18312,7 +18312,7 @@
             <w:pPr>
               <w:spacing w:after="20" w:before="0"/>
             </w:pPr>
-            <w:hyperlink w:history="1" r:id="rIdnke6m87y6-acleab8uq6h">
+            <w:hyperlink w:history="1" r:id="rId8he4s2frhtuls3bcmahng">
               <w:r>
                 <w:rPr>
                   <w:rFonts w:ascii="Arial" w:cs="Arial" w:eastAsia="Arial" w:hAnsi="Arial"/>
@@ -18345,7 +18345,7 @@
               <w:spacing w:after="10" w:before="0"/>
               <w:ind w:left="120"/>
             </w:pPr>
-            <w:hyperlink w:history="1" r:id="rId_vaqh3mjmcnqmi4efxgmm">
+            <w:hyperlink w:history="1" r:id="rIdocjenhtjeyments5a-w7x">
               <w:r>
                 <w:rPr>
                   <w:rFonts w:ascii="Arial" w:cs="Arial" w:eastAsia="Arial" w:hAnsi="Arial"/>
@@ -18540,7 +18540,7 @@
             <w:pPr>
               <w:spacing w:after="20" w:before="0"/>
             </w:pPr>
-            <w:hyperlink w:history="1" r:id="rIdd9xmxozsaloz3iminp-2y">
+            <w:hyperlink w:history="1" r:id="rIdl_xgegqlr8vr9hsuwvdvu">
               <w:r>
                 <w:rPr>
                   <w:rFonts w:ascii="Arial" w:cs="Arial" w:eastAsia="Arial" w:hAnsi="Arial"/>
@@ -18573,7 +18573,7 @@
               <w:spacing w:after="10" w:before="0"/>
               <w:ind w:left="120"/>
             </w:pPr>
-            <w:hyperlink w:history="1" r:id="rIdx0igkdz1atcerwfww04kn">
+            <w:hyperlink w:history="1" r:id="rIdj-ylizvlzacobw2ssltox">
               <w:r>
                 <w:rPr>
                   <w:rFonts w:ascii="Arial" w:cs="Arial" w:eastAsia="Arial" w:hAnsi="Arial"/>
@@ -18618,7 +18618,7 @@
             <w:pPr>
               <w:spacing w:after="20" w:before="0"/>
             </w:pPr>
-            <w:hyperlink w:history="1" r:id="rIddmgqza6eoeeun1nbzmk0o">
+            <w:hyperlink w:history="1" r:id="rId_fvizmnt4w26jdnami8hy">
               <w:r>
                 <w:rPr>
                   <w:rFonts w:ascii="Arial" w:cs="Arial" w:eastAsia="Arial" w:hAnsi="Arial"/>
@@ -18651,7 +18651,7 @@
               <w:spacing w:after="10" w:before="0"/>
               <w:ind w:left="120"/>
             </w:pPr>
-            <w:hyperlink w:history="1" r:id="rIdyf9hx_7esgz2q83l5hagq">
+            <w:hyperlink w:history="1" r:id="rIdqzvbokuhkcaung8k-icd-">
               <w:r>
                 <w:rPr>
                   <w:rFonts w:ascii="Arial" w:cs="Arial" w:eastAsia="Arial" w:hAnsi="Arial"/>
@@ -18846,7 +18846,7 @@
             <w:pPr>
               <w:spacing w:after="20" w:before="0"/>
             </w:pPr>
-            <w:hyperlink w:history="1" r:id="rIdmsdzrzqvpn8wnnjoagf0o">
+            <w:hyperlink w:history="1" r:id="rIdwgft2ig0iroqchohyudfu">
               <w:r>
                 <w:rPr>
                   <w:rFonts w:ascii="Arial" w:cs="Arial" w:eastAsia="Arial" w:hAnsi="Arial"/>
@@ -18879,7 +18879,7 @@
               <w:spacing w:after="10" w:before="0"/>
               <w:ind w:left="120"/>
             </w:pPr>
-            <w:hyperlink w:history="1" r:id="rIdmaztmbxa6cjpjhkfmobzl">
+            <w:hyperlink w:history="1" r:id="rIdtjm7n6kawmyaxwtssibf4">
               <w:r>
                 <w:rPr>
                   <w:rFonts w:ascii="Arial" w:cs="Arial" w:eastAsia="Arial" w:hAnsi="Arial"/>
@@ -18924,7 +18924,7 @@
             <w:pPr>
               <w:spacing w:after="20" w:before="0"/>
             </w:pPr>
-            <w:hyperlink w:history="1" r:id="rIdyorfl0xb8dsm6ec-eyvel">
+            <w:hyperlink w:history="1" r:id="rIdfi1uuw_8t6hrhpjl5conk">
               <w:r>
                 <w:rPr>
                   <w:rFonts w:ascii="Arial" w:cs="Arial" w:eastAsia="Arial" w:hAnsi="Arial"/>
@@ -18957,7 +18957,7 @@
               <w:spacing w:after="10" w:before="0"/>
               <w:ind w:left="120"/>
             </w:pPr>
-            <w:hyperlink w:history="1" r:id="rIdf6cqczfqsyhejhkzhzccy">
+            <w:hyperlink w:history="1" r:id="rIdqyg4fcn4w_ofcodbys-rg">
               <w:r>
                 <w:rPr>
                   <w:rFonts w:ascii="Arial" w:cs="Arial" w:eastAsia="Arial" w:hAnsi="Arial"/>
@@ -19152,7 +19152,7 @@
             <w:pPr>
               <w:spacing w:after="20" w:before="0"/>
             </w:pPr>
-            <w:hyperlink w:history="1" r:id="rIdngwyxmgk72scliq6ggxwu">
+            <w:hyperlink w:history="1" r:id="rIdfsseu4mxhbbl8kww0ap3q">
               <w:r>
                 <w:rPr>
                   <w:rFonts w:ascii="Arial" w:cs="Arial" w:eastAsia="Arial" w:hAnsi="Arial"/>
@@ -19185,7 +19185,7 @@
               <w:spacing w:after="10" w:before="0"/>
               <w:ind w:left="120"/>
             </w:pPr>
-            <w:hyperlink w:history="1" r:id="rIdkx0qbvm13qprwtcyuunip">
+            <w:hyperlink w:history="1" r:id="rIdbehyxdwucc91jqryrmjns">
               <w:r>
                 <w:rPr>
                   <w:rFonts w:ascii="Arial" w:cs="Arial" w:eastAsia="Arial" w:hAnsi="Arial"/>
@@ -19230,7 +19230,7 @@
             <w:pPr>
               <w:spacing w:after="20" w:before="0"/>
             </w:pPr>
-            <w:hyperlink w:history="1" r:id="rIdleiakj34ta00ntwcu0him">
+            <w:hyperlink w:history="1" r:id="rIdu1mde6-mtieeomrmeawr1">
               <w:r>
                 <w:rPr>
                   <w:rFonts w:ascii="Arial" w:cs="Arial" w:eastAsia="Arial" w:hAnsi="Arial"/>
@@ -19263,7 +19263,7 @@
               <w:spacing w:after="10" w:before="0"/>
               <w:ind w:left="120"/>
             </w:pPr>
-            <w:hyperlink w:history="1" r:id="rIdvbhmygfh5wddh8td4_l2_">
+            <w:hyperlink w:history="1" r:id="rIdvjkg03tnt8hzhicluifpr">
               <w:r>
                 <w:rPr>
                   <w:rFonts w:ascii="Arial" w:cs="Arial" w:eastAsia="Arial" w:hAnsi="Arial"/>
@@ -20750,7 +20750,7 @@
             <w:pPr>
               <w:spacing w:after="20" w:before="0"/>
             </w:pPr>
-            <w:hyperlink w:history="1" r:id="rId5erjedzdrgdv-_wozbtxo">
+            <w:hyperlink w:history="1" r:id="rIdwm4uc2grmityzbhzilgax">
               <w:r>
                 <w:rPr>
                   <w:rFonts w:ascii="Arial" w:cs="Arial" w:eastAsia="Arial" w:hAnsi="Arial"/>
@@ -20783,7 +20783,7 @@
               <w:spacing w:after="10" w:before="0"/>
               <w:ind w:left="120"/>
             </w:pPr>
-            <w:hyperlink w:history="1" r:id="rIddbrmkaxgwokgengo1zkgl">
+            <w:hyperlink w:history="1" r:id="rIdolgyo4jdiiofjo-tkrhzr">
               <w:r>
                 <w:rPr>
                   <w:rFonts w:ascii="Arial" w:cs="Arial" w:eastAsia="Arial" w:hAnsi="Arial"/>
@@ -20828,7 +20828,7 @@
             <w:pPr>
               <w:spacing w:after="20" w:before="0"/>
             </w:pPr>
-            <w:hyperlink w:history="1" r:id="rId3zupar0fgpcxf03tx8vhi">
+            <w:hyperlink w:history="1" r:id="rIdkmaxyuz4jt287f-qnrwiv">
               <w:r>
                 <w:rPr>
                   <w:rFonts w:ascii="Arial" w:cs="Arial" w:eastAsia="Arial" w:hAnsi="Arial"/>
@@ -20861,7 +20861,7 @@
               <w:spacing w:after="10" w:before="0"/>
               <w:ind w:left="120"/>
             </w:pPr>
-            <w:hyperlink w:history="1" r:id="rIdpnyxziiqz-vbm2eyt07sn">
+            <w:hyperlink w:history="1" r:id="rIdfhsh_9yrhenfnbismovuj">
               <w:r>
                 <w:rPr>
                   <w:rFonts w:ascii="Arial" w:cs="Arial" w:eastAsia="Arial" w:hAnsi="Arial"/>
@@ -21056,7 +21056,7 @@
             <w:pPr>
               <w:spacing w:after="20" w:before="0"/>
             </w:pPr>
-            <w:hyperlink w:history="1" r:id="rIdmz-nwc2mkdt2ngn1wdo8b">
+            <w:hyperlink w:history="1" r:id="rIdxpnph-8bkudvurjtrbyv6">
               <w:r>
                 <w:rPr>
                   <w:rFonts w:ascii="Arial" w:cs="Arial" w:eastAsia="Arial" w:hAnsi="Arial"/>
@@ -21089,7 +21089,7 @@
               <w:spacing w:after="10" w:before="0"/>
               <w:ind w:left="120"/>
             </w:pPr>
-            <w:hyperlink w:history="1" r:id="rIdi2ammy8dta9rkg2zfqdr0">
+            <w:hyperlink w:history="1" r:id="rId9d025jj2iuynbyl8hqzci">
               <w:r>
                 <w:rPr>
                   <w:rFonts w:ascii="Arial" w:cs="Arial" w:eastAsia="Arial" w:hAnsi="Arial"/>
@@ -21134,7 +21134,7 @@
             <w:pPr>
               <w:spacing w:after="20" w:before="0"/>
             </w:pPr>
-            <w:hyperlink w:history="1" r:id="rIdkxy-4ccajp_g4-zmduftj">
+            <w:hyperlink w:history="1" r:id="rIdr3zhiko8mjbljoxas0_de">
               <w:r>
                 <w:rPr>
                   <w:rFonts w:ascii="Arial" w:cs="Arial" w:eastAsia="Arial" w:hAnsi="Arial"/>
@@ -21167,7 +21167,7 @@
               <w:spacing w:after="10" w:before="0"/>
               <w:ind w:left="120"/>
             </w:pPr>
-            <w:hyperlink w:history="1" r:id="rIdv-h5ruetlgv2vzdczsivl">
+            <w:hyperlink w:history="1" r:id="rIdsxnhtlhru-d35eb6vml-5">
               <w:r>
                 <w:rPr>
                   <w:rFonts w:ascii="Arial" w:cs="Arial" w:eastAsia="Arial" w:hAnsi="Arial"/>
@@ -21362,7 +21362,7 @@
             <w:pPr>
               <w:spacing w:after="20" w:before="0"/>
             </w:pPr>
-            <w:hyperlink w:history="1" r:id="rIda-fdvvxce-2yenugbkprn">
+            <w:hyperlink w:history="1" r:id="rIdjlz_syouiumk43wp-zvqb">
               <w:r>
                 <w:rPr>
                   <w:rFonts w:ascii="Arial" w:cs="Arial" w:eastAsia="Arial" w:hAnsi="Arial"/>
@@ -21395,7 +21395,7 @@
               <w:spacing w:after="10" w:before="0"/>
               <w:ind w:left="120"/>
             </w:pPr>
-            <w:hyperlink w:history="1" r:id="rIdo3dkw0ilr4dithz9d0j-i">
+            <w:hyperlink w:history="1" r:id="rIdtmqo-jgzjtubb2ussrwiv">
               <w:r>
                 <w:rPr>
                   <w:rFonts w:ascii="Arial" w:cs="Arial" w:eastAsia="Arial" w:hAnsi="Arial"/>
@@ -21440,7 +21440,7 @@
             <w:pPr>
               <w:spacing w:after="20" w:before="0"/>
             </w:pPr>
-            <w:hyperlink w:history="1" r:id="rIdcm_ytlv5d7o9tmsngbeyq">
+            <w:hyperlink w:history="1" r:id="rIdzr1ijt2chanb8bhdrorza">
               <w:r>
                 <w:rPr>
                   <w:rFonts w:ascii="Arial" w:cs="Arial" w:eastAsia="Arial" w:hAnsi="Arial"/>
@@ -21473,7 +21473,7 @@
               <w:spacing w:after="10" w:before="0"/>
               <w:ind w:left="120"/>
             </w:pPr>
-            <w:hyperlink w:history="1" r:id="rIdgir73oq1ufzhz4c1pku8w">
+            <w:hyperlink w:history="1" r:id="rId5337lkmm9ysjscv2erlti">
               <w:r>
                 <w:rPr>
                   <w:rFonts w:ascii="Arial" w:cs="Arial" w:eastAsia="Arial" w:hAnsi="Arial"/>
@@ -21668,7 +21668,7 @@
             <w:pPr>
               <w:spacing w:after="20" w:before="0"/>
             </w:pPr>
-            <w:hyperlink w:history="1" r:id="rIde5beygnrv_lvblfppzqoc">
+            <w:hyperlink w:history="1" r:id="rIdqqueyrdtrfxab7b_dio0h">
               <w:r>
                 <w:rPr>
                   <w:rFonts w:ascii="Arial" w:cs="Arial" w:eastAsia="Arial" w:hAnsi="Arial"/>
@@ -21701,7 +21701,7 @@
               <w:spacing w:after="10" w:before="0"/>
               <w:ind w:left="120"/>
             </w:pPr>
-            <w:hyperlink w:history="1" r:id="rIdgdhcu02gu8ya69vvymgt7">
+            <w:hyperlink w:history="1" r:id="rIddtscpkvsvdtli05dalq3y">
               <w:r>
                 <w:rPr>
                   <w:rFonts w:ascii="Arial" w:cs="Arial" w:eastAsia="Arial" w:hAnsi="Arial"/>
@@ -21746,7 +21746,7 @@
             <w:pPr>
               <w:spacing w:after="20" w:before="0"/>
             </w:pPr>
-            <w:hyperlink w:history="1" r:id="rId1cpn3y8psdqzxwipzh0yy">
+            <w:hyperlink w:history="1" r:id="rId7ullqebhq6qg0yjawgwlv">
               <w:r>
                 <w:rPr>
                   <w:rFonts w:ascii="Arial" w:cs="Arial" w:eastAsia="Arial" w:hAnsi="Arial"/>
@@ -21779,7 +21779,7 @@
               <w:spacing w:after="10" w:before="0"/>
               <w:ind w:left="120"/>
             </w:pPr>
-            <w:hyperlink w:history="1" r:id="rIdy3sm6zogsbkfftvevjeny">
+            <w:hyperlink w:history="1" r:id="rIdmfqmipergm8eulvep5bat">
               <w:r>
                 <w:rPr>
                   <w:rFonts w:ascii="Arial" w:cs="Arial" w:eastAsia="Arial" w:hAnsi="Arial"/>
@@ -21974,7 +21974,7 @@
             <w:pPr>
               <w:spacing w:after="20" w:before="0"/>
             </w:pPr>
-            <w:hyperlink w:history="1" r:id="rIdusvkxj0t0dtekp5a-zovk">
+            <w:hyperlink w:history="1" r:id="rIdxd1cbnw89nvgumlw6bard">
               <w:r>
                 <w:rPr>
                   <w:rFonts w:ascii="Arial" w:cs="Arial" w:eastAsia="Arial" w:hAnsi="Arial"/>
@@ -22007,7 +22007,7 @@
               <w:spacing w:after="10" w:before="0"/>
               <w:ind w:left="120"/>
             </w:pPr>
-            <w:hyperlink w:history="1" r:id="rIdy9eenziluwmhcfwnyei_c">
+            <w:hyperlink w:history="1" r:id="rId8s_81_3xfhocrfmvstqur">
               <w:r>
                 <w:rPr>
                   <w:rFonts w:ascii="Arial" w:cs="Arial" w:eastAsia="Arial" w:hAnsi="Arial"/>
@@ -22052,7 +22052,7 @@
             <w:pPr>
               <w:spacing w:after="20" w:before="0"/>
             </w:pPr>
-            <w:hyperlink w:history="1" r:id="rIdclitagnxzpwl_flk5ogoc">
+            <w:hyperlink w:history="1" r:id="rIdjdccsgccdyt-r1cv8xfc6">
               <w:r>
                 <w:rPr>
                   <w:rFonts w:ascii="Arial" w:cs="Arial" w:eastAsia="Arial" w:hAnsi="Arial"/>
@@ -22085,7 +22085,7 @@
               <w:spacing w:after="10" w:before="0"/>
               <w:ind w:left="120"/>
             </w:pPr>
-            <w:hyperlink w:history="1" r:id="rIddrr4q02vv4w5bunsjd-jj">
+            <w:hyperlink w:history="1" r:id="rIdzlmxwkwvipwaldg6yaeaj">
               <w:r>
                 <w:rPr>
                   <w:rFonts w:ascii="Arial" w:cs="Arial" w:eastAsia="Arial" w:hAnsi="Arial"/>
@@ -23572,7 +23572,7 @@
             <w:pPr>
               <w:spacing w:after="20" w:before="0"/>
             </w:pPr>
-            <w:hyperlink w:history="1" r:id="rIdnio0umhixvajufjqmhjn0">
+            <w:hyperlink w:history="1" r:id="rIdjs09go-qwxeyyehehy8of">
               <w:r>
                 <w:rPr>
                   <w:rFonts w:ascii="Arial" w:cs="Arial" w:eastAsia="Arial" w:hAnsi="Arial"/>
@@ -23605,7 +23605,7 @@
               <w:spacing w:after="10" w:before="0"/>
               <w:ind w:left="120"/>
             </w:pPr>
-            <w:hyperlink w:history="1" r:id="rIdls4bg3mrr0-tpnjfb5lbu">
+            <w:hyperlink w:history="1" r:id="rIdrjmf45phsgajiajn6s3bb">
               <w:r>
                 <w:rPr>
                   <w:rFonts w:ascii="Arial" w:cs="Arial" w:eastAsia="Arial" w:hAnsi="Arial"/>
@@ -23650,7 +23650,7 @@
             <w:pPr>
               <w:spacing w:after="20" w:before="0"/>
             </w:pPr>
-            <w:hyperlink w:history="1" r:id="rIdxtcwvpfey_pkplqbxcacs">
+            <w:hyperlink w:history="1" r:id="rId_hltky2zdu0100qxkitrp">
               <w:r>
                 <w:rPr>
                   <w:rFonts w:ascii="Arial" w:cs="Arial" w:eastAsia="Arial" w:hAnsi="Arial"/>
@@ -23683,7 +23683,7 @@
               <w:spacing w:after="10" w:before="0"/>
               <w:ind w:left="120"/>
             </w:pPr>
-            <w:hyperlink w:history="1" r:id="rIdulaxqt_f4vzeyzr6g7tji">
+            <w:hyperlink w:history="1" r:id="rIdoj4ncvrbskko2txyytxc0">
               <w:r>
                 <w:rPr>
                   <w:rFonts w:ascii="Arial" w:cs="Arial" w:eastAsia="Arial" w:hAnsi="Arial"/>
@@ -23878,7 +23878,7 @@
             <w:pPr>
               <w:spacing w:after="20" w:before="0"/>
             </w:pPr>
-            <w:hyperlink w:history="1" r:id="rId7fymn7w0xkwq04ebdpb8m">
+            <w:hyperlink w:history="1" r:id="rIdftuam3k9drwh-2avrzieu">
               <w:r>
                 <w:rPr>
                   <w:rFonts w:ascii="Arial" w:cs="Arial" w:eastAsia="Arial" w:hAnsi="Arial"/>
@@ -23911,7 +23911,7 @@
               <w:spacing w:after="10" w:before="0"/>
               <w:ind w:left="120"/>
             </w:pPr>
-            <w:hyperlink w:history="1" r:id="rIdlduynliq4ryshlznt9py6">
+            <w:hyperlink w:history="1" r:id="rIdsnf90i5d86hknktno-cm-">
               <w:r>
                 <w:rPr>
                   <w:rFonts w:ascii="Arial" w:cs="Arial" w:eastAsia="Arial" w:hAnsi="Arial"/>
@@ -23956,7 +23956,7 @@
             <w:pPr>
               <w:spacing w:after="20" w:before="0"/>
             </w:pPr>
-            <w:hyperlink w:history="1" r:id="rIdkkyxfixud4e_pahwoduse">
+            <w:hyperlink w:history="1" r:id="rIdkytrqvncixk7trwppracu">
               <w:r>
                 <w:rPr>
                   <w:rFonts w:ascii="Arial" w:cs="Arial" w:eastAsia="Arial" w:hAnsi="Arial"/>
@@ -23989,7 +23989,7 @@
               <w:spacing w:after="10" w:before="0"/>
               <w:ind w:left="120"/>
             </w:pPr>
-            <w:hyperlink w:history="1" r:id="rIdi3rbjf1asu7m7bqhgydgh">
+            <w:hyperlink w:history="1" r:id="rIdgtgwtaopdxc3gngvk5vz4">
               <w:r>
                 <w:rPr>
                   <w:rFonts w:ascii="Arial" w:cs="Arial" w:eastAsia="Arial" w:hAnsi="Arial"/>
@@ -24184,7 +24184,7 @@
             <w:pPr>
               <w:spacing w:after="20" w:before="0"/>
             </w:pPr>
-            <w:hyperlink w:history="1" r:id="rIdaki5mnf1lie3j-fjsetxg">
+            <w:hyperlink w:history="1" r:id="rId1rfp81aheom5rset4dup_">
               <w:r>
                 <w:rPr>
                   <w:rFonts w:ascii="Arial" w:cs="Arial" w:eastAsia="Arial" w:hAnsi="Arial"/>
@@ -24217,7 +24217,7 @@
               <w:spacing w:after="10" w:before="0"/>
               <w:ind w:left="120"/>
             </w:pPr>
-            <w:hyperlink w:history="1" r:id="rId9qrucsvskjheeulb2ucmm">
+            <w:hyperlink w:history="1" r:id="rIdm6ewkl2mye_w9gkbndble">
               <w:r>
                 <w:rPr>
                   <w:rFonts w:ascii="Arial" w:cs="Arial" w:eastAsia="Arial" w:hAnsi="Arial"/>
@@ -24262,7 +24262,7 @@
             <w:pPr>
               <w:spacing w:after="20" w:before="0"/>
             </w:pPr>
-            <w:hyperlink w:history="1" r:id="rIdsg7hzfaqxxr3hmku1kosm">
+            <w:hyperlink w:history="1" r:id="rIdqeo7hbpa8jz848umfk_p_">
               <w:r>
                 <w:rPr>
                   <w:rFonts w:ascii="Arial" w:cs="Arial" w:eastAsia="Arial" w:hAnsi="Arial"/>
@@ -24295,7 +24295,7 @@
               <w:spacing w:after="10" w:before="0"/>
               <w:ind w:left="120"/>
             </w:pPr>
-            <w:hyperlink w:history="1" r:id="rIda4cjyk84ybftjnwzyqllv">
+            <w:hyperlink w:history="1" r:id="rId7apnk7c311ti1jtdmeyve">
               <w:r>
                 <w:rPr>
                   <w:rFonts w:ascii="Arial" w:cs="Arial" w:eastAsia="Arial" w:hAnsi="Arial"/>
@@ -24490,7 +24490,7 @@
             <w:pPr>
               <w:spacing w:after="20" w:before="0"/>
             </w:pPr>
-            <w:hyperlink w:history="1" r:id="rIdoflyrvewrdywxeurajedj">
+            <w:hyperlink w:history="1" r:id="rIdmhxftfsnu4l9kglfhcwnd">
               <w:r>
                 <w:rPr>
                   <w:rFonts w:ascii="Arial" w:cs="Arial" w:eastAsia="Arial" w:hAnsi="Arial"/>
@@ -24523,7 +24523,7 @@
               <w:spacing w:after="10" w:before="0"/>
               <w:ind w:left="120"/>
             </w:pPr>
-            <w:hyperlink w:history="1" r:id="rId74teyhcbqq-oqo3i1qnuw">
+            <w:hyperlink w:history="1" r:id="rId3gybfutku_3culeqw5gsz">
               <w:r>
                 <w:rPr>
                   <w:rFonts w:ascii="Arial" w:cs="Arial" w:eastAsia="Arial" w:hAnsi="Arial"/>
@@ -24568,7 +24568,7 @@
             <w:pPr>
               <w:spacing w:after="20" w:before="0"/>
             </w:pPr>
-            <w:hyperlink w:history="1" r:id="rIdqeriumtgy1e7nhzhbkag7">
+            <w:hyperlink w:history="1" r:id="rIdldf7hifalx4hoktli8xxt">
               <w:r>
                 <w:rPr>
                   <w:rFonts w:ascii="Arial" w:cs="Arial" w:eastAsia="Arial" w:hAnsi="Arial"/>
@@ -24601,7 +24601,7 @@
               <w:spacing w:after="10" w:before="0"/>
               <w:ind w:left="120"/>
             </w:pPr>
-            <w:hyperlink w:history="1" r:id="rId5ptugqco6ymb_j90tintm">
+            <w:hyperlink w:history="1" r:id="rIdhutwmwsvvexqvmin54vdq">
               <w:r>
                 <w:rPr>
                   <w:rFonts w:ascii="Arial" w:cs="Arial" w:eastAsia="Arial" w:hAnsi="Arial"/>
@@ -24796,7 +24796,7 @@
             <w:pPr>
               <w:spacing w:after="20" w:before="0"/>
             </w:pPr>
-            <w:hyperlink w:history="1" r:id="rIdtkuldfry8fkafiakbm1oi">
+            <w:hyperlink w:history="1" r:id="rIddgcdpfd83lkeisdbtx6ee">
               <w:r>
                 <w:rPr>
                   <w:rFonts w:ascii="Arial" w:cs="Arial" w:eastAsia="Arial" w:hAnsi="Arial"/>
@@ -24829,7 +24829,7 @@
               <w:spacing w:after="10" w:before="0"/>
               <w:ind w:left="120"/>
             </w:pPr>
-            <w:hyperlink w:history="1" r:id="rId7jxifgu5y50kshrkdbmfx">
+            <w:hyperlink w:history="1" r:id="rIdaufabxvsqyf0-eiqvythw">
               <w:r>
                 <w:rPr>
                   <w:rFonts w:ascii="Arial" w:cs="Arial" w:eastAsia="Arial" w:hAnsi="Arial"/>
@@ -24874,7 +24874,7 @@
             <w:pPr>
               <w:spacing w:after="20" w:before="0"/>
             </w:pPr>
-            <w:hyperlink w:history="1" r:id="rIdmaefpp5wgsmr-ss5mqadm">
+            <w:hyperlink w:history="1" r:id="rIdvn4ciw962y1v9-xx9wprf">
               <w:r>
                 <w:rPr>
                   <w:rFonts w:ascii="Arial" w:cs="Arial" w:eastAsia="Arial" w:hAnsi="Arial"/>
@@ -24907,7 +24907,7 @@
               <w:spacing w:after="10" w:before="0"/>
               <w:ind w:left="120"/>
             </w:pPr>
-            <w:hyperlink w:history="1" r:id="rIdkpfov9khygkcf4q_pdjro">
+            <w:hyperlink w:history="1" r:id="rIdz7p42-pywnqjvc-dcivyi">
               <w:r>
                 <w:rPr>
                   <w:rFonts w:ascii="Arial" w:cs="Arial" w:eastAsia="Arial" w:hAnsi="Arial"/>
@@ -26394,7 +26394,7 @@
             <w:pPr>
               <w:spacing w:after="20" w:before="0"/>
             </w:pPr>
-            <w:hyperlink w:history="1" r:id="rIdzyyqtns0dhj0dyyve_-bw">
+            <w:hyperlink w:history="1" r:id="rIdnpmnmjy-gejxwyhshkn14">
               <w:r>
                 <w:rPr>
                   <w:rFonts w:ascii="Arial" w:cs="Arial" w:eastAsia="Arial" w:hAnsi="Arial"/>
@@ -26427,7 +26427,7 @@
               <w:spacing w:after="10" w:before="0"/>
               <w:ind w:left="120"/>
             </w:pPr>
-            <w:hyperlink w:history="1" r:id="rIdcwawyyswjqrjv0ks8qtih">
+            <w:hyperlink w:history="1" r:id="rIdaplszm9mfwxolza6uk74a">
               <w:r>
                 <w:rPr>
                   <w:rFonts w:ascii="Arial" w:cs="Arial" w:eastAsia="Arial" w:hAnsi="Arial"/>
@@ -26472,7 +26472,7 @@
             <w:pPr>
               <w:spacing w:after="20" w:before="0"/>
             </w:pPr>
-            <w:hyperlink w:history="1" r:id="rIdfqd5xpkfoxjrbvbgd5ujp">
+            <w:hyperlink w:history="1" r:id="rId37sqngk07nco89uqjjwd5">
               <w:r>
                 <w:rPr>
                   <w:rFonts w:ascii="Arial" w:cs="Arial" w:eastAsia="Arial" w:hAnsi="Arial"/>
@@ -26505,7 +26505,7 @@
               <w:spacing w:after="10" w:before="0"/>
               <w:ind w:left="120"/>
             </w:pPr>
-            <w:hyperlink w:history="1" r:id="rIdayf7teimvsqwe6hwb6lrm">
+            <w:hyperlink w:history="1" r:id="rIdvoncvk6sfm8zdicqm8t0l">
               <w:r>
                 <w:rPr>
                   <w:rFonts w:ascii="Arial" w:cs="Arial" w:eastAsia="Arial" w:hAnsi="Arial"/>
@@ -26700,7 +26700,7 @@
             <w:pPr>
               <w:spacing w:after="20" w:before="0"/>
             </w:pPr>
-            <w:hyperlink w:history="1" r:id="rIddz8fpav7tqppstgve2gdo">
+            <w:hyperlink w:history="1" r:id="rId1nmhjxjgooitupcsycc_d">
               <w:r>
                 <w:rPr>
                   <w:rFonts w:ascii="Arial" w:cs="Arial" w:eastAsia="Arial" w:hAnsi="Arial"/>
@@ -26733,7 +26733,7 @@
               <w:spacing w:after="10" w:before="0"/>
               <w:ind w:left="120"/>
             </w:pPr>
-            <w:hyperlink w:history="1" r:id="rId17hkft40kxjsl6npiw1ny">
+            <w:hyperlink w:history="1" r:id="rIdqqu-ks_tanl41pl_-2oit">
               <w:r>
                 <w:rPr>
                   <w:rFonts w:ascii="Arial" w:cs="Arial" w:eastAsia="Arial" w:hAnsi="Arial"/>
@@ -26778,7 +26778,7 @@
             <w:pPr>
               <w:spacing w:after="20" w:before="0"/>
             </w:pPr>
-            <w:hyperlink w:history="1" r:id="rId3djmkugfaz1jap_zckfaj">
+            <w:hyperlink w:history="1" r:id="rId06me0-fr2ktuga61ny9l3">
               <w:r>
                 <w:rPr>
                   <w:rFonts w:ascii="Arial" w:cs="Arial" w:eastAsia="Arial" w:hAnsi="Arial"/>
@@ -26811,7 +26811,7 @@
               <w:spacing w:after="10" w:before="0"/>
               <w:ind w:left="120"/>
             </w:pPr>
-            <w:hyperlink w:history="1" r:id="rId1nae4lo-lkfqu9uum9utf">
+            <w:hyperlink w:history="1" r:id="rId2kxccnpydb0szszllwjwx">
               <w:r>
                 <w:rPr>
                   <w:rFonts w:ascii="Arial" w:cs="Arial" w:eastAsia="Arial" w:hAnsi="Arial"/>
@@ -27006,7 +27006,7 @@
             <w:pPr>
               <w:spacing w:after="20" w:before="0"/>
             </w:pPr>
-            <w:hyperlink w:history="1" r:id="rIdn74hy1vcnsrc6okdo-nq-">
+            <w:hyperlink w:history="1" r:id="rIdeaqe9pqauwgat0foukt9b">
               <w:r>
                 <w:rPr>
                   <w:rFonts w:ascii="Arial" w:cs="Arial" w:eastAsia="Arial" w:hAnsi="Arial"/>
@@ -27039,7 +27039,7 @@
               <w:spacing w:after="10" w:before="0"/>
               <w:ind w:left="120"/>
             </w:pPr>
-            <w:hyperlink w:history="1" r:id="rIdptpzy274riez0vxugotny">
+            <w:hyperlink w:history="1" r:id="rId7h9ldqdxpib0mwjrkmid2">
               <w:r>
                 <w:rPr>
                   <w:rFonts w:ascii="Arial" w:cs="Arial" w:eastAsia="Arial" w:hAnsi="Arial"/>
@@ -27084,7 +27084,7 @@
             <w:pPr>
               <w:spacing w:after="20" w:before="0"/>
             </w:pPr>
-            <w:hyperlink w:history="1" r:id="rIdvjs2ijiwzqokdjwiz7ll9">
+            <w:hyperlink w:history="1" r:id="rIducuze6_kgn14bgln-z1t_">
               <w:r>
                 <w:rPr>
                   <w:rFonts w:ascii="Arial" w:cs="Arial" w:eastAsia="Arial" w:hAnsi="Arial"/>
@@ -27117,7 +27117,7 @@
               <w:spacing w:after="10" w:before="0"/>
               <w:ind w:left="120"/>
             </w:pPr>
-            <w:hyperlink w:history="1" r:id="rId9snxoene0e4w0g1ozmhfq">
+            <w:hyperlink w:history="1" r:id="rIdgyhim1aqdfiadm1ygpyfg">
               <w:r>
                 <w:rPr>
                   <w:rFonts w:ascii="Arial" w:cs="Arial" w:eastAsia="Arial" w:hAnsi="Arial"/>
@@ -27312,7 +27312,7 @@
             <w:pPr>
               <w:spacing w:after="20" w:before="0"/>
             </w:pPr>
-            <w:hyperlink w:history="1" r:id="rIdaumosoe-kzyhw8up3rej4">
+            <w:hyperlink w:history="1" r:id="rIdsjt550ezifxyycokbzk-0">
               <w:r>
                 <w:rPr>
                   <w:rFonts w:ascii="Arial" w:cs="Arial" w:eastAsia="Arial" w:hAnsi="Arial"/>
@@ -27345,7 +27345,7 @@
               <w:spacing w:after="10" w:before="0"/>
               <w:ind w:left="120"/>
             </w:pPr>
-            <w:hyperlink w:history="1" r:id="rIdol5mseiozue7s_4awyvaf">
+            <w:hyperlink w:history="1" r:id="rId9cylj7l5jycnhqnk4mlno">
               <w:r>
                 <w:rPr>
                   <w:rFonts w:ascii="Arial" w:cs="Arial" w:eastAsia="Arial" w:hAnsi="Arial"/>
@@ -27390,7 +27390,7 @@
             <w:pPr>
               <w:spacing w:after="20" w:before="0"/>
             </w:pPr>
-            <w:hyperlink w:history="1" r:id="rIdxmjvaameuu1gksjwhay_8">
+            <w:hyperlink w:history="1" r:id="rIdi2tdvdvpeyj-vsux_cbuf">
               <w:r>
                 <w:rPr>
                   <w:rFonts w:ascii="Arial" w:cs="Arial" w:eastAsia="Arial" w:hAnsi="Arial"/>
@@ -27423,7 +27423,7 @@
               <w:spacing w:after="10" w:before="0"/>
               <w:ind w:left="120"/>
             </w:pPr>
-            <w:hyperlink w:history="1" r:id="rIdlncztygcluqr1zjvypmpn">
+            <w:hyperlink w:history="1" r:id="rId5h5dl7hgtdyefzcms90ky">
               <w:r>
                 <w:rPr>
                   <w:rFonts w:ascii="Arial" w:cs="Arial" w:eastAsia="Arial" w:hAnsi="Arial"/>
@@ -27618,7 +27618,7 @@
             <w:pPr>
               <w:spacing w:after="20" w:before="0"/>
             </w:pPr>
-            <w:hyperlink w:history="1" r:id="rIdmibnf4pizy509p0s222lm">
+            <w:hyperlink w:history="1" r:id="rIdpgxdutpgt-puoizrnz9yl">
               <w:r>
                 <w:rPr>
                   <w:rFonts w:ascii="Arial" w:cs="Arial" w:eastAsia="Arial" w:hAnsi="Arial"/>
@@ -27651,7 +27651,7 @@
               <w:spacing w:after="10" w:before="0"/>
               <w:ind w:left="120"/>
             </w:pPr>
-            <w:hyperlink w:history="1" r:id="rId9jlr65a4h5upqds7ozuuz">
+            <w:hyperlink w:history="1" r:id="rId4sbznpnkdrlfv-danjdcr">
               <w:r>
                 <w:rPr>
                   <w:rFonts w:ascii="Arial" w:cs="Arial" w:eastAsia="Arial" w:hAnsi="Arial"/>
@@ -27696,7 +27696,7 @@
             <w:pPr>
               <w:spacing w:after="20" w:before="0"/>
             </w:pPr>
-            <w:hyperlink w:history="1" r:id="rIdpsqpcyszj1otau5bmyj50">
+            <w:hyperlink w:history="1" r:id="rIdrxc8hujr_zfiutzmp0txh">
               <w:r>
                 <w:rPr>
                   <w:rFonts w:ascii="Arial" w:cs="Arial" w:eastAsia="Arial" w:hAnsi="Arial"/>
@@ -27729,7 +27729,7 @@
               <w:spacing w:after="10" w:before="0"/>
               <w:ind w:left="120"/>
             </w:pPr>
-            <w:hyperlink w:history="1" r:id="rIdmgnbgiylum6t27pyny76v">
+            <w:hyperlink w:history="1" r:id="rIdgrhr9zidiqcjenoiffdux">
               <w:r>
                 <w:rPr>
                   <w:rFonts w:ascii="Arial" w:cs="Arial" w:eastAsia="Arial" w:hAnsi="Arial"/>

--- a/data/outputs/v2/Maths/SS4.2_Probability_I/Mathematics_Probability_I_CBE_LessonSequence.docx
+++ b/data/outputs/v2/Maths/SS4.2_Probability_I/Mathematics_Probability_I_CBE_LessonSequence.docx
@@ -3362,7 +3362,7 @@
             <w:pPr>
               <w:spacing w:after="20" w:before="0"/>
             </w:pPr>
-            <w:hyperlink w:history="1" r:id="rIdor-za49tcierqby5o08cs">
+            <w:hyperlink w:history="1" r:id="rId_39zy2mqszwmfrgguxzya">
               <w:r>
                 <w:rPr>
                   <w:rFonts w:ascii="Arial" w:cs="Arial" w:eastAsia="Arial" w:hAnsi="Arial"/>
@@ -3395,7 +3395,7 @@
               <w:spacing w:after="10" w:before="0"/>
               <w:ind w:left="120"/>
             </w:pPr>
-            <w:hyperlink w:history="1" r:id="rIdttfrb1wmi1ofrboac3np-">
+            <w:hyperlink w:history="1" r:id="rIdh6gch49yboh0at5szsn4f">
               <w:r>
                 <w:rPr>
                   <w:rFonts w:ascii="Arial" w:cs="Arial" w:eastAsia="Arial" w:hAnsi="Arial"/>
@@ -3440,7 +3440,7 @@
             <w:pPr>
               <w:spacing w:after="20" w:before="0"/>
             </w:pPr>
-            <w:hyperlink w:history="1" r:id="rIducg8jwvwyn41b9milauss">
+            <w:hyperlink w:history="1" r:id="rIdo9-snt_lul481becb4xl_">
               <w:r>
                 <w:rPr>
                   <w:rFonts w:ascii="Arial" w:cs="Arial" w:eastAsia="Arial" w:hAnsi="Arial"/>
@@ -3473,7 +3473,7 @@
               <w:spacing w:after="10" w:before="0"/>
               <w:ind w:left="120"/>
             </w:pPr>
-            <w:hyperlink w:history="1" r:id="rIdbmqsxgicnndfv1xgbq5uv">
+            <w:hyperlink w:history="1" r:id="rId6gl33_mcnvwtcafdmnucv">
               <w:r>
                 <w:rPr>
                   <w:rFonts w:ascii="Arial" w:cs="Arial" w:eastAsia="Arial" w:hAnsi="Arial"/>
@@ -3763,7 +3763,7 @@
             <w:pPr>
               <w:spacing w:after="20" w:before="0"/>
             </w:pPr>
-            <w:hyperlink w:history="1" r:id="rIdfriaxfot-i6aoomubqhbo">
+            <w:hyperlink w:history="1" r:id="rIdun_msfrn2b6hp5tl8napn">
               <w:r>
                 <w:rPr>
                   <w:rFonts w:ascii="Arial" w:cs="Arial" w:eastAsia="Arial" w:hAnsi="Arial"/>
@@ -3796,7 +3796,7 @@
               <w:spacing w:after="10" w:before="0"/>
               <w:ind w:left="120"/>
             </w:pPr>
-            <w:hyperlink w:history="1" r:id="rId2dzbbq1pmkszkocodalyf">
+            <w:hyperlink w:history="1" r:id="rIdfgnsysnmp5aj160ug-tn6">
               <w:r>
                 <w:rPr>
                   <w:rFonts w:ascii="Arial" w:cs="Arial" w:eastAsia="Arial" w:hAnsi="Arial"/>
@@ -3841,7 +3841,7 @@
             <w:pPr>
               <w:spacing w:after="20" w:before="0"/>
             </w:pPr>
-            <w:hyperlink w:history="1" r:id="rIdz7mcgqpc6kvbxte88habr">
+            <w:hyperlink w:history="1" r:id="rId-kutmpvxcg4k32jsubsxj">
               <w:r>
                 <w:rPr>
                   <w:rFonts w:ascii="Arial" w:cs="Arial" w:eastAsia="Arial" w:hAnsi="Arial"/>
@@ -3874,7 +3874,7 @@
               <w:spacing w:after="10" w:before="0"/>
               <w:ind w:left="120"/>
             </w:pPr>
-            <w:hyperlink w:history="1" r:id="rIdamvbqrpp7kla12sk98uyo">
+            <w:hyperlink w:history="1" r:id="rIdpapaq9cbswfa5lkai1ji9">
               <w:r>
                 <w:rPr>
                   <w:rFonts w:ascii="Arial" w:cs="Arial" w:eastAsia="Arial" w:hAnsi="Arial"/>
@@ -4183,7 +4183,7 @@
             <w:pPr>
               <w:spacing w:after="20" w:before="0"/>
             </w:pPr>
-            <w:hyperlink w:history="1" r:id="rIdjbwrmjaormiir4hjwrsfc">
+            <w:hyperlink w:history="1" r:id="rIdhnov1jtuzaucknb0tgyfk">
               <w:r>
                 <w:rPr>
                   <w:rFonts w:ascii="Arial" w:cs="Arial" w:eastAsia="Arial" w:hAnsi="Arial"/>
@@ -4216,7 +4216,7 @@
               <w:spacing w:after="10" w:before="0"/>
               <w:ind w:left="120"/>
             </w:pPr>
-            <w:hyperlink w:history="1" r:id="rId84wmqhiztal8eldx68u9c">
+            <w:hyperlink w:history="1" r:id="rIdcm54mbrqn9yd0jbfmtuzn">
               <w:r>
                 <w:rPr>
                   <w:rFonts w:ascii="Arial" w:cs="Arial" w:eastAsia="Arial" w:hAnsi="Arial"/>
@@ -4261,7 +4261,7 @@
             <w:pPr>
               <w:spacing w:after="20" w:before="0"/>
             </w:pPr>
-            <w:hyperlink w:history="1" r:id="rIdndmrpxdrxnk_qnesdbmsz">
+            <w:hyperlink w:history="1" r:id="rIdpct9mtbsv7eh7gipidicd">
               <w:r>
                 <w:rPr>
                   <w:rFonts w:ascii="Arial" w:cs="Arial" w:eastAsia="Arial" w:hAnsi="Arial"/>
@@ -4294,7 +4294,7 @@
               <w:spacing w:after="10" w:before="0"/>
               <w:ind w:left="120"/>
             </w:pPr>
-            <w:hyperlink w:history="1" r:id="rIdha1nlteh9rhfcryybkwho">
+            <w:hyperlink w:history="1" r:id="rIdirktwlfhjuv47viqo9fge">
               <w:r>
                 <w:rPr>
                   <w:rFonts w:ascii="Arial" w:cs="Arial" w:eastAsia="Arial" w:hAnsi="Arial"/>
@@ -4565,7 +4565,7 @@
             <w:pPr>
               <w:spacing w:after="20" w:before="0"/>
             </w:pPr>
-            <w:hyperlink w:history="1" r:id="rIdihfl3oeaqc0m3kimbslnh">
+            <w:hyperlink w:history="1" r:id="rIdv3dxldgrdmkc2vis5a9oe">
               <w:r>
                 <w:rPr>
                   <w:rFonts w:ascii="Arial" w:cs="Arial" w:eastAsia="Arial" w:hAnsi="Arial"/>
@@ -4598,7 +4598,7 @@
               <w:spacing w:after="10" w:before="0"/>
               <w:ind w:left="120"/>
             </w:pPr>
-            <w:hyperlink w:history="1" r:id="rIdmqenh7rtqyeatscpkwtd7">
+            <w:hyperlink w:history="1" r:id="rIdbgynigl4whrgyjtfoqwqt">
               <w:r>
                 <w:rPr>
                   <w:rFonts w:ascii="Arial" w:cs="Arial" w:eastAsia="Arial" w:hAnsi="Arial"/>
@@ -4643,7 +4643,7 @@
             <w:pPr>
               <w:spacing w:after="20" w:before="0"/>
             </w:pPr>
-            <w:hyperlink w:history="1" r:id="rIdpdt52zelfa4wueswld6sb">
+            <w:hyperlink w:history="1" r:id="rId0gxemfrxejiqydhd6c50r">
               <w:r>
                 <w:rPr>
                   <w:rFonts w:ascii="Arial" w:cs="Arial" w:eastAsia="Arial" w:hAnsi="Arial"/>
@@ -4676,7 +4676,7 @@
               <w:spacing w:after="10" w:before="0"/>
               <w:ind w:left="120"/>
             </w:pPr>
-            <w:hyperlink w:history="1" r:id="rIdra1qbmqyz3v3caw1ya32y">
+            <w:hyperlink w:history="1" r:id="rIdyogiaxbbdzggh6uszygpn">
               <w:r>
                 <w:rPr>
                   <w:rFonts w:ascii="Arial" w:cs="Arial" w:eastAsia="Arial" w:hAnsi="Arial"/>
@@ -4947,7 +4947,7 @@
             <w:pPr>
               <w:spacing w:after="20" w:before="0"/>
             </w:pPr>
-            <w:hyperlink w:history="1" r:id="rIdojjok7yjwyzejvgwit3vh">
+            <w:hyperlink w:history="1" r:id="rIdw22iselksuyknxqkkmej_">
               <w:r>
                 <w:rPr>
                   <w:rFonts w:ascii="Arial" w:cs="Arial" w:eastAsia="Arial" w:hAnsi="Arial"/>
@@ -4980,7 +4980,7 @@
               <w:spacing w:after="10" w:before="0"/>
               <w:ind w:left="120"/>
             </w:pPr>
-            <w:hyperlink w:history="1" r:id="rIdj_kq7iip6xup_svyquhrd">
+            <w:hyperlink w:history="1" r:id="rId40ipxflhmrwwiljgp0tzy">
               <w:r>
                 <w:rPr>
                   <w:rFonts w:ascii="Arial" w:cs="Arial" w:eastAsia="Arial" w:hAnsi="Arial"/>
@@ -5025,7 +5025,7 @@
             <w:pPr>
               <w:spacing w:after="20" w:before="0"/>
             </w:pPr>
-            <w:hyperlink w:history="1" r:id="rIdnyxuur5rb2qz3gdedo5ep">
+            <w:hyperlink w:history="1" r:id="rIddcin1s6qclezbvrx96-yh">
               <w:r>
                 <w:rPr>
                   <w:rFonts w:ascii="Arial" w:cs="Arial" w:eastAsia="Arial" w:hAnsi="Arial"/>
@@ -5058,7 +5058,7 @@
               <w:spacing w:after="10" w:before="0"/>
               <w:ind w:left="120"/>
             </w:pPr>
-            <w:hyperlink w:history="1" r:id="rIdclpl3h2uiywpn2mluxaq-">
+            <w:hyperlink w:history="1" r:id="rIduqm_b76qqrvlltv1g5g4c">
               <w:r>
                 <w:rPr>
                   <w:rFonts w:ascii="Arial" w:cs="Arial" w:eastAsia="Arial" w:hAnsi="Arial"/>
@@ -6640,7 +6640,7 @@
             <w:pPr>
               <w:spacing w:after="20" w:before="0"/>
             </w:pPr>
-            <w:hyperlink w:history="1" r:id="rId8di44aqg3uhtumq5ho7an">
+            <w:hyperlink w:history="1" r:id="rIdeuxxpabcd08gobtiorztu">
               <w:r>
                 <w:rPr>
                   <w:rFonts w:ascii="Arial" w:cs="Arial" w:eastAsia="Arial" w:hAnsi="Arial"/>
@@ -6673,7 +6673,7 @@
               <w:spacing w:after="10" w:before="0"/>
               <w:ind w:left="120"/>
             </w:pPr>
-            <w:hyperlink w:history="1" r:id="rIdrgfxmfzs5gpxnnu33g6xr">
+            <w:hyperlink w:history="1" r:id="rIdhvghipeirglg9ps0rzedv">
               <w:r>
                 <w:rPr>
                   <w:rFonts w:ascii="Arial" w:cs="Arial" w:eastAsia="Arial" w:hAnsi="Arial"/>
@@ -6718,7 +6718,7 @@
             <w:pPr>
               <w:spacing w:after="20" w:before="0"/>
             </w:pPr>
-            <w:hyperlink w:history="1" r:id="rIdxydgwnkqneew8rkz80abd">
+            <w:hyperlink w:history="1" r:id="rId9n6lobcnp2vnaau0jxyb5">
               <w:r>
                 <w:rPr>
                   <w:rFonts w:ascii="Arial" w:cs="Arial" w:eastAsia="Arial" w:hAnsi="Arial"/>
@@ -6751,7 +6751,7 @@
               <w:spacing w:after="10" w:before="0"/>
               <w:ind w:left="120"/>
             </w:pPr>
-            <w:hyperlink w:history="1" r:id="rId8j5jroeg6axop64cfgnwt">
+            <w:hyperlink w:history="1" r:id="rId1q21toqfygs7ua7hllie0">
               <w:r>
                 <w:rPr>
                   <w:rFonts w:ascii="Arial" w:cs="Arial" w:eastAsia="Arial" w:hAnsi="Arial"/>
@@ -6946,7 +6946,7 @@
             <w:pPr>
               <w:spacing w:after="20" w:before="0"/>
             </w:pPr>
-            <w:hyperlink w:history="1" r:id="rIdch9ze4qygons7hitowyho">
+            <w:hyperlink w:history="1" r:id="rIdltetq8z1io-odrcuzerfx">
               <w:r>
                 <w:rPr>
                   <w:rFonts w:ascii="Arial" w:cs="Arial" w:eastAsia="Arial" w:hAnsi="Arial"/>
@@ -6979,7 +6979,7 @@
               <w:spacing w:after="10" w:before="0"/>
               <w:ind w:left="120"/>
             </w:pPr>
-            <w:hyperlink w:history="1" r:id="rIdjbmcucui-ylmitwazergs">
+            <w:hyperlink w:history="1" r:id="rIdvlddyekfabgowovn7tvdd">
               <w:r>
                 <w:rPr>
                   <w:rFonts w:ascii="Arial" w:cs="Arial" w:eastAsia="Arial" w:hAnsi="Arial"/>
@@ -7024,7 +7024,7 @@
             <w:pPr>
               <w:spacing w:after="20" w:before="0"/>
             </w:pPr>
-            <w:hyperlink w:history="1" r:id="rIdnh2k0fh47kmfymfi-5_yy">
+            <w:hyperlink w:history="1" r:id="rIdqgv_u_y_u-0npsyutx8bl">
               <w:r>
                 <w:rPr>
                   <w:rFonts w:ascii="Arial" w:cs="Arial" w:eastAsia="Arial" w:hAnsi="Arial"/>
@@ -7057,7 +7057,7 @@
               <w:spacing w:after="10" w:before="0"/>
               <w:ind w:left="120"/>
             </w:pPr>
-            <w:hyperlink w:history="1" r:id="rId2zqvl78esotcobxfi2jzb">
+            <w:hyperlink w:history="1" r:id="rIdnyoi31ns8p1oxs7n4uqg0">
               <w:r>
                 <w:rPr>
                   <w:rFonts w:ascii="Arial" w:cs="Arial" w:eastAsia="Arial" w:hAnsi="Arial"/>
@@ -7252,7 +7252,7 @@
             <w:pPr>
               <w:spacing w:after="20" w:before="0"/>
             </w:pPr>
-            <w:hyperlink w:history="1" r:id="rIdu-dz9muajnqchq6xlhmbb">
+            <w:hyperlink w:history="1" r:id="rIdma7y6tbzseq5ssahb4shq">
               <w:r>
                 <w:rPr>
                   <w:rFonts w:ascii="Arial" w:cs="Arial" w:eastAsia="Arial" w:hAnsi="Arial"/>
@@ -7285,7 +7285,7 @@
               <w:spacing w:after="10" w:before="0"/>
               <w:ind w:left="120"/>
             </w:pPr>
-            <w:hyperlink w:history="1" r:id="rId8jee595kp15hqpta4dtqf">
+            <w:hyperlink w:history="1" r:id="rIdhonxiphoqwwmg_7gmdtuy">
               <w:r>
                 <w:rPr>
                   <w:rFonts w:ascii="Arial" w:cs="Arial" w:eastAsia="Arial" w:hAnsi="Arial"/>
@@ -7330,7 +7330,7 @@
             <w:pPr>
               <w:spacing w:after="20" w:before="0"/>
             </w:pPr>
-            <w:hyperlink w:history="1" r:id="rIdamqannlnk0ajgj4pbfzfq">
+            <w:hyperlink w:history="1" r:id="rIdswhb4cgnplgoyflt59sv8">
               <w:r>
                 <w:rPr>
                   <w:rFonts w:ascii="Arial" w:cs="Arial" w:eastAsia="Arial" w:hAnsi="Arial"/>
@@ -7363,7 +7363,7 @@
               <w:spacing w:after="10" w:before="0"/>
               <w:ind w:left="120"/>
             </w:pPr>
-            <w:hyperlink w:history="1" r:id="rIdtr-2esjnndsg-4m67jdjx">
+            <w:hyperlink w:history="1" r:id="rIdmjuk-ah42q0hetoswcwke">
               <w:r>
                 <w:rPr>
                   <w:rFonts w:ascii="Arial" w:cs="Arial" w:eastAsia="Arial" w:hAnsi="Arial"/>
@@ -7558,7 +7558,7 @@
             <w:pPr>
               <w:spacing w:after="20" w:before="0"/>
             </w:pPr>
-            <w:hyperlink w:history="1" r:id="rId_9mniugg0pssghmebdncv">
+            <w:hyperlink w:history="1" r:id="rIdxsnsyj5cngm_4ehvuqqdf">
               <w:r>
                 <w:rPr>
                   <w:rFonts w:ascii="Arial" w:cs="Arial" w:eastAsia="Arial" w:hAnsi="Arial"/>
@@ -7591,7 +7591,7 @@
               <w:spacing w:after="10" w:before="0"/>
               <w:ind w:left="120"/>
             </w:pPr>
-            <w:hyperlink w:history="1" r:id="rId9ltw_dogxdqpogxo6wzyz">
+            <w:hyperlink w:history="1" r:id="rId-k9cmcde7cfqjj3bmslg4">
               <w:r>
                 <w:rPr>
                   <w:rFonts w:ascii="Arial" w:cs="Arial" w:eastAsia="Arial" w:hAnsi="Arial"/>
@@ -7636,7 +7636,7 @@
             <w:pPr>
               <w:spacing w:after="20" w:before="0"/>
             </w:pPr>
-            <w:hyperlink w:history="1" r:id="rIdyvfcnw2d_vm3zchzahaq1">
+            <w:hyperlink w:history="1" r:id="rId9xbz7bjiwhg4oqod7mv7o">
               <w:r>
                 <w:rPr>
                   <w:rFonts w:ascii="Arial" w:cs="Arial" w:eastAsia="Arial" w:hAnsi="Arial"/>
@@ -7669,7 +7669,7 @@
               <w:spacing w:after="10" w:before="0"/>
               <w:ind w:left="120"/>
             </w:pPr>
-            <w:hyperlink w:history="1" r:id="rIdmva91ny71mcwfzaveztqi">
+            <w:hyperlink w:history="1" r:id="rIdetnyewim8ntnw48n75_ph">
               <w:r>
                 <w:rPr>
                   <w:rFonts w:ascii="Arial" w:cs="Arial" w:eastAsia="Arial" w:hAnsi="Arial"/>
@@ -7864,7 +7864,7 @@
             <w:pPr>
               <w:spacing w:after="20" w:before="0"/>
             </w:pPr>
-            <w:hyperlink w:history="1" r:id="rIdptcxailarjtdptigcik1l">
+            <w:hyperlink w:history="1" r:id="rIda_zo2nylarqidobxvxca1">
               <w:r>
                 <w:rPr>
                   <w:rFonts w:ascii="Arial" w:cs="Arial" w:eastAsia="Arial" w:hAnsi="Arial"/>
@@ -7897,7 +7897,7 @@
               <w:spacing w:after="10" w:before="0"/>
               <w:ind w:left="120"/>
             </w:pPr>
-            <w:hyperlink w:history="1" r:id="rIdvyuk9vplufhsjfyxwegxi">
+            <w:hyperlink w:history="1" r:id="rIdxygpfe1vrxof_pj8k6l2a">
               <w:r>
                 <w:rPr>
                   <w:rFonts w:ascii="Arial" w:cs="Arial" w:eastAsia="Arial" w:hAnsi="Arial"/>
@@ -7942,7 +7942,7 @@
             <w:pPr>
               <w:spacing w:after="20" w:before="0"/>
             </w:pPr>
-            <w:hyperlink w:history="1" r:id="rId-tjy5tlk4ql8viiuhmkrv">
+            <w:hyperlink w:history="1" r:id="rIddrenvidbwe-40zxixtodp">
               <w:r>
                 <w:rPr>
                   <w:rFonts w:ascii="Arial" w:cs="Arial" w:eastAsia="Arial" w:hAnsi="Arial"/>
@@ -7975,7 +7975,7 @@
               <w:spacing w:after="10" w:before="0"/>
               <w:ind w:left="120"/>
             </w:pPr>
-            <w:hyperlink w:history="1" r:id="rId0agftzxckt2nrozc4ehzp">
+            <w:hyperlink w:history="1" r:id="rId9bypnobiwu6ea9lzgxrtq">
               <w:r>
                 <w:rPr>
                   <w:rFonts w:ascii="Arial" w:cs="Arial" w:eastAsia="Arial" w:hAnsi="Arial"/>
@@ -9462,7 +9462,7 @@
             <w:pPr>
               <w:spacing w:after="20" w:before="0"/>
             </w:pPr>
-            <w:hyperlink w:history="1" r:id="rIdugj6qv1ikam0wuggdaxi-">
+            <w:hyperlink w:history="1" r:id="rIdb81lhxud9ul5yluqvh4t5">
               <w:r>
                 <w:rPr>
                   <w:rFonts w:ascii="Arial" w:cs="Arial" w:eastAsia="Arial" w:hAnsi="Arial"/>
@@ -9495,7 +9495,7 @@
               <w:spacing w:after="10" w:before="0"/>
               <w:ind w:left="120"/>
             </w:pPr>
-            <w:hyperlink w:history="1" r:id="rIdgwx2w9yq6fr0ejwsl6f9m">
+            <w:hyperlink w:history="1" r:id="rIdhkdu1hat8_t5xvwydibbn">
               <w:r>
                 <w:rPr>
                   <w:rFonts w:ascii="Arial" w:cs="Arial" w:eastAsia="Arial" w:hAnsi="Arial"/>
@@ -9540,7 +9540,7 @@
             <w:pPr>
               <w:spacing w:after="20" w:before="0"/>
             </w:pPr>
-            <w:hyperlink w:history="1" r:id="rIdmwtzzzt4bpy-nvdu9f5g8">
+            <w:hyperlink w:history="1" r:id="rIduryv9_tvr-d5jaueoslwx">
               <w:r>
                 <w:rPr>
                   <w:rFonts w:ascii="Arial" w:cs="Arial" w:eastAsia="Arial" w:hAnsi="Arial"/>
@@ -9573,7 +9573,7 @@
               <w:spacing w:after="10" w:before="0"/>
               <w:ind w:left="120"/>
             </w:pPr>
-            <w:hyperlink w:history="1" r:id="rIdbblqpat1y5syj8pjiatc6">
+            <w:hyperlink w:history="1" r:id="rId71him9izpgg-kuolnry9d">
               <w:r>
                 <w:rPr>
                   <w:rFonts w:ascii="Arial" w:cs="Arial" w:eastAsia="Arial" w:hAnsi="Arial"/>
@@ -9768,7 +9768,7 @@
             <w:pPr>
               <w:spacing w:after="20" w:before="0"/>
             </w:pPr>
-            <w:hyperlink w:history="1" r:id="rIddsadsby1kk4ipfzg4v1wf">
+            <w:hyperlink w:history="1" r:id="rIdm1hwit1rdk1vvi42zwh-u">
               <w:r>
                 <w:rPr>
                   <w:rFonts w:ascii="Arial" w:cs="Arial" w:eastAsia="Arial" w:hAnsi="Arial"/>
@@ -9801,7 +9801,7 @@
               <w:spacing w:after="10" w:before="0"/>
               <w:ind w:left="120"/>
             </w:pPr>
-            <w:hyperlink w:history="1" r:id="rId1vz1thahgglfgd6mdrcck">
+            <w:hyperlink w:history="1" r:id="rIdmycki81kevcw7x8vkcdu3">
               <w:r>
                 <w:rPr>
                   <w:rFonts w:ascii="Arial" w:cs="Arial" w:eastAsia="Arial" w:hAnsi="Arial"/>
@@ -9846,7 +9846,7 @@
             <w:pPr>
               <w:spacing w:after="20" w:before="0"/>
             </w:pPr>
-            <w:hyperlink w:history="1" r:id="rIdvpbouvr4apiawnkp7cj0v">
+            <w:hyperlink w:history="1" r:id="rIdpp_umbfyeobux7rppvi0q">
               <w:r>
                 <w:rPr>
                   <w:rFonts w:ascii="Arial" w:cs="Arial" w:eastAsia="Arial" w:hAnsi="Arial"/>
@@ -9879,7 +9879,7 @@
               <w:spacing w:after="10" w:before="0"/>
               <w:ind w:left="120"/>
             </w:pPr>
-            <w:hyperlink w:history="1" r:id="rIdvka9yxjbajlsxu2evux_f">
+            <w:hyperlink w:history="1" r:id="rIdr7u_7awg6dpqaxzqiw1p7">
               <w:r>
                 <w:rPr>
                   <w:rFonts w:ascii="Arial" w:cs="Arial" w:eastAsia="Arial" w:hAnsi="Arial"/>
@@ -10074,7 +10074,7 @@
             <w:pPr>
               <w:spacing w:after="20" w:before="0"/>
             </w:pPr>
-            <w:hyperlink w:history="1" r:id="rId_gij6sg3qvedlds8vnfeg">
+            <w:hyperlink w:history="1" r:id="rIdmijghlaaxbdwb5jehe10h">
               <w:r>
                 <w:rPr>
                   <w:rFonts w:ascii="Arial" w:cs="Arial" w:eastAsia="Arial" w:hAnsi="Arial"/>
@@ -10107,7 +10107,7 @@
               <w:spacing w:after="10" w:before="0"/>
               <w:ind w:left="120"/>
             </w:pPr>
-            <w:hyperlink w:history="1" r:id="rIdgkxig17ymwakwpv9zsjg3">
+            <w:hyperlink w:history="1" r:id="rIdiy1q3m2rkks5hfgd6glwh">
               <w:r>
                 <w:rPr>
                   <w:rFonts w:ascii="Arial" w:cs="Arial" w:eastAsia="Arial" w:hAnsi="Arial"/>
@@ -10152,7 +10152,7 @@
             <w:pPr>
               <w:spacing w:after="20" w:before="0"/>
             </w:pPr>
-            <w:hyperlink w:history="1" r:id="rIdbm8hjetfhzolsnznjqiod">
+            <w:hyperlink w:history="1" r:id="rIdzikynja_r_egopx4fsgmv">
               <w:r>
                 <w:rPr>
                   <w:rFonts w:ascii="Arial" w:cs="Arial" w:eastAsia="Arial" w:hAnsi="Arial"/>
@@ -10185,7 +10185,7 @@
               <w:spacing w:after="10" w:before="0"/>
               <w:ind w:left="120"/>
             </w:pPr>
-            <w:hyperlink w:history="1" r:id="rIdtwunl7oywqyouqfy9_bfh">
+            <w:hyperlink w:history="1" r:id="rIdwbpai75kksvagzilroqw2">
               <w:r>
                 <w:rPr>
                   <w:rFonts w:ascii="Arial" w:cs="Arial" w:eastAsia="Arial" w:hAnsi="Arial"/>
@@ -10380,7 +10380,7 @@
             <w:pPr>
               <w:spacing w:after="20" w:before="0"/>
             </w:pPr>
-            <w:hyperlink w:history="1" r:id="rIdwoy3lkgzeguvwyqkzw_r0">
+            <w:hyperlink w:history="1" r:id="rIdddadixuibqy9yqa73qi-m">
               <w:r>
                 <w:rPr>
                   <w:rFonts w:ascii="Arial" w:cs="Arial" w:eastAsia="Arial" w:hAnsi="Arial"/>
@@ -10413,7 +10413,7 @@
               <w:spacing w:after="10" w:before="0"/>
               <w:ind w:left="120"/>
             </w:pPr>
-            <w:hyperlink w:history="1" r:id="rId9fvldvacc2u07whdcpdmc">
+            <w:hyperlink w:history="1" r:id="rIdbduxi1bqbtxglmljpvshp">
               <w:r>
                 <w:rPr>
                   <w:rFonts w:ascii="Arial" w:cs="Arial" w:eastAsia="Arial" w:hAnsi="Arial"/>
@@ -10458,7 +10458,7 @@
             <w:pPr>
               <w:spacing w:after="20" w:before="0"/>
             </w:pPr>
-            <w:hyperlink w:history="1" r:id="rIdnnwpq_m6je1ojcoxqci-p">
+            <w:hyperlink w:history="1" r:id="rId6kvz0kq-87qwpcndg6elb">
               <w:r>
                 <w:rPr>
                   <w:rFonts w:ascii="Arial" w:cs="Arial" w:eastAsia="Arial" w:hAnsi="Arial"/>
@@ -10491,7 +10491,7 @@
               <w:spacing w:after="10" w:before="0"/>
               <w:ind w:left="120"/>
             </w:pPr>
-            <w:hyperlink w:history="1" r:id="rIdrgq9o5eqrtuyvb4rboov6">
+            <w:hyperlink w:history="1" r:id="rIdpmxqjvsvgg5svsvj7nfgr">
               <w:r>
                 <w:rPr>
                   <w:rFonts w:ascii="Arial" w:cs="Arial" w:eastAsia="Arial" w:hAnsi="Arial"/>
@@ -10686,7 +10686,7 @@
             <w:pPr>
               <w:spacing w:after="20" w:before="0"/>
             </w:pPr>
-            <w:hyperlink w:history="1" r:id="rIdnepqg5dw6wvq9nqtcznsa">
+            <w:hyperlink w:history="1" r:id="rIdyofn8kquwj8v9xsp4doj7">
               <w:r>
                 <w:rPr>
                   <w:rFonts w:ascii="Arial" w:cs="Arial" w:eastAsia="Arial" w:hAnsi="Arial"/>
@@ -10719,7 +10719,7 @@
               <w:spacing w:after="10" w:before="0"/>
               <w:ind w:left="120"/>
             </w:pPr>
-            <w:hyperlink w:history="1" r:id="rIdbr6ldgmflbwvdxiiy8qn0">
+            <w:hyperlink w:history="1" r:id="rIdotvdtlxsszfssr8o1vj2q">
               <w:r>
                 <w:rPr>
                   <w:rFonts w:ascii="Arial" w:cs="Arial" w:eastAsia="Arial" w:hAnsi="Arial"/>
@@ -10764,7 +10764,7 @@
             <w:pPr>
               <w:spacing w:after="20" w:before="0"/>
             </w:pPr>
-            <w:hyperlink w:history="1" r:id="rId1p5ygipyuku3errsmhyy9">
+            <w:hyperlink w:history="1" r:id="rIdtx-gxvz3whuf91lyqv3v2">
               <w:r>
                 <w:rPr>
                   <w:rFonts w:ascii="Arial" w:cs="Arial" w:eastAsia="Arial" w:hAnsi="Arial"/>
@@ -10797,7 +10797,7 @@
               <w:spacing w:after="10" w:before="0"/>
               <w:ind w:left="120"/>
             </w:pPr>
-            <w:hyperlink w:history="1" r:id="rIdugw7friltwadrfdotqyaq">
+            <w:hyperlink w:history="1" r:id="rIdmckebbrvkepur8lrju4nf">
               <w:r>
                 <w:rPr>
                   <w:rFonts w:ascii="Arial" w:cs="Arial" w:eastAsia="Arial" w:hAnsi="Arial"/>
@@ -12284,7 +12284,7 @@
             <w:pPr>
               <w:spacing w:after="20" w:before="0"/>
             </w:pPr>
-            <w:hyperlink w:history="1" r:id="rIdxwaehfmjzmikwtltcbkuo">
+            <w:hyperlink w:history="1" r:id="rIdzdcpvnpobqjix_jsy1lkr">
               <w:r>
                 <w:rPr>
                   <w:rFonts w:ascii="Arial" w:cs="Arial" w:eastAsia="Arial" w:hAnsi="Arial"/>
@@ -12317,7 +12317,7 @@
               <w:spacing w:after="10" w:before="0"/>
               <w:ind w:left="120"/>
             </w:pPr>
-            <w:hyperlink w:history="1" r:id="rId3cwrvqndnljfjxtflw69l">
+            <w:hyperlink w:history="1" r:id="rIdo1_weasyg9d_hucwombot">
               <w:r>
                 <w:rPr>
                   <w:rFonts w:ascii="Arial" w:cs="Arial" w:eastAsia="Arial" w:hAnsi="Arial"/>
@@ -12362,7 +12362,7 @@
             <w:pPr>
               <w:spacing w:after="20" w:before="0"/>
             </w:pPr>
-            <w:hyperlink w:history="1" r:id="rIdga5lycy_ebwku7iepjgf5">
+            <w:hyperlink w:history="1" r:id="rId8nh8vtrk7um8bwiceog1s">
               <w:r>
                 <w:rPr>
                   <w:rFonts w:ascii="Arial" w:cs="Arial" w:eastAsia="Arial" w:hAnsi="Arial"/>
@@ -12395,7 +12395,7 @@
               <w:spacing w:after="10" w:before="0"/>
               <w:ind w:left="120"/>
             </w:pPr>
-            <w:hyperlink w:history="1" r:id="rId8g-myui41tkhecllrg56g">
+            <w:hyperlink w:history="1" r:id="rIdg1-lmgq430z_o8m1wnove">
               <w:r>
                 <w:rPr>
                   <w:rFonts w:ascii="Arial" w:cs="Arial" w:eastAsia="Arial" w:hAnsi="Arial"/>
@@ -12590,7 +12590,7 @@
             <w:pPr>
               <w:spacing w:after="20" w:before="0"/>
             </w:pPr>
-            <w:hyperlink w:history="1" r:id="rIdgivacx9rthigpfu5_zc4r">
+            <w:hyperlink w:history="1" r:id="rIdelxistunbcwsy_duoymlb">
               <w:r>
                 <w:rPr>
                   <w:rFonts w:ascii="Arial" w:cs="Arial" w:eastAsia="Arial" w:hAnsi="Arial"/>
@@ -12623,7 +12623,7 @@
               <w:spacing w:after="10" w:before="0"/>
               <w:ind w:left="120"/>
             </w:pPr>
-            <w:hyperlink w:history="1" r:id="rIdqmx_c6mrhx56_sa7gveuv">
+            <w:hyperlink w:history="1" r:id="rIdvpwn31xwyhwbio_3keyzj">
               <w:r>
                 <w:rPr>
                   <w:rFonts w:ascii="Arial" w:cs="Arial" w:eastAsia="Arial" w:hAnsi="Arial"/>
@@ -12668,7 +12668,7 @@
             <w:pPr>
               <w:spacing w:after="20" w:before="0"/>
             </w:pPr>
-            <w:hyperlink w:history="1" r:id="rIdvn7rfnrijesnf1krbwx9d">
+            <w:hyperlink w:history="1" r:id="rIdjezzezp4oh1tgmtepowb4">
               <w:r>
                 <w:rPr>
                   <w:rFonts w:ascii="Arial" w:cs="Arial" w:eastAsia="Arial" w:hAnsi="Arial"/>
@@ -12701,7 +12701,7 @@
               <w:spacing w:after="10" w:before="0"/>
               <w:ind w:left="120"/>
             </w:pPr>
-            <w:hyperlink w:history="1" r:id="rIdw8e9eecmxvxjdnk1juacb">
+            <w:hyperlink w:history="1" r:id="rIdyeb0xsfxvcv9bvdg0mvy-">
               <w:r>
                 <w:rPr>
                   <w:rFonts w:ascii="Arial" w:cs="Arial" w:eastAsia="Arial" w:hAnsi="Arial"/>
@@ -12896,7 +12896,7 @@
             <w:pPr>
               <w:spacing w:after="20" w:before="0"/>
             </w:pPr>
-            <w:hyperlink w:history="1" r:id="rIdwdqfpguq5ec3oo_a2yojp">
+            <w:hyperlink w:history="1" r:id="rIdth7pjmzapkkicu7t8llcz">
               <w:r>
                 <w:rPr>
                   <w:rFonts w:ascii="Arial" w:cs="Arial" w:eastAsia="Arial" w:hAnsi="Arial"/>
@@ -12929,7 +12929,7 @@
               <w:spacing w:after="10" w:before="0"/>
               <w:ind w:left="120"/>
             </w:pPr>
-            <w:hyperlink w:history="1" r:id="rId6puwv2zvhbws8ap_easet">
+            <w:hyperlink w:history="1" r:id="rIdztsoygu6j7ztoqlne0kjr">
               <w:r>
                 <w:rPr>
                   <w:rFonts w:ascii="Arial" w:cs="Arial" w:eastAsia="Arial" w:hAnsi="Arial"/>
@@ -12974,7 +12974,7 @@
             <w:pPr>
               <w:spacing w:after="20" w:before="0"/>
             </w:pPr>
-            <w:hyperlink w:history="1" r:id="rIdwnolqthm3hkqia1izbc62">
+            <w:hyperlink w:history="1" r:id="rIdmvwnags2lyycl0eoyhtzs">
               <w:r>
                 <w:rPr>
                   <w:rFonts w:ascii="Arial" w:cs="Arial" w:eastAsia="Arial" w:hAnsi="Arial"/>
@@ -13007,7 +13007,7 @@
               <w:spacing w:after="10" w:before="0"/>
               <w:ind w:left="120"/>
             </w:pPr>
-            <w:hyperlink w:history="1" r:id="rIdtrxkx1izeni8bjnzw_cly">
+            <w:hyperlink w:history="1" r:id="rIdpnyxyxhsqb9huvdy1pfm2">
               <w:r>
                 <w:rPr>
                   <w:rFonts w:ascii="Arial" w:cs="Arial" w:eastAsia="Arial" w:hAnsi="Arial"/>
@@ -13202,7 +13202,7 @@
             <w:pPr>
               <w:spacing w:after="20" w:before="0"/>
             </w:pPr>
-            <w:hyperlink w:history="1" r:id="rId6fxq51jpytdt-hu5bdf5q">
+            <w:hyperlink w:history="1" r:id="rIdmszqdq9myz9zyuy23lk9d">
               <w:r>
                 <w:rPr>
                   <w:rFonts w:ascii="Arial" w:cs="Arial" w:eastAsia="Arial" w:hAnsi="Arial"/>
@@ -13235,7 +13235,7 @@
               <w:spacing w:after="10" w:before="0"/>
               <w:ind w:left="120"/>
             </w:pPr>
-            <w:hyperlink w:history="1" r:id="rIdpxjyropckj6gjwp32ag6p">
+            <w:hyperlink w:history="1" r:id="rIdpyi12oc2hrwvsqsfrrzx7">
               <w:r>
                 <w:rPr>
                   <w:rFonts w:ascii="Arial" w:cs="Arial" w:eastAsia="Arial" w:hAnsi="Arial"/>
@@ -13280,7 +13280,7 @@
             <w:pPr>
               <w:spacing w:after="20" w:before="0"/>
             </w:pPr>
-            <w:hyperlink w:history="1" r:id="rIdu8bmdb03rzif-suuyqsbz">
+            <w:hyperlink w:history="1" r:id="rIdi01hryrqcboj08hokisml">
               <w:r>
                 <w:rPr>
                   <w:rFonts w:ascii="Arial" w:cs="Arial" w:eastAsia="Arial" w:hAnsi="Arial"/>
@@ -13313,7 +13313,7 @@
               <w:spacing w:after="10" w:before="0"/>
               <w:ind w:left="120"/>
             </w:pPr>
-            <w:hyperlink w:history="1" r:id="rIdtzfwwxkrfvm4kpxvcdjcr">
+            <w:hyperlink w:history="1" r:id="rIdh4saehnh8xyhzvlfxstot">
               <w:r>
                 <w:rPr>
                   <w:rFonts w:ascii="Arial" w:cs="Arial" w:eastAsia="Arial" w:hAnsi="Arial"/>
@@ -13508,7 +13508,7 @@
             <w:pPr>
               <w:spacing w:after="20" w:before="0"/>
             </w:pPr>
-            <w:hyperlink w:history="1" r:id="rIdybvmuhiuccjv-hpu-u0jr">
+            <w:hyperlink w:history="1" r:id="rIdvb6lpt1vgxlhursi5i8w2">
               <w:r>
                 <w:rPr>
                   <w:rFonts w:ascii="Arial" w:cs="Arial" w:eastAsia="Arial" w:hAnsi="Arial"/>
@@ -13541,7 +13541,7 @@
               <w:spacing w:after="10" w:before="0"/>
               <w:ind w:left="120"/>
             </w:pPr>
-            <w:hyperlink w:history="1" r:id="rIdgodwqoqardscqfp11gncq">
+            <w:hyperlink w:history="1" r:id="rIdgesfbqetxqxailjzcrfll">
               <w:r>
                 <w:rPr>
                   <w:rFonts w:ascii="Arial" w:cs="Arial" w:eastAsia="Arial" w:hAnsi="Arial"/>
@@ -13586,7 +13586,7 @@
             <w:pPr>
               <w:spacing w:after="20" w:before="0"/>
             </w:pPr>
-            <w:hyperlink w:history="1" r:id="rIdcfygsifos0v1kf_plnq9m">
+            <w:hyperlink w:history="1" r:id="rIdi9jewwrcbv16fv_uqnbac">
               <w:r>
                 <w:rPr>
                   <w:rFonts w:ascii="Arial" w:cs="Arial" w:eastAsia="Arial" w:hAnsi="Arial"/>
@@ -13619,7 +13619,7 @@
               <w:spacing w:after="10" w:before="0"/>
               <w:ind w:left="120"/>
             </w:pPr>
-            <w:hyperlink w:history="1" r:id="rId4atkcb2sml14ogfjsu2pk">
+            <w:hyperlink w:history="1" r:id="rIdcuug42wsnsy2o-sh_6jgy">
               <w:r>
                 <w:rPr>
                   <w:rFonts w:ascii="Arial" w:cs="Arial" w:eastAsia="Arial" w:hAnsi="Arial"/>
@@ -15106,7 +15106,7 @@
             <w:pPr>
               <w:spacing w:after="20" w:before="0"/>
             </w:pPr>
-            <w:hyperlink w:history="1" r:id="rIdddeppsh0krlygt_csd_yw">
+            <w:hyperlink w:history="1" r:id="rIdzd8lhxu1axt-wryu8uibp">
               <w:r>
                 <w:rPr>
                   <w:rFonts w:ascii="Arial" w:cs="Arial" w:eastAsia="Arial" w:hAnsi="Arial"/>
@@ -15139,7 +15139,7 @@
               <w:spacing w:after="10" w:before="0"/>
               <w:ind w:left="120"/>
             </w:pPr>
-            <w:hyperlink w:history="1" r:id="rIdvoowavn63xp2dozdhagox">
+            <w:hyperlink w:history="1" r:id="rIdluixfsi66g1q0plz73qwv">
               <w:r>
                 <w:rPr>
                   <w:rFonts w:ascii="Arial" w:cs="Arial" w:eastAsia="Arial" w:hAnsi="Arial"/>
@@ -15184,7 +15184,7 @@
             <w:pPr>
               <w:spacing w:after="20" w:before="0"/>
             </w:pPr>
-            <w:hyperlink w:history="1" r:id="rIdqfeantva6tbem2wuartmx">
+            <w:hyperlink w:history="1" r:id="rId68te3rc6j2e8hhtkyyl-7">
               <w:r>
                 <w:rPr>
                   <w:rFonts w:ascii="Arial" w:cs="Arial" w:eastAsia="Arial" w:hAnsi="Arial"/>
@@ -15217,7 +15217,7 @@
               <w:spacing w:after="10" w:before="0"/>
               <w:ind w:left="120"/>
             </w:pPr>
-            <w:hyperlink w:history="1" r:id="rIdrkv1fprrrttokbg40edzc">
+            <w:hyperlink w:history="1" r:id="rIdnnughic4shsdbupvfww7i">
               <w:r>
                 <w:rPr>
                   <w:rFonts w:ascii="Arial" w:cs="Arial" w:eastAsia="Arial" w:hAnsi="Arial"/>
@@ -15412,7 +15412,7 @@
             <w:pPr>
               <w:spacing w:after="20" w:before="0"/>
             </w:pPr>
-            <w:hyperlink w:history="1" r:id="rIdwgg-mok50dgz4ahgcceyj">
+            <w:hyperlink w:history="1" r:id="rIdkuwsga7ohsna5_fxx3pyi">
               <w:r>
                 <w:rPr>
                   <w:rFonts w:ascii="Arial" w:cs="Arial" w:eastAsia="Arial" w:hAnsi="Arial"/>
@@ -15445,7 +15445,7 @@
               <w:spacing w:after="10" w:before="0"/>
               <w:ind w:left="120"/>
             </w:pPr>
-            <w:hyperlink w:history="1" r:id="rIdhggxtz9ueubbfqcp5e-y6">
+            <w:hyperlink w:history="1" r:id="rIdw7ezferedyfzhu6plmano">
               <w:r>
                 <w:rPr>
                   <w:rFonts w:ascii="Arial" w:cs="Arial" w:eastAsia="Arial" w:hAnsi="Arial"/>
@@ -15490,7 +15490,7 @@
             <w:pPr>
               <w:spacing w:after="20" w:before="0"/>
             </w:pPr>
-            <w:hyperlink w:history="1" r:id="rIdl5qj4c7nnrlxnu_numyun">
+            <w:hyperlink w:history="1" r:id="rIdf9sxkuljpvggxwkagbdif">
               <w:r>
                 <w:rPr>
                   <w:rFonts w:ascii="Arial" w:cs="Arial" w:eastAsia="Arial" w:hAnsi="Arial"/>
@@ -15523,7 +15523,7 @@
               <w:spacing w:after="10" w:before="0"/>
               <w:ind w:left="120"/>
             </w:pPr>
-            <w:hyperlink w:history="1" r:id="rId_bo-2xvc5vjb9ss0nc9fr">
+            <w:hyperlink w:history="1" r:id="rIdmplwjch4stjj7gmewgo7r">
               <w:r>
                 <w:rPr>
                   <w:rFonts w:ascii="Arial" w:cs="Arial" w:eastAsia="Arial" w:hAnsi="Arial"/>
@@ -15718,7 +15718,7 @@
             <w:pPr>
               <w:spacing w:after="20" w:before="0"/>
             </w:pPr>
-            <w:hyperlink w:history="1" r:id="rIdghcjsn7rlhexwb37iilrs">
+            <w:hyperlink w:history="1" r:id="rId_rimdy1szorc5pprlhwvx">
               <w:r>
                 <w:rPr>
                   <w:rFonts w:ascii="Arial" w:cs="Arial" w:eastAsia="Arial" w:hAnsi="Arial"/>
@@ -15751,7 +15751,7 @@
               <w:spacing w:after="10" w:before="0"/>
               <w:ind w:left="120"/>
             </w:pPr>
-            <w:hyperlink w:history="1" r:id="rIdycwad8kb6tlbg7mpdkv2f">
+            <w:hyperlink w:history="1" r:id="rIdpahcyeq_fcffb2e2s6nlv">
               <w:r>
                 <w:rPr>
                   <w:rFonts w:ascii="Arial" w:cs="Arial" w:eastAsia="Arial" w:hAnsi="Arial"/>
@@ -15796,7 +15796,7 @@
             <w:pPr>
               <w:spacing w:after="20" w:before="0"/>
             </w:pPr>
-            <w:hyperlink w:history="1" r:id="rIdcu9ian1wpt1wi_1he0ggt">
+            <w:hyperlink w:history="1" r:id="rIdtxjahw5damjdidazkderm">
               <w:r>
                 <w:rPr>
                   <w:rFonts w:ascii="Arial" w:cs="Arial" w:eastAsia="Arial" w:hAnsi="Arial"/>
@@ -15829,7 +15829,7 @@
               <w:spacing w:after="10" w:before="0"/>
               <w:ind w:left="120"/>
             </w:pPr>
-            <w:hyperlink w:history="1" r:id="rId6lwtddt6ds3slf9il41tj">
+            <w:hyperlink w:history="1" r:id="rId0ahag5ao8dlejy-wraejs">
               <w:r>
                 <w:rPr>
                   <w:rFonts w:ascii="Arial" w:cs="Arial" w:eastAsia="Arial" w:hAnsi="Arial"/>
@@ -16024,7 +16024,7 @@
             <w:pPr>
               <w:spacing w:after="20" w:before="0"/>
             </w:pPr>
-            <w:hyperlink w:history="1" r:id="rIdgabzgplnxurlpegozwzdy">
+            <w:hyperlink w:history="1" r:id="rIdh82sehzu_e-a15jsnfiaz">
               <w:r>
                 <w:rPr>
                   <w:rFonts w:ascii="Arial" w:cs="Arial" w:eastAsia="Arial" w:hAnsi="Arial"/>
@@ -16057,7 +16057,7 @@
               <w:spacing w:after="10" w:before="0"/>
               <w:ind w:left="120"/>
             </w:pPr>
-            <w:hyperlink w:history="1" r:id="rId_bbpq3nyb9tiqh7qgzhyr">
+            <w:hyperlink w:history="1" r:id="rIdhwmbg55wmwwixnaa2tkld">
               <w:r>
                 <w:rPr>
                   <w:rFonts w:ascii="Arial" w:cs="Arial" w:eastAsia="Arial" w:hAnsi="Arial"/>
@@ -16102,7 +16102,7 @@
             <w:pPr>
               <w:spacing w:after="20" w:before="0"/>
             </w:pPr>
-            <w:hyperlink w:history="1" r:id="rIdwde7hnyqpchlt-e8teglm">
+            <w:hyperlink w:history="1" r:id="rIdvzdjbt9zwljtxuc6c2qkn">
               <w:r>
                 <w:rPr>
                   <w:rFonts w:ascii="Arial" w:cs="Arial" w:eastAsia="Arial" w:hAnsi="Arial"/>
@@ -16135,7 +16135,7 @@
               <w:spacing w:after="10" w:before="0"/>
               <w:ind w:left="120"/>
             </w:pPr>
-            <w:hyperlink w:history="1" r:id="rIdq7r96vkpdokal6ijeb_rx">
+            <w:hyperlink w:history="1" r:id="rIdzakupwccj5-v2a5qkhs9o">
               <w:r>
                 <w:rPr>
                   <w:rFonts w:ascii="Arial" w:cs="Arial" w:eastAsia="Arial" w:hAnsi="Arial"/>
@@ -16330,7 +16330,7 @@
             <w:pPr>
               <w:spacing w:after="20" w:before="0"/>
             </w:pPr>
-            <w:hyperlink w:history="1" r:id="rIdwvo6rbrtt-coq7fkbzfc9">
+            <w:hyperlink w:history="1" r:id="rIdb6cnrxuhs4frpoevafkty">
               <w:r>
                 <w:rPr>
                   <w:rFonts w:ascii="Arial" w:cs="Arial" w:eastAsia="Arial" w:hAnsi="Arial"/>
@@ -16363,7 +16363,7 @@
               <w:spacing w:after="10" w:before="0"/>
               <w:ind w:left="120"/>
             </w:pPr>
-            <w:hyperlink w:history="1" r:id="rIde8y1mftvteh2z5n4vusu2">
+            <w:hyperlink w:history="1" r:id="rIdleupwbukui-evjjyez4qn">
               <w:r>
                 <w:rPr>
                   <w:rFonts w:ascii="Arial" w:cs="Arial" w:eastAsia="Arial" w:hAnsi="Arial"/>
@@ -16408,7 +16408,7 @@
             <w:pPr>
               <w:spacing w:after="20" w:before="0"/>
             </w:pPr>
-            <w:hyperlink w:history="1" r:id="rId9u5fph_tqw8vi66kbkbai">
+            <w:hyperlink w:history="1" r:id="rIdz61cuodihvg0mp_avynkz">
               <w:r>
                 <w:rPr>
                   <w:rFonts w:ascii="Arial" w:cs="Arial" w:eastAsia="Arial" w:hAnsi="Arial"/>
@@ -16441,7 +16441,7 @@
               <w:spacing w:after="10" w:before="0"/>
               <w:ind w:left="120"/>
             </w:pPr>
-            <w:hyperlink w:history="1" r:id="rIdqo39sqsltmx8u_m_acdur">
+            <w:hyperlink w:history="1" r:id="rIddrqhremuxhx6w2ywv2eje">
               <w:r>
                 <w:rPr>
                   <w:rFonts w:ascii="Arial" w:cs="Arial" w:eastAsia="Arial" w:hAnsi="Arial"/>
@@ -17928,7 +17928,7 @@
             <w:pPr>
               <w:spacing w:after="20" w:before="0"/>
             </w:pPr>
-            <w:hyperlink w:history="1" r:id="rIdane2rbr4yvb5zwzndp1jn">
+            <w:hyperlink w:history="1" r:id="rIdkif-xbyreg8-7n3ualzdv">
               <w:r>
                 <w:rPr>
                   <w:rFonts w:ascii="Arial" w:cs="Arial" w:eastAsia="Arial" w:hAnsi="Arial"/>
@@ -17961,7 +17961,7 @@
               <w:spacing w:after="10" w:before="0"/>
               <w:ind w:left="120"/>
             </w:pPr>
-            <w:hyperlink w:history="1" r:id="rId33su4vjp1jka3tkskayae">
+            <w:hyperlink w:history="1" r:id="rIdxy9tsrru5elswjo2_l_6r">
               <w:r>
                 <w:rPr>
                   <w:rFonts w:ascii="Arial" w:cs="Arial" w:eastAsia="Arial" w:hAnsi="Arial"/>
@@ -18006,7 +18006,7 @@
             <w:pPr>
               <w:spacing w:after="20" w:before="0"/>
             </w:pPr>
-            <w:hyperlink w:history="1" r:id="rIdxomiihtiog5nadeomapf6">
+            <w:hyperlink w:history="1" r:id="rIdrk9fsugjbov61f8u8ce-r">
               <w:r>
                 <w:rPr>
                   <w:rFonts w:ascii="Arial" w:cs="Arial" w:eastAsia="Arial" w:hAnsi="Arial"/>
@@ -18039,7 +18039,7 @@
               <w:spacing w:after="10" w:before="0"/>
               <w:ind w:left="120"/>
             </w:pPr>
-            <w:hyperlink w:history="1" r:id="rIdmvn8dlywofgw1w1fvf0r5">
+            <w:hyperlink w:history="1" r:id="rId6soinzbzshwpzou-rcbns">
               <w:r>
                 <w:rPr>
                   <w:rFonts w:ascii="Arial" w:cs="Arial" w:eastAsia="Arial" w:hAnsi="Arial"/>
@@ -18234,7 +18234,7 @@
             <w:pPr>
               <w:spacing w:after="20" w:before="0"/>
             </w:pPr>
-            <w:hyperlink w:history="1" r:id="rId6us_x_ndx7atobbsfi60b">
+            <w:hyperlink w:history="1" r:id="rIdz4heyfa4-veln1rmjqt1w">
               <w:r>
                 <w:rPr>
                   <w:rFonts w:ascii="Arial" w:cs="Arial" w:eastAsia="Arial" w:hAnsi="Arial"/>
@@ -18267,7 +18267,7 @@
               <w:spacing w:after="10" w:before="0"/>
               <w:ind w:left="120"/>
             </w:pPr>
-            <w:hyperlink w:history="1" r:id="rIda6n9nvp65u5szxw3komzt">
+            <w:hyperlink w:history="1" r:id="rIdyo3kdl9hwbw7tabllzvuo">
               <w:r>
                 <w:rPr>
                   <w:rFonts w:ascii="Arial" w:cs="Arial" w:eastAsia="Arial" w:hAnsi="Arial"/>
@@ -18312,7 +18312,7 @@
             <w:pPr>
               <w:spacing w:after="20" w:before="0"/>
             </w:pPr>
-            <w:hyperlink w:history="1" r:id="rId8he4s2frhtuls3bcmahng">
+            <w:hyperlink w:history="1" r:id="rIduodyqxsdmxrjm-ncsne8x">
               <w:r>
                 <w:rPr>
                   <w:rFonts w:ascii="Arial" w:cs="Arial" w:eastAsia="Arial" w:hAnsi="Arial"/>
@@ -18345,7 +18345,7 @@
               <w:spacing w:after="10" w:before="0"/>
               <w:ind w:left="120"/>
             </w:pPr>
-            <w:hyperlink w:history="1" r:id="rIdocjenhtjeyments5a-w7x">
+            <w:hyperlink w:history="1" r:id="rIdxks68fj5fjvdajudx5mpw">
               <w:r>
                 <w:rPr>
                   <w:rFonts w:ascii="Arial" w:cs="Arial" w:eastAsia="Arial" w:hAnsi="Arial"/>
@@ -18540,7 +18540,7 @@
             <w:pPr>
               <w:spacing w:after="20" w:before="0"/>
             </w:pPr>
-            <w:hyperlink w:history="1" r:id="rIdl_xgegqlr8vr9hsuwvdvu">
+            <w:hyperlink w:history="1" r:id="rIdejuzcvmrqtpuojcbloemo">
               <w:r>
                 <w:rPr>
                   <w:rFonts w:ascii="Arial" w:cs="Arial" w:eastAsia="Arial" w:hAnsi="Arial"/>
@@ -18573,7 +18573,7 @@
               <w:spacing w:after="10" w:before="0"/>
               <w:ind w:left="120"/>
             </w:pPr>
-            <w:hyperlink w:history="1" r:id="rIdj-ylizvlzacobw2ssltox">
+            <w:hyperlink w:history="1" r:id="rIdcnf-jzzs_m23lohkp9w-x">
               <w:r>
                 <w:rPr>
                   <w:rFonts w:ascii="Arial" w:cs="Arial" w:eastAsia="Arial" w:hAnsi="Arial"/>
@@ -18618,7 +18618,7 @@
             <w:pPr>
               <w:spacing w:after="20" w:before="0"/>
             </w:pPr>
-            <w:hyperlink w:history="1" r:id="rId_fvizmnt4w26jdnami8hy">
+            <w:hyperlink w:history="1" r:id="rIdzh9b5ijoja0w2p4hfsz5i">
               <w:r>
                 <w:rPr>
                   <w:rFonts w:ascii="Arial" w:cs="Arial" w:eastAsia="Arial" w:hAnsi="Arial"/>
@@ -18651,7 +18651,7 @@
               <w:spacing w:after="10" w:before="0"/>
               <w:ind w:left="120"/>
             </w:pPr>
-            <w:hyperlink w:history="1" r:id="rIdqzvbokuhkcaung8k-icd-">
+            <w:hyperlink w:history="1" r:id="rIdgqozhamwzec-d0mxcnswb">
               <w:r>
                 <w:rPr>
                   <w:rFonts w:ascii="Arial" w:cs="Arial" w:eastAsia="Arial" w:hAnsi="Arial"/>
@@ -18846,7 +18846,7 @@
             <w:pPr>
               <w:spacing w:after="20" w:before="0"/>
             </w:pPr>
-            <w:hyperlink w:history="1" r:id="rIdwgft2ig0iroqchohyudfu">
+            <w:hyperlink w:history="1" r:id="rIdy6f9vfhjf-0ofowoqdgsc">
               <w:r>
                 <w:rPr>
                   <w:rFonts w:ascii="Arial" w:cs="Arial" w:eastAsia="Arial" w:hAnsi="Arial"/>
@@ -18879,7 +18879,7 @@
               <w:spacing w:after="10" w:before="0"/>
               <w:ind w:left="120"/>
             </w:pPr>
-            <w:hyperlink w:history="1" r:id="rIdtjm7n6kawmyaxwtssibf4">
+            <w:hyperlink w:history="1" r:id="rId8mic-csxkrp-8jd12tvyh">
               <w:r>
                 <w:rPr>
                   <w:rFonts w:ascii="Arial" w:cs="Arial" w:eastAsia="Arial" w:hAnsi="Arial"/>
@@ -18924,7 +18924,7 @@
             <w:pPr>
               <w:spacing w:after="20" w:before="0"/>
             </w:pPr>
-            <w:hyperlink w:history="1" r:id="rIdfi1uuw_8t6hrhpjl5conk">
+            <w:hyperlink w:history="1" r:id="rIdpuqxr-1zuswbagoisdekf">
               <w:r>
                 <w:rPr>
                   <w:rFonts w:ascii="Arial" w:cs="Arial" w:eastAsia="Arial" w:hAnsi="Arial"/>
@@ -18957,7 +18957,7 @@
               <w:spacing w:after="10" w:before="0"/>
               <w:ind w:left="120"/>
             </w:pPr>
-            <w:hyperlink w:history="1" r:id="rIdqyg4fcn4w_ofcodbys-rg">
+            <w:hyperlink w:history="1" r:id="rIdz3cgqc0jpgalyv98fp_7s">
               <w:r>
                 <w:rPr>
                   <w:rFonts w:ascii="Arial" w:cs="Arial" w:eastAsia="Arial" w:hAnsi="Arial"/>
@@ -19152,7 +19152,7 @@
             <w:pPr>
               <w:spacing w:after="20" w:before="0"/>
             </w:pPr>
-            <w:hyperlink w:history="1" r:id="rIdfsseu4mxhbbl8kww0ap3q">
+            <w:hyperlink w:history="1" r:id="rId9ywmx5db0w7ix1my6awki">
               <w:r>
                 <w:rPr>
                   <w:rFonts w:ascii="Arial" w:cs="Arial" w:eastAsia="Arial" w:hAnsi="Arial"/>
@@ -19185,7 +19185,7 @@
               <w:spacing w:after="10" w:before="0"/>
               <w:ind w:left="120"/>
             </w:pPr>
-            <w:hyperlink w:history="1" r:id="rIdbehyxdwucc91jqryrmjns">
+            <w:hyperlink w:history="1" r:id="rIdncv0qlwegqajnaxksoruz">
               <w:r>
                 <w:rPr>
                   <w:rFonts w:ascii="Arial" w:cs="Arial" w:eastAsia="Arial" w:hAnsi="Arial"/>
@@ -19230,7 +19230,7 @@
             <w:pPr>
               <w:spacing w:after="20" w:before="0"/>
             </w:pPr>
-            <w:hyperlink w:history="1" r:id="rIdu1mde6-mtieeomrmeawr1">
+            <w:hyperlink w:history="1" r:id="rIdih8wvfrcpyzme323y-n0e">
               <w:r>
                 <w:rPr>
                   <w:rFonts w:ascii="Arial" w:cs="Arial" w:eastAsia="Arial" w:hAnsi="Arial"/>
@@ -19263,7 +19263,7 @@
               <w:spacing w:after="10" w:before="0"/>
               <w:ind w:left="120"/>
             </w:pPr>
-            <w:hyperlink w:history="1" r:id="rIdvjkg03tnt8hzhicluifpr">
+            <w:hyperlink w:history="1" r:id="rIdterno3ntceb0kwazjhtq3">
               <w:r>
                 <w:rPr>
                   <w:rFonts w:ascii="Arial" w:cs="Arial" w:eastAsia="Arial" w:hAnsi="Arial"/>
@@ -20750,7 +20750,7 @@
             <w:pPr>
               <w:spacing w:after="20" w:before="0"/>
             </w:pPr>
-            <w:hyperlink w:history="1" r:id="rIdwm4uc2grmityzbhzilgax">
+            <w:hyperlink w:history="1" r:id="rIdkrighhf-pql0_997cdl6s">
               <w:r>
                 <w:rPr>
                   <w:rFonts w:ascii="Arial" w:cs="Arial" w:eastAsia="Arial" w:hAnsi="Arial"/>
@@ -20783,7 +20783,7 @@
               <w:spacing w:after="10" w:before="0"/>
               <w:ind w:left="120"/>
             </w:pPr>
-            <w:hyperlink w:history="1" r:id="rIdolgyo4jdiiofjo-tkrhzr">
+            <w:hyperlink w:history="1" r:id="rIdn2bhbbwuqxwlxyi1-tycf">
               <w:r>
                 <w:rPr>
                   <w:rFonts w:ascii="Arial" w:cs="Arial" w:eastAsia="Arial" w:hAnsi="Arial"/>
@@ -20828,7 +20828,7 @@
             <w:pPr>
               <w:spacing w:after="20" w:before="0"/>
             </w:pPr>
-            <w:hyperlink w:history="1" r:id="rIdkmaxyuz4jt287f-qnrwiv">
+            <w:hyperlink w:history="1" r:id="rIdofrou8jzikvaucdyt98jx">
               <w:r>
                 <w:rPr>
                   <w:rFonts w:ascii="Arial" w:cs="Arial" w:eastAsia="Arial" w:hAnsi="Arial"/>
@@ -20861,7 +20861,7 @@
               <w:spacing w:after="10" w:before="0"/>
               <w:ind w:left="120"/>
             </w:pPr>
-            <w:hyperlink w:history="1" r:id="rIdfhsh_9yrhenfnbismovuj">
+            <w:hyperlink w:history="1" r:id="rIdqecnvs2u1oakotv7rgh6k">
               <w:r>
                 <w:rPr>
                   <w:rFonts w:ascii="Arial" w:cs="Arial" w:eastAsia="Arial" w:hAnsi="Arial"/>
@@ -21056,7 +21056,7 @@
             <w:pPr>
               <w:spacing w:after="20" w:before="0"/>
             </w:pPr>
-            <w:hyperlink w:history="1" r:id="rIdxpnph-8bkudvurjtrbyv6">
+            <w:hyperlink w:history="1" r:id="rIdykzj8dyqj8bijsrqulqby">
               <w:r>
                 <w:rPr>
                   <w:rFonts w:ascii="Arial" w:cs="Arial" w:eastAsia="Arial" w:hAnsi="Arial"/>
@@ -21089,7 +21089,7 @@
               <w:spacing w:after="10" w:before="0"/>
               <w:ind w:left="120"/>
             </w:pPr>
-            <w:hyperlink w:history="1" r:id="rId9d025jj2iuynbyl8hqzci">
+            <w:hyperlink w:history="1" r:id="rIdiizr28v0lqnqv_jq_9tw3">
               <w:r>
                 <w:rPr>
                   <w:rFonts w:ascii="Arial" w:cs="Arial" w:eastAsia="Arial" w:hAnsi="Arial"/>
@@ -21134,7 +21134,7 @@
             <w:pPr>
               <w:spacing w:after="20" w:before="0"/>
             </w:pPr>
-            <w:hyperlink w:history="1" r:id="rIdr3zhiko8mjbljoxas0_de">
+            <w:hyperlink w:history="1" r:id="rIddc-l0wej1m4n284pjlctr">
               <w:r>
                 <w:rPr>
                   <w:rFonts w:ascii="Arial" w:cs="Arial" w:eastAsia="Arial" w:hAnsi="Arial"/>
@@ -21167,7 +21167,7 @@
               <w:spacing w:after="10" w:before="0"/>
               <w:ind w:left="120"/>
             </w:pPr>
-            <w:hyperlink w:history="1" r:id="rIdsxnhtlhru-d35eb6vml-5">
+            <w:hyperlink w:history="1" r:id="rIdaedqqkq-3i0fy8mlcsdhm">
               <w:r>
                 <w:rPr>
                   <w:rFonts w:ascii="Arial" w:cs="Arial" w:eastAsia="Arial" w:hAnsi="Arial"/>
@@ -21362,7 +21362,7 @@
             <w:pPr>
               <w:spacing w:after="20" w:before="0"/>
             </w:pPr>
-            <w:hyperlink w:history="1" r:id="rIdjlz_syouiumk43wp-zvqb">
+            <w:hyperlink w:history="1" r:id="rIdyxbno-urys-9g9mcchq0j">
               <w:r>
                 <w:rPr>
                   <w:rFonts w:ascii="Arial" w:cs="Arial" w:eastAsia="Arial" w:hAnsi="Arial"/>
@@ -21395,7 +21395,7 @@
               <w:spacing w:after="10" w:before="0"/>
               <w:ind w:left="120"/>
             </w:pPr>
-            <w:hyperlink w:history="1" r:id="rIdtmqo-jgzjtubb2ussrwiv">
+            <w:hyperlink w:history="1" r:id="rIdlq-zsclds1j_jfgoccop2">
               <w:r>
                 <w:rPr>
                   <w:rFonts w:ascii="Arial" w:cs="Arial" w:eastAsia="Arial" w:hAnsi="Arial"/>
@@ -21440,7 +21440,7 @@
             <w:pPr>
               <w:spacing w:after="20" w:before="0"/>
             </w:pPr>
-            <w:hyperlink w:history="1" r:id="rIdzr1ijt2chanb8bhdrorza">
+            <w:hyperlink w:history="1" r:id="rIdh-eywdzbnfgw-xqnhg_px">
               <w:r>
                 <w:rPr>
                   <w:rFonts w:ascii="Arial" w:cs="Arial" w:eastAsia="Arial" w:hAnsi="Arial"/>
@@ -21473,7 +21473,7 @@
               <w:spacing w:after="10" w:before="0"/>
               <w:ind w:left="120"/>
             </w:pPr>
-            <w:hyperlink w:history="1" r:id="rId5337lkmm9ysjscv2erlti">
+            <w:hyperlink w:history="1" r:id="rIdfshatyskww8n26c3b3-wv">
               <w:r>
                 <w:rPr>
                   <w:rFonts w:ascii="Arial" w:cs="Arial" w:eastAsia="Arial" w:hAnsi="Arial"/>
@@ -21668,7 +21668,7 @@
             <w:pPr>
               <w:spacing w:after="20" w:before="0"/>
             </w:pPr>
-            <w:hyperlink w:history="1" r:id="rIdqqueyrdtrfxab7b_dio0h">
+            <w:hyperlink w:history="1" r:id="rIdo1aemd1ae8c-j97ohieep">
               <w:r>
                 <w:rPr>
                   <w:rFonts w:ascii="Arial" w:cs="Arial" w:eastAsia="Arial" w:hAnsi="Arial"/>
@@ -21701,7 +21701,7 @@
               <w:spacing w:after="10" w:before="0"/>
               <w:ind w:left="120"/>
             </w:pPr>
-            <w:hyperlink w:history="1" r:id="rIddtscpkvsvdtli05dalq3y">
+            <w:hyperlink w:history="1" r:id="rIdgw00xyobr_tvetpc-gxno">
               <w:r>
                 <w:rPr>
                   <w:rFonts w:ascii="Arial" w:cs="Arial" w:eastAsia="Arial" w:hAnsi="Arial"/>
@@ -21746,7 +21746,7 @@
             <w:pPr>
               <w:spacing w:after="20" w:before="0"/>
             </w:pPr>
-            <w:hyperlink w:history="1" r:id="rId7ullqebhq6qg0yjawgwlv">
+            <w:hyperlink w:history="1" r:id="rIdxpzjebown515cgy99tg6s">
               <w:r>
                 <w:rPr>
                   <w:rFonts w:ascii="Arial" w:cs="Arial" w:eastAsia="Arial" w:hAnsi="Arial"/>
@@ -21779,7 +21779,7 @@
               <w:spacing w:after="10" w:before="0"/>
               <w:ind w:left="120"/>
             </w:pPr>
-            <w:hyperlink w:history="1" r:id="rIdmfqmipergm8eulvep5bat">
+            <w:hyperlink w:history="1" r:id="rIdgkbnmw-8zuzlbki6p1rdt">
               <w:r>
                 <w:rPr>
                   <w:rFonts w:ascii="Arial" w:cs="Arial" w:eastAsia="Arial" w:hAnsi="Arial"/>
@@ -21974,7 +21974,7 @@
             <w:pPr>
               <w:spacing w:after="20" w:before="0"/>
             </w:pPr>
-            <w:hyperlink w:history="1" r:id="rIdxd1cbnw89nvgumlw6bard">
+            <w:hyperlink w:history="1" r:id="rIdwkxj5rnscssiunqsm06h5">
               <w:r>
                 <w:rPr>
                   <w:rFonts w:ascii="Arial" w:cs="Arial" w:eastAsia="Arial" w:hAnsi="Arial"/>
@@ -22007,7 +22007,7 @@
               <w:spacing w:after="10" w:before="0"/>
               <w:ind w:left="120"/>
             </w:pPr>
-            <w:hyperlink w:history="1" r:id="rId8s_81_3xfhocrfmvstqur">
+            <w:hyperlink w:history="1" r:id="rIddrg0hg598cdod1_xylmbu">
               <w:r>
                 <w:rPr>
                   <w:rFonts w:ascii="Arial" w:cs="Arial" w:eastAsia="Arial" w:hAnsi="Arial"/>
@@ -22052,7 +22052,7 @@
             <w:pPr>
               <w:spacing w:after="20" w:before="0"/>
             </w:pPr>
-            <w:hyperlink w:history="1" r:id="rIdjdccsgccdyt-r1cv8xfc6">
+            <w:hyperlink w:history="1" r:id="rId6-tsqzjzxsh5oa6yg7f67">
               <w:r>
                 <w:rPr>
                   <w:rFonts w:ascii="Arial" w:cs="Arial" w:eastAsia="Arial" w:hAnsi="Arial"/>
@@ -22085,7 +22085,7 @@
               <w:spacing w:after="10" w:before="0"/>
               <w:ind w:left="120"/>
             </w:pPr>
-            <w:hyperlink w:history="1" r:id="rIdzlmxwkwvipwaldg6yaeaj">
+            <w:hyperlink w:history="1" r:id="rId_zjxaojh1oxmbjefccxde">
               <w:r>
                 <w:rPr>
                   <w:rFonts w:ascii="Arial" w:cs="Arial" w:eastAsia="Arial" w:hAnsi="Arial"/>
@@ -23572,7 +23572,7 @@
             <w:pPr>
               <w:spacing w:after="20" w:before="0"/>
             </w:pPr>
-            <w:hyperlink w:history="1" r:id="rIdjs09go-qwxeyyehehy8of">
+            <w:hyperlink w:history="1" r:id="rIdwr9ti_zjwxyxzsj4adagn">
               <w:r>
                 <w:rPr>
                   <w:rFonts w:ascii="Arial" w:cs="Arial" w:eastAsia="Arial" w:hAnsi="Arial"/>
@@ -23605,7 +23605,7 @@
               <w:spacing w:after="10" w:before="0"/>
               <w:ind w:left="120"/>
             </w:pPr>
-            <w:hyperlink w:history="1" r:id="rIdrjmf45phsgajiajn6s3bb">
+            <w:hyperlink w:history="1" r:id="rIdd4fygjgzm8t2tocmzisew">
               <w:r>
                 <w:rPr>
                   <w:rFonts w:ascii="Arial" w:cs="Arial" w:eastAsia="Arial" w:hAnsi="Arial"/>
@@ -23650,7 +23650,7 @@
             <w:pPr>
               <w:spacing w:after="20" w:before="0"/>
             </w:pPr>
-            <w:hyperlink w:history="1" r:id="rId_hltky2zdu0100qxkitrp">
+            <w:hyperlink w:history="1" r:id="rIdvx06vp5sklirwd3j3mfgf">
               <w:r>
                 <w:rPr>
                   <w:rFonts w:ascii="Arial" w:cs="Arial" w:eastAsia="Arial" w:hAnsi="Arial"/>
@@ -23683,7 +23683,7 @@
               <w:spacing w:after="10" w:before="0"/>
               <w:ind w:left="120"/>
             </w:pPr>
-            <w:hyperlink w:history="1" r:id="rIdoj4ncvrbskko2txyytxc0">
+            <w:hyperlink w:history="1" r:id="rIdtttfdqly4zr35ahnhz_jf">
               <w:r>
                 <w:rPr>
                   <w:rFonts w:ascii="Arial" w:cs="Arial" w:eastAsia="Arial" w:hAnsi="Arial"/>
@@ -23878,7 +23878,7 @@
             <w:pPr>
               <w:spacing w:after="20" w:before="0"/>
             </w:pPr>
-            <w:hyperlink w:history="1" r:id="rIdftuam3k9drwh-2avrzieu">
+            <w:hyperlink w:history="1" r:id="rIdjuih7gby6h91t-fpxvizo">
               <w:r>
                 <w:rPr>
                   <w:rFonts w:ascii="Arial" w:cs="Arial" w:eastAsia="Arial" w:hAnsi="Arial"/>
@@ -23911,7 +23911,7 @@
               <w:spacing w:after="10" w:before="0"/>
               <w:ind w:left="120"/>
             </w:pPr>
-            <w:hyperlink w:history="1" r:id="rIdsnf90i5d86hknktno-cm-">
+            <w:hyperlink w:history="1" r:id="rIdmchmzn3duhtrziyzdvr0n">
               <w:r>
                 <w:rPr>
                   <w:rFonts w:ascii="Arial" w:cs="Arial" w:eastAsia="Arial" w:hAnsi="Arial"/>
@@ -23956,7 +23956,7 @@
             <w:pPr>
               <w:spacing w:after="20" w:before="0"/>
             </w:pPr>
-            <w:hyperlink w:history="1" r:id="rIdkytrqvncixk7trwppracu">
+            <w:hyperlink w:history="1" r:id="rIdlzluezuswmdrj-bg6b3rp">
               <w:r>
                 <w:rPr>
                   <w:rFonts w:ascii="Arial" w:cs="Arial" w:eastAsia="Arial" w:hAnsi="Arial"/>
@@ -23989,7 +23989,7 @@
               <w:spacing w:after="10" w:before="0"/>
               <w:ind w:left="120"/>
             </w:pPr>
-            <w:hyperlink w:history="1" r:id="rIdgtgwtaopdxc3gngvk5vz4">
+            <w:hyperlink w:history="1" r:id="rIdetydqqybozvgpa5_i76ao">
               <w:r>
                 <w:rPr>
                   <w:rFonts w:ascii="Arial" w:cs="Arial" w:eastAsia="Arial" w:hAnsi="Arial"/>
@@ -24184,7 +24184,7 @@
             <w:pPr>
               <w:spacing w:after="20" w:before="0"/>
             </w:pPr>
-            <w:hyperlink w:history="1" r:id="rId1rfp81aheom5rset4dup_">
+            <w:hyperlink w:history="1" r:id="rIdanaxmzd9ajq2cmk-sk59o">
               <w:r>
                 <w:rPr>
                   <w:rFonts w:ascii="Arial" w:cs="Arial" w:eastAsia="Arial" w:hAnsi="Arial"/>
@@ -24217,7 +24217,7 @@
               <w:spacing w:after="10" w:before="0"/>
               <w:ind w:left="120"/>
             </w:pPr>
-            <w:hyperlink w:history="1" r:id="rIdm6ewkl2mye_w9gkbndble">
+            <w:hyperlink w:history="1" r:id="rIdicbvcqew4l3vjmaw2hqkv">
               <w:r>
                 <w:rPr>
                   <w:rFonts w:ascii="Arial" w:cs="Arial" w:eastAsia="Arial" w:hAnsi="Arial"/>
@@ -24262,7 +24262,7 @@
             <w:pPr>
               <w:spacing w:after="20" w:before="0"/>
             </w:pPr>
-            <w:hyperlink w:history="1" r:id="rIdqeo7hbpa8jz848umfk_p_">
+            <w:hyperlink w:history="1" r:id="rIdpnqx76p3wygzzhjrbupw7">
               <w:r>
                 <w:rPr>
                   <w:rFonts w:ascii="Arial" w:cs="Arial" w:eastAsia="Arial" w:hAnsi="Arial"/>
@@ -24295,7 +24295,7 @@
               <w:spacing w:after="10" w:before="0"/>
               <w:ind w:left="120"/>
             </w:pPr>
-            <w:hyperlink w:history="1" r:id="rId7apnk7c311ti1jtdmeyve">
+            <w:hyperlink w:history="1" r:id="rIdg9qkxmqi4n7xt0p1uy22d">
               <w:r>
                 <w:rPr>
                   <w:rFonts w:ascii="Arial" w:cs="Arial" w:eastAsia="Arial" w:hAnsi="Arial"/>
@@ -24490,7 +24490,7 @@
             <w:pPr>
               <w:spacing w:after="20" w:before="0"/>
             </w:pPr>
-            <w:hyperlink w:history="1" r:id="rIdmhxftfsnu4l9kglfhcwnd">
+            <w:hyperlink w:history="1" r:id="rIdannb68nkbfsu5scousayo">
               <w:r>
                 <w:rPr>
                   <w:rFonts w:ascii="Arial" w:cs="Arial" w:eastAsia="Arial" w:hAnsi="Arial"/>
@@ -24523,7 +24523,7 @@
               <w:spacing w:after="10" w:before="0"/>
               <w:ind w:left="120"/>
             </w:pPr>
-            <w:hyperlink w:history="1" r:id="rId3gybfutku_3culeqw5gsz">
+            <w:hyperlink w:history="1" r:id="rIdvzxn0fonpmll19kgkjrj0">
               <w:r>
                 <w:rPr>
                   <w:rFonts w:ascii="Arial" w:cs="Arial" w:eastAsia="Arial" w:hAnsi="Arial"/>
@@ -24568,7 +24568,7 @@
             <w:pPr>
               <w:spacing w:after="20" w:before="0"/>
             </w:pPr>
-            <w:hyperlink w:history="1" r:id="rIdldf7hifalx4hoktli8xxt">
+            <w:hyperlink w:history="1" r:id="rIdgiwugb3epiu12cgvucap4">
               <w:r>
                 <w:rPr>
                   <w:rFonts w:ascii="Arial" w:cs="Arial" w:eastAsia="Arial" w:hAnsi="Arial"/>
@@ -24601,7 +24601,7 @@
               <w:spacing w:after="10" w:before="0"/>
               <w:ind w:left="120"/>
             </w:pPr>
-            <w:hyperlink w:history="1" r:id="rIdhutwmwsvvexqvmin54vdq">
+            <w:hyperlink w:history="1" r:id="rIdemwcy3fo1kbwdqigdady5">
               <w:r>
                 <w:rPr>
                   <w:rFonts w:ascii="Arial" w:cs="Arial" w:eastAsia="Arial" w:hAnsi="Arial"/>
@@ -24796,7 +24796,7 @@
             <w:pPr>
               <w:spacing w:after="20" w:before="0"/>
             </w:pPr>
-            <w:hyperlink w:history="1" r:id="rIddgcdpfd83lkeisdbtx6ee">
+            <w:hyperlink w:history="1" r:id="rIdcfqhqgkf1kb_qdr6goy3y">
               <w:r>
                 <w:rPr>
                   <w:rFonts w:ascii="Arial" w:cs="Arial" w:eastAsia="Arial" w:hAnsi="Arial"/>
@@ -24829,7 +24829,7 @@
               <w:spacing w:after="10" w:before="0"/>
               <w:ind w:left="120"/>
             </w:pPr>
-            <w:hyperlink w:history="1" r:id="rIdaufabxvsqyf0-eiqvythw">
+            <w:hyperlink w:history="1" r:id="rId5mmklc6wpf-a2ur6u5qv2">
               <w:r>
                 <w:rPr>
                   <w:rFonts w:ascii="Arial" w:cs="Arial" w:eastAsia="Arial" w:hAnsi="Arial"/>
@@ -24874,7 +24874,7 @@
             <w:pPr>
               <w:spacing w:after="20" w:before="0"/>
             </w:pPr>
-            <w:hyperlink w:history="1" r:id="rIdvn4ciw962y1v9-xx9wprf">
+            <w:hyperlink w:history="1" r:id="rId18ib4w3adke9tykearedl">
               <w:r>
                 <w:rPr>
                   <w:rFonts w:ascii="Arial" w:cs="Arial" w:eastAsia="Arial" w:hAnsi="Arial"/>
@@ -24907,7 +24907,7 @@
               <w:spacing w:after="10" w:before="0"/>
               <w:ind w:left="120"/>
             </w:pPr>
-            <w:hyperlink w:history="1" r:id="rIdz7p42-pywnqjvc-dcivyi">
+            <w:hyperlink w:history="1" r:id="rIdsp5mk0nbg7qhhheqkjoaz">
               <w:r>
                 <w:rPr>
                   <w:rFonts w:ascii="Arial" w:cs="Arial" w:eastAsia="Arial" w:hAnsi="Arial"/>
@@ -26394,7 +26394,7 @@
             <w:pPr>
               <w:spacing w:after="20" w:before="0"/>
             </w:pPr>
-            <w:hyperlink w:history="1" r:id="rIdnpmnmjy-gejxwyhshkn14">
+            <w:hyperlink w:history="1" r:id="rId_zz-_1gfy2xma1l0_whfr">
               <w:r>
                 <w:rPr>
                   <w:rFonts w:ascii="Arial" w:cs="Arial" w:eastAsia="Arial" w:hAnsi="Arial"/>
@@ -26427,7 +26427,7 @@
               <w:spacing w:after="10" w:before="0"/>
               <w:ind w:left="120"/>
             </w:pPr>
-            <w:hyperlink w:history="1" r:id="rIdaplszm9mfwxolza6uk74a">
+            <w:hyperlink w:history="1" r:id="rIdfboug8c9czqtc09vgjt5q">
               <w:r>
                 <w:rPr>
                   <w:rFonts w:ascii="Arial" w:cs="Arial" w:eastAsia="Arial" w:hAnsi="Arial"/>
@@ -26472,7 +26472,7 @@
             <w:pPr>
               <w:spacing w:after="20" w:before="0"/>
             </w:pPr>
-            <w:hyperlink w:history="1" r:id="rId37sqngk07nco89uqjjwd5">
+            <w:hyperlink w:history="1" r:id="rId2x9wobwrggogf1-kvy6mu">
               <w:r>
                 <w:rPr>
                   <w:rFonts w:ascii="Arial" w:cs="Arial" w:eastAsia="Arial" w:hAnsi="Arial"/>
@@ -26505,7 +26505,7 @@
               <w:spacing w:after="10" w:before="0"/>
               <w:ind w:left="120"/>
             </w:pPr>
-            <w:hyperlink w:history="1" r:id="rIdvoncvk6sfm8zdicqm8t0l">
+            <w:hyperlink w:history="1" r:id="rIdg32bdr3jx_0df8jbn0phl">
               <w:r>
                 <w:rPr>
                   <w:rFonts w:ascii="Arial" w:cs="Arial" w:eastAsia="Arial" w:hAnsi="Arial"/>
@@ -26700,7 +26700,7 @@
             <w:pPr>
               <w:spacing w:after="20" w:before="0"/>
             </w:pPr>
-            <w:hyperlink w:history="1" r:id="rId1nmhjxjgooitupcsycc_d">
+            <w:hyperlink w:history="1" r:id="rIdeh4c1sfyebtz8tloov8ju">
               <w:r>
                 <w:rPr>
                   <w:rFonts w:ascii="Arial" w:cs="Arial" w:eastAsia="Arial" w:hAnsi="Arial"/>
@@ -26733,7 +26733,7 @@
               <w:spacing w:after="10" w:before="0"/>
               <w:ind w:left="120"/>
             </w:pPr>
-            <w:hyperlink w:history="1" r:id="rIdqqu-ks_tanl41pl_-2oit">
+            <w:hyperlink w:history="1" r:id="rId5-kxbgbf3cslqowv00cvu">
               <w:r>
                 <w:rPr>
                   <w:rFonts w:ascii="Arial" w:cs="Arial" w:eastAsia="Arial" w:hAnsi="Arial"/>
@@ -26778,7 +26778,7 @@
             <w:pPr>
               <w:spacing w:after="20" w:before="0"/>
             </w:pPr>
-            <w:hyperlink w:history="1" r:id="rId06me0-fr2ktuga61ny9l3">
+            <w:hyperlink w:history="1" r:id="rIda5145daz49tqu8x68tbv8">
               <w:r>
                 <w:rPr>
                   <w:rFonts w:ascii="Arial" w:cs="Arial" w:eastAsia="Arial" w:hAnsi="Arial"/>
@@ -26811,7 +26811,7 @@
               <w:spacing w:after="10" w:before="0"/>
               <w:ind w:left="120"/>
             </w:pPr>
-            <w:hyperlink w:history="1" r:id="rId2kxccnpydb0szszllwjwx">
+            <w:hyperlink w:history="1" r:id="rIdzy_bpritye2aomt4rqg7a">
               <w:r>
                 <w:rPr>
                   <w:rFonts w:ascii="Arial" w:cs="Arial" w:eastAsia="Arial" w:hAnsi="Arial"/>
@@ -27006,7 +27006,7 @@
             <w:pPr>
               <w:spacing w:after="20" w:before="0"/>
             </w:pPr>
-            <w:hyperlink w:history="1" r:id="rIdeaqe9pqauwgat0foukt9b">
+            <w:hyperlink w:history="1" r:id="rIde2qzbeqokkoh28mji7j-m">
               <w:r>
                 <w:rPr>
                   <w:rFonts w:ascii="Arial" w:cs="Arial" w:eastAsia="Arial" w:hAnsi="Arial"/>
@@ -27039,7 +27039,7 @@
               <w:spacing w:after="10" w:before="0"/>
               <w:ind w:left="120"/>
             </w:pPr>
-            <w:hyperlink w:history="1" r:id="rId7h9ldqdxpib0mwjrkmid2">
+            <w:hyperlink w:history="1" r:id="rIdi7k4bdkm7jmhu-ly_ksfm">
               <w:r>
                 <w:rPr>
                   <w:rFonts w:ascii="Arial" w:cs="Arial" w:eastAsia="Arial" w:hAnsi="Arial"/>
@@ -27084,7 +27084,7 @@
             <w:pPr>
               <w:spacing w:after="20" w:before="0"/>
             </w:pPr>
-            <w:hyperlink w:history="1" r:id="rIducuze6_kgn14bgln-z1t_">
+            <w:hyperlink w:history="1" r:id="rIdluuzlnqamti_tdsiazrpy">
               <w:r>
                 <w:rPr>
                   <w:rFonts w:ascii="Arial" w:cs="Arial" w:eastAsia="Arial" w:hAnsi="Arial"/>
@@ -27117,7 +27117,7 @@
               <w:spacing w:after="10" w:before="0"/>
               <w:ind w:left="120"/>
             </w:pPr>
-            <w:hyperlink w:history="1" r:id="rIdgyhim1aqdfiadm1ygpyfg">
+            <w:hyperlink w:history="1" r:id="rId3t71hogvtsvxbfby-y_57">
               <w:r>
                 <w:rPr>
                   <w:rFonts w:ascii="Arial" w:cs="Arial" w:eastAsia="Arial" w:hAnsi="Arial"/>
@@ -27312,7 +27312,7 @@
             <w:pPr>
               <w:spacing w:after="20" w:before="0"/>
             </w:pPr>
-            <w:hyperlink w:history="1" r:id="rIdsjt550ezifxyycokbzk-0">
+            <w:hyperlink w:history="1" r:id="rIdn_vu-giie34a9vcyuu-je">
               <w:r>
                 <w:rPr>
                   <w:rFonts w:ascii="Arial" w:cs="Arial" w:eastAsia="Arial" w:hAnsi="Arial"/>
@@ -27345,7 +27345,7 @@
               <w:spacing w:after="10" w:before="0"/>
               <w:ind w:left="120"/>
             </w:pPr>
-            <w:hyperlink w:history="1" r:id="rId9cylj7l5jycnhqnk4mlno">
+            <w:hyperlink w:history="1" r:id="rIdsryobucsxg2ubf-fdstoi">
               <w:r>
                 <w:rPr>
                   <w:rFonts w:ascii="Arial" w:cs="Arial" w:eastAsia="Arial" w:hAnsi="Arial"/>
@@ -27390,7 +27390,7 @@
             <w:pPr>
               <w:spacing w:after="20" w:before="0"/>
             </w:pPr>
-            <w:hyperlink w:history="1" r:id="rIdi2tdvdvpeyj-vsux_cbuf">
+            <w:hyperlink w:history="1" r:id="rIdye9bo3vyjjvo7qyflolhd">
               <w:r>
                 <w:rPr>
                   <w:rFonts w:ascii="Arial" w:cs="Arial" w:eastAsia="Arial" w:hAnsi="Arial"/>
@@ -27423,7 +27423,7 @@
               <w:spacing w:after="10" w:before="0"/>
               <w:ind w:left="120"/>
             </w:pPr>
-            <w:hyperlink w:history="1" r:id="rId5h5dl7hgtdyefzcms90ky">
+            <w:hyperlink w:history="1" r:id="rIdw52cikp9hl0jnseaec9vp">
               <w:r>
                 <w:rPr>
                   <w:rFonts w:ascii="Arial" w:cs="Arial" w:eastAsia="Arial" w:hAnsi="Arial"/>
@@ -27618,7 +27618,7 @@
             <w:pPr>
               <w:spacing w:after="20" w:before="0"/>
             </w:pPr>
-            <w:hyperlink w:history="1" r:id="rIdpgxdutpgt-puoizrnz9yl">
+            <w:hyperlink w:history="1" r:id="rIdzd7q9xc26aqcxze5jg4nz">
               <w:r>
                 <w:rPr>
                   <w:rFonts w:ascii="Arial" w:cs="Arial" w:eastAsia="Arial" w:hAnsi="Arial"/>
@@ -27651,7 +27651,7 @@
               <w:spacing w:after="10" w:before="0"/>
               <w:ind w:left="120"/>
             </w:pPr>
-            <w:hyperlink w:history="1" r:id="rId4sbznpnkdrlfv-danjdcr">
+            <w:hyperlink w:history="1" r:id="rIdkduywestwr2ek-s1ztbgo">
               <w:r>
                 <w:rPr>
                   <w:rFonts w:ascii="Arial" w:cs="Arial" w:eastAsia="Arial" w:hAnsi="Arial"/>
@@ -27696,7 +27696,7 @@
             <w:pPr>
               <w:spacing w:after="20" w:before="0"/>
             </w:pPr>
-            <w:hyperlink w:history="1" r:id="rIdrxc8hujr_zfiutzmp0txh">
+            <w:hyperlink w:history="1" r:id="rIdkybucjs1pqgrboc9c-log">
               <w:r>
                 <w:rPr>
                   <w:rFonts w:ascii="Arial" w:cs="Arial" w:eastAsia="Arial" w:hAnsi="Arial"/>
@@ -27729,7 +27729,7 @@
               <w:spacing w:after="10" w:before="0"/>
               <w:ind w:left="120"/>
             </w:pPr>
-            <w:hyperlink w:history="1" r:id="rIdgrhr9zidiqcjenoiffdux">
+            <w:hyperlink w:history="1" r:id="rIdrmxm3jfpooejz-fmmzsg_">
               <w:r>
                 <w:rPr>
                   <w:rFonts w:ascii="Arial" w:cs="Arial" w:eastAsia="Arial" w:hAnsi="Arial"/>
